--- a/ARCHIVED/20260712_IJMR-Submission/20260710_tracked-changes_R1-to-R2.docx
+++ b/ARCHIVED/20260712_IJMR-Submission/20260710_tracked-changes_R1-to-R2.docx
@@ -139,7 +139,27 @@
         <w:pStyle w:val="BodyText"/>
       </w:pPr>
       <w:r>
-        <w:t xml:space="preserve">Viewed through Nonaka’s SECI model of knowledge creation, the root</w:t>
+        <w:t xml:space="preserve">Viewed through Nonaka’s SECI</w:t>
+      </w:r>
+      <w:ins w:id="3" w:author="Samuel T Harrold">
+        <w:r>
+          <w:t xml:space="preserve"> </w:t>
+        </w:r>
+        <w:r>
+          <w:t xml:space="preserve">(Socialization, Externalization,</w:t>
+        </w:r>
+        <w:r>
+          <w:t xml:space="preserve"> </w:t>
+        </w:r>
+        <w:r>
+          <w:t xml:space="preserve">Combination, Internalization)</w:t>
+        </w:r>
+      </w:ins>
+      <w:r>
+        <w:t xml:space="preserve"> </w:t>
+      </w:r>
+      <w:r>
+        <w:t xml:space="preserve">model of knowledge creation, the root</w:t>
       </w:r>
       <w:r>
         <w:t xml:space="preserve"> </w:t>
@@ -211,7 +231,7 @@
           <w:delText xml:space="preserve">called</w:delText>
         </w:r>
       </w:del>
-      <w:ins w:id="3" w:author="Samuel T Harrold">
+      <w:ins w:id="4" w:author="Samuel T Harrold">
         <w:r>
           <w:t xml:space="preserve">framework:</w:t>
         </w:r>
@@ -276,7 +296,7 @@
           <w:delText xml:space="preserve">generation,</w:delText>
         </w:r>
       </w:del>
-      <w:ins w:id="4" w:author="Samuel T Harrold">
+      <w:ins w:id="5" w:author="Samuel T Harrold">
         <w:r>
           <w:t xml:space="preserve">workflow,</w:t>
         </w:r>
@@ -363,7 +383,7 @@
           <w:delText xml:space="preserve">A critical objection, the</w:delText>
         </w:r>
       </w:del>
-      <w:ins w:id="5" w:author="Samuel T Harrold">
+      <w:ins w:id="6" w:author="Samuel T Harrold">
         <w:r>
           <w:t xml:space="preserve">The</w:t>
         </w:r>
@@ -423,7 +443,7 @@
           <w:delText xml:space="preserve">decoupling</w:delText>
         </w:r>
       </w:del>
-      <w:ins w:id="6" w:author="Samuel T Harrold">
+      <w:ins w:id="7" w:author="Samuel T Harrold">
         <w:r>
           <w:t xml:space="preserve">Decoupling</w:t>
         </w:r>
@@ -442,7 +462,7 @@
           <w:delText xml:space="preserve">tenure, healthcare systems can ensure that</w:delText>
         </w:r>
       </w:del>
-      <w:ins w:id="7" w:author="Samuel T Harrold">
+      <w:ins w:id="8" w:author="Samuel T Harrold">
         <w:r>
           <w:t xml:space="preserve">tenure lets</w:t>
         </w:r>
@@ -467,7 +487,7 @@
           <w:delText xml:space="preserve">advances</w:delText>
         </w:r>
       </w:del>
-      <w:ins w:id="8" w:author="Samuel T Harrold">
+      <w:ins w:id="9" w:author="Samuel T Harrold">
         <w:r>
           <w:t xml:space="preserve">advance</w:t>
         </w:r>
@@ -577,7 +597,7 @@
           <w:t xml:space="preserve">1</w:t>
         </w:r>
       </w:hyperlink>
-      <w:ins w:id="9" w:author="Samuel T Harrold">
+      <w:ins w:id="10" w:author="Samuel T Harrold">
         <w:r>
           <w:t xml:space="preserve">,</w:t>
         </w:r>
@@ -759,7 +779,7 @@
           <w:delText xml:space="preserve">shortages in digital health roles</w:delText>
         </w:r>
       </w:del>
-      <w:ins w:id="10" w:author="Samuel T Harrold">
+      <w:ins w:id="11" w:author="Samuel T Harrold">
         <w:r>
           <w:t xml:space="preserve">global nurse turnover runs at 16% to</w:t>
         </w:r>
@@ -786,7 +806,7 @@
           </w:r>
         </w:hyperlink>
       </w:del>
-      <w:ins w:id="11" w:author="Samuel T Harrold">
+      <w:ins w:id="12" w:author="Samuel T Harrold">
         <w:hyperlink w:anchor="ref-ren2024">
           <w:r>
             <w:rPr>
@@ -849,7 +869,7 @@
           <w:delText xml:space="preserve">a phenomenon we define</w:delText>
         </w:r>
       </w:del>
-      <w:ins w:id="12" w:author="Samuel T Harrold">
+      <w:ins w:id="13" w:author="Samuel T Harrold">
         <w:r>
           <w:t xml:space="preserve">what public</w:t>
         </w:r>
@@ -922,7 +942,7 @@
           <w:delText xml:space="preserve">Institutional Amnesia</w:delText>
         </w:r>
       </w:del>
-      <w:ins w:id="13" w:author="Samuel T Harrold">
+      <w:ins w:id="14" w:author="Samuel T Harrold">
         <w:r>
           <w:rPr>
             <w:i/>
@@ -945,7 +965,7 @@
           <w:t xml:space="preserve">forgetting</w:t>
         </w:r>
       </w:ins>
-      <w:ins w:id="14" w:author="Samuel T Harrold">
+      <w:ins w:id="15" w:author="Samuel T Harrold">
         <w:r>
           <w:t xml:space="preserve"> </w:t>
         </w:r>
@@ -978,7 +998,7 @@
       <w:r>
         <w:t xml:space="preserve">:</w:t>
       </w:r>
-      <w:ins w:id="15" w:author="Samuel T Harrold">
+      <w:ins w:id="16" w:author="Samuel T Harrold">
         <w:r>
           <w:t xml:space="preserve"> </w:t>
         </w:r>
@@ -1026,7 +1046,7 @@
           </w:r>
         </w:hyperlink>
       </w:del>
-      <w:ins w:id="16" w:author="Samuel T Harrold">
+      <w:ins w:id="17" w:author="Samuel T Harrold">
         <w:hyperlink w:anchor="ref-gitelman2013">
           <w:r>
             <w:rPr>
@@ -1286,7 +1306,7 @@
           <w:delText xml:space="preserve">healthcare</w:delText>
         </w:r>
       </w:del>
-      <w:ins w:id="17" w:author="Samuel T Harrold">
+      <w:ins w:id="18" w:author="Samuel T Harrold">
         <w:r>
           <w:t xml:space="preserve">technical</w:t>
         </w:r>
@@ -1297,7 +1317,7 @@
       <w:r>
         <w:t xml:space="preserve">IT staff</w:t>
       </w:r>
-      <w:ins w:id="18" w:author="Samuel T Harrold">
+      <w:ins w:id="19" w:author="Samuel T Harrold">
         <w:r>
           <w:t xml:space="preserve"> </w:t>
         </w:r>
@@ -1331,7 +1351,7 @@
           <w:delText xml:space="preserve">among all IT sectors</w:delText>
         </w:r>
       </w:del>
-      <w:ins w:id="19" w:author="Samuel T Harrold">
+      <w:ins w:id="20" w:author="Samuel T Harrold">
         <w:r>
           <w:t xml:space="preserve">of</w:t>
         </w:r>
@@ -1385,7 +1405,7 @@
           <w:delText xml:space="preserve">signals</w:delText>
         </w:r>
       </w:del>
-      <w:ins w:id="20" w:author="Samuel T Harrold">
+      <w:ins w:id="21" w:author="Samuel T Harrold">
         <w:r>
           <w:t xml:space="preserve">signals,</w:t>
         </w:r>
@@ -1416,7 +1436,7 @@
           <w:delText xml:space="preserve">in the following section.</w:delText>
         </w:r>
       </w:del>
-      <w:ins w:id="21" w:author="Samuel T Harrold">
+      <w:ins w:id="22" w:author="Samuel T Harrold">
         <w:r>
           <w:t xml:space="preserve">worsened.</w:t>
         </w:r>
@@ -1564,13 +1584,33 @@
         <w:pStyle w:val="FirstParagraph"/>
       </w:pPr>
       <w:r>
-        <w:t xml:space="preserve">We ground our analysis in Nonaka’s SECI model of knowledge creation</w:t>
-      </w:r>
-      <w:r>
-        <w:t xml:space="preserve"> </w:t>
-      </w:r>
-      <w:r>
-        <w:t xml:space="preserve">[</w:t>
+        <w:t xml:space="preserve">We ground our analysis in Nonaka’s SECI</w:t>
+      </w:r>
+      <w:r>
+        <w:t xml:space="preserve"> </w:t>
+      </w:r>
+      <w:ins w:id="23" w:author="Samuel T Harrold">
+        <w:r>
+          <w:t xml:space="preserve">(Socialization,</w:t>
+        </w:r>
+        <w:r>
+          <w:t xml:space="preserve"> </w:t>
+        </w:r>
+        <w:r>
+          <w:t xml:space="preserve">Externalization, Combination, Internalization)</w:t>
+        </w:r>
+        <w:r>
+          <w:t xml:space="preserve"> </w:t>
+        </w:r>
+      </w:ins>
+      <w:r>
+        <w:t xml:space="preserve">model of knowledge</w:t>
+      </w:r>
+      <w:r>
+        <w:t xml:space="preserve"> </w:t>
+      </w:r>
+      <w:r>
+        <w:t xml:space="preserve">creation [</w:t>
       </w:r>
       <w:hyperlink w:anchor="ref-farnese2019">
         <w:r>
@@ -1581,31 +1621,78 @@
         </w:r>
       </w:hyperlink>
       <w:r>
-        <w:t xml:space="preserve">], informed by a narrative review of the</w:t>
-      </w:r>
-      <w:r>
-        <w:t xml:space="preserve"> </w:t>
-      </w:r>
-      <w:r>
-        <w:t xml:space="preserve">literature across healthcare analytics maturity, workforce turnover</w:t>
-      </w:r>
-      <w:r>
-        <w:t xml:space="preserve"> </w:t>
-      </w:r>
-      <w:r>
-        <w:t xml:space="preserve">dynamics, and natural language processing, with grey literature</w:t>
-      </w:r>
-      <w:r>
-        <w:t xml:space="preserve"> </w:t>
-      </w:r>
-      <w:r>
-        <w:t xml:space="preserve">assessed using the AACODS (Authority, Accuracy, Coverage, Objectivity,</w:t>
-      </w:r>
-      <w:r>
-        <w:t xml:space="preserve"> </w:t>
-      </w:r>
-      <w:r>
-        <w:t xml:space="preserve">Date, Significance) checklist [</w:t>
+        <w:t xml:space="preserve">], informed by a narrative</w:t>
+      </w:r>
+      <w:r>
+        <w:t xml:space="preserve"> </w:t>
+      </w:r>
+      <w:ins w:id="24" w:author="Samuel T Harrold">
+        <w:r>
+          <w:t xml:space="preserve">literature</w:t>
+        </w:r>
+        <w:r>
+          <w:t xml:space="preserve"> </w:t>
+        </w:r>
+      </w:ins>
+      <w:r>
+        <w:t xml:space="preserve">review</w:t>
+      </w:r>
+      <w:del w:id="30" w:author="Samuel T Harrold">
+        <w:r>
+          <w:delText xml:space="preserve"> </w:delText>
+        </w:r>
+        <w:r>
+          <w:delText xml:space="preserve">of the literature</w:delText>
+        </w:r>
+      </w:del>
+      <w:r>
+        <w:t xml:space="preserve"> </w:t>
+      </w:r>
+      <w:r>
+        <w:t xml:space="preserve">across healthcare</w:t>
+      </w:r>
+      <w:r>
+        <w:t xml:space="preserve"> </w:t>
+      </w:r>
+      <w:r>
+        <w:t xml:space="preserve">analytics maturity, workforce</w:t>
+      </w:r>
+      <w:r>
+        <w:t xml:space="preserve"> </w:t>
+      </w:r>
+      <w:del w:id="31" w:author="Samuel T Harrold">
+        <w:r>
+          <w:delText xml:space="preserve">turnover dynamics,</w:delText>
+        </w:r>
+      </w:del>
+      <w:ins w:id="25" w:author="Samuel T Harrold">
+        <w:r>
+          <w:t xml:space="preserve">turnover,</w:t>
+        </w:r>
+      </w:ins>
+      <w:r>
+        <w:t xml:space="preserve"> </w:t>
+      </w:r>
+      <w:r>
+        <w:t xml:space="preserve">and</w:t>
+      </w:r>
+      <w:r>
+        <w:t xml:space="preserve"> </w:t>
+      </w:r>
+      <w:r>
+        <w:t xml:space="preserve">natural language processing, with grey literature assessed using the</w:t>
+      </w:r>
+      <w:r>
+        <w:t xml:space="preserve"> </w:t>
+      </w:r>
+      <w:r>
+        <w:t xml:space="preserve">AACODS (Authority, Accuracy, Coverage, Objectivity, Date, Significance)</w:t>
+      </w:r>
+      <w:r>
+        <w:t xml:space="preserve"> </w:t>
+      </w:r>
+      <w:r>
+        <w:t xml:space="preserve">checklist [</w:t>
       </w:r>
       <w:hyperlink w:anchor="ref-tyndall2010">
         <w:r>
@@ -1616,23 +1703,23 @@
         </w:r>
       </w:hyperlink>
       <w:r>
-        <w:t xml:space="preserve">]. Grey</w:t>
-      </w:r>
-      <w:r>
-        <w:t xml:space="preserve"> </w:t>
-      </w:r>
-      <w:r>
-        <w:t xml:space="preserve">literature</w:t>
-      </w:r>
-      <w:r>
-        <w:t xml:space="preserve"> </w:t>
-      </w:r>
-      <w:del w:id="30" w:author="Samuel T Harrold">
-        <w:r>
-          <w:delText xml:space="preserve">sources were</w:delText>
-        </w:r>
-      </w:del>
-      <w:ins w:id="22" w:author="Samuel T Harrold">
+        <w:t xml:space="preserve">]. Grey literature</w:t>
+      </w:r>
+      <w:r>
+        <w:t xml:space="preserve"> </w:t>
+      </w:r>
+      <w:del w:id="32" w:author="Samuel T Harrold">
+        <w:r>
+          <w:delText xml:space="preserve">sources</w:delText>
+        </w:r>
+        <w:r>
+          <w:delText xml:space="preserve"> </w:delText>
+        </w:r>
+        <w:r>
+          <w:delText xml:space="preserve">were</w:delText>
+        </w:r>
+      </w:del>
+      <w:ins w:id="26" w:author="Samuel T Harrold">
         <w:r>
           <w:t xml:space="preserve">was</w:t>
         </w:r>
@@ -1641,23 +1728,23 @@
         <w:t xml:space="preserve"> </w:t>
       </w:r>
       <w:r>
-        <w:t xml:space="preserve">retained only when no peer-reviewed</w:t>
-      </w:r>
-      <w:r>
-        <w:t xml:space="preserve"> </w:t>
-      </w:r>
-      <w:r>
-        <w:t xml:space="preserve">equivalent</w:t>
-      </w:r>
-      <w:r>
-        <w:t xml:space="preserve"> </w:t>
-      </w:r>
-      <w:del w:id="31" w:author="Samuel T Harrold">
-        <w:r>
-          <w:delText xml:space="preserve">was available</w:delText>
-        </w:r>
-      </w:del>
-      <w:ins w:id="23" w:author="Samuel T Harrold">
+        <w:t xml:space="preserve">retained only when no peer-reviewed equivalent</w:t>
+      </w:r>
+      <w:r>
+        <w:t xml:space="preserve"> </w:t>
+      </w:r>
+      <w:del w:id="33" w:author="Samuel T Harrold">
+        <w:r>
+          <w:delText xml:space="preserve">was</w:delText>
+        </w:r>
+        <w:r>
+          <w:delText xml:space="preserve"> </w:delText>
+        </w:r>
+        <w:r>
+          <w:delText xml:space="preserve">available</w:delText>
+        </w:r>
+      </w:del>
+      <w:ins w:id="27" w:author="Samuel T Harrold">
         <w:r>
           <w:t xml:space="preserve">existed</w:t>
         </w:r>
@@ -1671,12 +1758,12 @@
       <w:r>
         <w:t xml:space="preserve"> </w:t>
       </w:r>
-      <w:del w:id="32" w:author="Samuel T Harrold">
+      <w:del w:id="34" w:author="Samuel T Harrold">
         <w:r>
           <w:delText xml:space="preserve">the source</w:delText>
         </w:r>
       </w:del>
-      <w:ins w:id="24" w:author="Samuel T Harrold">
+      <w:ins w:id="28" w:author="Samuel T Harrold">
         <w:r>
           <w:t xml:space="preserve">it</w:t>
         </w:r>
@@ -1685,38 +1772,52 @@
         <w:t xml:space="preserve"> </w:t>
       </w:r>
       <w:r>
-        <w:t xml:space="preserve">provided unique industry</w:t>
-      </w:r>
-      <w:r>
-        <w:t xml:space="preserve"> </w:t>
-      </w:r>
-      <w:del w:id="33" w:author="Samuel T Harrold">
-        <w:r>
-          <w:delText xml:space="preserve">data not captured in academic</w:delText>
-        </w:r>
+        <w:t xml:space="preserve">provided unique</w:t>
+      </w:r>
+      <w:r>
+        <w:t xml:space="preserve"> </w:t>
+      </w:r>
+      <w:r>
+        <w:t xml:space="preserve">industry</w:t>
+      </w:r>
+      <w:r>
+        <w:t xml:space="preserve"> </w:t>
+      </w:r>
+      <w:del w:id="35" w:author="Samuel T Harrold">
+        <w:r>
+          <w:delText xml:space="preserve">data not captured in academic literature.</w:delText>
+        </w:r>
+      </w:del>
+      <w:ins w:id="29" w:author="Samuel T Harrold">
+        <w:r>
+          <w:t xml:space="preserve">data.</w:t>
+        </w:r>
+      </w:ins>
+      <w:r>
+        <w:t xml:space="preserve"> </w:t>
+      </w:r>
+      <w:r>
+        <w:t xml:space="preserve">The</w:t>
+      </w:r>
+      <w:del w:id="36" w:author="Samuel T Harrold">
         <w:r>
           <w:delText xml:space="preserve"> </w:delText>
         </w:r>
         <w:r>
-          <w:delText xml:space="preserve">literature.</w:delText>
-        </w:r>
-      </w:del>
-      <w:ins w:id="25" w:author="Samuel T Harrold">
-        <w:r>
-          <w:t xml:space="preserve">data.</w:t>
-        </w:r>
-      </w:ins>
-      <w:r>
-        <w:t xml:space="preserve"> </w:t>
-      </w:r>
-      <w:r>
-        <w:t xml:space="preserve">The SECI model describes organizational knowledge</w:t>
-      </w:r>
-      <w:r>
-        <w:t xml:space="preserve"> </w:t>
-      </w:r>
-      <w:r>
-        <w:t xml:space="preserve">as emerging through a continuous cycle of four conversion modes:</w:t>
+          <w:delText xml:space="preserve">SECI</w:delText>
+        </w:r>
+      </w:del>
+      <w:r>
+        <w:t xml:space="preserve"> </w:t>
+      </w:r>
+      <w:r>
+        <w:t xml:space="preserve">model describes organizational knowledge as emerging through a</w:t>
+      </w:r>
+      <w:r>
+        <w:t xml:space="preserve"> </w:t>
+      </w:r>
+      <w:r>
+        <w:t xml:space="preserve">continuous cycle of four conversion modes:</w:t>
       </w:r>
     </w:p>
     <w:p>
@@ -1934,7 +2035,7 @@
       <w:pPr>
         <w:pStyle w:val="BodyText"/>
       </w:pPr>
-      <w:ins w:id="26" w:author="Samuel T Harrold">
+      <w:ins w:id="30" w:author="Samuel T Harrold">
         <w:r>
           <w:t xml:space="preserve">Table 1.</w:t>
         </w:r>
@@ -2299,7 +2400,7 @@
           <w:t xml:space="preserve">17</w:t>
         </w:r>
       </w:hyperlink>
-      <w:del w:id="34" w:author="Samuel T Harrold">
+      <w:del w:id="37" w:author="Samuel T Harrold">
         <w:r>
           <w:delText xml:space="preserve">,</w:delText>
         </w:r>
@@ -2353,7 +2454,7 @@
       <w:r>
         <w:t xml:space="preserve">[</w:t>
       </w:r>
-      <w:ins w:id="27" w:author="Samuel T Harrold">
+      <w:ins w:id="31" w:author="Samuel T Harrold">
         <w:hyperlink w:anchor="ref-ren2024">
           <w:r>
             <w:rPr>
@@ -2374,7 +2475,7 @@
           <w:t xml:space="preserve">8</w:t>
         </w:r>
       </w:hyperlink>
-      <w:del w:id="35" w:author="Samuel T Harrold">
+      <w:del w:id="38" w:author="Samuel T Harrold">
         <w:r>
           <w:delText xml:space="preserve">,</w:delText>
         </w:r>
@@ -2529,7 +2630,7 @@
       <w:r>
         <w:t xml:space="preserve"> </w:t>
       </w:r>
-      <w:del w:id="36" w:author="Samuel T Harrold">
+      <w:del w:id="39" w:author="Samuel T Harrold">
         <w:r>
           <w:delText xml:space="preserve">provider</w:delText>
         </w:r>
@@ -2543,12 +2644,12 @@
       <w:r>
         <w:t xml:space="preserve"> </w:t>
       </w:r>
-      <w:del w:id="37" w:author="Samuel T Harrold">
+      <w:del w:id="40" w:author="Samuel T Harrold">
         <w:r>
           <w:delText xml:space="preserve">report</w:delText>
         </w:r>
       </w:del>
-      <w:ins w:id="28" w:author="Samuel T Harrold">
+      <w:ins w:id="32" w:author="Samuel T Harrold">
         <w:r>
           <w:t xml:space="preserve">face</w:t>
         </w:r>
@@ -2562,7 +2663,7 @@
       <w:r>
         <w:t xml:space="preserve"> </w:t>
       </w:r>
-      <w:ins w:id="29" w:author="Samuel T Harrold">
+      <w:ins w:id="33" w:author="Samuel T Harrold">
         <w:r>
           <w:t xml:space="preserve">attrition and talent</w:t>
         </w:r>
@@ -2573,7 +2674,7 @@
       <w:r>
         <w:t xml:space="preserve">shortages</w:t>
       </w:r>
-      <w:del w:id="38" w:author="Samuel T Harrold">
+      <w:del w:id="41" w:author="Samuel T Harrold">
         <w:r>
           <w:delText xml:space="preserve"> </w:delText>
         </w:r>
@@ -2678,7 +2779,7 @@
       <w:r>
         <w:t xml:space="preserve"> </w:t>
       </w:r>
-      <w:ins w:id="30" w:author="Samuel T Harrold">
+      <w:ins w:id="34" w:author="Samuel T Harrold">
         <w:r>
           <w:t xml:space="preserve">analytics</w:t>
         </w:r>
@@ -2689,7 +2790,7 @@
       <w:r>
         <w:t xml:space="preserve">workflow</w:t>
       </w:r>
-      <w:del w:id="39" w:author="Samuel T Harrold">
+      <w:del w:id="42" w:author="Samuel T Harrold">
         <w:r>
           <w:delText xml:space="preserve"> </w:delText>
         </w:r>
@@ -2709,7 +2810,7 @@
       <w:r>
         <w:t xml:space="preserve">rather than</w:t>
       </w:r>
-      <w:del w:id="40" w:author="Samuel T Harrold">
+      <w:del w:id="43" w:author="Samuel T Harrold">
         <w:r>
           <w:delText xml:space="preserve"> </w:delText>
         </w:r>
@@ -2995,12 +3096,12 @@
       <w:r>
         <w:t xml:space="preserve"> </w:t>
       </w:r>
-      <w:del w:id="41" w:author="Samuel T Harrold">
+      <w:del w:id="44" w:author="Samuel T Harrold">
         <w:r>
           <w:delText xml:space="preserve">the “laundering” of</w:delText>
         </w:r>
       </w:del>
-      <w:ins w:id="31" w:author="Samuel T Harrold">
+      <w:ins w:id="35" w:author="Samuel T Harrold">
         <w:r>
           <w:t xml:space="preserve">laundered</w:t>
         </w:r>
@@ -3011,7 +3112,7 @@
       <w:r>
         <w:t xml:space="preserve">hallucinations while</w:t>
       </w:r>
-      <w:del w:id="42" w:author="Samuel T Harrold">
+      <w:del w:id="45" w:author="Samuel T Harrold">
         <w:r>
           <w:delText xml:space="preserve"> </w:delText>
         </w:r>
@@ -3030,7 +3131,7 @@
       <w:pPr>
         <w:pStyle w:val="BodyText"/>
       </w:pPr>
-      <w:del w:id="43" w:author="Samuel T Harrold">
+      <w:del w:id="46" w:author="Samuel T Harrold">
         <w:r>
           <w:delText xml:space="preserve">Figure 1. Human-in-the-Loop Knowledge Governance (HITL-KG)</w:delText>
         </w:r>
@@ -3046,7 +3147,7 @@
       <w:pPr>
         <w:pStyle w:val="BodyText"/>
       </w:pPr>
-      <w:ins w:id="32" w:author="Samuel T Harrold">
+      <w:ins w:id="36" w:author="Samuel T Harrold">
         <w:r>
           <w:t xml:space="preserve">Figure 1. Human-in-the-Loop Knowledge Governance (HITL-KG)</w:t>
         </w:r>
@@ -3068,12 +3169,12 @@
       <w:r>
         <w:t xml:space="preserve"> </w:t>
       </w:r>
-      <w:del w:id="44" w:author="Samuel T Harrold">
+      <w:del w:id="47" w:author="Samuel T Harrold">
         <w:r>
           <w:delText xml:space="preserve">Clinical User submits a</w:delText>
         </w:r>
       </w:del>
-      <w:ins w:id="33" w:author="Samuel T Harrold">
+      <w:ins w:id="37" w:author="Samuel T Harrold">
         <w:r>
           <w:t xml:space="preserve">clinical user’s</w:t>
         </w:r>
@@ -3093,7 +3194,7 @@
       <w:r>
         <w:t xml:space="preserve"> </w:t>
       </w:r>
-      <w:ins w:id="34" w:author="Samuel T Harrold">
+      <w:ins w:id="38" w:author="Samuel T Harrold">
         <w:r>
           <w:t xml:space="preserve">is translated</w:t>
         </w:r>
@@ -3104,7 +3205,7 @@
       <w:r>
         <w:t xml:space="preserve">to</w:t>
       </w:r>
-      <w:del w:id="45" w:author="Samuel T Harrold">
+      <w:del w:id="48" w:author="Samuel T Harrold">
         <w:r>
           <w:delText xml:space="preserve"> </w:delText>
         </w:r>
@@ -3127,12 +3228,12 @@
       <w:r>
         <w:t xml:space="preserve"> </w:t>
       </w:r>
-      <w:del w:id="46" w:author="Samuel T Harrold">
+      <w:del w:id="49" w:author="Samuel T Harrold">
         <w:r>
           <w:delText xml:space="preserve">queries</w:delText>
         </w:r>
       </w:del>
-      <w:ins w:id="35" w:author="Samuel T Harrold">
+      <w:ins w:id="39" w:author="Samuel T Harrold">
         <w:r>
           <w:t xml:space="preserve">run</w:t>
         </w:r>
@@ -3152,12 +3253,12 @@
       <w:r>
         <w:t xml:space="preserve"> </w:t>
       </w:r>
-      <w:del w:id="47" w:author="Samuel T Harrold">
+      <w:del w:id="50" w:author="Samuel T Harrold">
         <w:r>
           <w:delText xml:space="preserve">Healthcare Data Warehouse</w:delText>
         </w:r>
       </w:del>
-      <w:ins w:id="36" w:author="Samuel T Harrold">
+      <w:ins w:id="40" w:author="Samuel T Harrold">
         <w:r>
           <w:t xml:space="preserve">data warehouse</w:t>
         </w:r>
@@ -3174,12 +3275,12 @@
       <w:r>
         <w:t xml:space="preserve">2-3)</w:t>
       </w:r>
-      <w:del w:id="48" w:author="Samuel T Harrold">
+      <w:del w:id="51" w:author="Samuel T Harrold">
         <w:r>
           <w:delText xml:space="preserve">. The system then presents its logic to</w:delText>
         </w:r>
       </w:del>
-      <w:ins w:id="37" w:author="Samuel T Harrold">
+      <w:ins w:id="41" w:author="Samuel T Harrold">
         <w:r>
           <w:t xml:space="preserve">;</w:t>
         </w:r>
@@ -3193,7 +3294,7 @@
       <w:r>
         <w:t xml:space="preserve"> </w:t>
       </w:r>
-      <w:del w:id="49" w:author="Samuel T Harrold">
+      <w:del w:id="52" w:author="Samuel T Harrold">
         <w:r>
           <w:delText xml:space="preserve">Expert</w:delText>
         </w:r>
@@ -3204,7 +3305,7 @@
           <w:delText xml:space="preserve">Validation decision point</w:delText>
         </w:r>
       </w:del>
-      <w:ins w:id="38" w:author="Samuel T Harrold">
+      <w:ins w:id="42" w:author="Samuel T Harrold">
         <w:r>
           <w:t xml:space="preserve">expert validation gate</w:t>
         </w:r>
@@ -3215,7 +3316,7 @@
       <w:r>
         <w:t xml:space="preserve">(step 4)</w:t>
       </w:r>
-      <w:del w:id="50" w:author="Samuel T Harrold">
+      <w:del w:id="53" w:author="Samuel T Harrold">
         <w:r>
           <w:delText xml:space="preserve">,</w:delText>
         </w:r>
@@ -3235,12 +3336,12 @@
       <w:r>
         <w:t xml:space="preserve"> </w:t>
       </w:r>
-      <w:del w:id="51" w:author="Samuel T Harrold">
+      <w:del w:id="54" w:author="Samuel T Harrold">
         <w:r>
           <w:delText xml:space="preserve">confirms and delivers</w:delText>
         </w:r>
       </w:del>
-      <w:ins w:id="39" w:author="Samuel T Harrold">
+      <w:ins w:id="43" w:author="Samuel T Harrold">
         <w:r>
           <w:t xml:space="preserve">returns confirmed</w:t>
         </w:r>
@@ -3251,7 +3352,7 @@
       <w:r>
         <w:t xml:space="preserve">insights</w:t>
       </w:r>
-      <w:del w:id="52" w:author="Samuel T Harrold">
+      <w:del w:id="55" w:author="Samuel T Harrold">
         <w:r>
           <w:delText xml:space="preserve"> </w:delText>
         </w:r>
@@ -3274,12 +3375,12 @@
       <w:r>
         <w:t xml:space="preserve"> </w:t>
       </w:r>
-      <w:del w:id="53" w:author="Samuel T Harrold">
+      <w:del w:id="56" w:author="Samuel T Harrold">
         <w:r>
           <w:delText xml:space="preserve">On confirmation, the validated</w:delText>
         </w:r>
       </w:del>
-      <w:ins w:id="40" w:author="Samuel T Harrold">
+      <w:ins w:id="44" w:author="Samuel T Harrold">
         <w:r>
           <w:t xml:space="preserve">Confirmed</w:t>
         </w:r>
@@ -3293,12 +3394,12 @@
       <w:r>
         <w:t xml:space="preserve"> </w:t>
       </w:r>
-      <w:del w:id="54" w:author="Samuel T Harrold">
+      <w:del w:id="57" w:author="Samuel T Harrold">
         <w:r>
           <w:delText xml:space="preserve">triple is stored in Organizational Memory</w:delText>
         </w:r>
       </w:del>
-      <w:ins w:id="41" w:author="Samuel T Harrold">
+      <w:ins w:id="45" w:author="Samuel T Harrold">
         <w:r>
           <w:t xml:space="preserve">triples enter</w:t>
         </w:r>
@@ -3318,7 +3419,7 @@
       <w:r>
         <w:t xml:space="preserve"> </w:t>
       </w:r>
-      <w:del w:id="55" w:author="Samuel T Harrold">
+      <w:del w:id="58" w:author="Samuel T Harrold">
         <w:r>
           <w:delText xml:space="preserve">both</w:delText>
         </w:r>
@@ -3332,7 +3433,7 @@
       <w:r>
         <w:t xml:space="preserve"> </w:t>
       </w:r>
-      <w:del w:id="56" w:author="Samuel T Harrold">
+      <w:del w:id="59" w:author="Samuel T Harrold">
         <w:r>
           <w:delText xml:space="preserve">Knowledge Base of</w:delText>
         </w:r>
@@ -3343,7 +3444,7 @@
           <w:delText xml:space="preserve">ontologies and best practices</w:delText>
         </w:r>
       </w:del>
-      <w:ins w:id="42" w:author="Samuel T Harrold">
+      <w:ins w:id="46" w:author="Samuel T Harrold">
         <w:r>
           <w:t xml:space="preserve">knowledge base</w:t>
         </w:r>
@@ -3363,12 +3464,12 @@
       <w:r>
         <w:t xml:space="preserve"> </w:t>
       </w:r>
-      <w:del w:id="57" w:author="Samuel T Harrold">
+      <w:del w:id="60" w:author="Samuel T Harrold">
         <w:r>
           <w:delText xml:space="preserve">so that</w:delText>
         </w:r>
       </w:del>
-      <w:ins w:id="43" w:author="Samuel T Harrold">
+      <w:ins w:id="47" w:author="Samuel T Harrold">
         <w:r>
           <w:t xml:space="preserve">in which</w:t>
         </w:r>
@@ -3382,7 +3483,7 @@
       <w:r>
         <w:t xml:space="preserve"> </w:t>
       </w:r>
-      <w:del w:id="58" w:author="Samuel T Harrold">
+      <w:del w:id="61" w:author="Samuel T Harrold">
         <w:r>
           <w:delText xml:space="preserve">as new knowledge is validated</w:delText>
         </w:r>
@@ -3396,12 +3497,12 @@
       <w:r>
         <w:t xml:space="preserve"> </w:t>
       </w:r>
-      <w:del w:id="59" w:author="Samuel T Harrold">
+      <w:del w:id="62" w:author="Samuel T Harrold">
         <w:r>
           <w:delText xml:space="preserve">remaining</w:delText>
         </w:r>
       </w:del>
-      <w:ins w:id="44" w:author="Samuel T Harrold">
+      <w:ins w:id="48" w:author="Samuel T Harrold">
         <w:r>
           <w:t xml:space="preserve">remain</w:t>
         </w:r>
@@ -3417,12 +3518,12 @@
       <w:pPr>
         <w:pStyle w:val="BodyText"/>
       </w:pPr>
-      <w:del w:id="60" w:author="Samuel T Harrold">
+      <w:del w:id="63" w:author="Samuel T Harrold">
         <w:r>
           <w:delText xml:space="preserve">The</w:delText>
         </w:r>
       </w:del>
-      <w:ins w:id="45" w:author="Samuel T Harrold">
+      <w:ins w:id="49" w:author="Samuel T Harrold">
         <w:r>
           <w:t xml:space="preserve">Figure 2 summarizes the</w:t>
         </w:r>
@@ -3442,12 +3543,12 @@
       <w:r>
         <w:t xml:space="preserve"> </w:t>
       </w:r>
-      <w:del w:id="61" w:author="Samuel T Harrold">
+      <w:del w:id="64" w:author="Samuel T Harrold">
         <w:r>
           <w:delText xml:space="preserve">Cycle is summarized in Figure 2, which shows how</w:delText>
         </w:r>
       </w:del>
-      <w:ins w:id="46" w:author="Samuel T Harrold">
+      <w:ins w:id="50" w:author="Samuel T Harrold">
         <w:r>
           <w:t xml:space="preserve">Cycle,</w:t>
         </w:r>
@@ -3467,7 +3568,7 @@
       <w:r>
         <w:t xml:space="preserve"> </w:t>
       </w:r>
-      <w:del w:id="62" w:author="Samuel T Harrold">
+      <w:del w:id="65" w:author="Samuel T Harrold">
         <w:r>
           <w:delText xml:space="preserve">move</w:delText>
         </w:r>
@@ -3478,7 +3579,7 @@
       <w:r>
         <w:t xml:space="preserve">from</w:t>
       </w:r>
-      <w:del w:id="63" w:author="Samuel T Harrold">
+      <w:del w:id="66" w:author="Samuel T Harrold">
         <w:r>
           <w:delText xml:space="preserve"> </w:delText>
         </w:r>
@@ -3503,7 +3604,7 @@
       <w:pPr>
         <w:pStyle w:val="BodyText"/>
       </w:pPr>
-      <w:del w:id="64" w:author="Samuel T Harrold">
+      <w:del w:id="67" w:author="Samuel T Harrold">
         <w:r>
           <w:delText xml:space="preserve">Flowchart of theFigure 2. The six-step Validated Query Cycle for</w:delText>
         </w:r>
@@ -3525,7 +3626,7 @@
       <w:pPr>
         <w:pStyle w:val="BodyText"/>
       </w:pPr>
-      <w:ins w:id="47" w:author="Samuel T Harrold">
+      <w:ins w:id="51" w:author="Samuel T Harrold">
         <w:r>
           <w:t xml:space="preserve">Flowchart of theFigure 2. The six-step Validated Query Cycle for</w:t>
         </w:r>
@@ -3547,7 +3648,7 @@
       <w:pPr>
         <w:pStyle w:val="BodyText"/>
       </w:pPr>
-      <w:ins w:id="48" w:author="Samuel T Harrold">
+      <w:ins w:id="52" w:author="Samuel T Harrold">
         <w:r>
           <w:t xml:space="preserve">A</w:t>
         </w:r>
@@ -3561,7 +3662,7 @@
       <w:r>
         <w:t xml:space="preserve"> </w:t>
       </w:r>
-      <w:del w:id="65" w:author="Samuel T Harrold">
+      <w:del w:id="68" w:author="Samuel T Harrold">
         <w:r>
           <w:delText xml:space="preserve">question. Step 2 (Generation): system</w:delText>
         </w:r>
@@ -3572,7 +3673,7 @@
           <w:delText xml:space="preserve">generates</w:delText>
         </w:r>
       </w:del>
-      <w:ins w:id="49" w:author="Samuel T Harrold">
+      <w:ins w:id="53" w:author="Samuel T Harrold">
         <w:r>
           <w:t xml:space="preserve">question (step 1) yields</w:t>
         </w:r>
@@ -3586,7 +3687,7 @@
       <w:r>
         <w:t xml:space="preserve"> </w:t>
       </w:r>
-      <w:del w:id="66" w:author="Samuel T Harrold">
+      <w:del w:id="69" w:author="Samuel T Harrold">
         <w:r>
           <w:delText xml:space="preserve">SQL. Step 3</w:delText>
         </w:r>
@@ -3606,7 +3707,7 @@
       <w:r>
         <w:t xml:space="preserve"> </w:t>
       </w:r>
-      <w:ins w:id="50" w:author="Samuel T Harrold">
+      <w:ins w:id="54" w:author="Samuel T Harrold">
         <w:r>
           <w:t xml:space="preserve">(step 2) that the analyst validates</w:t>
         </w:r>
@@ -3626,7 +3727,7 @@
       <w:r>
         <w:t xml:space="preserve"> </w:t>
       </w:r>
-      <w:del w:id="67" w:author="Samuel T Harrold">
+      <w:del w:id="70" w:author="Samuel T Harrold">
         <w:r>
           <w:delText xml:space="preserve">and results; analyst</w:delText>
         </w:r>
@@ -3637,7 +3738,7 @@
           <w:delText xml:space="preserve">confirms intent. If incorrect, the cycle loops</w:delText>
         </w:r>
       </w:del>
-      <w:ins w:id="51" w:author="Samuel T Harrold">
+      <w:ins w:id="55" w:author="Samuel T Harrold">
         <w:r>
           <w:t xml:space="preserve">(step 3), looping</w:t>
         </w:r>
@@ -3651,7 +3752,7 @@
       <w:r>
         <w:t xml:space="preserve"> </w:t>
       </w:r>
-      <w:del w:id="68" w:author="Samuel T Harrold">
+      <w:del w:id="71" w:author="Samuel T Harrold">
         <w:r>
           <w:delText xml:space="preserve">to Generation. If correct, Step 4 (Storage): validated triple</w:delText>
         </w:r>
@@ -3662,7 +3763,7 @@
           <w:delText xml:space="preserve">is</w:delText>
         </w:r>
       </w:del>
-      <w:ins w:id="52" w:author="Samuel T Harrold">
+      <w:ins w:id="56" w:author="Samuel T Harrold">
         <w:r>
           <w:t xml:space="preserve">if incorrect. Validated triples are</w:t>
         </w:r>
@@ -3676,12 +3777,12 @@
       <w:r>
         <w:t xml:space="preserve"> </w:t>
       </w:r>
-      <w:del w:id="69" w:author="Samuel T Harrold">
+      <w:del w:id="72" w:author="Samuel T Harrold">
         <w:r>
           <w:delText xml:space="preserve">memory. Step 5 (Retrieval):</w:delText>
         </w:r>
       </w:del>
-      <w:ins w:id="53" w:author="Samuel T Harrold">
+      <w:ins w:id="57" w:author="Samuel T Harrold">
         <w:r>
           <w:t xml:space="preserve">memory (step 4), matched by</w:t>
         </w:r>
@@ -3701,7 +3802,7 @@
       <w:r>
         <w:t xml:space="preserve"> </w:t>
       </w:r>
-      <w:del w:id="70" w:author="Samuel T Harrold">
+      <w:del w:id="73" w:author="Samuel T Harrold">
         <w:r>
           <w:delText xml:space="preserve">match against validated triples. Step 6 (Persistence):</w:delText>
         </w:r>
@@ -3712,7 +3813,7 @@
           <w:delText xml:space="preserve">knowledge survives</w:delText>
         </w:r>
       </w:del>
-      <w:ins w:id="54" w:author="Samuel T Harrold">
+      <w:ins w:id="58" w:author="Samuel T Harrold">
         <w:r>
           <w:t xml:space="preserve">(step 5), and persist across</w:t>
         </w:r>
@@ -3726,7 +3827,7 @@
       <w:r>
         <w:t xml:space="preserve"> </w:t>
       </w:r>
-      <w:del w:id="71" w:author="Samuel T Harrold">
+      <w:del w:id="74" w:author="Samuel T Harrold">
         <w:r>
           <w:delText xml:space="preserve">turnover,</w:delText>
         </w:r>
@@ -3737,7 +3838,7 @@
           <w:delText xml:space="preserve">and new analysts reuse validated queries.</w:delText>
         </w:r>
       </w:del>
-      <w:ins w:id="55" w:author="Samuel T Harrold">
+      <w:ins w:id="59" w:author="Samuel T Harrold">
         <w:r>
           <w:t xml:space="preserve">turnover (step 6).</w:t>
         </w:r>
@@ -3757,12 +3858,12 @@
       <w:r>
         <w:t xml:space="preserve"> </w:t>
       </w:r>
-      <w:del w:id="72" w:author="Samuel T Harrold">
+      <w:del w:id="75" w:author="Samuel T Harrold">
         <w:r>
           <w:delText xml:space="preserve">connect</w:delText>
         </w:r>
       </w:del>
-      <w:ins w:id="56" w:author="Samuel T Harrold">
+      <w:ins w:id="60" w:author="Samuel T Harrold">
         <w:r>
           <w:t xml:space="preserve">mark</w:t>
         </w:r>
@@ -3776,7 +3877,7 @@
       <w:r>
         <w:t xml:space="preserve"> </w:t>
       </w:r>
-      <w:del w:id="73" w:author="Samuel T Harrold">
+      <w:del w:id="76" w:author="Samuel T Harrold">
         <w:r>
           <w:delText xml:space="preserve">cycle to three outcome pillars:</w:delText>
         </w:r>
@@ -3787,7 +3888,7 @@
           <w:delText xml:space="preserve">Storage</w:delText>
         </w:r>
       </w:del>
-      <w:ins w:id="57" w:author="Samuel T Harrold">
+      <w:ins w:id="61" w:author="Samuel T Harrold">
         <w:r>
           <w:t xml:space="preserve">pillar outcomes: storage</w:t>
         </w:r>
@@ -3801,7 +3902,7 @@
       <w:r>
         <w:t xml:space="preserve"> </w:t>
       </w:r>
-      <w:del w:id="74" w:author="Samuel T Harrold">
+      <w:del w:id="77" w:author="Samuel T Harrold">
         <w:r>
           <w:delText xml:space="preserve">Analytics Maturity,</w:delText>
         </w:r>
@@ -3812,7 +3913,7 @@
           <w:delText xml:space="preserve">Persistence</w:delText>
         </w:r>
       </w:del>
-      <w:ins w:id="58" w:author="Samuel T Harrold">
+      <w:ins w:id="62" w:author="Samuel T Harrold">
         <w:r>
           <w:t xml:space="preserve">analytics maturity, persistence</w:t>
         </w:r>
@@ -3826,7 +3927,7 @@
       <w:r>
         <w:t xml:space="preserve"> </w:t>
       </w:r>
-      <w:del w:id="75" w:author="Samuel T Harrold">
+      <w:del w:id="78" w:author="Samuel T Harrold">
         <w:r>
           <w:delText xml:space="preserve">Workforce</w:delText>
         </w:r>
@@ -3837,7 +3938,7 @@
           <w:delText xml:space="preserve">Agility,</w:delText>
         </w:r>
       </w:del>
-      <w:ins w:id="59" w:author="Samuel T Harrold">
+      <w:ins w:id="63" w:author="Samuel T Harrold">
         <w:r>
           <w:t xml:space="preserve">workforce agility,</w:t>
         </w:r>
@@ -3851,12 +3952,12 @@
       <w:r>
         <w:t xml:space="preserve"> </w:t>
       </w:r>
-      <w:del w:id="76" w:author="Samuel T Harrold">
+      <w:del w:id="79" w:author="Samuel T Harrold">
         <w:r>
           <w:delText xml:space="preserve">Retrieval</w:delText>
         </w:r>
       </w:del>
-      <w:ins w:id="60" w:author="Samuel T Harrold">
+      <w:ins w:id="64" w:author="Samuel T Harrold">
         <w:r>
           <w:t xml:space="preserve">retrieval</w:t>
         </w:r>
@@ -3870,12 +3971,12 @@
       <w:r>
         <w:t xml:space="preserve"> </w:t>
       </w:r>
-      <w:del w:id="77" w:author="Samuel T Harrold">
+      <w:del w:id="80" w:author="Samuel T Harrold">
         <w:r>
           <w:delText xml:space="preserve">Technical Enablement.</w:delText>
         </w:r>
       </w:del>
-      <w:ins w:id="61" w:author="Samuel T Harrold">
+      <w:ins w:id="65" w:author="Samuel T Harrold">
         <w:r>
           <w:t xml:space="preserve">technical enablement.</w:t>
         </w:r>
@@ -4086,7 +4187,7 @@
       <w:r>
         <w:t xml:space="preserve">[</w:t>
       </w:r>
-      <w:del w:id="78" w:author="Samuel T Harrold">
+      <w:del w:id="81" w:author="Samuel T Harrold">
         <w:hyperlink w:anchor="ref-mannapur2025">
           <w:r>
             <w:rPr>
@@ -4250,7 +4351,7 @@
       <w:r>
         <w:t xml:space="preserve">databases log</w:t>
       </w:r>
-      <w:ins w:id="62" w:author="Samuel T Harrold">
+      <w:ins w:id="66" w:author="Samuel T Harrold">
         <w:r>
           <w:t xml:space="preserve"> </w:t>
         </w:r>
@@ -4593,12 +4694,12 @@
       <w:r>
         <w:t xml:space="preserve"> </w:t>
       </w:r>
-      <w:del w:id="79" w:author="Samuel T Harrold">
+      <w:del w:id="82" w:author="Samuel T Harrold">
         <w:r>
           <w:delText xml:space="preserve">Most</w:delText>
         </w:r>
       </w:del>
-      <w:ins w:id="63" w:author="Samuel T Harrold">
+      <w:ins w:id="67" w:author="Samuel T Harrold">
         <w:r>
           <w:t xml:space="preserve">The</w:t>
         </w:r>
@@ -4618,12 +4719,12 @@
       <w:r>
         <w:t xml:space="preserve"> </w:t>
       </w:r>
-      <w:del w:id="80" w:author="Samuel T Harrold">
+      <w:del w:id="83" w:author="Samuel T Harrold">
         <w:r>
           <w:delText xml:space="preserve">Stages 0-3,</w:delText>
         </w:r>
       </w:del>
-      <w:ins w:id="64" w:author="Samuel T Harrold">
+      <w:ins w:id="68" w:author="Samuel T Harrold">
         <w:r>
           <w:t xml:space="preserve">the lower stages,</w:t>
         </w:r>
@@ -4750,12 +4851,12 @@
       <w:r>
         <w:t xml:space="preserve"> </w:t>
       </w:r>
-      <w:del w:id="81" w:author="Samuel T Harrold">
+      <w:del w:id="84" w:author="Samuel T Harrold">
         <w:r>
           <w:delText xml:space="preserve">creating a vicious cycle in which</w:delText>
         </w:r>
       </w:del>
-      <w:ins w:id="65" w:author="Samuel T Harrold">
+      <w:ins w:id="69" w:author="Samuel T Harrold">
         <w:r>
           <w:t xml:space="preserve">so</w:t>
         </w:r>
@@ -4775,7 +4876,7 @@
       <w:r>
         <w:t xml:space="preserve"> </w:t>
       </w:r>
-      <w:del w:id="82" w:author="Samuel T Harrold">
+      <w:del w:id="85" w:author="Samuel T Harrold">
         <w:r>
           <w:delText xml:space="preserve">unrecognized because no systems exist to measure</w:delText>
         </w:r>
@@ -4786,7 +4887,7 @@
           <w:delText xml:space="preserve">it.</w:delText>
         </w:r>
       </w:del>
-      <w:ins w:id="66" w:author="Samuel T Harrold">
+      <w:ins w:id="70" w:author="Samuel T Harrold">
         <w:r>
           <w:t xml:space="preserve">unrecognized.</w:t>
         </w:r>
@@ -4797,7 +4898,7 @@
       <w:r>
         <w:t xml:space="preserve">The clinical consequences</w:t>
       </w:r>
-      <w:del w:id="83" w:author="Samuel T Harrold">
+      <w:del w:id="86" w:author="Samuel T Harrold">
         <w:r>
           <w:delText xml:space="preserve"> </w:delText>
         </w:r>
@@ -4846,7 +4947,7 @@
       <w:r>
         <w:t xml:space="preserve">]</w:t>
       </w:r>
-      <w:del w:id="84" w:author="Samuel T Harrold">
+      <w:del w:id="87" w:author="Samuel T Harrold">
         <w:r>
           <w:delText xml:space="preserve">,</w:delText>
         </w:r>
@@ -4863,7 +4964,7 @@
           <w:delText xml:space="preserve">cycle.</w:delText>
         </w:r>
       </w:del>
-      <w:ins w:id="67" w:author="Samuel T Harrold">
+      <w:ins w:id="71" w:author="Samuel T Harrold">
         <w:r>
           <w:t xml:space="preserve">.</w:t>
         </w:r>
@@ -4874,7 +4975,7 @@
       <w:r>
         <w:t xml:space="preserve">Yet</w:t>
       </w:r>
-      <w:del w:id="85" w:author="Samuel T Harrold">
+      <w:del w:id="88" w:author="Samuel T Harrold">
         <w:r>
           <w:delText xml:space="preserve"> </w:delText>
         </w:r>
@@ -4891,12 +4992,12 @@
       <w:r>
         <w:t xml:space="preserve"> </w:t>
       </w:r>
-      <w:del w:id="86" w:author="Samuel T Harrold">
+      <w:del w:id="89" w:author="Samuel T Harrold">
         <w:r>
           <w:delText xml:space="preserve">as the</w:delText>
         </w:r>
       </w:del>
-      <w:ins w:id="68" w:author="Samuel T Harrold">
+      <w:ins w:id="72" w:author="Samuel T Harrold">
         <w:r>
           <w:t xml:space="preserve">remains a</w:t>
         </w:r>
@@ -4916,7 +5017,7 @@
       <w:r>
         <w:t xml:space="preserve"> </w:t>
       </w:r>
-      <w:del w:id="87" w:author="Samuel T Harrold">
+      <w:del w:id="90" w:author="Samuel T Harrold">
         <w:r>
           <w:delText xml:space="preserve">adoption, followed by privacy concerns (64%) and</w:delText>
         </w:r>
@@ -4927,7 +5028,7 @@
           <w:delText xml:space="preserve">insufficient staff training (59%)</w:delText>
         </w:r>
       </w:del>
-      <w:ins w:id="69" w:author="Samuel T Harrold">
+      <w:ins w:id="73" w:author="Samuel T Harrold">
         <w:r>
           <w:t xml:space="preserve">adoption</w:t>
         </w:r>
@@ -4938,7 +5039,7 @@
       <w:r>
         <w:t xml:space="preserve">[</w:t>
       </w:r>
-      <w:del w:id="88" w:author="Samuel T Harrold">
+      <w:del w:id="91" w:author="Samuel T Harrold">
         <w:hyperlink w:anchor="ref-nashid2023">
           <w:r>
             <w:rPr>
@@ -4948,7 +5049,7 @@
           </w:r>
         </w:hyperlink>
       </w:del>
-      <w:ins w:id="70" w:author="Samuel T Harrold">
+      <w:ins w:id="74" w:author="Samuel T Harrold">
         <w:hyperlink w:anchor="ref-gal2019">
           <w:r>
             <w:rPr>
@@ -5015,7 +5116,7 @@
       <w:r>
         <w:t xml:space="preserve"> </w:t>
       </w:r>
-      <w:del w:id="89" w:author="Samuel T Harrold">
+      <w:del w:id="92" w:author="Samuel T Harrold">
         <w:r>
           <w:delText xml:space="preserve">low-maturity</w:delText>
         </w:r>
@@ -5029,12 +5130,12 @@
       <w:r>
         <w:t xml:space="preserve"> </w:t>
       </w:r>
-      <w:del w:id="90" w:author="Samuel T Harrold">
+      <w:del w:id="93" w:author="Samuel T Harrold">
         <w:r>
           <w:delText xml:space="preserve">compounds over time:</w:delText>
         </w:r>
       </w:del>
-      <w:ins w:id="71" w:author="Samuel T Harrold">
+      <w:ins w:id="75" w:author="Samuel T Harrold">
         <w:r>
           <w:t xml:space="preserve">compounds:</w:t>
         </w:r>
@@ -5060,12 +5161,12 @@
       <w:r>
         <w:t xml:space="preserve"> </w:t>
       </w:r>
-      <w:del w:id="91" w:author="Samuel T Harrold">
+      <w:del w:id="94" w:author="Samuel T Harrold">
         <w:r>
           <w:delText xml:space="preserve">actually knows.</w:delText>
         </w:r>
       </w:del>
-      <w:ins w:id="72" w:author="Samuel T Harrold">
+      <w:ins w:id="76" w:author="Samuel T Harrold">
         <w:r>
           <w:t xml:space="preserve">does know.</w:t>
         </w:r>
@@ -5262,7 +5363,7 @@
           <w:t xml:space="preserve">17</w:t>
         </w:r>
       </w:hyperlink>
-      <w:del w:id="92" w:author="Samuel T Harrold">
+      <w:del w:id="95" w:author="Samuel T Harrold">
         <w:r>
           <w:delText xml:space="preserve">,</w:delText>
         </w:r>
@@ -5584,7 +5685,7 @@
       <w:r>
         <w:t xml:space="preserve"> </w:t>
       </w:r>
-      <w:del w:id="93" w:author="Samuel T Harrold">
+      <w:del w:id="96" w:author="Samuel T Harrold">
         <w:r>
           <w:delText xml:space="preserve">tools, and LLM-powered interfaces reduce task completion time by 28%</w:delText>
         </w:r>
@@ -5606,7 +5707,7 @@
           <w:delText xml:space="preserve">].</w:delText>
         </w:r>
       </w:del>
-      <w:ins w:id="73" w:author="Samuel T Harrold">
+      <w:ins w:id="77" w:author="Samuel T Harrold">
         <w:r>
           <w:t xml:space="preserve">tools.</w:t>
         </w:r>
@@ -5674,7 +5775,7 @@
       <w:r>
         <w:t xml:space="preserve"> </w:t>
       </w:r>
-      <w:del w:id="94" w:author="Samuel T Harrold">
+      <w:del w:id="97" w:author="Samuel T Harrold">
         <w:r>
           <w:delText xml:space="preserve">In other words, the</w:delText>
         </w:r>
@@ -5764,7 +5865,7 @@
       <w:r>
         <w:t xml:space="preserve"> </w:t>
       </w:r>
-      <w:del w:id="95" w:author="Samuel T Harrold">
+      <w:del w:id="98" w:author="Samuel T Harrold">
         <w:r>
           <w:delText xml:space="preserve">technical</w:delText>
         </w:r>
@@ -5784,7 +5885,7 @@
       <w:r>
         <w:t xml:space="preserve"> </w:t>
       </w:r>
-      <w:ins w:id="74" w:author="Samuel T Harrold">
+      <w:ins w:id="78" w:author="Samuel T Harrold">
         <w:r>
           <w:t xml:space="preserve">thus becomes a</w:t>
         </w:r>
@@ -5810,7 +5911,7 @@
       <w:r>
         <w:t xml:space="preserve"> </w:t>
       </w:r>
-      <w:del w:id="96" w:author="Samuel T Harrold">
+      <w:del w:id="99" w:author="Samuel T Harrold">
         <w:r>
           <w:delText xml:space="preserve">the</w:delText>
         </w:r>
@@ -5824,7 +5925,7 @@
       <w:r>
         <w:t xml:space="preserve"> </w:t>
       </w:r>
-      <w:del w:id="97" w:author="Samuel T Harrold">
+      <w:del w:id="100" w:author="Samuel T Harrold">
         <w:r>
           <w:delText xml:space="preserve">remain</w:delText>
         </w:r>
@@ -5835,7 +5936,7 @@
           <w:delText xml:space="preserve">trapped in departing</w:delText>
         </w:r>
       </w:del>
-      <w:ins w:id="75" w:author="Samuel T Harrold">
+      <w:ins w:id="79" w:author="Samuel T Harrold">
         <w:r>
           <w:t xml:space="preserve">depart with its</w:t>
         </w:r>
@@ -5921,12 +6022,12 @@
       <w:pPr>
         <w:pStyle w:val="FirstParagraph"/>
       </w:pPr>
-      <w:del w:id="98" w:author="Samuel T Harrold">
+      <w:del w:id="101" w:author="Samuel T Harrold">
         <w:r>
           <w:delText xml:space="preserve">Existing</w:delText>
         </w:r>
       </w:del>
-      <w:ins w:id="76" w:author="Samuel T Harrold">
+      <w:ins w:id="80" w:author="Samuel T Harrold">
         <w:r>
           <w:t xml:space="preserve">As noted, the</w:t>
         </w:r>
@@ -5940,7 +6041,7 @@
       <w:r>
         <w:t xml:space="preserve"> </w:t>
       </w:r>
-      <w:del w:id="99" w:author="Samuel T Harrold">
+      <w:del w:id="102" w:author="Samuel T Harrold">
         <w:r>
           <w:delText xml:space="preserve">such as AMAM, the DIKW</w:delText>
         </w:r>
@@ -5957,7 +6058,7 @@
       <w:r>
         <w:t xml:space="preserve">and</w:t>
       </w:r>
-      <w:del w:id="100" w:author="Samuel T Harrold">
+      <w:del w:id="103" w:author="Samuel T Harrold">
         <w:r>
           <w:delText xml:space="preserve"> </w:delText>
         </w:r>
@@ -5974,12 +6075,12 @@
       <w:r>
         <w:t xml:space="preserve"> </w:t>
       </w:r>
-      <w:del w:id="101" w:author="Samuel T Harrold">
+      <w:del w:id="104" w:author="Samuel T Harrold">
         <w:r>
           <w:delText xml:space="preserve">(see</w:delText>
         </w:r>
       </w:del>
-      <w:ins w:id="77" w:author="Samuel T Harrold">
+      <w:ins w:id="81" w:author="Samuel T Harrold">
         <w:r>
           <w:t xml:space="preserve">in</w:t>
         </w:r>
@@ -5993,12 +6094,12 @@
       <w:r>
         <w:t xml:space="preserve"> </w:t>
       </w:r>
-      <w:del w:id="102" w:author="Samuel T Harrold">
+      <w:del w:id="105" w:author="Samuel T Harrold">
         <w:r>
           <w:delText xml:space="preserve">1)</w:delText>
         </w:r>
       </w:del>
-      <w:ins w:id="78" w:author="Samuel T Harrold">
+      <w:ins w:id="82" w:author="Samuel T Harrold">
         <w:r>
           <w:t xml:space="preserve">1</w:t>
         </w:r>
@@ -6012,7 +6113,7 @@
       <w:r>
         <w:t xml:space="preserve"> </w:t>
       </w:r>
-      <w:del w:id="103" w:author="Samuel T Harrold">
+      <w:del w:id="106" w:author="Samuel T Harrold">
         <w:r>
           <w:delText xml:space="preserve">and</w:delText>
         </w:r>
@@ -6023,7 +6124,7 @@
           <w:delText xml:space="preserve">implicitly presuppose</w:delText>
         </w:r>
       </w:del>
-      <w:ins w:id="79" w:author="Samuel T Harrold">
+      <w:ins w:id="83" w:author="Samuel T Harrold">
         <w:r>
           <w:t xml:space="preserve">by</w:t>
         </w:r>
@@ -6048,7 +6149,7 @@
           <w:t xml:space="preserve">1</w:t>
         </w:r>
       </w:hyperlink>
-      <w:del w:id="104" w:author="Samuel T Harrold">
+      <w:del w:id="107" w:author="Samuel T Harrold">
         <w:r>
           <w:delText xml:space="preserve">,</w:delText>
         </w:r>
@@ -6098,7 +6199,7 @@
       <w:r>
         <w:t xml:space="preserve"> </w:t>
       </w:r>
-      <w:del w:id="105" w:author="Samuel T Harrold">
+      <w:del w:id="108" w:author="Samuel T Harrold">
         <w:r>
           <w:delText xml:space="preserve">identified 23</w:delText>
         </w:r>
@@ -6109,7 +6210,7 @@
           <w:delText xml:space="preserve">distinct</w:delText>
         </w:r>
       </w:del>
-      <w:ins w:id="80" w:author="Samuel T Harrold">
+      <w:ins w:id="84" w:author="Samuel T Harrold">
         <w:r>
           <w:t xml:space="preserve">of</w:t>
         </w:r>
@@ -6123,7 +6224,7 @@
       <w:r>
         <w:t xml:space="preserve"> </w:t>
       </w:r>
-      <w:del w:id="106" w:author="Samuel T Harrold">
+      <w:del w:id="109" w:author="Samuel T Harrold">
         <w:r>
           <w:delText xml:space="preserve">instruments</w:delText>
         </w:r>
@@ -6134,7 +6235,7 @@
           <w:delText xml:space="preserve">applied</w:delText>
         </w:r>
       </w:del>
-      <w:ins w:id="81" w:author="Samuel T Harrold">
+      <w:ins w:id="85" w:author="Samuel T Harrold">
         <w:r>
           <w:t xml:space="preserve">measurement</w:t>
         </w:r>
@@ -6148,12 +6249,12 @@
       <w:r>
         <w:t xml:space="preserve"> </w:t>
       </w:r>
-      <w:del w:id="107" w:author="Samuel T Harrold">
+      <w:del w:id="110" w:author="Samuel T Harrold">
         <w:r>
           <w:delText xml:space="preserve">health facilities, yet</w:delText>
         </w:r>
       </w:del>
-      <w:ins w:id="82" w:author="Samuel T Harrold">
+      <w:ins w:id="86" w:author="Samuel T Harrold">
         <w:r>
           <w:t xml:space="preserve">healthcare</w:t>
         </w:r>
@@ -6213,7 +6314,7 @@
       <w:r>
         <w:t xml:space="preserve"> </w:t>
       </w:r>
-      <w:del w:id="108" w:author="Samuel T Harrold">
+      <w:del w:id="111" w:author="Samuel T Harrold">
         <w:r>
           <w:delText xml:space="preserve">specific</w:delText>
         </w:r>
@@ -6239,7 +6340,7 @@
       <w:r>
         <w:t xml:space="preserve"> </w:t>
       </w:r>
-      <w:del w:id="109" w:author="Samuel T Harrold">
+      <w:del w:id="112" w:author="Samuel T Harrold">
         <w:r>
           <w:delText xml:space="preserve">is to the compounding effects identified at the</w:delText>
         </w:r>
@@ -6250,7 +6351,7 @@
           <w:delText xml:space="preserve">outset of this article.</w:delText>
         </w:r>
       </w:del>
-      <w:ins w:id="83" w:author="Samuel T Harrold">
+      <w:ins w:id="87" w:author="Samuel T Harrold">
         <w:r>
           <w:t xml:space="preserve">is.</w:t>
         </w:r>
@@ -6297,7 +6398,7 @@
       <w:r>
         <w:t xml:space="preserve">cycle that the framework identifies as the central threat.</w:t>
       </w:r>
-      <w:ins w:id="84" w:author="Samuel T Harrold">
+      <w:ins w:id="88" w:author="Samuel T Harrold">
         <w:r>
           <w:t xml:space="preserve"> </w:t>
         </w:r>
@@ -6328,7 +6429,7 @@
       <w:pPr>
         <w:pStyle w:val="FirstParagraph"/>
       </w:pPr>
-      <w:ins w:id="85" w:author="Samuel T Harrold">
+      <w:ins w:id="89" w:author="Samuel T Harrold">
         <w:r>
           <w:t xml:space="preserve">Table 2. Three-</w:t>
         </w:r>
@@ -6339,12 +6440,12 @@
       <w:r>
         <w:t xml:space="preserve"> </w:t>
       </w:r>
-      <w:del w:id="110" w:author="Samuel T Harrold">
+      <w:del w:id="113" w:author="Samuel T Harrold">
         <w:r>
           <w:delText xml:space="preserve">1: Analytics Maturity</w:delText>
         </w:r>
       </w:del>
-      <w:ins w:id="86" w:author="Samuel T Harrold">
+      <w:ins w:id="90" w:author="Samuel T Harrold">
         <w:r>
           <w:t xml:space="preserve">Assessment Rubric</w:t>
         </w:r>
@@ -6360,12 +6461,12 @@
       <w:pPr>
         <w:pStyle w:val="BodyText"/>
       </w:pPr>
-      <w:del w:id="111" w:author="Samuel T Harrold">
+      <w:del w:id="114" w:author="Samuel T Harrold">
         <w:r>
           <w:delText xml:space="preserve">Indicator</w:delText>
         </w:r>
       </w:del>
-      <w:ins w:id="87" w:author="Samuel T Harrold">
+      <w:ins w:id="91" w:author="Samuel T Harrold">
         <w:r>
           <w:t xml:space="preserve">Pillar</w:t>
         </w:r>
@@ -6375,7 +6476,7 @@
       <w:pPr>
         <w:pStyle w:val="BodyText"/>
       </w:pPr>
-      <w:del w:id="112" w:author="Samuel T Harrold">
+      <w:del w:id="115" w:author="Samuel T Harrold">
         <w:r>
           <w:delText xml:space="preserve">Low Strength</w:delText>
         </w:r>
@@ -6385,7 +6486,7 @@
       <w:pPr>
         <w:pStyle w:val="BodyText"/>
       </w:pPr>
-      <w:del w:id="113" w:author="Samuel T Harrold">
+      <w:del w:id="116" w:author="Samuel T Harrold">
         <w:r>
           <w:delText xml:space="preserve">Med. Strength</w:delText>
         </w:r>
@@ -6395,7 +6496,7 @@
       <w:pPr>
         <w:pStyle w:val="BodyText"/>
       </w:pPr>
-      <w:del w:id="114" w:author="Samuel T Harrold">
+      <w:del w:id="117" w:author="Samuel T Harrold">
         <w:r>
           <w:delText xml:space="preserve">High Strength</w:delText>
         </w:r>
@@ -6405,12 +6506,12 @@
       <w:pPr>
         <w:pStyle w:val="BodyText"/>
       </w:pPr>
-      <w:del w:id="115" w:author="Samuel T Harrold">
+      <w:del w:id="118" w:author="Samuel T Harrold">
         <w:r>
           <w:delText xml:space="preserve">Evidence</w:delText>
         </w:r>
       </w:del>
-      <w:ins w:id="88" w:author="Samuel T Harrold">
+      <w:ins w:id="92" w:author="Samuel T Harrold">
         <w:r>
           <w:t xml:space="preserve">Indicators</w:t>
         </w:r>
@@ -6420,7 +6521,7 @@
       <w:pPr>
         <w:pStyle w:val="BodyText"/>
       </w:pPr>
-      <w:ins w:id="89" w:author="Samuel T Harrold">
+      <w:ins w:id="93" w:author="Samuel T Harrold">
         <w:r>
           <w:t xml:space="preserve">Analytics Maturity</w:t>
         </w:r>
@@ -6436,7 +6537,7 @@
       <w:r>
         <w:t xml:space="preserve"> </w:t>
       </w:r>
-      <w:del w:id="116" w:author="Samuel T Harrold">
+      <w:del w:id="119" w:author="Samuel T Harrold">
         <w:r>
           <w:delText xml:space="preserve">Stage</w:delText>
         </w:r>
@@ -6446,7 +6547,7 @@
       <w:pPr>
         <w:pStyle w:val="BodyText"/>
       </w:pPr>
-      <w:del w:id="117" w:author="Samuel T Harrold">
+      <w:del w:id="120" w:author="Samuel T Harrold">
         <w:r>
           <w:delText xml:space="preserve">Stages 0-2: Fragmented data, limited reporting</w:delText>
         </w:r>
@@ -6456,7 +6557,7 @@
       <w:pPr>
         <w:pStyle w:val="BodyText"/>
       </w:pPr>
-      <w:del w:id="118" w:author="Samuel T Harrold">
+      <w:del w:id="121" w:author="Samuel T Harrold">
         <w:r>
           <w:delText xml:space="preserve">Stages 3-4: Integrated warehouse, standardized definitions</w:delText>
         </w:r>
@@ -6466,7 +6567,7 @@
       <w:pPr>
         <w:pStyle w:val="BodyText"/>
       </w:pPr>
-      <w:del w:id="119" w:author="Samuel T Harrold">
+      <w:del w:id="122" w:author="Samuel T Harrold">
         <w:r>
           <w:delText xml:space="preserve">Stages 5-7: Predictive analytics, AI integration</w:delText>
         </w:r>
@@ -6476,7 +6577,7 @@
       <w:pPr>
         <w:pStyle w:val="BodyText"/>
       </w:pPr>
-      <w:del w:id="120" w:author="Samuel T Harrold">
+      <w:del w:id="123" w:author="Samuel T Harrold">
         <w:r>
           <w:delText xml:space="preserve">Self-service analytics</w:delText>
         </w:r>
@@ -6486,7 +6587,7 @@
       <w:pPr>
         <w:pStyle w:val="BodyText"/>
       </w:pPr>
-      <w:del w:id="121" w:author="Samuel T Harrold">
+      <w:del w:id="124" w:author="Samuel T Harrold">
         <w:r>
           <w:delText xml:space="preserve">None; all analytics require IT intervention</w:delText>
         </w:r>
@@ -6496,7 +6597,7 @@
       <w:pPr>
         <w:pStyle w:val="BodyText"/>
       </w:pPr>
-      <w:del w:id="122" w:author="Samuel T Harrold">
+      <w:del w:id="125" w:author="Samuel T Harrold">
         <w:r>
           <w:delText xml:space="preserve">Partial; BI tools available but underutilized</w:delText>
         </w:r>
@@ -6506,7 +6607,7 @@
       <w:pPr>
         <w:pStyle w:val="BodyText"/>
       </w:pPr>
-      <w:del w:id="123" w:author="Samuel T Harrold">
+      <w:del w:id="126" w:author="Samuel T Harrold">
         <w:r>
           <w:delText xml:space="preserve">Widespread; clinical staff access data directly</w:delText>
         </w:r>
@@ -6516,7 +6617,7 @@
       <w:pPr>
         <w:pStyle w:val="BodyText"/>
       </w:pPr>
-      <w:del w:id="124" w:author="Samuel T Harrold">
+      <w:del w:id="127" w:author="Samuel T Harrold">
         <w:r>
           <w:delText xml:space="preserve">[</w:delText>
         </w:r>
@@ -6538,7 +6639,7 @@
       <w:pPr>
         <w:pStyle w:val="BodyText"/>
       </w:pPr>
-      <w:del w:id="125" w:author="Samuel T Harrold">
+      <w:del w:id="128" w:author="Samuel T Harrold">
         <w:r>
           <w:delText xml:space="preserve">AI/NL interface</w:delText>
         </w:r>
@@ -6548,7 +6649,7 @@
       <w:pPr>
         <w:pStyle w:val="BodyText"/>
       </w:pPr>
-      <w:del w:id="126" w:author="Samuel T Harrold">
+      <w:del w:id="129" w:author="Samuel T Harrold">
         <w:r>
           <w:delText xml:space="preserve">No NL2SQL or conversational analytics</w:delText>
         </w:r>
@@ -6558,7 +6659,7 @@
       <w:pPr>
         <w:pStyle w:val="BodyText"/>
       </w:pPr>
-      <w:del w:id="127" w:author="Samuel T Harrold">
+      <w:del w:id="130" w:author="Samuel T Harrold">
         <w:r>
           <w:delText xml:space="preserve">Pilot programs or evaluation underway</w:delText>
         </w:r>
@@ -6568,7 +6669,7 @@
       <w:pPr>
         <w:pStyle w:val="BodyText"/>
       </w:pPr>
-      <w:del w:id="128" w:author="Samuel T Harrold">
+      <w:del w:id="131" w:author="Samuel T Harrold">
         <w:r>
           <w:delText xml:space="preserve">Natural language query capability deployed</w:delText>
         </w:r>
@@ -6578,7 +6679,7 @@
       <w:pPr>
         <w:pStyle w:val="BodyText"/>
       </w:pPr>
-      <w:del w:id="129" w:author="Samuel T Harrold">
+      <w:del w:id="132" w:author="Samuel T Harrold">
         <w:r>
           <w:delText xml:space="preserve">[</w:delText>
         </w:r>
@@ -6602,7 +6703,7 @@
       <w:pPr>
         <w:pStyle w:val="Heading3"/>
       </w:pPr>
-      <w:del w:id="130" w:author="Samuel T Harrold">
+      <w:del w:id="133" w:author="Samuel T Harrold">
         <w:r>
           <w:delText xml:space="preserve">Pillar 2:</w:delText>
         </w:r>
@@ -6618,7 +6719,7 @@
       <w:pPr>
         <w:pStyle w:val="FirstParagraph"/>
       </w:pPr>
-      <w:del w:id="131" w:author="Samuel T Harrold">
+      <w:del w:id="134" w:author="Samuel T Harrold">
         <w:r>
           <w:delText xml:space="preserve">Indicator</w:delText>
         </w:r>
@@ -6628,7 +6729,7 @@
       <w:pPr>
         <w:pStyle w:val="BodyText"/>
       </w:pPr>
-      <w:del w:id="132" w:author="Samuel T Harrold">
+      <w:del w:id="135" w:author="Samuel T Harrold">
         <w:r>
           <w:delText xml:space="preserve">Low Strength</w:delText>
         </w:r>
@@ -6638,7 +6739,7 @@
       <w:pPr>
         <w:pStyle w:val="BodyText"/>
       </w:pPr>
-      <w:del w:id="133" w:author="Samuel T Harrold">
+      <w:del w:id="136" w:author="Samuel T Harrold">
         <w:r>
           <w:delText xml:space="preserve">Med. Strength</w:delText>
         </w:r>
@@ -6648,7 +6749,7 @@
       <w:pPr>
         <w:pStyle w:val="BodyText"/>
       </w:pPr>
-      <w:del w:id="134" w:author="Samuel T Harrold">
+      <w:del w:id="137" w:author="Samuel T Harrold">
         <w:r>
           <w:delText xml:space="preserve">High Strength</w:delText>
         </w:r>
@@ -6658,7 +6759,7 @@
       <w:pPr>
         <w:pStyle w:val="BodyText"/>
       </w:pPr>
-      <w:del w:id="135" w:author="Samuel T Harrold">
+      <w:del w:id="138" w:author="Samuel T Harrold">
         <w:r>
           <w:delText xml:space="preserve">Evidence</w:delText>
         </w:r>
@@ -6674,7 +6775,7 @@
       <w:r>
         <w:t xml:space="preserve"> </w:t>
       </w:r>
-      <w:del w:id="136" w:author="Samuel T Harrold">
+      <w:del w:id="139" w:author="Samuel T Harrold">
         <w:r>
           <w:delText xml:space="preserve">turnover</w:delText>
         </w:r>
@@ -6684,7 +6785,7 @@
       <w:pPr>
         <w:pStyle w:val="BodyText"/>
       </w:pPr>
-      <w:del w:id="137" w:author="Samuel T Harrold">
+      <w:del w:id="140" w:author="Samuel T Harrold">
         <w:r>
           <w:delText xml:space="preserve">&gt;30% (High instability)</w:delText>
         </w:r>
@@ -6694,7 +6795,7 @@
       <w:pPr>
         <w:pStyle w:val="BodyText"/>
       </w:pPr>
-      <w:del w:id="138" w:author="Samuel T Harrold">
+      <w:del w:id="141" w:author="Samuel T Harrold">
         <w:r>
           <w:delText xml:space="preserve">15-30%</w:delText>
         </w:r>
@@ -6704,7 +6805,7 @@
       <w:pPr>
         <w:pStyle w:val="BodyText"/>
       </w:pPr>
-      <w:del w:id="139" w:author="Samuel T Harrold">
+      <w:del w:id="142" w:author="Samuel T Harrold">
         <w:r>
           <w:delText xml:space="preserve">&lt;15% (High stability)</w:delText>
         </w:r>
@@ -6714,7 +6815,7 @@
       <w:pPr>
         <w:pStyle w:val="BodyText"/>
       </w:pPr>
-      <w:del w:id="140" w:author="Samuel T Harrold">
+      <w:del w:id="143" w:author="Samuel T Harrold">
         <w:r>
           <w:delText xml:space="preserve">[</w:delText>
         </w:r>
@@ -6731,7 +6832,7 @@
           <w:delText xml:space="preserve">]</w:delText>
         </w:r>
       </w:del>
-      <w:ins w:id="90" w:author="Samuel T Harrold">
+      <w:ins w:id="94" w:author="Samuel T Harrold">
         <w:r>
           <w:t xml:space="preserve">turnover; leadership tenure;</w:t>
         </w:r>
@@ -6747,12 +6848,12 @@
       <w:pPr>
         <w:pStyle w:val="BodyText"/>
       </w:pPr>
-      <w:del w:id="141" w:author="Samuel T Harrold">
+      <w:del w:id="144" w:author="Samuel T Harrold">
         <w:r>
           <w:delText xml:space="preserve">Avg. leadership tenure</w:delText>
         </w:r>
       </w:del>
-      <w:ins w:id="91" w:author="Samuel T Harrold">
+      <w:ins w:id="95" w:author="Samuel T Harrold">
         <w:r>
           <w:t xml:space="preserve">Technical Enablement</w:t>
         </w:r>
@@ -6762,7 +6863,7 @@
       <w:pPr>
         <w:pStyle w:val="BodyText"/>
       </w:pPr>
-      <w:del w:id="142" w:author="Samuel T Harrold">
+      <w:del w:id="145" w:author="Samuel T Harrold">
         <w:r>
           <w:delText xml:space="preserve">&lt; 3 years</w:delText>
         </w:r>
@@ -6772,7 +6873,7 @@
       <w:pPr>
         <w:pStyle w:val="BodyText"/>
       </w:pPr>
-      <w:del w:id="143" w:author="Samuel T Harrold">
+      <w:del w:id="146" w:author="Samuel T Harrold">
         <w:r>
           <w:delText xml:space="preserve">3-5 years</w:delText>
         </w:r>
@@ -6782,7 +6883,7 @@
       <w:pPr>
         <w:pStyle w:val="BodyText"/>
       </w:pPr>
-      <w:del w:id="144" w:author="Samuel T Harrold">
+      <w:del w:id="147" w:author="Samuel T Harrold">
         <w:r>
           <w:delText xml:space="preserve">&gt; 5 years</w:delText>
         </w:r>
@@ -6792,7 +6893,7 @@
       <w:pPr>
         <w:pStyle w:val="BodyText"/>
       </w:pPr>
-      <w:del w:id="145" w:author="Samuel T Harrold">
+      <w:del w:id="148" w:author="Samuel T Harrold">
         <w:r>
           <w:delText xml:space="preserve">[</w:delText>
         </w:r>
@@ -6808,7 +6909,7 @@
       <w:pPr>
         <w:pStyle w:val="BodyText"/>
       </w:pPr>
-      <w:del w:id="146" w:author="Samuel T Harrold">
+      <w:del w:id="149" w:author="Samuel T Harrold">
         <w:r>
           <w:delText xml:space="preserve">Knowledge concentration</w:delText>
         </w:r>
@@ -6818,7 +6919,7 @@
       <w:pPr>
         <w:pStyle w:val="BodyText"/>
       </w:pPr>
-      <w:del w:id="147" w:author="Samuel T Harrold">
+      <w:del w:id="150" w:author="Samuel T Harrold">
         <w:r>
           <w:delText xml:space="preserve">Critical expertise held by 3 or fewer individuals</w:delText>
         </w:r>
@@ -6828,7 +6929,7 @@
       <w:pPr>
         <w:pStyle w:val="BodyText"/>
       </w:pPr>
-      <w:del w:id="148" w:author="Samuel T Harrold">
+      <w:del w:id="151" w:author="Samuel T Harrold">
         <w:r>
           <w:delText xml:space="preserve">Partial documentation; some cross-training</w:delText>
         </w:r>
@@ -6838,7 +6939,7 @@
       <w:pPr>
         <w:pStyle w:val="BodyText"/>
       </w:pPr>
-      <w:del w:id="149" w:author="Samuel T Harrold">
+      <w:del w:id="152" w:author="Samuel T Harrold">
         <w:r>
           <w:delText xml:space="preserve">Distributed expertise; documented processes</w:delText>
         </w:r>
@@ -6848,7 +6949,7 @@
       <w:pPr>
         <w:pStyle w:val="BodyText"/>
       </w:pPr>
-      <w:del w:id="150" w:author="Samuel T Harrold">
+      <w:del w:id="153" w:author="Samuel T Harrold">
         <w:r>
           <w:delText xml:space="preserve">[</w:delText>
         </w:r>
@@ -6872,7 +6973,7 @@
       <w:pPr>
         <w:pStyle w:val="Heading3"/>
       </w:pPr>
-      <w:del w:id="151" w:author="Samuel T Harrold">
+      <w:del w:id="154" w:author="Samuel T Harrold">
         <w:r>
           <w:delText xml:space="preserve">Pillar 3: Technical Enablement</w:delText>
         </w:r>
@@ -6882,7 +6983,7 @@
       <w:pPr>
         <w:pStyle w:val="FirstParagraph"/>
       </w:pPr>
-      <w:del w:id="152" w:author="Samuel T Harrold">
+      <w:del w:id="155" w:author="Samuel T Harrold">
         <w:r>
           <w:delText xml:space="preserve">Three-Pillar Organizational Assessment Rubric.</w:delText>
         </w:r>
@@ -6892,7 +6993,7 @@
       <w:pPr>
         <w:pStyle w:val="BodyText"/>
       </w:pPr>
-      <w:del w:id="153" w:author="Samuel T Harrold">
+      <w:del w:id="156" w:author="Samuel T Harrold">
         <w:r>
           <w:delText xml:space="preserve">Indicator</w:delText>
         </w:r>
@@ -6902,7 +7003,7 @@
       <w:pPr>
         <w:pStyle w:val="BodyText"/>
       </w:pPr>
-      <w:del w:id="154" w:author="Samuel T Harrold">
+      <w:del w:id="157" w:author="Samuel T Harrold">
         <w:r>
           <w:delText xml:space="preserve">Low Strength</w:delText>
         </w:r>
@@ -6912,7 +7013,7 @@
       <w:pPr>
         <w:pStyle w:val="BodyText"/>
       </w:pPr>
-      <w:del w:id="155" w:author="Samuel T Harrold">
+      <w:del w:id="158" w:author="Samuel T Harrold">
         <w:r>
           <w:delText xml:space="preserve">Med. Strength</w:delText>
         </w:r>
@@ -6922,7 +7023,7 @@
       <w:pPr>
         <w:pStyle w:val="BodyText"/>
       </w:pPr>
-      <w:del w:id="156" w:author="Samuel T Harrold">
+      <w:del w:id="159" w:author="Samuel T Harrold">
         <w:r>
           <w:delText xml:space="preserve">High Strength</w:delText>
         </w:r>
@@ -6932,7 +7033,7 @@
       <w:pPr>
         <w:pStyle w:val="BodyText"/>
       </w:pPr>
-      <w:del w:id="157" w:author="Samuel T Harrold">
+      <w:del w:id="160" w:author="Samuel T Harrold">
         <w:r>
           <w:delText xml:space="preserve">Evidence</w:delText>
         </w:r>
@@ -6948,7 +7049,7 @@
       <w:r>
         <w:t xml:space="preserve"> </w:t>
       </w:r>
-      <w:del w:id="158" w:author="Samuel T Harrold">
+      <w:del w:id="161" w:author="Samuel T Harrold">
         <w:r>
           <w:delText xml:space="preserve">access</w:delText>
         </w:r>
@@ -6958,7 +7059,7 @@
       <w:pPr>
         <w:pStyle w:val="BodyText"/>
       </w:pPr>
-      <w:del w:id="159" w:author="Samuel T Harrold">
+      <w:del w:id="162" w:author="Samuel T Harrold">
         <w:r>
           <w:delText xml:space="preserve">SQL/technical expertise required for all queries</w:delText>
         </w:r>
@@ -6968,7 +7069,7 @@
       <w:pPr>
         <w:pStyle w:val="BodyText"/>
       </w:pPr>
-      <w:del w:id="160" w:author="Samuel T Harrold">
+      <w:del w:id="163" w:author="Samuel T Harrold">
         <w:r>
           <w:delText xml:space="preserve">IT queue for complex queries; basic self-service</w:delText>
         </w:r>
@@ -6978,7 +7079,7 @@
       <w:pPr>
         <w:pStyle w:val="BodyText"/>
       </w:pPr>
-      <w:del w:id="161" w:author="Samuel T Harrold">
+      <w:del w:id="164" w:author="Samuel T Harrold">
         <w:r>
           <w:delText xml:space="preserve">Natural language or visual query interfaces</w:delText>
         </w:r>
@@ -6988,7 +7089,7 @@
       <w:pPr>
         <w:pStyle w:val="BodyText"/>
       </w:pPr>
-      <w:del w:id="162" w:author="Samuel T Harrold">
+      <w:del w:id="165" w:author="Samuel T Harrold">
         <w:r>
           <w:delText xml:space="preserve">[</w:delText>
         </w:r>
@@ -7010,7 +7111,7 @@
       <w:pPr>
         <w:pStyle w:val="BodyText"/>
       </w:pPr>
-      <w:del w:id="163" w:author="Samuel T Harrold">
+      <w:del w:id="166" w:author="Samuel T Harrold">
         <w:r>
           <w:delText xml:space="preserve">Interoperability</w:delText>
         </w:r>
@@ -7020,7 +7121,7 @@
       <w:pPr>
         <w:pStyle w:val="BodyText"/>
       </w:pPr>
-      <w:del w:id="164" w:author="Samuel T Harrold">
+      <w:del w:id="167" w:author="Samuel T Harrold">
         <w:r>
           <w:delText xml:space="preserve">Fragmented systems; manual reconciliation</w:delText>
         </w:r>
@@ -7030,7 +7131,7 @@
       <w:pPr>
         <w:pStyle w:val="BodyText"/>
       </w:pPr>
-      <w:del w:id="165" w:author="Samuel T Harrold">
+      <w:del w:id="168" w:author="Samuel T Harrold">
         <w:r>
           <w:delText xml:space="preserve">Partial integration; some automated feeds</w:delText>
         </w:r>
@@ -7040,7 +7141,7 @@
       <w:pPr>
         <w:pStyle w:val="BodyText"/>
       </w:pPr>
-      <w:del w:id="166" w:author="Samuel T Harrold">
+      <w:del w:id="169" w:author="Samuel T Harrold">
         <w:r>
           <w:delText xml:space="preserve">Unified data platform; real-time integration</w:delText>
         </w:r>
@@ -7050,7 +7151,7 @@
       <w:pPr>
         <w:pStyle w:val="BodyText"/>
       </w:pPr>
-      <w:del w:id="167" w:author="Samuel T Harrold">
+      <w:del w:id="170" w:author="Samuel T Harrold">
         <w:r>
           <w:delText xml:space="preserve">[</w:delText>
         </w:r>
@@ -7072,12 +7173,12 @@
       <w:pPr>
         <w:pStyle w:val="BodyText"/>
       </w:pPr>
-      <w:del w:id="168" w:author="Samuel T Harrold">
+      <w:del w:id="171" w:author="Samuel T Harrold">
         <w:r>
           <w:delText xml:space="preserve">Schema</w:delText>
         </w:r>
       </w:del>
-      <w:ins w:id="92" w:author="Samuel T Harrold">
+      <w:ins w:id="96" w:author="Samuel T Harrold">
         <w:r>
           <w:t xml:space="preserve">access; interoperability; schema</w:t>
         </w:r>
@@ -7093,7 +7194,7 @@
       <w:pPr>
         <w:pStyle w:val="BodyText"/>
       </w:pPr>
-      <w:del w:id="169" w:author="Samuel T Harrold">
+      <w:del w:id="172" w:author="Samuel T Harrold">
         <w:r>
           <w:delText xml:space="preserve">Hard-coded reports break on schema change</w:delText>
         </w:r>
@@ -7103,7 +7204,7 @@
       <w:pPr>
         <w:pStyle w:val="BodyText"/>
       </w:pPr>
-      <w:del w:id="170" w:author="Samuel T Harrold">
+      <w:del w:id="173" w:author="Samuel T Harrold">
         <w:r>
           <w:delText xml:space="preserve">Partial semantic layer; some automated feeds</w:delText>
         </w:r>
@@ -7113,7 +7214,7 @@
       <w:pPr>
         <w:pStyle w:val="BodyText"/>
       </w:pPr>
-      <w:del w:id="171" w:author="Samuel T Harrold">
+      <w:del w:id="174" w:author="Samuel T Harrold">
         <w:r>
           <w:delText xml:space="preserve">Semantic layer adapts; CI/CD detects drift</w:delText>
         </w:r>
@@ -7123,7 +7224,7 @@
       <w:pPr>
         <w:pStyle w:val="BodyText"/>
       </w:pPr>
-      <w:del w:id="172" w:author="Samuel T Harrold">
+      <w:del w:id="175" w:author="Samuel T Harrold">
         <w:r>
           <w:delText xml:space="preserve">[</w:delText>
         </w:r>
@@ -7170,7 +7271,7 @@
       <w:r>
         <w:t xml:space="preserve"> </w:t>
       </w:r>
-      <w:ins w:id="93" w:author="Samuel T Harrold">
+      <w:ins w:id="97" w:author="Samuel T Harrold">
         <w:r>
           <w:t xml:space="preserve">that detects data and schema</w:t>
         </w:r>
@@ -7187,7 +7288,7 @@
       <w:r>
         <w:t xml:space="preserve">[</w:t>
       </w:r>
-      <w:ins w:id="94" w:author="Samuel T Harrold">
+      <w:ins w:id="98" w:author="Samuel T Harrold">
         <w:hyperlink w:anchor="ref-battula2025">
           <w:r>
             <w:rPr>
@@ -7208,7 +7309,7 @@
           <w:t xml:space="preserve">67</w:t>
         </w:r>
       </w:hyperlink>
-      <w:ins w:id="95" w:author="Samuel T Harrold">
+      <w:ins w:id="99" w:author="Samuel T Harrold">
         <w:r>
           <w:t xml:space="preserve">,</w:t>
         </w:r>
@@ -7451,12 +7552,12 @@
       <w:r>
         <w:t xml:space="preserve"> </w:t>
       </w:r>
-      <w:del w:id="173" w:author="Samuel T Harrold">
+      <w:del w:id="176" w:author="Samuel T Harrold">
         <w:r>
           <w:delText xml:space="preserve">time an analyst validates a</w:delText>
         </w:r>
       </w:del>
-      <w:ins w:id="96" w:author="Samuel T Harrold">
+      <w:ins w:id="100" w:author="Samuel T Harrold">
         <w:r>
           <w:t xml:space="preserve">validated</w:t>
         </w:r>
@@ -7470,12 +7571,12 @@
       <w:r>
         <w:t xml:space="preserve"> </w:t>
       </w:r>
-      <w:del w:id="174" w:author="Samuel T Harrold">
+      <w:del w:id="177" w:author="Samuel T Harrold">
         <w:r>
           <w:delText xml:space="preserve">triple, they record</w:delText>
         </w:r>
       </w:del>
-      <w:ins w:id="97" w:author="Samuel T Harrold">
+      <w:ins w:id="101" w:author="Samuel T Harrold">
         <w:r>
           <w:t xml:space="preserve">triple records</w:t>
         </w:r>
@@ -7501,12 +7602,12 @@
       <w:r>
         <w:t xml:space="preserve"> </w:t>
       </w:r>
-      <w:del w:id="175" w:author="Samuel T Harrold">
+      <w:del w:id="178" w:author="Samuel T Harrold">
         <w:r>
           <w:delText xml:space="preserve">moment in time. The</w:delText>
         </w:r>
       </w:del>
-      <w:ins w:id="98" w:author="Samuel T Harrold">
+      <w:ins w:id="102" w:author="Samuel T Harrold">
         <w:r>
           <w:t xml:space="preserve">moment; the</w:t>
         </w:r>
@@ -7561,12 +7662,12 @@
       <w:r>
         <w:t xml:space="preserve"> </w:t>
       </w:r>
-      <w:del w:id="176" w:author="Samuel T Harrold">
+      <w:del w:id="179" w:author="Samuel T Harrold">
         <w:r>
           <w:delText xml:space="preserve">When the</w:delText>
         </w:r>
       </w:del>
-      <w:ins w:id="99" w:author="Samuel T Harrold">
+      <w:ins w:id="103" w:author="Samuel T Harrold">
         <w:r>
           <w:t xml:space="preserve">The</w:t>
         </w:r>
@@ -7580,7 +7681,7 @@
       <w:r>
         <w:t xml:space="preserve"> </w:t>
       </w:r>
-      <w:del w:id="177" w:author="Samuel T Harrold">
+      <w:del w:id="180" w:author="Samuel T Harrold">
         <w:r>
           <w:delText xml:space="preserve">expert</w:delText>
         </w:r>
@@ -7591,7 +7692,7 @@
           <w:delText xml:space="preserve">arrives (whether a seasoned</w:delText>
         </w:r>
       </w:del>
-      <w:ins w:id="100" w:author="Samuel T Harrold">
+      <w:ins w:id="104" w:author="Samuel T Harrold">
         <w:r>
           <w:t xml:space="preserve">expert,</w:t>
         </w:r>
@@ -7605,7 +7706,7 @@
       <w:r>
         <w:t xml:space="preserve"> </w:t>
       </w:r>
-      <w:del w:id="178" w:author="Samuel T Harrold">
+      <w:del w:id="181" w:author="Samuel T Harrold">
         <w:r>
           <w:delText xml:space="preserve">a competent</w:delText>
         </w:r>
@@ -7619,12 +7720,12 @@
       <w:r>
         <w:t xml:space="preserve"> </w:t>
       </w:r>
-      <w:del w:id="179" w:author="Samuel T Harrold">
+      <w:del w:id="182" w:author="Samuel T Harrold">
         <w:r>
           <w:delText xml:space="preserve">hire), they inherit</w:delText>
         </w:r>
       </w:del>
-      <w:ins w:id="101" w:author="Samuel T Harrold">
+      <w:ins w:id="105" w:author="Samuel T Harrold">
         <w:r>
           <w:t xml:space="preserve">hire, inherits</w:t>
         </w:r>
@@ -7638,12 +7739,12 @@
       <w:r>
         <w:t xml:space="preserve"> </w:t>
       </w:r>
-      <w:del w:id="180" w:author="Samuel T Harrold">
+      <w:del w:id="183" w:author="Samuel T Harrold">
         <w:r>
           <w:delText xml:space="preserve">and can</w:delText>
         </w:r>
       </w:del>
-      <w:ins w:id="102" w:author="Samuel T Harrold">
+      <w:ins w:id="106" w:author="Samuel T Harrold">
         <w:r>
           <w:t xml:space="preserve">to</w:t>
         </w:r>
@@ -7654,7 +7755,7 @@
       <w:r>
         <w:t xml:space="preserve">refine</w:t>
       </w:r>
-      <w:del w:id="181" w:author="Samuel T Harrold">
+      <w:del w:id="184" w:author="Samuel T Harrold">
         <w:r>
           <w:delText xml:space="preserve"> </w:delText>
         </w:r>
@@ -7727,12 +7828,12 @@
       <w:r>
         <w:t xml:space="preserve"> </w:t>
       </w:r>
-      <w:del w:id="182" w:author="Samuel T Harrold">
+      <w:del w:id="185" w:author="Samuel T Harrold">
         <w:r>
           <w:delText xml:space="preserve">experienced than their predecessor,</w:delText>
         </w:r>
       </w:del>
-      <w:ins w:id="103" w:author="Samuel T Harrold">
+      <w:ins w:id="107" w:author="Samuel T Harrold">
         <w:r>
           <w:t xml:space="preserve">experienced,</w:t>
         </w:r>
@@ -7749,7 +7850,7 @@
       <w:r>
         <w:t xml:space="preserve">organization cannot slide below the previously validated standard.</w:t>
       </w:r>
-      <w:del w:id="183" w:author="Samuel T Harrold">
+      <w:del w:id="186" w:author="Samuel T Harrold">
         <w:r>
           <w:delText xml:space="preserve"> </w:delText>
         </w:r>
@@ -7792,12 +7893,12 @@
       <w:r>
         <w:t xml:space="preserve"> </w:t>
       </w:r>
-      <w:del w:id="184" w:author="Samuel T Harrold">
+      <w:del w:id="187" w:author="Samuel T Harrold">
         <w:r>
           <w:delText xml:space="preserve">this mechanism.</w:delText>
         </w:r>
       </w:del>
-      <w:ins w:id="104" w:author="Samuel T Harrold">
+      <w:ins w:id="108" w:author="Samuel T Harrold">
         <w:r>
           <w:t xml:space="preserve">this:</w:t>
         </w:r>
@@ -7846,7 +7947,7 @@
       <w:r>
         <w:t xml:space="preserve"> </w:t>
       </w:r>
-      <w:del w:id="185" w:author="Samuel T Harrold">
+      <w:del w:id="188" w:author="Samuel T Harrold">
         <w:r>
           <w:delText xml:space="preserve">precisely</w:delText>
         </w:r>
@@ -7866,7 +7967,7 @@
       <w:r>
         <w:t xml:space="preserve"> </w:t>
       </w:r>
-      <w:del w:id="186" w:author="Samuel T Harrold">
+      <w:del w:id="189" w:author="Samuel T Harrold">
         <w:r>
           <w:delText xml:space="preserve">as</w:delText>
         </w:r>
@@ -7880,7 +7981,7 @@
       <w:r>
         <w:t xml:space="preserve"> </w:t>
       </w:r>
-      <w:del w:id="187" w:author="Samuel T Harrold">
+      <w:del w:id="190" w:author="Samuel T Harrold">
         <w:r>
           <w:delText xml:space="preserve">the</w:delText>
         </w:r>
@@ -7891,7 +7992,7 @@
           <w:delText xml:space="preserve">individuals who created them.</w:delText>
         </w:r>
       </w:del>
-      <w:ins w:id="105" w:author="Samuel T Harrold">
+      <w:ins w:id="109" w:author="Samuel T Harrold">
         <w:r>
           <w:t xml:space="preserve">their creators.</w:t>
         </w:r>
@@ -7925,12 +8026,12 @@
       <w:pPr>
         <w:pStyle w:val="BodyText"/>
       </w:pPr>
-      <w:del w:id="188" w:author="Samuel T Harrold">
+      <w:del w:id="191" w:author="Samuel T Harrold">
         <w:r>
           <w:delText xml:space="preserve">However, the</w:delText>
         </w:r>
       </w:del>
-      <w:ins w:id="106" w:author="Samuel T Harrold">
+      <w:ins w:id="110" w:author="Samuel T Harrold">
         <w:r>
           <w:t xml:space="preserve">The</w:t>
         </w:r>
@@ -7944,7 +8045,7 @@
       <w:r>
         <w:t xml:space="preserve"> </w:t>
       </w:r>
-      <w:del w:id="189" w:author="Samuel T Harrold">
+      <w:del w:id="192" w:author="Samuel T Harrold">
         <w:r>
           <w:delText xml:space="preserve">resolved.</w:delText>
         </w:r>
@@ -7955,7 +8056,7 @@
           <w:delText xml:space="preserve">There exists</w:delText>
         </w:r>
       </w:del>
-      <w:ins w:id="107" w:author="Samuel T Harrold">
+      <w:ins w:id="111" w:author="Samuel T Harrold">
         <w:r>
           <w:t xml:space="preserve">resolved: below</w:t>
         </w:r>
@@ -7969,12 +8070,12 @@
       <w:r>
         <w:t xml:space="preserve"> </w:t>
       </w:r>
-      <w:del w:id="190" w:author="Samuel T Harrold">
+      <w:del w:id="193" w:author="Samuel T Harrold">
         <w:r>
           <w:delText xml:space="preserve">threshold below which</w:delText>
         </w:r>
       </w:del>
-      <w:ins w:id="108" w:author="Samuel T Harrold">
+      <w:ins w:id="112" w:author="Samuel T Harrold">
         <w:r>
           <w:t xml:space="preserve">threshold,</w:t>
         </w:r>
@@ -8103,12 +8204,12 @@
       <w:r>
         <w:t xml:space="preserve"> </w:t>
       </w:r>
-      <w:del w:id="191" w:author="Samuel T Harrold">
+      <w:del w:id="194" w:author="Samuel T Harrold">
         <w:r>
           <w:delText xml:space="preserve">alignment; this is the default mode.</w:delText>
         </w:r>
       </w:del>
-      <w:ins w:id="109" w:author="Samuel T Harrold">
+      <w:ins w:id="113" w:author="Samuel T Harrold">
         <w:r>
           <w:t xml:space="preserve">alignment (the</w:t>
         </w:r>
@@ -8184,12 +8285,12 @@
       <w:r>
         <w:t xml:space="preserve"> </w:t>
       </w:r>
-      <w:del w:id="192" w:author="Samuel T Harrold">
+      <w:del w:id="195" w:author="Samuel T Harrold">
         <w:r>
           <w:delText xml:space="preserve">review but logs</w:delText>
         </w:r>
       </w:del>
-      <w:ins w:id="110" w:author="Samuel T Harrold">
+      <w:ins w:id="114" w:author="Samuel T Harrold">
         <w:r>
           <w:t xml:space="preserve">review, logging</w:t>
         </w:r>
@@ -8205,12 +8306,12 @@
       <w:pPr>
         <w:pStyle w:val="BodyText"/>
       </w:pPr>
-      <w:del w:id="193" w:author="Samuel T Harrold">
+      <w:del w:id="196" w:author="Samuel T Harrold">
         <w:r>
           <w:delText xml:space="preserve">At the organizational level,</w:delText>
         </w:r>
       </w:del>
-      <w:ins w:id="111" w:author="Samuel T Harrold">
+      <w:ins w:id="115" w:author="Samuel T Harrold">
         <w:r>
           <w:t xml:space="preserve">Organizational</w:t>
         </w:r>
@@ -8227,7 +8328,7 @@
       <w:r>
         <w:t xml:space="preserve">requirements include</w:t>
       </w:r>
-      <w:del w:id="194" w:author="Samuel T Harrold">
+      <w:del w:id="197" w:author="Samuel T Harrold">
         <w:r>
           <w:delText xml:space="preserve"> </w:delText>
         </w:r>
@@ -8250,7 +8351,7 @@
       <w:r>
         <w:t xml:space="preserve"> </w:t>
       </w:r>
-      <w:del w:id="195" w:author="Samuel T Harrold">
+      <w:del w:id="198" w:author="Samuel T Harrold">
         <w:r>
           <w:delText xml:space="preserve">establishing</w:delText>
         </w:r>
@@ -8270,7 +8371,7 @@
       <w:r>
         <w:t xml:space="preserve"> </w:t>
       </w:r>
-      <w:del w:id="196" w:author="Samuel T Harrold">
+      <w:del w:id="199" w:author="Samuel T Harrold">
         <w:r>
           <w:delText xml:space="preserve">managing</w:delText>
         </w:r>
@@ -8287,7 +8388,7 @@
       <w:r>
         <w:t xml:space="preserve">and</w:t>
       </w:r>
-      <w:del w:id="197" w:author="Samuel T Harrold">
+      <w:del w:id="200" w:author="Samuel T Harrold">
         <w:r>
           <w:delText xml:space="preserve"> </w:delText>
         </w:r>
@@ -8321,7 +8422,7 @@
           <w:t xml:space="preserve">75</w:t>
         </w:r>
       </w:hyperlink>
-      <w:del w:id="198" w:author="Samuel T Harrold">
+      <w:del w:id="201" w:author="Samuel T Harrold">
         <w:r>
           <w:delText xml:space="preserve">,</w:delText>
         </w:r>
@@ -8358,7 +8459,7 @@
       <w:r>
         <w:t xml:space="preserve"> </w:t>
       </w:r>
-      <w:del w:id="199" w:author="Samuel T Harrold">
+      <w:del w:id="202" w:author="Samuel T Harrold">
         <w:r>
           <w:delText xml:space="preserve">While many users can create and</w:delText>
         </w:r>
@@ -8369,7 +8470,7 @@
           <w:delText xml:space="preserve">validate queries, only</w:delText>
         </w:r>
       </w:del>
-      <w:ins w:id="112" w:author="Samuel T Harrold">
+      <w:ins w:id="116" w:author="Samuel T Harrold">
         <w:r>
           <w:t xml:space="preserve">Only</w:t>
         </w:r>
@@ -8467,7 +8568,7 @@
       <w:r>
         <w:t xml:space="preserve"> </w:t>
       </w:r>
-      <w:del w:id="200" w:author="Samuel T Harrold">
+      <w:del w:id="203" w:author="Samuel T Harrold">
         <w:r>
           <w:delText xml:space="preserve">the absence of a structured validation step means that</w:delText>
         </w:r>
@@ -8484,7 +8585,7 @@
       <w:r>
         <w:t xml:space="preserve">arrive dressed in the language of expertise,</w:t>
       </w:r>
-      <w:del w:id="201" w:author="Samuel T Harrold">
+      <w:del w:id="204" w:author="Samuel T Harrold">
         <w:r>
           <w:delText xml:space="preserve"> </w:delText>
         </w:r>
@@ -8548,12 +8649,12 @@
       <w:r>
         <w:t xml:space="preserve"> </w:t>
       </w:r>
-      <w:del w:id="202" w:author="Samuel T Harrold">
+      <w:del w:id="205" w:author="Samuel T Harrold">
         <w:r>
           <w:delText xml:space="preserve">By requiring</w:delText>
         </w:r>
       </w:del>
-      <w:ins w:id="113" w:author="Samuel T Harrold">
+      <w:ins w:id="117" w:author="Samuel T Harrold">
         <w:r>
           <w:t xml:space="preserve">Requiring</w:t>
         </w:r>
@@ -8583,7 +8684,7 @@
       <w:r>
         <w:t xml:space="preserve"> </w:t>
       </w:r>
-      <w:del w:id="203" w:author="Samuel T Harrold">
+      <w:del w:id="206" w:author="Samuel T Harrold">
         <w:r>
           <w:delText xml:space="preserve">results, the</w:delText>
         </w:r>
@@ -8594,7 +8695,7 @@
           <w:delText xml:space="preserve">architecture</w:delText>
         </w:r>
       </w:del>
-      <w:ins w:id="114" w:author="Samuel T Harrold">
+      <w:ins w:id="118" w:author="Samuel T Harrold">
         <w:r>
           <w:t xml:space="preserve">results</w:t>
         </w:r>
@@ -8605,7 +8706,7 @@
       <w:r>
         <w:t xml:space="preserve">forces the</w:t>
       </w:r>
-      <w:del w:id="204" w:author="Samuel T Harrold">
+      <w:del w:id="207" w:author="Samuel T Harrold">
         <w:r>
           <w:delText xml:space="preserve"> </w:delText>
         </w:r>
@@ -8625,7 +8726,7 @@
       <w:r>
         <w:t xml:space="preserve">(analytical, deliberate) thinking rather than</w:t>
       </w:r>
-      <w:del w:id="205" w:author="Samuel T Harrold">
+      <w:del w:id="208" w:author="Samuel T Harrold">
         <w:r>
           <w:delText xml:space="preserve"> </w:delText>
         </w:r>
@@ -8792,7 +8893,7 @@
       <w:r>
         <w:t xml:space="preserve"> </w:t>
       </w:r>
-      <w:del w:id="206" w:author="Samuel T Harrold">
+      <w:del w:id="209" w:author="Samuel T Harrold">
         <w:r>
           <w:delText xml:space="preserve">one of the safest modes</w:delText>
         </w:r>
@@ -8803,7 +8904,7 @@
           <w:delText xml:space="preserve">of transportation</w:delText>
         </w:r>
       </w:del>
-      <w:ins w:id="115" w:author="Samuel T Harrold">
+      <w:ins w:id="119" w:author="Samuel T Harrold">
         <w:r>
           <w:t xml:space="preserve">exceptionally safe</w:t>
         </w:r>
@@ -8941,7 +9042,7 @@
       <w:r>
         <w:t xml:space="preserve">,</w:t>
       </w:r>
-      <w:del w:id="207" w:author="Samuel T Harrold">
+      <w:del w:id="210" w:author="Samuel T Harrold">
         <w:hyperlink w:anchor="ref-yang2020">
           <w:r>
             <w:rPr>
@@ -8951,7 +9052,7 @@
           </w:r>
         </w:hyperlink>
       </w:del>
-      <w:ins w:id="116" w:author="Samuel T Harrold">
+      <w:ins w:id="120" w:author="Samuel T Harrold">
         <w:hyperlink w:anchor="ref-strickland2019">
           <w:r>
             <w:rPr>
@@ -9100,7 +9201,7 @@
       <w:r>
         <w:t xml:space="preserve">[</w:t>
       </w:r>
-      <w:del w:id="208" w:author="Samuel T Harrold">
+      <w:del w:id="211" w:author="Samuel T Harrold">
         <w:hyperlink w:anchor="ref-konrad2022">
           <w:r>
             <w:rPr>
@@ -9110,7 +9211,7 @@
           </w:r>
         </w:hyperlink>
       </w:del>
-      <w:ins w:id="117" w:author="Samuel T Harrold">
+      <w:ins w:id="121" w:author="Samuel T Harrold">
         <w:hyperlink w:anchor="ref-ledikwe2013">
           <w:r>
             <w:rPr>
@@ -9299,7 +9400,7 @@
       <w:r>
         <w:t xml:space="preserve"> </w:t>
       </w:r>
-      <w:del w:id="209" w:author="Samuel T Harrold">
+      <w:del w:id="212" w:author="Samuel T Harrold">
         <w:r>
           <w:delText xml:space="preserve">across diverse health systems</w:delText>
         </w:r>
@@ -9319,7 +9420,7 @@
       <w:r>
         <w:t xml:space="preserve"> </w:t>
       </w:r>
-      <w:del w:id="210" w:author="Samuel T Harrold">
+      <w:del w:id="213" w:author="Samuel T Harrold">
         <w:r>
           <w:delText xml:space="preserve">and adapt the framework to</w:delText>
         </w:r>
@@ -9330,7 +9431,7 @@
           <w:delText xml:space="preserve">varying</w:delText>
         </w:r>
       </w:del>
-      <w:ins w:id="118" w:author="Samuel T Harrold">
+      <w:ins w:id="122" w:author="Samuel T Harrold">
         <w:r>
           <w:t xml:space="preserve">across diverse</w:t>
         </w:r>
@@ -9744,12 +9845,12 @@
       <w:r>
         <w:t xml:space="preserve"> </w:t>
       </w:r>
-      <w:del w:id="211" w:author="Samuel T Harrold">
+      <w:del w:id="214" w:author="Samuel T Harrold">
         <w:r>
           <w:delText xml:space="preserve">Michal S. Gal, Daniel L. Rubinfeld.</w:delText>
         </w:r>
       </w:del>
-      <w:ins w:id="119" w:author="Samuel T Harrold">
+      <w:ins w:id="123" w:author="Samuel T Harrold">
         <w:r>
           <w:t xml:space="preserve">Healthcare IT News. HIMSS</w:t>
         </w:r>
@@ -9782,7 +9883,7 @@
       <w:pPr>
         <w:pStyle w:val="BodyText"/>
       </w:pPr>
-      <w:ins w:id="120" w:author="Samuel T Harrold">
+      <w:ins w:id="124" w:author="Samuel T Harrold">
         <w:r>
           <w:t xml:space="preserve">3. Gal MS, Rubinfeld DL.</w:t>
         </w:r>
@@ -9828,12 +9929,12 @@
       <w:pPr>
         <w:pStyle w:val="BodyText"/>
       </w:pPr>
-      <w:del w:id="212" w:author="Samuel T Harrold">
+      <w:del w:id="215" w:author="Samuel T Harrold">
         <w:r>
           <w:delText xml:space="preserve">3. Yue Zhang, Jennifer A</w:delText>
         </w:r>
       </w:del>
-      <w:ins w:id="121" w:author="Samuel T Harrold">
+      <w:ins w:id="125" w:author="Samuel T Harrold">
         <w:r>
           <w:t xml:space="preserve">4. Zhang Y,</w:t>
         </w:r>
@@ -9844,7 +9945,7 @@
       <w:r>
         <w:t xml:space="preserve">Callaghan-</w:t>
       </w:r>
-      <w:del w:id="213" w:author="Samuel T Harrold">
+      <w:del w:id="216" w:author="Samuel T Harrold">
         <w:r>
           <w:delText xml:space="preserve">Koru, G”unes</w:delText>
         </w:r>
@@ -9855,7 +9956,7 @@
           <w:delText xml:space="preserve">Koru.</w:delText>
         </w:r>
       </w:del>
-      <w:ins w:id="122" w:author="Samuel T Harrold">
+      <w:ins w:id="126" w:author="Samuel T Harrold">
         <w:r>
           <w:t xml:space="preserve">Koru JA, Koru G.</w:t>
         </w:r>
@@ -9885,12 +9986,12 @@
       <w:r>
         <w:t xml:space="preserve">. 2024;7(</w:t>
       </w:r>
-      <w:del w:id="214" w:author="Samuel T Harrold">
+      <w:del w:id="217" w:author="Samuel T Harrold">
         <w:r>
           <w:delText xml:space="preserve">2)</w:delText>
         </w:r>
       </w:del>
-      <w:ins w:id="123" w:author="Samuel T Harrold">
+      <w:ins w:id="127" w:author="Samuel T Harrold">
         <w:r>
           <w:t xml:space="preserve">3)</w:t>
         </w:r>
@@ -9898,12 +9999,12 @@
       <w:r>
         <w:t xml:space="preserve">:</w:t>
       </w:r>
-      <w:del w:id="215" w:author="Samuel T Harrold">
+      <w:del w:id="218" w:author="Samuel T Harrold">
         <w:r>
           <w:delText xml:space="preserve">ooae042.</w:delText>
         </w:r>
       </w:del>
-      <w:ins w:id="124" w:author="Samuel T Harrold">
+      <w:ins w:id="128" w:author="Samuel T Harrold">
         <w:r>
           <w:t xml:space="preserve">ooae058.</w:t>
         </w:r>
@@ -9927,12 +10028,12 @@
       <w:pPr>
         <w:pStyle w:val="BodyText"/>
       </w:pPr>
-      <w:del w:id="216" w:author="Samuel T Harrold">
+      <w:del w:id="219" w:author="Samuel T Harrold">
         <w:r>
           <w:delText xml:space="preserve">4. J. H. Hong.</w:delText>
         </w:r>
       </w:del>
-      <w:ins w:id="125" w:author="Samuel T Harrold">
+      <w:ins w:id="129" w:author="Samuel T Harrold">
         <w:r>
           <w:t xml:space="preserve">5. Hong JH.</w:t>
         </w:r>
@@ -9946,12 +10047,12 @@
       <w:r>
         <w:t xml:space="preserve"> </w:t>
       </w:r>
-      <w:del w:id="217" w:author="Samuel T Harrold">
+      <w:del w:id="220" w:author="Samuel T Harrold">
         <w:r>
           <w:delText xml:space="preserve">Organizational</w:delText>
         </w:r>
       </w:del>
-      <w:ins w:id="126" w:author="Samuel T Harrold">
+      <w:ins w:id="130" w:author="Samuel T Harrold">
         <w:r>
           <w:t xml:space="preserve">Analyzing the role of organizational</w:t>
         </w:r>
@@ -9965,7 +10066,7 @@
       <w:r>
         <w:t xml:space="preserve"> </w:t>
       </w:r>
-      <w:ins w:id="127" w:author="Samuel T Harrold">
+      <w:ins w:id="131" w:author="Samuel T Harrold">
         <w:r>
           <w:t xml:space="preserve">the</w:t>
         </w:r>
@@ -9979,12 +10080,12 @@
       <w:r>
         <w:t xml:space="preserve"> </w:t>
       </w:r>
-      <w:del w:id="218" w:author="Samuel T Harrold">
+      <w:del w:id="221" w:author="Samuel T Harrold">
         <w:r>
           <w:delText xml:space="preserve">IT.</w:delText>
         </w:r>
       </w:del>
-      <w:ins w:id="128" w:author="Samuel T Harrold">
+      <w:ins w:id="132" w:author="Samuel T Harrold">
         <w:r>
           <w:t xml:space="preserve">IT workforce.</w:t>
         </w:r>
@@ -10019,7 +10120,7 @@
       <w:r>
         <w:t xml:space="preserve"> </w:t>
       </w:r>
-      <w:del w:id="219" w:author="Samuel T Harrold">
+      <w:del w:id="222" w:author="Samuel T Harrold">
         <w:r>
           <w:delText xml:space="preserve">Published online 2025.</w:delText>
         </w:r>
@@ -10035,7 +10136,7 @@
           </w:r>
         </w:hyperlink>
       </w:del>
-      <w:ins w:id="129" w:author="Samuel T Harrold">
+      <w:ins w:id="133" w:author="Samuel T Harrold">
         <w:r>
           <w:t xml:space="preserve">2025;35(4):434-451.</w:t>
         </w:r>
@@ -10059,12 +10160,12 @@
       <w:pPr>
         <w:pStyle w:val="BodyText"/>
       </w:pPr>
-      <w:del w:id="220" w:author="Samuel T Harrold">
+      <w:del w:id="223" w:author="Samuel T Harrold">
         <w:r>
           <w:delText xml:space="preserve">5.</w:delText>
         </w:r>
       </w:del>
-      <w:ins w:id="130" w:author="Samuel T Harrold">
+      <w:ins w:id="134" w:author="Samuel T Harrold">
         <w:r>
           <w:t xml:space="preserve">6.</w:t>
         </w:r>
@@ -10118,12 +10219,12 @@
       <w:pPr>
         <w:pStyle w:val="BodyText"/>
       </w:pPr>
-      <w:del w:id="221" w:author="Samuel T Harrold">
+      <w:del w:id="224" w:author="Samuel T Harrold">
         <w:r>
           <w:delText xml:space="preserve">6. HIMSS.</w:delText>
         </w:r>
       </w:del>
-      <w:ins w:id="131" w:author="Samuel T Harrold">
+      <w:ins w:id="135" w:author="Samuel T Harrold">
         <w:r>
           <w:t xml:space="preserve">7. Ren H, Li P, Xue Y, Xin W, Yin X, Li H. Global</w:t>
         </w:r>
@@ -10143,7 +10244,7 @@
       <w:r>
         <w:t xml:space="preserve"> </w:t>
       </w:r>
-      <w:del w:id="222" w:author="Samuel T Harrold">
+      <w:del w:id="225" w:author="Samuel T Harrold">
         <w:r>
           <w:rPr>
             <w:i/>
@@ -10152,7 +10253,7 @@
           <w:delText xml:space="preserve">The Future</w:delText>
         </w:r>
       </w:del>
-      <w:ins w:id="132" w:author="Samuel T Harrold">
+      <w:ins w:id="136" w:author="Samuel T Harrold">
         <w:r>
           <w:rPr>
             <w:i/>
@@ -10182,7 +10283,7 @@
         </w:rPr>
         <w:t xml:space="preserve"> </w:t>
       </w:r>
-      <w:del w:id="223" w:author="Samuel T Harrold">
+      <w:del w:id="226" w:author="Samuel T Harrold">
         <w:r>
           <w:rPr>
             <w:i/>
@@ -10191,7 +10292,7 @@
           <w:delText xml:space="preserve">Workforce</w:delText>
         </w:r>
       </w:del>
-      <w:ins w:id="133" w:author="Samuel T Harrold">
+      <w:ins w:id="137" w:author="Samuel T Harrold">
         <w:r>
           <w:rPr>
             <w:i/>
@@ -10220,7 +10321,7 @@
       <w:r>
         <w:t xml:space="preserve"> </w:t>
       </w:r>
-      <w:del w:id="224" w:author="Samuel T Harrold">
+      <w:del w:id="227" w:author="Samuel T Harrold">
         <w:r>
           <w:delText xml:space="preserve">Healthcare Information; Management Systems Society;</w:delText>
         </w:r>
@@ -10242,7 +10343,7 @@
           </w:r>
         </w:hyperlink>
       </w:del>
-      <w:ins w:id="134" w:author="Samuel T Harrold">
+      <w:ins w:id="138" w:author="Samuel T Harrold">
         <w:r>
           <w:t xml:space="preserve">2024;2024(1).</w:t>
         </w:r>
@@ -10266,7 +10367,7 @@
       <w:pPr>
         <w:pStyle w:val="BodyText"/>
       </w:pPr>
-      <w:del w:id="225" w:author="Samuel T Harrold">
+      <w:del w:id="228" w:author="Samuel T Harrold">
         <w:r>
           <w:delText xml:space="preserve">7.</w:delText>
         </w:r>
@@ -10276,7 +10377,7 @@
       <w:pPr>
         <w:pStyle w:val="BodyText"/>
       </w:pPr>
-      <w:ins w:id="135" w:author="Samuel T Harrold">
+      <w:ins w:id="139" w:author="Samuel T Harrold">
         <w:r>
           <w:t xml:space="preserve">8. Wu L F., Li L. Worldwide prevalence and associated factors of</w:t>
         </w:r>
@@ -10333,7 +10434,7 @@
       <w:pPr>
         <w:pStyle w:val="BodyText"/>
       </w:pPr>
-      <w:ins w:id="136" w:author="Samuel T Harrold">
+      <w:ins w:id="140" w:author="Samuel T Harrold">
         <w:r>
           <w:t xml:space="preserve">9. Rajamani S,</w:t>
         </w:r>
@@ -10347,12 +10448,12 @@
       <w:r>
         <w:t xml:space="preserve"> </w:t>
       </w:r>
-      <w:del w:id="226" w:author="Samuel T Harrold">
+      <w:del w:id="229" w:author="Samuel T Harrold">
         <w:r>
           <w:delText xml:space="preserve">Rajamani S.</w:delText>
         </w:r>
       </w:del>
-      <w:ins w:id="137" w:author="Samuel T Harrold">
+      <w:ins w:id="141" w:author="Samuel T Harrold">
         <w:r>
           <w:t xml:space="preserve">JP, Gunashekar DR, Dixon</w:t>
         </w:r>
@@ -10398,7 +10499,7 @@
         </w:rPr>
         <w:t xml:space="preserve"> </w:t>
       </w:r>
-      <w:del w:id="227" w:author="Samuel T Harrold">
+      <w:del w:id="230" w:author="Samuel T Harrold">
         <w:r>
           <w:rPr>
             <w:i/>
@@ -10407,7 +10508,7 @@
           <w:delText xml:space="preserve">Public Health Management and Practice</w:delText>
         </w:r>
       </w:del>
-      <w:ins w:id="138" w:author="Samuel T Harrold">
+      <w:ins w:id="142" w:author="Samuel T Harrold">
         <w:r>
           <w:rPr>
             <w:i/>
@@ -10439,12 +10540,12 @@
       <w:r>
         <w:t xml:space="preserve">2025;</w:t>
       </w:r>
-      <w:del w:id="228" w:author="Samuel T Harrold">
+      <w:del w:id="231" w:author="Samuel T Harrold">
         <w:r>
           <w:delText xml:space="preserve">26(6)</w:delText>
         </w:r>
       </w:del>
-      <w:ins w:id="139" w:author="Samuel T Harrold">
+      <w:ins w:id="143" w:author="Samuel T Harrold">
         <w:r>
           <w:t xml:space="preserve">32(4)</w:t>
         </w:r>
@@ -10452,12 +10553,12 @@
       <w:r>
         <w:t xml:space="preserve">:</w:t>
       </w:r>
-      <w:del w:id="229" w:author="Samuel T Harrold">
+      <w:del w:id="232" w:author="Samuel T Harrold">
         <w:r>
           <w:delText xml:space="preserve">522-524.</w:delText>
         </w:r>
       </w:del>
-      <w:ins w:id="140" w:author="Samuel T Harrold">
+      <w:ins w:id="144" w:author="Samuel T Harrold">
         <w:r>
           <w:t xml:space="preserve">748-754.</w:t>
         </w:r>
@@ -10468,7 +10569,7 @@
       <w:r>
         <w:t xml:space="preserve">doi:</w:t>
       </w:r>
-      <w:del w:id="230" w:author="Samuel T Harrold">
+      <w:del w:id="233" w:author="Samuel T Harrold">
         <w:hyperlink r:id="rId48">
           <w:r>
             <w:rPr>
@@ -10483,7 +10584,7 @@
       <w:pPr>
         <w:pStyle w:val="BodyText"/>
       </w:pPr>
-      <w:del w:id="231" w:author="Samuel T Harrold">
+      <w:del w:id="234" w:author="Samuel T Harrold">
         <w:r>
           <w:delText xml:space="preserve">8. American Health Information Management Association and NORC at</w:delText>
         </w:r>
@@ -10543,7 +10644,7 @@
       <w:pPr>
         <w:pStyle w:val="BodyText"/>
       </w:pPr>
-      <w:del w:id="232" w:author="Samuel T Harrold">
+      <w:del w:id="235" w:author="Samuel T Harrold">
         <w:r>
           <w:delText xml:space="preserve">9. Kung Wang Y., T. A. Byrd. Big data analytics: Understanding its</w:delText>
         </w:r>
@@ -10586,7 +10687,7 @@
       <w:pPr>
         <w:pStyle w:val="BodyText"/>
       </w:pPr>
-      <w:ins w:id="141" w:author="Samuel T Harrold">
+      <w:ins w:id="145" w:author="Samuel T Harrold">
         <w:hyperlink r:id="rId51">
           <w:r>
             <w:rPr>
@@ -10607,12 +10708,12 @@
       <w:r>
         <w:t xml:space="preserve"> </w:t>
       </w:r>
-      <w:del w:id="233" w:author="Samuel T Harrold">
+      <w:del w:id="236" w:author="Samuel T Harrold">
         <w:r>
           <w:delText xml:space="preserve">Shi</w:delText>
         </w:r>
       </w:del>
-      <w:ins w:id="142" w:author="Samuel T Harrold">
+      <w:ins w:id="146" w:author="Samuel T Harrold">
         <w:r>
           <w:t xml:space="preserve">Pollitt C. Institutional Amnesia: A Paradox of the</w:t>
         </w:r>
@@ -10655,7 +10756,7 @@
       <w:pPr>
         <w:pStyle w:val="BodyText"/>
       </w:pPr>
-      <w:ins w:id="143" w:author="Samuel T Harrold">
+      <w:ins w:id="147" w:author="Samuel T Harrold">
         <w:r>
           <w:t xml:space="preserve">11. Stark A, Head B. Institutional amnesia and public policy.</w:t>
         </w:r>
@@ -10692,7 +10793,7 @@
       <w:pPr>
         <w:pStyle w:val="BodyText"/>
       </w:pPr>
-      <w:ins w:id="144" w:author="Samuel T Harrold">
+      <w:ins w:id="148" w:author="Samuel T Harrold">
         <w:r>
           <w:t xml:space="preserve">12. Holan PM de, Phillips N. Remembrance of Things Past? The</w:t>
         </w:r>
@@ -10741,7 +10842,7 @@
       <w:pPr>
         <w:pStyle w:val="BodyText"/>
       </w:pPr>
-      <w:ins w:id="145" w:author="Samuel T Harrold">
+      <w:ins w:id="149" w:author="Samuel T Harrold">
         <w:r>
           <w:t xml:space="preserve">13. Rao RD, Argote L. Organizational learning and forgetting: The</w:t>
         </w:r>
@@ -10790,7 +10891,7 @@
       <w:pPr>
         <w:pStyle w:val="BodyText"/>
       </w:pPr>
-      <w:ins w:id="146" w:author="Samuel T Harrold">
+      <w:ins w:id="150" w:author="Samuel T Harrold">
         <w:r>
           <w:t xml:space="preserve">14. , ed.Gitelman L.</w:t>
         </w:r>
@@ -10827,7 +10928,7 @@
       <w:pPr>
         <w:pStyle w:val="BodyText"/>
       </w:pPr>
-      <w:ins w:id="147" w:author="Samuel T Harrold">
+      <w:ins w:id="151" w:author="Samuel T Harrold">
         <w:r>
           <w:t xml:space="preserve">15.</w:t>
         </w:r>
@@ -10838,7 +10939,7 @@
       <w:r>
         <w:t xml:space="preserve">Wang</w:t>
       </w:r>
-      <w:ins w:id="148" w:author="Samuel T Harrold">
+      <w:ins w:id="152" w:author="Samuel T Harrold">
         <w:r>
           <w:t xml:space="preserve"> </w:t>
         </w:r>
@@ -10904,7 +11005,7 @@
       <w:pPr>
         <w:pStyle w:val="BodyText"/>
       </w:pPr>
-      <w:del w:id="234" w:author="Samuel T Harrold">
+      <w:del w:id="237" w:author="Samuel T Harrold">
         <w:r>
           <w:delText xml:space="preserve">11. R. D. Rao, L. Argote. Organizational learning and forgetting:</w:delText>
         </w:r>
@@ -10950,12 +11051,12 @@
       <w:pPr>
         <w:pStyle w:val="BodyText"/>
       </w:pPr>
-      <w:del w:id="235" w:author="Samuel T Harrold">
+      <w:del w:id="238" w:author="Samuel T Harrold">
         <w:r>
           <w:delText xml:space="preserve">12.</w:delText>
         </w:r>
       </w:del>
-      <w:ins w:id="149" w:author="Samuel T Harrold">
+      <w:ins w:id="153" w:author="Samuel T Harrold">
         <w:r>
           <w:t xml:space="preserve">16. Mayo CS,</w:t>
         </w:r>
@@ -10969,12 +11070,12 @@
       <w:r>
         <w:t xml:space="preserve"> </w:t>
       </w:r>
-      <w:del w:id="236" w:author="Samuel T Harrold">
+      <w:del w:id="239" w:author="Samuel T Harrold">
         <w:r>
           <w:delText xml:space="preserve">Mayo C. S.</w:delText>
         </w:r>
       </w:del>
-      <w:ins w:id="150" w:author="Samuel T Harrold">
+      <w:ins w:id="154" w:author="Samuel T Harrold">
         <w:r>
           <w:t xml:space="preserve">JO, Chera BS, Freymann J,</w:t>
         </w:r>
@@ -11024,12 +11125,12 @@
       <w:r>
         <w:t xml:space="preserve">. 2016;95(</w:t>
       </w:r>
-      <w:del w:id="237" w:author="Samuel T Harrold">
+      <w:del w:id="240" w:author="Samuel T Harrold">
         <w:r>
           <w:delText xml:space="preserve">4)</w:delText>
         </w:r>
       </w:del>
-      <w:ins w:id="151" w:author="Samuel T Harrold">
+      <w:ins w:id="155" w:author="Samuel T Harrold">
         <w:r>
           <w:t xml:space="preserve">3)</w:t>
         </w:r>
@@ -11037,12 +11138,12 @@
       <w:r>
         <w:t xml:space="preserve">:</w:t>
       </w:r>
-      <w:del w:id="238" w:author="Samuel T Harrold">
+      <w:del w:id="241" w:author="Samuel T Harrold">
         <w:r>
           <w:delText xml:space="preserve">1210-1217.</w:delText>
         </w:r>
       </w:del>
-      <w:ins w:id="152" w:author="Samuel T Harrold">
+      <w:ins w:id="156" w:author="Samuel T Harrold">
         <w:r>
           <w:t xml:space="preserve">916-921.</w:t>
         </w:r>
@@ -11053,7 +11154,7 @@
       <w:r>
         <w:t xml:space="preserve">doi:</w:t>
       </w:r>
-      <w:del w:id="239" w:author="Samuel T Harrold">
+      <w:del w:id="242" w:author="Samuel T Harrold">
         <w:hyperlink r:id="rId59">
           <w:r>
             <w:rPr>
@@ -11063,7 +11164,7 @@
           </w:r>
         </w:hyperlink>
       </w:del>
-      <w:ins w:id="153" w:author="Samuel T Harrold">
+      <w:ins w:id="157" w:author="Samuel T Harrold">
         <w:hyperlink r:id="rId60">
           <w:r>
             <w:rPr>
@@ -11078,12 +11179,12 @@
       <w:pPr>
         <w:pStyle w:val="BodyText"/>
       </w:pPr>
-      <w:del w:id="240" w:author="Samuel T Harrold">
+      <w:del w:id="243" w:author="Samuel T Harrold">
         <w:r>
           <w:delText xml:space="preserve">13. Reason</w:delText>
         </w:r>
       </w:del>
-      <w:ins w:id="154" w:author="Samuel T Harrold">
+      <w:ins w:id="158" w:author="Samuel T Harrold">
         <w:r>
           <w:t xml:space="preserve">17.</w:t>
         </w:r>
@@ -11094,7 +11195,7 @@
       <w:r>
         <w:t xml:space="preserve">Ledikwe</w:t>
       </w:r>
-      <w:ins w:id="155" w:author="Samuel T Harrold">
+      <w:ins w:id="159" w:author="Samuel T Harrold">
         <w:r>
           <w:t xml:space="preserve"> </w:t>
         </w:r>
@@ -11146,12 +11247,12 @@
       <w:pPr>
         <w:pStyle w:val="BodyText"/>
       </w:pPr>
-      <w:del w:id="241" w:author="Samuel T Harrold">
+      <w:del w:id="244" w:author="Samuel T Harrold">
         <w:r>
           <w:delText xml:space="preserve">14. Ammenwerth</w:delText>
         </w:r>
       </w:del>
-      <w:ins w:id="156" w:author="Samuel T Harrold">
+      <w:ins w:id="160" w:author="Samuel T Harrold">
         <w:r>
           <w:t xml:space="preserve">18.</w:t>
         </w:r>
@@ -11162,7 +11263,7 @@
       <w:r>
         <w:t xml:space="preserve">Mantas</w:t>
       </w:r>
-      <w:ins w:id="157" w:author="Samuel T Harrold">
+      <w:ins w:id="161" w:author="Samuel T Harrold">
         <w:r>
           <w:t xml:space="preserve"> </w:t>
         </w:r>
@@ -11215,12 +11316,12 @@
       <w:r>
         <w:t xml:space="preserve">. 2010;49(</w:t>
       </w:r>
-      <w:del w:id="242" w:author="Samuel T Harrold">
+      <w:del w:id="245" w:author="Samuel T Harrold">
         <w:r>
           <w:delText xml:space="preserve">02)</w:delText>
         </w:r>
       </w:del>
-      <w:ins w:id="158" w:author="Samuel T Harrold">
+      <w:ins w:id="162" w:author="Samuel T Harrold">
         <w:r>
           <w:t xml:space="preserve">2)</w:t>
         </w:r>
@@ -11247,12 +11348,12 @@
       <w:pPr>
         <w:pStyle w:val="BodyText"/>
       </w:pPr>
-      <w:del w:id="243" w:author="Samuel T Harrold">
+      <w:del w:id="246" w:author="Samuel T Harrold">
         <w:r>
           <w:delText xml:space="preserve">15.</w:delText>
         </w:r>
       </w:del>
-      <w:ins w:id="159" w:author="Samuel T Harrold">
+      <w:ins w:id="163" w:author="Samuel T Harrold">
         <w:r>
           <w:t xml:space="preserve">19. Ang S, Slaughter</w:t>
         </w:r>
@@ -11263,7 +11364,7 @@
       <w:r>
         <w:t xml:space="preserve">S.</w:t>
       </w:r>
-      <w:del w:id="244" w:author="Samuel T Harrold">
+      <w:del w:id="247" w:author="Samuel T Harrold">
         <w:r>
           <w:delText xml:space="preserve"> </w:delText>
         </w:r>
@@ -11335,12 +11436,12 @@
       <w:pPr>
         <w:pStyle w:val="BodyText"/>
       </w:pPr>
-      <w:del w:id="245" w:author="Samuel T Harrold">
+      <w:del w:id="248" w:author="Samuel T Harrold">
         <w:r>
           <w:delText xml:space="preserve">16. Barbieri</w:delText>
         </w:r>
       </w:del>
-      <w:ins w:id="160" w:author="Samuel T Harrold">
+      <w:ins w:id="164" w:author="Samuel T Harrold">
         <w:r>
           <w:t xml:space="preserve">20.</w:t>
         </w:r>
@@ -11351,7 +11452,7 @@
       <w:r>
         <w:t xml:space="preserve">Farnese</w:t>
       </w:r>
-      <w:ins w:id="161" w:author="Samuel T Harrold">
+      <w:ins w:id="165" w:author="Samuel T Harrold">
         <w:r>
           <w:t xml:space="preserve"> </w:t>
         </w:r>
@@ -11417,12 +11518,12 @@
       <w:pPr>
         <w:pStyle w:val="BodyText"/>
       </w:pPr>
-      <w:del w:id="246" w:author="Samuel T Harrold">
+      <w:del w:id="249" w:author="Samuel T Harrold">
         <w:r>
           <w:delText xml:space="preserve">17. J Tyndall.</w:delText>
         </w:r>
       </w:del>
-      <w:ins w:id="162" w:author="Samuel T Harrold">
+      <w:ins w:id="166" w:author="Samuel T Harrold">
         <w:r>
           <w:t xml:space="preserve">21. Tyndall J.</w:t>
         </w:r>
@@ -11442,7 +11543,7 @@
       <w:r>
         <w:t xml:space="preserve"> </w:t>
       </w:r>
-      <w:del w:id="247" w:author="Samuel T Harrold">
+      <w:del w:id="250" w:author="Samuel T Harrold">
         <w:hyperlink r:id="rId65">
           <w:r>
             <w:rPr>
@@ -11452,7 +11553,7 @@
           </w:r>
         </w:hyperlink>
       </w:del>
-      <w:ins w:id="163" w:author="Samuel T Harrold">
+      <w:ins w:id="167" w:author="Samuel T Harrold">
         <w:hyperlink r:id="rId66">
           <w:r>
             <w:rPr>
@@ -11467,12 +11568,12 @@
       <w:pPr>
         <w:pStyle w:val="BodyText"/>
       </w:pPr>
-      <w:del w:id="248" w:author="Samuel T Harrold">
+      <w:del w:id="251" w:author="Samuel T Harrold">
         <w:r>
           <w:delText xml:space="preserve">18.</w:delText>
         </w:r>
       </w:del>
-      <w:ins w:id="164" w:author="Samuel T Harrold">
+      <w:ins w:id="168" w:author="Samuel T Harrold">
         <w:r>
           <w:t xml:space="preserve">22. Foos T,</w:t>
         </w:r>
@@ -11486,12 +11587,12 @@
       <w:r>
         <w:t xml:space="preserve"> </w:t>
       </w:r>
-      <w:del w:id="249" w:author="Samuel T Harrold">
+      <w:del w:id="252" w:author="Samuel T Harrold">
         <w:r>
           <w:delText xml:space="preserve">Foos T.</w:delText>
         </w:r>
       </w:del>
-      <w:ins w:id="165" w:author="Samuel T Harrold">
+      <w:ins w:id="169" w:author="Samuel T Harrold">
         <w:r>
           <w:t xml:space="preserve">G, Rothenberg S.</w:t>
         </w:r>
@@ -11554,12 +11655,12 @@
       <w:pPr>
         <w:pStyle w:val="BodyText"/>
       </w:pPr>
-      <w:del w:id="250" w:author="Samuel T Harrold">
+      <w:del w:id="253" w:author="Samuel T Harrold">
         <w:r>
           <w:delText xml:space="preserve">19.</w:delText>
         </w:r>
       </w:del>
-      <w:ins w:id="166" w:author="Samuel T Harrold">
+      <w:ins w:id="170" w:author="Samuel T Harrold">
         <w:r>
           <w:t xml:space="preserve">23.</w:t>
         </w:r>
@@ -11613,7 +11714,7 @@
       <w:pPr>
         <w:pStyle w:val="BodyText"/>
       </w:pPr>
-      <w:del w:id="251" w:author="Samuel T Harrold">
+      <w:del w:id="254" w:author="Samuel T Harrold">
         <w:r>
           <w:delText xml:space="preserve">20. &amp; Saidizand Konrad I.</w:delText>
         </w:r>
@@ -11681,7 +11782,7 @@
       <w:pPr>
         <w:pStyle w:val="BodyText"/>
       </w:pPr>
-      <w:del w:id="252" w:author="Samuel T Harrold">
+      <w:del w:id="255" w:author="Samuel T Harrold">
         <w:r>
           <w:delText xml:space="preserve">21. Lao Wu F., L. Li. Worldwide prevalence and associated factors of</w:delText>
         </w:r>
@@ -11738,7 +11839,7 @@
       <w:pPr>
         <w:pStyle w:val="BodyText"/>
       </w:pPr>
-      <w:del w:id="253" w:author="Samuel T Harrold">
+      <w:del w:id="256" w:author="Samuel T Harrold">
         <w:r>
           <w:delText xml:space="preserve">22. Wang Ren L. Global prevalence of nurse turnover rates: A</w:delText>
         </w:r>
@@ -11795,12 +11896,12 @@
       <w:pPr>
         <w:pStyle w:val="BodyText"/>
       </w:pPr>
-      <w:del w:id="254" w:author="Samuel T Harrold">
+      <w:del w:id="257" w:author="Samuel T Harrold">
         <w:r>
           <w:delText xml:space="preserve">23. P. R Massingham.</w:delText>
         </w:r>
       </w:del>
-      <w:ins w:id="167" w:author="Samuel T Harrold">
+      <w:ins w:id="171" w:author="Samuel T Harrold">
         <w:r>
           <w:t xml:space="preserve">24. Massingham PR.</w:t>
         </w:r>
@@ -11863,12 +11964,12 @@
       <w:pPr>
         <w:pStyle w:val="BodyText"/>
       </w:pPr>
-      <w:del w:id="255" w:author="Samuel T Harrold">
+      <w:del w:id="258" w:author="Samuel T Harrold">
         <w:r>
           <w:delText xml:space="preserve">24.</w:delText>
         </w:r>
       </w:del>
-      <w:ins w:id="168" w:author="Samuel T Harrold">
+      <w:ins w:id="172" w:author="Samuel T Harrold">
         <w:r>
           <w:t xml:space="preserve">25. Zhang W, Zhang W,</w:t>
         </w:r>
@@ -11882,12 +11983,12 @@
       <w:r>
         <w:t xml:space="preserve"> </w:t>
       </w:r>
-      <w:del w:id="256" w:author="Samuel T Harrold">
+      <w:del w:id="259" w:author="Samuel T Harrold">
         <w:r>
           <w:delText xml:space="preserve">Zhang W.</w:delText>
         </w:r>
       </w:del>
-      <w:ins w:id="169" w:author="Samuel T Harrold">
+      <w:ins w:id="173" w:author="Samuel T Harrold">
         <w:r>
           <w:t xml:space="preserve">T, Yalçın H.</w:t>
         </w:r>
@@ -11929,12 +12030,12 @@
       <w:r>
         <w:t xml:space="preserve">2025;</w:t>
       </w:r>
-      <w:del w:id="257" w:author="Samuel T Harrold">
+      <w:del w:id="260" w:author="Samuel T Harrold">
         <w:r>
           <w:delText xml:space="preserve">28(11)</w:delText>
         </w:r>
       </w:del>
-      <w:ins w:id="170" w:author="Samuel T Harrold">
+      <w:ins w:id="174" w:author="Samuel T Harrold">
         <w:r>
           <w:t xml:space="preserve">29(5)</w:t>
         </w:r>
@@ -11942,12 +12043,12 @@
       <w:r>
         <w:t xml:space="preserve">:</w:t>
       </w:r>
-      <w:del w:id="258" w:author="Samuel T Harrold">
+      <w:del w:id="261" w:author="Samuel T Harrold">
         <w:r>
           <w:delText xml:space="preserve">320-347.</w:delText>
         </w:r>
       </w:del>
-      <w:ins w:id="171" w:author="Samuel T Harrold">
+      <w:ins w:id="175" w:author="Samuel T Harrold">
         <w:r>
           <w:t xml:space="preserve">1618-1654.</w:t>
         </w:r>
@@ -11958,7 +12059,7 @@
       <w:r>
         <w:t xml:space="preserve">doi:</w:t>
       </w:r>
-      <w:del w:id="259" w:author="Samuel T Harrold">
+      <w:del w:id="262" w:author="Samuel T Harrold">
         <w:hyperlink r:id="rId71">
           <w:r>
             <w:rPr>
@@ -11968,7 +12069,7 @@
           </w:r>
         </w:hyperlink>
       </w:del>
-      <w:ins w:id="172" w:author="Samuel T Harrold">
+      <w:ins w:id="176" w:author="Samuel T Harrold">
         <w:hyperlink r:id="rId72">
           <w:r>
             <w:rPr>
@@ -11983,12 +12084,12 @@
       <w:pPr>
         <w:pStyle w:val="BodyText"/>
       </w:pPr>
-      <w:del w:id="260" w:author="Samuel T Harrold">
+      <w:del w:id="263" w:author="Samuel T Harrold">
         <w:r>
           <w:delText xml:space="preserve">25. &amp;</w:delText>
         </w:r>
       </w:del>
-      <w:ins w:id="173" w:author="Samuel T Harrold">
+      <w:ins w:id="177" w:author="Samuel T Harrold">
         <w:r>
           <w:t xml:space="preserve">26. Goffin K,</w:t>
         </w:r>
@@ -12002,12 +12103,12 @@
       <w:r>
         <w:t xml:space="preserve"> </w:t>
       </w:r>
-      <w:del w:id="261" w:author="Samuel T Harrold">
+      <w:del w:id="264" w:author="Samuel T Harrold">
         <w:r>
           <w:delText xml:space="preserve">Goffin K.</w:delText>
         </w:r>
       </w:del>
-      <w:ins w:id="174" w:author="Samuel T Harrold">
+      <w:ins w:id="178" w:author="Samuel T Harrold">
         <w:r>
           <w:t xml:space="preserve">U.</w:t>
         </w:r>
@@ -12070,7 +12171,7 @@
       <w:pPr>
         <w:pStyle w:val="BodyText"/>
       </w:pPr>
-      <w:del w:id="262" w:author="Samuel T Harrold">
+      <w:del w:id="265" w:author="Samuel T Harrold">
         <w:r>
           <w:delText xml:space="preserve">26. D. Moore, others.</w:delText>
         </w:r>
@@ -12080,7 +12181,7 @@
       <w:pPr>
         <w:pStyle w:val="BodyText"/>
       </w:pPr>
-      <w:ins w:id="175" w:author="Samuel T Harrold">
+      <w:ins w:id="179" w:author="Samuel T Harrold">
         <w:r>
           <w:t xml:space="preserve">27. HIMSS.</w:t>
         </w:r>
@@ -12128,7 +12229,7 @@
       <w:pPr>
         <w:pStyle w:val="BodyText"/>
       </w:pPr>
-      <w:ins w:id="176" w:author="Samuel T Harrold">
+      <w:ins w:id="180" w:author="Samuel T Harrold">
         <w:r>
           <w:t xml:space="preserve">28. Moore D et al.</w:t>
         </w:r>
@@ -12188,12 +12289,12 @@
       <w:pPr>
         <w:pStyle w:val="BodyText"/>
       </w:pPr>
-      <w:del w:id="263" w:author="Samuel T Harrold">
+      <w:del w:id="266" w:author="Samuel T Harrold">
         <w:r>
           <w:delText xml:space="preserve">27. Nicolai J. Foss.</w:delText>
         </w:r>
       </w:del>
-      <w:ins w:id="177" w:author="Samuel T Harrold">
+      <w:ins w:id="181" w:author="Samuel T Harrold">
         <w:r>
           <w:t xml:space="preserve">29. Foss NJ.</w:t>
         </w:r>
@@ -12248,12 +12349,12 @@
       <w:pPr>
         <w:pStyle w:val="BodyText"/>
       </w:pPr>
-      <w:del w:id="264" w:author="Samuel T Harrold">
+      <w:del w:id="267" w:author="Samuel T Harrold">
         <w:r>
           <w:delText xml:space="preserve">28.</w:delText>
         </w:r>
       </w:del>
-      <w:ins w:id="178" w:author="Samuel T Harrold">
+      <w:ins w:id="182" w:author="Samuel T Harrold">
         <w:r>
           <w:t xml:space="preserve">30. Lee</w:t>
         </w:r>
@@ -12264,7 +12365,7 @@
       <w:r>
         <w:t xml:space="preserve">et al</w:t>
       </w:r>
-      <w:del w:id="265" w:author="Samuel T Harrold">
+      <w:del w:id="268" w:author="Samuel T Harrold">
         <w:r>
           <w:delText xml:space="preserve"> </w:delText>
         </w:r>
@@ -12327,12 +12428,12 @@
       <w:pPr>
         <w:pStyle w:val="BodyText"/>
       </w:pPr>
-      <w:del w:id="266" w:author="Samuel T Harrold">
+      <w:del w:id="269" w:author="Samuel T Harrold">
         <w:r>
           <w:delText xml:space="preserve">29.</w:delText>
         </w:r>
       </w:del>
-      <w:ins w:id="179" w:author="Samuel T Harrold">
+      <w:ins w:id="183" w:author="Samuel T Harrold">
         <w:r>
           <w:t xml:space="preserve">31. Bravo Rocca</w:t>
         </w:r>
@@ -12343,7 +12444,7 @@
       <w:r>
         <w:t xml:space="preserve">G.</w:t>
       </w:r>
-      <w:del w:id="267" w:author="Samuel T Harrold">
+      <w:del w:id="270" w:author="Samuel T Harrold">
         <w:r>
           <w:delText xml:space="preserve"> </w:delText>
         </w:r>
@@ -12382,7 +12483,7 @@
         </w:rPr>
         <w:t xml:space="preserve"> </w:t>
       </w:r>
-      <w:del w:id="268" w:author="Samuel T Harrold">
+      <w:del w:id="271" w:author="Samuel T Harrold">
         <w:r>
           <w:rPr>
             <w:i/>
@@ -12391,7 +12492,7 @@
           <w:delText xml:space="preserve">Learning</w:delText>
         </w:r>
       </w:del>
-      <w:ins w:id="180" w:author="Samuel T Harrold">
+      <w:ins w:id="184" w:author="Samuel T Harrold">
         <w:r>
           <w:rPr>
             <w:i/>
@@ -12433,12 +12534,12 @@
       <w:pPr>
         <w:pStyle w:val="BodyText"/>
       </w:pPr>
-      <w:del w:id="269" w:author="Samuel T Harrold">
+      <w:del w:id="272" w:author="Samuel T Harrold">
         <w:r>
           <w:delText xml:space="preserve">30. E.</w:delText>
         </w:r>
       </w:del>
-      <w:ins w:id="181" w:author="Samuel T Harrold">
+      <w:ins w:id="185" w:author="Samuel T Harrold">
         <w:r>
           <w:t xml:space="preserve">32.</w:t>
         </w:r>
@@ -12449,12 +12550,12 @@
       <w:r>
         <w:t xml:space="preserve">Mosqueira-</w:t>
       </w:r>
-      <w:del w:id="270" w:author="Samuel T Harrold">
+      <w:del w:id="273" w:author="Samuel T Harrold">
         <w:r>
           <w:delText xml:space="preserve">Rey, others.</w:delText>
         </w:r>
       </w:del>
-      <w:ins w:id="182" w:author="Samuel T Harrold">
+      <w:ins w:id="186" w:author="Samuel T Harrold">
         <w:r>
           <w:t xml:space="preserve">Rey E, Hernández-Pereira</w:t>
         </w:r>
@@ -12501,7 +12602,7 @@
       <w:r>
         <w:t xml:space="preserve"> </w:t>
       </w:r>
-      <w:del w:id="271" w:author="Samuel T Harrold">
+      <w:del w:id="274" w:author="Samuel T Harrold">
         <w:hyperlink r:id="rId78">
           <w:r>
             <w:rPr>
@@ -12511,7 +12612,7 @@
           </w:r>
         </w:hyperlink>
       </w:del>
-      <w:ins w:id="183" w:author="Samuel T Harrold">
+      <w:ins w:id="187" w:author="Samuel T Harrold">
         <w:r>
           <w:t xml:space="preserve">doi:</w:t>
         </w:r>
@@ -12529,12 +12630,12 @@
       <w:pPr>
         <w:pStyle w:val="BodyText"/>
       </w:pPr>
-      <w:del w:id="272" w:author="Samuel T Harrold">
+      <w:del w:id="275" w:author="Samuel T Harrold">
         <w:r>
           <w:delText xml:space="preserve">31. Passiante</w:delText>
         </w:r>
       </w:del>
-      <w:ins w:id="184" w:author="Samuel T Harrold">
+      <w:ins w:id="188" w:author="Samuel T Harrold">
         <w:r>
           <w:t xml:space="preserve">33.</w:t>
         </w:r>
@@ -12545,7 +12646,7 @@
       <w:r>
         <w:t xml:space="preserve">Benbya</w:t>
       </w:r>
-      <w:ins w:id="185" w:author="Samuel T Harrold">
+      <w:ins w:id="189" w:author="Samuel T Harrold">
         <w:r>
           <w:t xml:space="preserve"> </w:t>
         </w:r>
@@ -12611,12 +12712,12 @@
       <w:pPr>
         <w:pStyle w:val="BodyText"/>
       </w:pPr>
-      <w:del w:id="273" w:author="Samuel T Harrold">
+      <w:del w:id="276" w:author="Samuel T Harrold">
         <w:r>
           <w:delText xml:space="preserve">32. S. Whittaker, P. Hyland, M. Wiley.</w:delText>
         </w:r>
       </w:del>
-      <w:ins w:id="186" w:author="Samuel T Harrold">
+      <w:ins w:id="190" w:author="Samuel T Harrold">
         <w:r>
           <w:t xml:space="preserve">34. Whittaker S, Tucker S,</w:t>
         </w:r>
@@ -12658,7 +12759,7 @@
       <w:r>
         <w:t xml:space="preserve">2008;12(3):197-</w:t>
       </w:r>
-      <w:del w:id="274" w:author="Samuel T Harrold">
+      <w:del w:id="277" w:author="Samuel T Harrold">
         <w:r>
           <w:delText xml:space="preserve">209.</w:delText>
         </w:r>
@@ -12674,7 +12775,7 @@
           </w:r>
         </w:hyperlink>
       </w:del>
-      <w:ins w:id="187" w:author="Samuel T Harrold">
+      <w:ins w:id="191" w:author="Samuel T Harrold">
         <w:r>
           <w:t xml:space="preserve">221.</w:t>
         </w:r>
@@ -12698,7 +12799,7 @@
       <w:pPr>
         <w:pStyle w:val="BodyText"/>
       </w:pPr>
-      <w:del w:id="275" w:author="Samuel T Harrold">
+      <w:del w:id="278" w:author="Samuel T Harrold">
         <w:r>
           <w:delText xml:space="preserve">33. S. Mannapur. Understanding data drift and concept drift in</w:delText>
         </w:r>
@@ -12752,12 +12853,12 @@
       <w:pPr>
         <w:pStyle w:val="BodyText"/>
       </w:pPr>
-      <w:del w:id="276" w:author="Samuel T Harrold">
+      <w:del w:id="279" w:author="Samuel T Harrold">
         <w:r>
           <w:delText xml:space="preserve">34. Sai Kiran Yadav Battula.</w:delText>
         </w:r>
       </w:del>
-      <w:ins w:id="188" w:author="Samuel T Harrold">
+      <w:ins w:id="192" w:author="Samuel T Harrold">
         <w:r>
           <w:t xml:space="preserve">35. Battula SKY.</w:t>
         </w:r>
@@ -12832,7 +12933,7 @@
       <w:pPr>
         <w:pStyle w:val="BodyText"/>
       </w:pPr>
-      <w:del w:id="277" w:author="Samuel T Harrold">
+      <w:del w:id="280" w:author="Samuel T Harrold">
         <w:r>
           <w:delText xml:space="preserve">35. A. Jindal, H. Patel, A. Roy, S. Qiao, Z. Yin, R. Sen, S.</w:delText>
         </w:r>
@@ -12843,7 +12944,7 @@
           <w:delText xml:space="preserve">Krishnan.</w:delText>
         </w:r>
       </w:del>
-      <w:ins w:id="189" w:author="Samuel T Harrold">
+      <w:ins w:id="193" w:author="Samuel T Harrold">
         <w:r>
           <w:t xml:space="preserve">36. Jindal A, Patel H, Roy A, et al.</w:t>
         </w:r>
@@ -12906,12 +13007,12 @@
       <w:pPr>
         <w:pStyle w:val="BodyText"/>
       </w:pPr>
-      <w:del w:id="278" w:author="Samuel T Harrold">
+      <w:del w:id="281" w:author="Samuel T Harrold">
         <w:r>
           <w:delText xml:space="preserve">36. G. Kul, D. T. A. Luong, T. Xie, V. Chandola, O. Kennedy,</w:delText>
         </w:r>
       </w:del>
-      <w:ins w:id="190" w:author="Samuel T Harrold">
+      <w:ins w:id="194" w:author="Samuel T Harrold">
         <w:r>
           <w:t xml:space="preserve">37.</w:t>
         </w:r>
@@ -12928,7 +13029,7 @@
       <w:r>
         <w:t xml:space="preserve">S.</w:t>
       </w:r>
-      <w:del w:id="279" w:author="Samuel T Harrold">
+      <w:del w:id="282" w:author="Samuel T Harrold">
         <w:r>
           <w:delText xml:space="preserve"> </w:delText>
         </w:r>
@@ -12988,12 +13089,12 @@
       <w:pPr>
         <w:pStyle w:val="BodyText"/>
       </w:pPr>
-      <w:del w:id="280" w:author="Samuel T Harrold">
+      <w:del w:id="283" w:author="Samuel T Harrold">
         <w:r>
           <w:delText xml:space="preserve">37.</w:delText>
         </w:r>
       </w:del>
-      <w:ins w:id="191" w:author="Samuel T Harrold">
+      <w:ins w:id="195" w:author="Samuel T Harrold">
         <w:r>
           <w:t xml:space="preserve">38. Ziletti</w:t>
         </w:r>
@@ -13004,7 +13105,7 @@
       <w:r>
         <w:t xml:space="preserve">&amp;</w:t>
       </w:r>
-      <w:del w:id="281" w:author="Samuel T Harrold">
+      <w:del w:id="284" w:author="Samuel T Harrold">
         <w:r>
           <w:delText xml:space="preserve"> </w:delText>
         </w:r>
@@ -13012,7 +13113,7 @@
           <w:delText xml:space="preserve">D’Ambrosi Ziletti</w:delText>
         </w:r>
       </w:del>
-      <w:ins w:id="192" w:author="Samuel T Harrold">
+      <w:ins w:id="196" w:author="Samuel T Harrold">
         <w:r>
           <w:t xml:space="preserve">D</w:t>
         </w:r>
@@ -13070,12 +13171,12 @@
       <w:pPr>
         <w:pStyle w:val="BodyText"/>
       </w:pPr>
-      <w:del w:id="282" w:author="Samuel T Harrold">
+      <w:del w:id="285" w:author="Samuel T Harrold">
         <w:r>
           <w:delText xml:space="preserve">38. T. H. Davenport, J. G. Harris.</w:delText>
         </w:r>
       </w:del>
-      <w:ins w:id="193" w:author="Samuel T Harrold">
+      <w:ins w:id="197" w:author="Samuel T Harrold">
         <w:r>
           <w:t xml:space="preserve">39. Davenport TH, Harris JG.</w:t>
         </w:r>
@@ -13104,12 +13205,12 @@
       <w:pPr>
         <w:pStyle w:val="BodyText"/>
       </w:pPr>
-      <w:del w:id="283" w:author="Samuel T Harrold">
+      <w:del w:id="286" w:author="Samuel T Harrold">
         <w:r>
           <w:delText xml:space="preserve">39. R. L. Grossman.</w:delText>
         </w:r>
       </w:del>
-      <w:ins w:id="194" w:author="Samuel T Harrold">
+      <w:ins w:id="198" w:author="Samuel T Harrold">
         <w:r>
           <w:t xml:space="preserve">40. Grossman RL.</w:t>
         </w:r>
@@ -13172,12 +13273,12 @@
       <w:pPr>
         <w:pStyle w:val="BodyText"/>
       </w:pPr>
-      <w:del w:id="284" w:author="Samuel T Harrold">
+      <w:del w:id="287" w:author="Samuel T Harrold">
         <w:r>
           <w:delText xml:space="preserve">40.</w:delText>
         </w:r>
       </w:del>
-      <w:ins w:id="195" w:author="Samuel T Harrold">
+      <w:ins w:id="199" w:author="Samuel T Harrold">
         <w:r>
           <w:t xml:space="preserve">41. Langer</w:t>
         </w:r>
@@ -13188,7 +13289,7 @@
       <w:r>
         <w:t xml:space="preserve">B.</w:t>
       </w:r>
-      <w:del w:id="285" w:author="Samuel T Harrold">
+      <w:del w:id="288" w:author="Samuel T Harrold">
         <w:r>
           <w:delText xml:space="preserve"> </w:delText>
         </w:r>
@@ -13205,12 +13306,12 @@
       <w:r>
         <w:t xml:space="preserve"> </w:t>
       </w:r>
-      <w:del w:id="286" w:author="Samuel T Harrold">
+      <w:del w:id="289" w:author="Samuel T Harrold">
         <w:r>
           <w:delText xml:space="preserve">and</w:delText>
         </w:r>
       </w:del>
-      <w:ins w:id="196" w:author="Samuel T Harrold">
+      <w:ins w:id="200" w:author="Samuel T Harrold">
         <w:r>
           <w:t xml:space="preserve">&amp;</w:t>
         </w:r>
@@ -13253,7 +13354,7 @@
       <w:pPr>
         <w:pStyle w:val="BodyText"/>
       </w:pPr>
-      <w:del w:id="287" w:author="Samuel T Harrold">
+      <w:del w:id="290" w:author="Samuel T Harrold">
         <w:r>
           <w:delText xml:space="preserve">41. Healthcare IT News. HIMSS launches modernised Analytics Maturity</w:delText>
         </w:r>
@@ -13286,12 +13387,12 @@
       <w:r>
         <w:t xml:space="preserve"> </w:t>
       </w:r>
-      <w:del w:id="288" w:author="Samuel T Harrold">
+      <w:del w:id="291" w:author="Samuel T Harrold">
         <w:r>
           <w:delText xml:space="preserve">J. R. B. Halbesleben, M. V. Whitman.</w:delText>
         </w:r>
       </w:del>
-      <w:ins w:id="197" w:author="Samuel T Harrold">
+      <w:ins w:id="201" w:author="Samuel T Harrold">
         <w:r>
           <w:t xml:space="preserve">Halbesleben JRB, Whitman</w:t>
         </w:r>
@@ -13366,7 +13467,7 @@
       <w:r>
         <w:t xml:space="preserve"> </w:t>
       </w:r>
-      <w:del w:id="289" w:author="Samuel T Harrold">
+      <w:del w:id="292" w:author="Samuel T Harrold">
         <w:r>
           <w:delText xml:space="preserve">D.</w:delText>
         </w:r>
@@ -13377,12 +13478,12 @@
       <w:r>
         <w:t xml:space="preserve">Tomaskovic-</w:t>
       </w:r>
-      <w:del w:id="290" w:author="Samuel T Harrold">
+      <w:del w:id="293" w:author="Samuel T Harrold">
         <w:r>
           <w:delText xml:space="preserve">Devey, J. Leiter,</w:delText>
         </w:r>
       </w:del>
-      <w:ins w:id="198" w:author="Samuel T Harrold">
+      <w:ins w:id="202" w:author="Samuel T Harrold">
         <w:r>
           <w:t xml:space="preserve">Devey D, Leiter J,</w:t>
         </w:r>
@@ -13399,7 +13500,7 @@
       <w:r>
         <w:t xml:space="preserve">S.</w:t>
       </w:r>
-      <w:del w:id="291" w:author="Samuel T Harrold">
+      <w:del w:id="294" w:author="Samuel T Harrold">
         <w:r>
           <w:delText xml:space="preserve"> </w:delText>
         </w:r>
@@ -13476,7 +13577,7 @@
       <w:r>
         <w:t xml:space="preserve"> </w:t>
       </w:r>
-      <w:del w:id="292" w:author="Samuel T Harrold">
+      <w:del w:id="295" w:author="Samuel T Harrold">
         <w:r>
           <w:delText xml:space="preserve">Hussein</w:delText>
         </w:r>
@@ -13487,7 +13588,7 @@
       <w:r>
         <w:t xml:space="preserve">Snowdon</w:t>
       </w:r>
-      <w:ins w:id="199" w:author="Samuel T Harrold">
+      <w:ins w:id="203" w:author="Samuel T Harrold">
         <w:r>
           <w:t xml:space="preserve"> </w:t>
         </w:r>
@@ -13504,7 +13605,7 @@
       <w:r>
         <w:t xml:space="preserve"> </w:t>
       </w:r>
-      <w:ins w:id="200" w:author="Samuel T Harrold">
+      <w:ins w:id="204" w:author="Samuel T Harrold">
         <w:r>
           <w:t xml:space="preserve">Wright</w:t>
         </w:r>
@@ -13515,7 +13616,7 @@
       <w:r>
         <w:t xml:space="preserve">A.</w:t>
       </w:r>
-      <w:del w:id="293" w:author="Samuel T Harrold">
+      <w:del w:id="296" w:author="Samuel T Harrold">
         <w:r>
           <w:delText xml:space="preserve"> </w:delText>
         </w:r>
@@ -13587,7 +13688,7 @@
       <w:r>
         <w:t xml:space="preserve"> </w:t>
       </w:r>
-      <w:del w:id="294" w:author="Samuel T Harrold">
+      <w:del w:id="297" w:author="Samuel T Harrold">
         <w:r>
           <w:delText xml:space="preserve">David X Yang, Rohan Khera, Joseph A Miccio, Vikram Jairam,</w:delText>
         </w:r>
@@ -13598,7 +13699,7 @@
           <w:delText xml:space="preserve">others.</w:delText>
         </w:r>
       </w:del>
-      <w:ins w:id="201" w:author="Samuel T Harrold">
+      <w:ins w:id="205" w:author="Samuel T Harrold">
         <w:r>
           <w:t xml:space="preserve">Yang DX, Khera R, Miccio JA, Jairam V, et al.</w:t>
         </w:r>
@@ -13637,7 +13738,7 @@
       <w:r>
         <w:t xml:space="preserve"> </w:t>
       </w:r>
-      <w:del w:id="295" w:author="Samuel T Harrold">
+      <w:del w:id="298" w:author="Samuel T Harrold">
         <w:hyperlink r:id="rId94">
           <w:r>
             <w:rPr>
@@ -13647,7 +13748,7 @@
           </w:r>
         </w:hyperlink>
       </w:del>
-      <w:ins w:id="202" w:author="Samuel T Harrold">
+      <w:ins w:id="206" w:author="Samuel T Harrold">
         <w:r>
           <w:t xml:space="preserve">doi:</w:t>
         </w:r>
@@ -13671,7 +13772,7 @@
       <w:r>
         <w:t xml:space="preserve"> </w:t>
       </w:r>
-      <w:ins w:id="203" w:author="Samuel T Harrold">
+      <w:ins w:id="207" w:author="Samuel T Harrold">
         <w:r>
           <w:t xml:space="preserve">Latrella</w:t>
         </w:r>
@@ -13682,7 +13783,7 @@
       <w:r>
         <w:t xml:space="preserve">&amp;</w:t>
       </w:r>
-      <w:del w:id="296" w:author="Samuel T Harrold">
+      <w:del w:id="299" w:author="Samuel T Harrold">
         <w:r>
           <w:delText xml:space="preserve"> </w:delText>
         </w:r>
@@ -13690,7 +13791,7 @@
           <w:delText xml:space="preserve">Baldasare Latrella</w:delText>
         </w:r>
       </w:del>
-      <w:ins w:id="204" w:author="Samuel T Harrold">
+      <w:ins w:id="208" w:author="Samuel T Harrold">
         <w:r>
           <w:t xml:space="preserve">B</w:t>
         </w:r>
@@ -13737,12 +13838,12 @@
       <w:r>
         <w:t xml:space="preserve"> </w:t>
       </w:r>
-      <w:del w:id="297" w:author="Samuel T Harrold">
+      <w:del w:id="300" w:author="Samuel T Harrold">
         <w:r>
           <w:delText xml:space="preserve">Published online 2024.</w:delText>
         </w:r>
       </w:del>
-      <w:ins w:id="205" w:author="Samuel T Harrold">
+      <w:ins w:id="209" w:author="Samuel T Harrold">
         <w:r>
           <w:t xml:space="preserve">2024;8(3):212.</w:t>
         </w:r>
@@ -13753,7 +13854,7 @@
       <w:r>
         <w:t xml:space="preserve">doi:</w:t>
       </w:r>
-      <w:del w:id="298" w:author="Samuel T Harrold">
+      <w:del w:id="301" w:author="Samuel T Harrold">
         <w:hyperlink r:id="rId96">
           <w:r>
             <w:rPr>
@@ -13763,7 +13864,7 @@
           </w:r>
         </w:hyperlink>
       </w:del>
-      <w:ins w:id="206" w:author="Samuel T Harrold">
+      <w:ins w:id="210" w:author="Samuel T Harrold">
         <w:hyperlink r:id="rId97">
           <w:r>
             <w:rPr>
@@ -13784,7 +13885,7 @@
       <w:r>
         <w:t xml:space="preserve"> </w:t>
       </w:r>
-      <w:del w:id="299" w:author="Samuel T Harrold">
+      <w:del w:id="302" w:author="Samuel T Harrold">
         <w:r>
           <w:delText xml:space="preserve">Papia Nashid S., M. I. Hossain. Advanced Business Analytics in</w:delText>
         </w:r>
@@ -13833,7 +13934,7 @@
       <w:pPr>
         <w:pStyle w:val="BodyText"/>
       </w:pPr>
-      <w:del w:id="300" w:author="Samuel T Harrold">
+      <w:del w:id="303" w:author="Samuel T Harrold">
         <w:r>
           <w:delText xml:space="preserve">49. Gao</w:delText>
         </w:r>
@@ -13844,7 +13945,7 @@
       <w:r>
         <w:t xml:space="preserve">Shahbaz</w:t>
       </w:r>
-      <w:ins w:id="207" w:author="Samuel T Harrold">
+      <w:ins w:id="211" w:author="Samuel T Harrold">
         <w:r>
           <w:t xml:space="preserve"> </w:t>
         </w:r>
@@ -13896,12 +13997,12 @@
       <w:pPr>
         <w:pStyle w:val="BodyText"/>
       </w:pPr>
-      <w:del w:id="301" w:author="Samuel T Harrold">
+      <w:del w:id="304" w:author="Samuel T Harrold">
         <w:r>
           <w:delText xml:space="preserve">50.</w:delText>
         </w:r>
       </w:del>
-      <w:ins w:id="208" w:author="Samuel T Harrold">
+      <w:ins w:id="212" w:author="Samuel T Harrold">
         <w:r>
           <w:t xml:space="preserve">49. Kamble SS,</w:t>
         </w:r>
@@ -13915,12 +14016,12 @@
       <w:r>
         <w:t xml:space="preserve"> </w:t>
       </w:r>
-      <w:del w:id="302" w:author="Samuel T Harrold">
+      <w:del w:id="305" w:author="Samuel T Harrold">
         <w:r>
           <w:delText xml:space="preserve">Kamble S. S.</w:delText>
         </w:r>
       </w:del>
-      <w:ins w:id="209" w:author="Samuel T Harrold">
+      <w:ins w:id="213" w:author="Samuel T Harrold">
         <w:r>
           <w:t xml:space="preserve">A, Goswami M,</w:t>
         </w:r>
@@ -13989,12 +14090,12 @@
       <w:pPr>
         <w:pStyle w:val="BodyText"/>
       </w:pPr>
-      <w:del w:id="303" w:author="Samuel T Harrold">
+      <w:del w:id="306" w:author="Samuel T Harrold">
         <w:r>
           <w:delText xml:space="preserve">51. K. Breu, C. J. Hemingway, M. Strathern,</w:delText>
         </w:r>
       </w:del>
-      <w:ins w:id="210" w:author="Samuel T Harrold">
+      <w:ins w:id="214" w:author="Samuel T Harrold">
         <w:r>
           <w:t xml:space="preserve">50. Breu K, Hemingway</w:t>
         </w:r>
@@ -14011,7 +14112,7 @@
       <w:r>
         <w:t xml:space="preserve">D.</w:t>
       </w:r>
-      <w:del w:id="304" w:author="Samuel T Harrold">
+      <w:del w:id="307" w:author="Samuel T Harrold">
         <w:r>
           <w:delText xml:space="preserve"> </w:delText>
         </w:r>
@@ -14077,12 +14178,12 @@
       <w:pPr>
         <w:pStyle w:val="BodyText"/>
       </w:pPr>
-      <w:del w:id="305" w:author="Samuel T Harrold">
+      <w:del w:id="308" w:author="Samuel T Harrold">
         <w:r>
           <w:delText xml:space="preserve">52. G.</w:delText>
         </w:r>
       </w:del>
-      <w:ins w:id="211" w:author="Samuel T Harrold">
+      <w:ins w:id="215" w:author="Samuel T Harrold">
         <w:r>
           <w:t xml:space="preserve">51.</w:t>
         </w:r>
@@ -14096,12 +14197,12 @@
       <w:r>
         <w:t xml:space="preserve"> </w:t>
       </w:r>
-      <w:del w:id="306" w:author="Samuel T Harrold">
+      <w:del w:id="309" w:author="Samuel T Harrold">
         <w:r>
           <w:delText xml:space="preserve">Junior,</w:delText>
         </w:r>
       </w:del>
-      <w:ins w:id="212" w:author="Samuel T Harrold">
+      <w:ins w:id="216" w:author="Samuel T Harrold">
         <w:r>
           <w:t xml:space="preserve">Junior G, Saltorato</w:t>
         </w:r>
@@ -14112,7 +14213,7 @@
       <w:r>
         <w:t xml:space="preserve">P.</w:t>
       </w:r>
-      <w:del w:id="307" w:author="Samuel T Harrold">
+      <w:del w:id="310" w:author="Samuel T Harrold">
         <w:r>
           <w:delText xml:space="preserve"> </w:delText>
         </w:r>
@@ -14164,12 +14265,12 @@
       <w:pPr>
         <w:pStyle w:val="BodyText"/>
       </w:pPr>
-      <w:del w:id="308" w:author="Samuel T Harrold">
+      <w:del w:id="311" w:author="Samuel T Harrold">
         <w:r>
           <w:delText xml:space="preserve">53. Heidi Wynendaele, Els Clays, Evelien Peeters, others.</w:delText>
         </w:r>
       </w:del>
-      <w:ins w:id="213" w:author="Samuel T Harrold">
+      <w:ins w:id="217" w:author="Samuel T Harrold">
         <w:r>
           <w:t xml:space="preserve">52.</w:t>
         </w:r>
@@ -14230,12 +14331,12 @@
       <w:pPr>
         <w:pStyle w:val="BodyText"/>
       </w:pPr>
-      <w:del w:id="309" w:author="Samuel T Harrold">
+      <w:del w:id="312" w:author="Samuel T Harrold">
         <w:r>
           <w:delText xml:space="preserve">54.</w:delText>
         </w:r>
       </w:del>
-      <w:ins w:id="214" w:author="Samuel T Harrold">
+      <w:ins w:id="218" w:author="Samuel T Harrold">
         <w:r>
           <w:t xml:space="preserve">53. Hackney</w:t>
         </w:r>
@@ -14246,7 +14347,7 @@
       <w:r>
         <w:t xml:space="preserve">A.</w:t>
       </w:r>
-      <w:del w:id="310" w:author="Samuel T Harrold">
+      <w:del w:id="313" w:author="Samuel T Harrold">
         <w:r>
           <w:delText xml:space="preserve"> </w:delText>
         </w:r>
@@ -14317,12 +14418,12 @@
       <w:pPr>
         <w:pStyle w:val="BodyText"/>
       </w:pPr>
-      <w:del w:id="311" w:author="Samuel T Harrold">
+      <w:del w:id="314" w:author="Samuel T Harrold">
         <w:r>
           <w:delText xml:space="preserve">55. P. Alpar,</w:delText>
         </w:r>
       </w:del>
-      <w:ins w:id="215" w:author="Samuel T Harrold">
+      <w:ins w:id="219" w:author="Samuel T Harrold">
         <w:r>
           <w:t xml:space="preserve">54. Alpar P, Schulz</w:t>
         </w:r>
@@ -14333,7 +14434,7 @@
       <w:r>
         <w:t xml:space="preserve">M.</w:t>
       </w:r>
-      <w:del w:id="312" w:author="Samuel T Harrold">
+      <w:del w:id="315" w:author="Samuel T Harrold">
         <w:r>
           <w:delText xml:space="preserve"> </w:delText>
         </w:r>
@@ -14391,12 +14492,12 @@
       <w:pPr>
         <w:pStyle w:val="BodyText"/>
       </w:pPr>
-      <w:del w:id="313" w:author="Samuel T Harrold">
+      <w:del w:id="316" w:author="Samuel T Harrold">
         <w:r>
           <w:delText xml:space="preserve">56. I.</w:delText>
         </w:r>
       </w:del>
-      <w:ins w:id="216" w:author="Samuel T Harrold">
+      <w:ins w:id="220" w:author="Samuel T Harrold">
         <w:r>
           <w:t xml:space="preserve">55.</w:t>
         </w:r>
@@ -14407,12 +14508,12 @@
       <w:r>
         <w:t xml:space="preserve">Bani-</w:t>
       </w:r>
-      <w:del w:id="314" w:author="Samuel T Harrold">
+      <w:del w:id="317" w:author="Samuel T Harrold">
         <w:r>
           <w:delText xml:space="preserve">Hani, O. Tona,</w:delText>
         </w:r>
       </w:del>
-      <w:ins w:id="217" w:author="Samuel T Harrold">
+      <w:ins w:id="221" w:author="Samuel T Harrold">
         <w:r>
           <w:t xml:space="preserve">Hani I, Tona O, Carlsson</w:t>
         </w:r>
@@ -14423,7 +14524,7 @@
       <w:r>
         <w:t xml:space="preserve">S.</w:t>
       </w:r>
-      <w:del w:id="315" w:author="Samuel T Harrold">
+      <w:del w:id="318" w:author="Samuel T Harrold">
         <w:r>
           <w:delText xml:space="preserve"> </w:delText>
         </w:r>
@@ -14489,12 +14590,12 @@
       <w:pPr>
         <w:pStyle w:val="BodyText"/>
       </w:pPr>
-      <w:del w:id="316" w:author="Samuel T Harrold">
+      <w:del w:id="319" w:author="Samuel T Harrold">
         <w:r>
           <w:delText xml:space="preserve">57. Luka Blaskovic, Nikola Tankovic, Ivan Lorencin, others.</w:delText>
         </w:r>
       </w:del>
-      <w:ins w:id="218" w:author="Samuel T Harrold">
+      <w:ins w:id="222" w:author="Samuel T Harrold">
         <w:r>
           <w:t xml:space="preserve">56.</w:t>
         </w:r>
@@ -14561,12 +14662,12 @@
       <w:pPr>
         <w:pStyle w:val="BodyText"/>
       </w:pPr>
-      <w:del w:id="317" w:author="Samuel T Harrold">
+      <w:del w:id="320" w:author="Samuel T Harrold">
         <w:r>
           <w:delText xml:space="preserve">58. Almutairi</w:delText>
         </w:r>
       </w:del>
-      <w:ins w:id="219" w:author="Samuel T Harrold">
+      <w:ins w:id="223" w:author="Samuel T Harrold">
         <w:r>
           <w:t xml:space="preserve">57.</w:t>
         </w:r>
@@ -14577,7 +14678,7 @@
       <w:r>
         <w:t xml:space="preserve">Marshan</w:t>
       </w:r>
-      <w:ins w:id="220" w:author="Samuel T Harrold">
+      <w:ins w:id="224" w:author="Samuel T Harrold">
         <w:r>
           <w:t xml:space="preserve"> </w:t>
         </w:r>
@@ -14635,12 +14736,12 @@
       <w:pPr>
         <w:pStyle w:val="BodyText"/>
       </w:pPr>
-      <w:del w:id="318" w:author="Samuel T Harrold">
+      <w:del w:id="321" w:author="Samuel T Harrold">
         <w:r>
           <w:delText xml:space="preserve">59. Qi Chen, Jian Peng, Bin Song, Yun Zhou, Rongrong Ji.</w:delText>
         </w:r>
       </w:del>
-      <w:ins w:id="221" w:author="Samuel T Harrold">
+      <w:ins w:id="225" w:author="Samuel T Harrold">
         <w:r>
           <w:t xml:space="preserve">58. Chen</w:t>
         </w:r>
@@ -14682,12 +14783,12 @@
       <w:r>
         <w:t xml:space="preserve">2026;</w:t>
       </w:r>
-      <w:del w:id="319" w:author="Samuel T Harrold">
+      <w:del w:id="322" w:author="Samuel T Harrold">
         <w:r>
           <w:delText xml:space="preserve">164:111601.</w:delText>
         </w:r>
       </w:del>
-      <w:ins w:id="222" w:author="Samuel T Harrold">
+      <w:ins w:id="226" w:author="Samuel T Harrold">
         <w:r>
           <w:t xml:space="preserve">169:111800.</w:t>
         </w:r>
@@ -14698,7 +14799,7 @@
       <w:r>
         <w:t xml:space="preserve">doi:</w:t>
       </w:r>
-      <w:del w:id="320" w:author="Samuel T Harrold">
+      <w:del w:id="323" w:author="Samuel T Harrold">
         <w:hyperlink r:id="rId109">
           <w:r>
             <w:rPr>
@@ -14708,7 +14809,7 @@
           </w:r>
         </w:hyperlink>
       </w:del>
-      <w:ins w:id="223" w:author="Samuel T Harrold">
+      <w:ins w:id="227" w:author="Samuel T Harrold">
         <w:hyperlink r:id="rId110">
           <w:r>
             <w:rPr>
@@ -14723,12 +14824,12 @@
       <w:pPr>
         <w:pStyle w:val="BodyText"/>
       </w:pPr>
-      <w:del w:id="321" w:author="Samuel T Harrold">
+      <w:del w:id="324" w:author="Samuel T Harrold">
         <w:r>
           <w:delText xml:space="preserve">60. R. Tarbell, K. K. R. Choo, G. Dietrich, others.</w:delText>
         </w:r>
       </w:del>
-      <w:ins w:id="224" w:author="Samuel T Harrold">
+      <w:ins w:id="228" w:author="Samuel T Harrold">
         <w:r>
           <w:t xml:space="preserve">59. Tarbell R,</w:t>
         </w:r>
@@ -14794,7 +14895,7 @@
       <w:pPr>
         <w:pStyle w:val="BodyText"/>
       </w:pPr>
-      <w:del w:id="322" w:author="Samuel T Harrold">
+      <w:del w:id="325" w:author="Samuel T Harrold">
         <w:r>
           <w:delText xml:space="preserve">61. Chi Yuan, Patrick B. Ryan, Casey Ta, Yixuan Guo, Ziran Li,</w:delText>
         </w:r>
@@ -14805,7 +14906,7 @@
           <w:delText xml:space="preserve">others.</w:delText>
         </w:r>
       </w:del>
-      <w:ins w:id="225" w:author="Samuel T Harrold">
+      <w:ins w:id="229" w:author="Samuel T Harrold">
         <w:r>
           <w:t xml:space="preserve">60. Yuan C, Ryan PB, Ta C, et al.</w:t>
         </w:r>
@@ -14860,7 +14961,7 @@
       <w:pPr>
         <w:pStyle w:val="BodyText"/>
       </w:pPr>
-      <w:del w:id="323" w:author="Samuel T Harrold">
+      <w:del w:id="326" w:author="Samuel T Harrold">
         <w:r>
           <w:delText xml:space="preserve">62. E. P. Nittala. Leveraging Large Language Models for Natural</w:delText>
         </w:r>
@@ -14920,12 +15021,12 @@
       <w:pPr>
         <w:pStyle w:val="BodyText"/>
       </w:pPr>
-      <w:del w:id="324" w:author="Samuel T Harrold">
+      <w:del w:id="327" w:author="Samuel T Harrold">
         <w:r>
           <w:delText xml:space="preserve">63.</w:delText>
         </w:r>
       </w:del>
-      <w:ins w:id="226" w:author="Samuel T Harrold">
+      <w:ins w:id="230" w:author="Samuel T Harrold">
         <w:r>
           <w:t xml:space="preserve">61.</w:t>
         </w:r>
@@ -14958,12 +15059,12 @@
       <w:pPr>
         <w:pStyle w:val="BodyText"/>
       </w:pPr>
-      <w:del w:id="325" w:author="Samuel T Harrold">
+      <w:del w:id="328" w:author="Samuel T Harrold">
         <w:r>
           <w:delText xml:space="preserve">64.</w:delText>
         </w:r>
       </w:del>
-      <w:ins w:id="227" w:author="Samuel T Harrold">
+      <w:ins w:id="231" w:author="Samuel T Harrold">
         <w:r>
           <w:t xml:space="preserve">62. Hendrix GG,</w:t>
         </w:r>
@@ -14977,12 +15078,12 @@
       <w:r>
         <w:t xml:space="preserve"> </w:t>
       </w:r>
-      <w:del w:id="326" w:author="Samuel T Harrold">
+      <w:del w:id="329" w:author="Samuel T Harrold">
         <w:r>
           <w:delText xml:space="preserve">Hendrix G. G.</w:delText>
         </w:r>
       </w:del>
-      <w:ins w:id="228" w:author="Samuel T Harrold">
+      <w:ins w:id="232" w:author="Samuel T Harrold">
         <w:r>
           <w:t xml:space="preserve">ED, Sagalowicz</w:t>
         </w:r>
@@ -15037,12 +15138,12 @@
       <w:pPr>
         <w:pStyle w:val="BodyText"/>
       </w:pPr>
-      <w:del w:id="327" w:author="Samuel T Harrold">
+      <w:del w:id="330" w:author="Samuel T Harrold">
         <w:r>
           <w:delText xml:space="preserve">65.</w:delText>
         </w:r>
       </w:del>
-      <w:ins w:id="229" w:author="Samuel T Harrold">
+      <w:ins w:id="233" w:author="Samuel T Harrold">
         <w:r>
           <w:t xml:space="preserve">63. Ogunwole</w:t>
         </w:r>
@@ -15053,7 +15154,7 @@
       <w:r>
         <w:t xml:space="preserve">&amp;</w:t>
       </w:r>
-      <w:del w:id="328" w:author="Samuel T Harrold">
+      <w:del w:id="331" w:author="Samuel T Harrold">
         <w:r>
           <w:delText xml:space="preserve"> </w:delText>
         </w:r>
@@ -15061,7 +15162,7 @@
           <w:delText xml:space="preserve">Onukwulu Ogunwole</w:delText>
         </w:r>
       </w:del>
-      <w:ins w:id="230" w:author="Samuel T Harrold">
+      <w:ins w:id="234" w:author="Samuel T Harrold">
         <w:r>
           <w:t xml:space="preserve">O</w:t>
         </w:r>
@@ -15127,12 +15228,12 @@
       <w:pPr>
         <w:pStyle w:val="BodyText"/>
       </w:pPr>
-      <w:del w:id="329" w:author="Samuel T Harrold">
+      <w:del w:id="332" w:author="Samuel T Harrold">
         <w:r>
           <w:delText xml:space="preserve">66. A Arora.</w:delText>
         </w:r>
       </w:del>
-      <w:ins w:id="231" w:author="Samuel T Harrold">
+      <w:ins w:id="235" w:author="Samuel T Harrold">
         <w:r>
           <w:t xml:space="preserve">64. Arora A.</w:t>
         </w:r>
@@ -15171,7 +15272,7 @@
       <w:r>
         <w:t xml:space="preserve"> </w:t>
       </w:r>
-      <w:del w:id="330" w:author="Samuel T Harrold">
+      <w:del w:id="333" w:author="Samuel T Harrold">
         <w:hyperlink r:id="rId117">
           <w:r>
             <w:rPr>
@@ -15181,7 +15282,7 @@
           </w:r>
         </w:hyperlink>
       </w:del>
-      <w:ins w:id="232" w:author="Samuel T Harrold">
+      <w:ins w:id="236" w:author="Samuel T Harrold">
         <w:r>
           <w:t xml:space="preserve">doi:</w:t>
         </w:r>
@@ -15199,7 +15300,7 @@
       <w:pPr>
         <w:pStyle w:val="BodyText"/>
       </w:pPr>
-      <w:del w:id="331" w:author="Samuel T Harrold">
+      <w:del w:id="334" w:author="Samuel T Harrold">
         <w:r>
           <w:delText xml:space="preserve">67. Agnieszka Ignatowicz, Carolyn Tarrant, Russell Mannion,</w:delText>
         </w:r>
@@ -15210,7 +15311,7 @@
           <w:delText xml:space="preserve">Dalia</w:delText>
         </w:r>
       </w:del>
-      <w:ins w:id="233" w:author="Samuel T Harrold">
+      <w:ins w:id="237" w:author="Samuel T Harrold">
         <w:r>
           <w:t xml:space="preserve">65. Ignatowicz A, Tarrant C, Mannion R,</w:t>
         </w:r>
@@ -15221,7 +15322,7 @@
       <w:r>
         <w:t xml:space="preserve">El-</w:t>
       </w:r>
-      <w:del w:id="332" w:author="Samuel T Harrold">
+      <w:del w:id="335" w:author="Samuel T Harrold">
         <w:r>
           <w:delText xml:space="preserve">Sawy,</w:delText>
         </w:r>
@@ -15232,7 +15333,7 @@
           <w:delText xml:space="preserve">others.</w:delText>
         </w:r>
       </w:del>
-      <w:ins w:id="234" w:author="Samuel T Harrold">
+      <w:ins w:id="238" w:author="Samuel T Harrold">
         <w:r>
           <w:t xml:space="preserve">Sawy D, et al.</w:t>
         </w:r>
@@ -15282,12 +15383,12 @@
       <w:r>
         <w:t xml:space="preserve">. 2023;23:</w:t>
       </w:r>
-      <w:del w:id="333" w:author="Samuel T Harrold">
+      <w:del w:id="336" w:author="Samuel T Harrold">
         <w:r>
           <w:delText xml:space="preserve">242.</w:delText>
         </w:r>
       </w:del>
-      <w:ins w:id="235" w:author="Samuel T Harrold">
+      <w:ins w:id="239" w:author="Samuel T Harrold">
         <w:r>
           <w:t xml:space="preserve">376.</w:t>
         </w:r>
@@ -15311,7 +15412,7 @@
       <w:pPr>
         <w:pStyle w:val="BodyText"/>
       </w:pPr>
-      <w:del w:id="334" w:author="Samuel T Harrold">
+      <w:del w:id="337" w:author="Samuel T Harrold">
         <w:r>
           <w:delText xml:space="preserve">68. Hope C. Ratliff, Kirsten A. Lee, Mara Buchbinder, Lesly A.</w:delText>
         </w:r>
@@ -15322,7 +15423,7 @@
           <w:delText xml:space="preserve">Kelly, others.</w:delText>
         </w:r>
       </w:del>
-      <w:ins w:id="236" w:author="Samuel T Harrold">
+      <w:ins w:id="240" w:author="Samuel T Harrold">
         <w:r>
           <w:t xml:space="preserve">66. Ratliff HC, Lee KA, Buchbinder M, Kelly LA,</w:t>
         </w:r>
@@ -15358,7 +15459,7 @@
       <w:r>
         <w:t xml:space="preserve">. 2025;70(3)</w:t>
       </w:r>
-      <w:del w:id="335" w:author="Samuel T Harrold">
+      <w:del w:id="338" w:author="Samuel T Harrold">
         <w:r>
           <w:delText xml:space="preserve">.</w:delText>
         </w:r>
@@ -15374,7 +15475,7 @@
           </w:r>
         </w:hyperlink>
       </w:del>
-      <w:ins w:id="237" w:author="Samuel T Harrold">
+      <w:ins w:id="241" w:author="Samuel T Harrold">
         <w:r>
           <w:t xml:space="preserve">:165-188.</w:t>
         </w:r>
@@ -15398,12 +15499,12 @@
       <w:pPr>
         <w:pStyle w:val="BodyText"/>
       </w:pPr>
-      <w:del w:id="336" w:author="Samuel T Harrold">
+      <w:del w:id="339" w:author="Samuel T Harrold">
         <w:r>
           <w:delText xml:space="preserve">69.</w:delText>
         </w:r>
       </w:del>
-      <w:ins w:id="238" w:author="Samuel T Harrold">
+      <w:ins w:id="242" w:author="Samuel T Harrold">
         <w:r>
           <w:t xml:space="preserve">67. Valiaiev</w:t>
         </w:r>
@@ -15414,7 +15515,7 @@
       <w:r>
         <w:t xml:space="preserve">D.</w:t>
       </w:r>
-      <w:del w:id="337" w:author="Samuel T Harrold">
+      <w:del w:id="340" w:author="Samuel T Harrold">
         <w:r>
           <w:delText xml:space="preserve"> </w:delText>
         </w:r>
@@ -15471,7 +15572,7 @@
       <w:pPr>
         <w:pStyle w:val="BodyText"/>
       </w:pPr>
-      <w:del w:id="338" w:author="Samuel T Harrold">
+      <w:del w:id="341" w:author="Samuel T Harrold">
         <w:r>
           <w:delText xml:space="preserve">70.</w:delText>
         </w:r>
@@ -15481,7 +15582,7 @@
       <w:pPr>
         <w:pStyle w:val="BodyText"/>
       </w:pPr>
-      <w:ins w:id="239" w:author="Samuel T Harrold">
+      <w:ins w:id="243" w:author="Samuel T Harrold">
         <w:r>
           <w:t xml:space="preserve">68. Mannapur SB. Understanding data drift and concept drift in</w:t>
         </w:r>
@@ -15544,7 +15645,7 @@
       <w:pPr>
         <w:pStyle w:val="BodyText"/>
       </w:pPr>
-      <w:ins w:id="240" w:author="Samuel T Harrold">
+      <w:ins w:id="244" w:author="Samuel T Harrold">
         <w:r>
           <w:t xml:space="preserve">69. Betha</w:t>
         </w:r>
@@ -15555,7 +15656,7 @@
       <w:r>
         <w:t xml:space="preserve">R.</w:t>
       </w:r>
-      <w:del w:id="339" w:author="Samuel T Harrold">
+      <w:del w:id="342" w:author="Samuel T Harrold">
         <w:r>
           <w:delText xml:space="preserve"> </w:delText>
         </w:r>
@@ -15624,12 +15725,12 @@
       <w:pPr>
         <w:pStyle w:val="BodyText"/>
       </w:pPr>
-      <w:del w:id="340" w:author="Samuel T Harrold">
+      <w:del w:id="343" w:author="Samuel T Harrold">
         <w:r>
           <w:delText xml:space="preserve">71. Saikiran Kottam, Sridhar Annem, Yingcheng Sun.</w:delText>
         </w:r>
       </w:del>
-      <w:ins w:id="241" w:author="Samuel T Harrold">
+      <w:ins w:id="245" w:author="Samuel T Harrold">
         <w:r>
           <w:t xml:space="preserve">70. Kottam S,</w:t>
         </w:r>
@@ -15669,7 +15770,7 @@
         </w:rPr>
         <w:t xml:space="preserve"> </w:t>
       </w:r>
-      <w:del w:id="341" w:author="Samuel T Harrold">
+      <w:del w:id="344" w:author="Samuel T Harrold">
         <w:r>
           <w:rPr>
             <w:i/>
@@ -15678,7 +15779,7 @@
           <w:delText xml:space="preserve">IEEE/ACM 47th</w:delText>
         </w:r>
       </w:del>
-      <w:ins w:id="242" w:author="Samuel T Harrold">
+      <w:ins w:id="246" w:author="Samuel T Harrold">
         <w:r>
           <w:rPr>
             <w:i/>
@@ -15708,7 +15809,7 @@
         </w:rPr>
         <w:t xml:space="preserve"> </w:t>
       </w:r>
-      <w:del w:id="342" w:author="Samuel T Harrold">
+      <w:del w:id="345" w:author="Samuel T Harrold">
         <w:r>
           <w:rPr>
             <w:i/>
@@ -15731,7 +15832,7 @@
           <w:delText xml:space="preserve">Engineering: Software Engineering in Practice (ICSE-SEIP)</w:delText>
         </w:r>
       </w:del>
-      <w:ins w:id="243" w:author="Samuel T Harrold">
+      <w:ins w:id="247" w:author="Samuel T Harrold">
         <w:r>
           <w:rPr>
             <w:i/>
@@ -15760,12 +15861,12 @@
       <w:r>
         <w:t xml:space="preserve"> </w:t>
       </w:r>
-      <w:del w:id="343" w:author="Samuel T Harrold">
+      <w:del w:id="346" w:author="Samuel T Harrold">
         <w:r>
           <w:delText xml:space="preserve">2025.</w:delText>
         </w:r>
       </w:del>
-      <w:ins w:id="244" w:author="Samuel T Harrold">
+      <w:ins w:id="248" w:author="Samuel T Harrold">
         <w:r>
           <w:t xml:space="preserve">2025:3265-3274.</w:t>
         </w:r>
@@ -15776,7 +15877,7 @@
       <w:r>
         <w:t xml:space="preserve">doi:</w:t>
       </w:r>
-      <w:del w:id="344" w:author="Samuel T Harrold">
+      <w:del w:id="347" w:author="Samuel T Harrold">
         <w:hyperlink r:id="rId125">
           <w:r>
             <w:rPr>
@@ -15786,7 +15887,7 @@
           </w:r>
         </w:hyperlink>
       </w:del>
-      <w:ins w:id="245" w:author="Samuel T Harrold">
+      <w:ins w:id="249" w:author="Samuel T Harrold">
         <w:hyperlink r:id="rId126">
           <w:r>
             <w:rPr>
@@ -15801,12 +15902,12 @@
       <w:pPr>
         <w:pStyle w:val="BodyText"/>
       </w:pPr>
-      <w:del w:id="345" w:author="Samuel T Harrold">
+      <w:del w:id="348" w:author="Samuel T Harrold">
         <w:r>
           <w:delText xml:space="preserve">72. V. G. Alukal,</w:delText>
         </w:r>
       </w:del>
-      <w:ins w:id="246" w:author="Samuel T Harrold">
+      <w:ins w:id="250" w:author="Samuel T Harrold">
         <w:r>
           <w:t xml:space="preserve">71. Alukal VG, Manos</w:t>
         </w:r>
@@ -15817,7 +15918,7 @@
       <w:r>
         <w:t xml:space="preserve">A.</w:t>
       </w:r>
-      <w:del w:id="346" w:author="Samuel T Harrold">
+      <w:del w:id="349" w:author="Samuel T Harrold">
         <w:r>
           <w:delText xml:space="preserve"> </w:delText>
         </w:r>
@@ -15856,7 +15957,7 @@
         </w:rPr>
         <w:t xml:space="preserve"> </w:t>
       </w:r>
-      <w:del w:id="347" w:author="Samuel T Harrold">
+      <w:del w:id="350" w:author="Samuel T Harrold">
         <w:r>
           <w:rPr>
             <w:i/>
@@ -15865,7 +15966,7 @@
           <w:delText xml:space="preserve">Improvement</w:delText>
         </w:r>
       </w:del>
-      <w:ins w:id="247" w:author="Samuel T Harrold">
+      <w:ins w:id="251" w:author="Samuel T Harrold">
         <w:r>
           <w:rPr>
             <w:i/>
@@ -15893,12 +15994,12 @@
       <w:pPr>
         <w:pStyle w:val="BodyText"/>
       </w:pPr>
-      <w:del w:id="348" w:author="Samuel T Harrold">
+      <w:del w:id="351" w:author="Samuel T Harrold">
         <w:r>
           <w:delText xml:space="preserve">73.</w:delText>
         </w:r>
       </w:del>
-      <w:ins w:id="248" w:author="Samuel T Harrold">
+      <w:ins w:id="252" w:author="Samuel T Harrold">
         <w:r>
           <w:t xml:space="preserve">72.</w:t>
         </w:r>
@@ -15931,7 +16032,7 @@
       <w:pPr>
         <w:pStyle w:val="BodyText"/>
       </w:pPr>
-      <w:del w:id="349" w:author="Samuel T Harrold">
+      <w:del w:id="352" w:author="Samuel T Harrold">
         <w:r>
           <w:delText xml:space="preserve">74. Rahul Kumar, Konrad Sporn, Ethan Waisberg, Joshua Ong, Phani</w:delText>
         </w:r>
@@ -15942,7 +16043,7 @@
           <w:delText xml:space="preserve">Paladugu, others.</w:delText>
         </w:r>
       </w:del>
-      <w:ins w:id="249" w:author="Samuel T Harrold">
+      <w:ins w:id="253" w:author="Samuel T Harrold">
         <w:r>
           <w:t xml:space="preserve">73. Kumar R, Sporn K, Waisberg E, Ong J, Paladugu P,</w:t>
         </w:r>
@@ -15997,12 +16098,12 @@
       <w:pPr>
         <w:pStyle w:val="BodyText"/>
       </w:pPr>
-      <w:del w:id="350" w:author="Samuel T Harrold">
+      <w:del w:id="353" w:author="Samuel T Harrold">
         <w:r>
           <w:delText xml:space="preserve">75. Steven Labkoff, Bola Oladimeji, Joseph Kannry, others.</w:delText>
         </w:r>
       </w:del>
-      <w:ins w:id="250" w:author="Samuel T Harrold">
+      <w:ins w:id="254" w:author="Samuel T Harrold">
         <w:r>
           <w:t xml:space="preserve">74.</w:t>
         </w:r>
@@ -16044,12 +16145,12 @@
       <w:r>
         <w:t xml:space="preserve">2024;31(11):</w:t>
       </w:r>
-      <w:del w:id="351" w:author="Samuel T Harrold">
+      <w:del w:id="354" w:author="Samuel T Harrold">
         <w:r>
           <w:delText xml:space="preserve">2730.</w:delText>
         </w:r>
       </w:del>
-      <w:ins w:id="251" w:author="Samuel T Harrold">
+      <w:ins w:id="255" w:author="Samuel T Harrold">
         <w:r>
           <w:t xml:space="preserve">2730-2739.</w:t>
         </w:r>
@@ -16073,12 +16174,12 @@
       <w:pPr>
         <w:pStyle w:val="BodyText"/>
       </w:pPr>
-      <w:del w:id="352" w:author="Samuel T Harrold">
+      <w:del w:id="355" w:author="Samuel T Harrold">
         <w:r>
           <w:delText xml:space="preserve">76. David Loshin.</w:delText>
         </w:r>
       </w:del>
-      <w:ins w:id="252" w:author="Samuel T Harrold">
+      <w:ins w:id="256" w:author="Samuel T Harrold">
         <w:r>
           <w:t xml:space="preserve">75. Loshin D.</w:t>
         </w:r>
@@ -16105,12 +16206,12 @@
       <w:r>
         <w:t xml:space="preserve"> </w:t>
       </w:r>
-      <w:del w:id="353" w:author="Samuel T Harrold">
+      <w:del w:id="356" w:author="Samuel T Harrold">
         <w:r>
           <w:delText xml:space="preserve">2010.</w:delText>
         </w:r>
       </w:del>
-      <w:ins w:id="253" w:author="Samuel T Harrold">
+      <w:ins w:id="257" w:author="Samuel T Harrold">
         <w:r>
           <w:t xml:space="preserve">2009.</w:t>
         </w:r>
@@ -16131,7 +16232,7 @@
       <w:pPr>
         <w:pStyle w:val="BodyText"/>
       </w:pPr>
-      <w:del w:id="354" w:author="Samuel T Harrold">
+      <w:del w:id="357" w:author="Samuel T Harrold">
         <w:r>
           <w:delText xml:space="preserve">77. S. Kalyanasundaram. Data Lake Governance – Establishing a Single</w:delText>
         </w:r>
@@ -16142,7 +16243,7 @@
           <w:delText xml:space="preserve">Source</w:delText>
         </w:r>
       </w:del>
-      <w:ins w:id="254" w:author="Samuel T Harrold">
+      <w:ins w:id="258" w:author="Samuel T Harrold">
         <w:r>
           <w:t xml:space="preserve">76. Zimmermann S, Rentrop C, Felden C. A Multiple Case Study on</w:t>
         </w:r>
@@ -16162,7 +16263,7 @@
       <w:r>
         <w:t xml:space="preserve"> </w:t>
       </w:r>
-      <w:del w:id="355" w:author="Samuel T Harrold">
+      <w:del w:id="358" w:author="Samuel T Harrold">
         <w:r>
           <w:delText xml:space="preserve">Truth in Healthcare Enterprises.</w:delText>
         </w:r>
@@ -16170,7 +16271,7 @@
           <w:delText xml:space="preserve"> </w:delText>
         </w:r>
       </w:del>
-      <w:del w:id="356" w:author="Samuel T Harrold">
+      <w:del w:id="359" w:author="Samuel T Harrold">
         <w:r>
           <w:rPr>
             <w:i/>
@@ -16193,7 +16294,7 @@
           <w:delText xml:space="preserve">and</w:delText>
         </w:r>
       </w:del>
-      <w:ins w:id="255" w:author="Samuel T Harrold">
+      <w:ins w:id="259" w:author="Samuel T Harrold">
         <w:r>
           <w:rPr>
             <w:i/>
@@ -16223,7 +16324,7 @@
         </w:rPr>
         <w:t xml:space="preserve"> </w:t>
       </w:r>
-      <w:del w:id="357" w:author="Samuel T Harrold">
+      <w:del w:id="360" w:author="Samuel T Harrold">
         <w:r>
           <w:rPr>
             <w:i/>
@@ -16232,7 +16333,7 @@
           <w:delText xml:space="preserve">Technology</w:delText>
         </w:r>
       </w:del>
-      <w:del w:id="358" w:author="Samuel T Harrold">
+      <w:del w:id="361" w:author="Samuel T Harrold">
         <w:r>
           <w:delText xml:space="preserve">. Published online 2025.</w:delText>
         </w:r>
@@ -16253,7 +16354,7 @@
       <w:pPr>
         <w:pStyle w:val="BodyText"/>
       </w:pPr>
-      <w:del w:id="359" w:author="Samuel T Harrold">
+      <w:del w:id="362" w:author="Samuel T Harrold">
         <w:r>
           <w:delText xml:space="preserve">78. Stephan Zimmermann, Christopher Rentrop. On the emergence of</w:delText>
         </w:r>
@@ -16264,7 +16365,7 @@
           <w:delText xml:space="preserve">shadow IT: A transaction cost-based approach.</w:delText>
         </w:r>
       </w:del>
-      <w:ins w:id="256" w:author="Samuel T Harrold">
+      <w:ins w:id="260" w:author="Samuel T Harrold">
         <w:r>
           <w:t xml:space="preserve">Technology.</w:t>
         </w:r>
@@ -16296,12 +16397,12 @@
       <w:r>
         <w:t xml:space="preserve">. 2017;31(1):79-</w:t>
       </w:r>
-      <w:del w:id="360" w:author="Samuel T Harrold">
+      <w:del w:id="363" w:author="Samuel T Harrold">
         <w:r>
           <w:delText xml:space="preserve">96.</w:delText>
         </w:r>
       </w:del>
-      <w:ins w:id="257" w:author="Samuel T Harrold">
+      <w:ins w:id="261" w:author="Samuel T Harrold">
         <w:r>
           <w:t xml:space="preserve">101.</w:t>
         </w:r>
@@ -16312,7 +16413,7 @@
       <w:r>
         <w:t xml:space="preserve">doi:</w:t>
       </w:r>
-      <w:del w:id="361" w:author="Samuel T Harrold">
+      <w:del w:id="364" w:author="Samuel T Harrold">
         <w:hyperlink r:id="rId133">
           <w:r>
             <w:rPr>
@@ -16322,7 +16423,7 @@
           </w:r>
         </w:hyperlink>
       </w:del>
-      <w:ins w:id="258" w:author="Samuel T Harrold">
+      <w:ins w:id="262" w:author="Samuel T Harrold">
         <w:hyperlink r:id="rId134">
           <w:r>
             <w:rPr>
@@ -16337,12 +16438,12 @@
       <w:pPr>
         <w:pStyle w:val="BodyText"/>
       </w:pPr>
-      <w:del w:id="362" w:author="Samuel T Harrold">
+      <w:del w:id="365" w:author="Samuel T Harrold">
         <w:r>
           <w:delText xml:space="preserve">79.</w:delText>
         </w:r>
       </w:del>
-      <w:ins w:id="259" w:author="Samuel T Harrold">
+      <w:ins w:id="263" w:author="Samuel T Harrold">
         <w:r>
           <w:t xml:space="preserve">77. Ipeirotis</w:t>
         </w:r>
@@ -16353,7 +16454,7 @@
       <w:r>
         <w:t xml:space="preserve">&amp;</w:t>
       </w:r>
-      <w:del w:id="363" w:author="Samuel T Harrold">
+      <w:del w:id="366" w:author="Samuel T Harrold">
         <w:r>
           <w:delText xml:space="preserve"> </w:delText>
         </w:r>
@@ -16361,7 +16462,7 @@
           <w:delText xml:space="preserve">Zheng Ipeirotis</w:delText>
         </w:r>
       </w:del>
-      <w:ins w:id="260" w:author="Samuel T Harrold">
+      <w:ins w:id="264" w:author="Samuel T Harrold">
         <w:r>
           <w:t xml:space="preserve">Z</w:t>
         </w:r>
@@ -16421,7 +16522,7 @@
       <w:pPr>
         <w:pStyle w:val="BodyText"/>
       </w:pPr>
-      <w:del w:id="364" w:author="Samuel T Harrold">
+      <w:del w:id="367" w:author="Samuel T Harrold">
         <w:r>
           <w:delText xml:space="preserve">80. G. Gartlehner, S. Kugley, K. Crotty, M. Viswanathan, A.</w:delText>
         </w:r>
@@ -16432,7 +16533,7 @@
           <w:delText xml:space="preserve">Dobrescu, B. Nussbaumer-Streit, G. Booth, J. R. Treadwell.</w:delText>
         </w:r>
       </w:del>
-      <w:ins w:id="261" w:author="Samuel T Harrold">
+      <w:ins w:id="265" w:author="Samuel T Harrold">
         <w:r>
           <w:t xml:space="preserve">78.</w:t>
         </w:r>
@@ -16499,12 +16600,12 @@
       <w:pPr>
         <w:pStyle w:val="BodyText"/>
       </w:pPr>
-      <w:del w:id="365" w:author="Samuel T Harrold">
+      <w:del w:id="368" w:author="Samuel T Harrold">
         <w:r>
           <w:delText xml:space="preserve">81. S. Benzarti,</w:delText>
         </w:r>
       </w:del>
-      <w:ins w:id="262" w:author="Samuel T Harrold">
+      <w:ins w:id="266" w:author="Samuel T Harrold">
         <w:r>
           <w:t xml:space="preserve">79. Benzarti S, Berrabah</w:t>
         </w:r>
@@ -16515,7 +16616,7 @@
       <w:r>
         <w:t xml:space="preserve">C.</w:t>
       </w:r>
-      <w:del w:id="366" w:author="Samuel T Harrold">
+      <w:del w:id="369" w:author="Samuel T Harrold">
         <w:r>
           <w:delText xml:space="preserve"> </w:delText>
         </w:r>
@@ -16595,12 +16696,12 @@
       <w:pPr>
         <w:pStyle w:val="BodyText"/>
       </w:pPr>
-      <w:del w:id="367" w:author="Samuel T Harrold">
+      <w:del w:id="370" w:author="Samuel T Harrold">
         <w:r>
           <w:delText xml:space="preserve">82. Z. Ning, Y. Tian, Z. Zhang, T. Zhang, T. J. Li.</w:delText>
         </w:r>
       </w:del>
-      <w:ins w:id="263" w:author="Samuel T Harrold">
+      <w:ins w:id="267" w:author="Samuel T Harrold">
         <w:r>
           <w:t xml:space="preserve">80. Ning Z,</w:t>
         </w:r>
@@ -16648,7 +16749,7 @@
       <w:r>
         <w:t xml:space="preserve">2024;14(4):</w:t>
       </w:r>
-      <w:ins w:id="264" w:author="Samuel T Harrold">
+      <w:ins w:id="268" w:author="Samuel T Harrold">
         <w:r>
           <w:t xml:space="preserve">25:</w:t>
         </w:r>
@@ -16656,7 +16757,7 @@
       <w:r>
         <w:t xml:space="preserve">1-</w:t>
       </w:r>
-      <w:ins w:id="265" w:author="Samuel T Harrold">
+      <w:ins w:id="269" w:author="Samuel T Harrold">
         <w:r>
           <w:t xml:space="preserve">25:</w:t>
         </w:r>
@@ -16683,12 +16784,12 @@
       <w:pPr>
         <w:pStyle w:val="BodyText"/>
       </w:pPr>
-      <w:del w:id="368" w:author="Samuel T Harrold">
+      <w:del w:id="371" w:author="Samuel T Harrold">
         <w:r>
           <w:delText xml:space="preserve">83.</w:delText>
         </w:r>
       </w:del>
-      <w:ins w:id="266" w:author="Samuel T Harrold">
+      <w:ins w:id="270" w:author="Samuel T Harrold">
         <w:r>
           <w:t xml:space="preserve">81.</w:t>
         </w:r>
@@ -16734,12 +16835,12 @@
       <w:pPr>
         <w:pStyle w:val="BodyText"/>
       </w:pPr>
-      <w:del w:id="369" w:author="Samuel T Harrold">
+      <w:del w:id="372" w:author="Samuel T Harrold">
         <w:r>
           <w:delText xml:space="preserve">84.</w:delText>
         </w:r>
       </w:del>
-      <w:ins w:id="267" w:author="Samuel T Harrold">
+      <w:ins w:id="271" w:author="Samuel T Harrold">
         <w:r>
           <w:t xml:space="preserve">82. Strickland</w:t>
         </w:r>
@@ -16750,7 +16851,7 @@
       <w:r>
         <w:t xml:space="preserve">E.</w:t>
       </w:r>
-      <w:del w:id="370" w:author="Samuel T Harrold">
+      <w:del w:id="373" w:author="Samuel T Harrold">
         <w:r>
           <w:delText xml:space="preserve"> </w:delText>
         </w:r>
@@ -16802,12 +16903,12 @@
       <w:pPr>
         <w:pStyle w:val="BodyText"/>
       </w:pPr>
-      <w:del w:id="371" w:author="Samuel T Harrold">
+      <w:del w:id="374" w:author="Samuel T Harrold">
         <w:r>
           <w:delText xml:space="preserve">85. A LaVito.</w:delText>
         </w:r>
       </w:del>
-      <w:ins w:id="268" w:author="Samuel T Harrold">
+      <w:ins w:id="272" w:author="Samuel T Harrold">
         <w:r>
           <w:t xml:space="preserve">83. Son H.</w:t>
         </w:r>
@@ -16827,12 +16928,12 @@
       <w:r>
         <w:t xml:space="preserve"> </w:t>
       </w:r>
-      <w:del w:id="372" w:author="Samuel T Harrold">
+      <w:del w:id="375" w:author="Samuel T Harrold">
         <w:r>
           <w:delText xml:space="preserve">healthcare,</w:delText>
         </w:r>
       </w:del>
-      <w:ins w:id="269" w:author="Samuel T Harrold">
+      <w:ins w:id="273" w:author="Samuel T Harrold">
         <w:r>
           <w:t xml:space="preserve">health care,</w:t>
         </w:r>
@@ -16878,12 +16979,12 @@
       <w:pPr>
         <w:pStyle w:val="BodyText"/>
       </w:pPr>
-      <w:del w:id="373" w:author="Samuel T Harrold">
+      <w:del w:id="376" w:author="Samuel T Harrold">
         <w:r>
           <w:delText xml:space="preserve">86. J. M. Acchiardo, R. B. Gunderman.</w:delText>
         </w:r>
       </w:del>
-      <w:ins w:id="270" w:author="Samuel T Harrold">
+      <w:ins w:id="274" w:author="Samuel T Harrold">
         <w:r>
           <w:t xml:space="preserve">84. Acchiardo JM, Gunderman</w:t>
         </w:r>
@@ -16913,12 +17014,12 @@
       <w:r>
         <w:t xml:space="preserve">. 2021;28(7):</w:t>
       </w:r>
-      <w:del w:id="374" w:author="Samuel T Harrold">
+      <w:del w:id="377" w:author="Samuel T Harrold">
         <w:r>
           <w:delText xml:space="preserve">1036-1037.</w:delText>
         </w:r>
       </w:del>
-      <w:ins w:id="271" w:author="Samuel T Harrold">
+      <w:ins w:id="275" w:author="Samuel T Harrold">
         <w:r>
           <w:t xml:space="preserve">1029-1031.</w:t>
         </w:r>
@@ -16929,7 +17030,7 @@
       <w:r>
         <w:t xml:space="preserve">doi:</w:t>
       </w:r>
-      <w:del w:id="375" w:author="Samuel T Harrold">
+      <w:del w:id="378" w:author="Samuel T Harrold">
         <w:hyperlink r:id="rId142">
           <w:r>
             <w:rPr>
@@ -16944,7 +17045,7 @@
       <w:pPr>
         <w:pStyle w:val="BodyText"/>
       </w:pPr>
-      <w:del w:id="376" w:author="Samuel T Harrold">
+      <w:del w:id="379" w:author="Samuel T Harrold">
         <w:r>
           <w:delText xml:space="preserve">87. J. Yang, H. Chesbrough, P. Hurmelinna-Laukkanen.</w:delText>
         </w:r>
@@ -16992,7 +17093,7 @@
       <w:pPr>
         <w:pStyle w:val="BodyText"/>
       </w:pPr>
-      <w:ins w:id="272" w:author="Samuel T Harrold">
+      <w:ins w:id="276" w:author="Samuel T Harrold">
         <w:hyperlink r:id="rId144">
           <w:r>
             <w:rPr>

--- a/ARCHIVED/20260712_IJMR-Submission/20260710_tracked-changes_R1-to-R2.docx
+++ b/ARCHIVED/20260712_IJMR-Submission/20260710_tracked-changes_R1-to-R2.docx
@@ -9774,7 +9774,7 @@
       </w:r>
     </w:p>
     <w:bookmarkEnd w:id="37"/>
-    <w:bookmarkStart w:id="145" w:name="references"/>
+    <w:bookmarkStart w:id="146" w:name="references"/>
     <w:p>
       <w:pPr>
         <w:pStyle w:val="Heading1"/>
@@ -12521,25 +12521,37 @@
       <w:r>
         <w:t xml:space="preserve"> </w:t>
       </w:r>
-      <w:hyperlink r:id="rId77">
-        <w:r>
-          <w:rPr>
-            <w:rStyle w:val="Hyperlink"/>
-          </w:rPr>
-          <w:t xml:space="preserve">https://www.tdx.cat/bitstream/handle/10803/695722/TGJBR1de1.pdf?sequence=1</w:t>
-        </w:r>
-      </w:hyperlink>
-    </w:p>
-    <w:p>
-      <w:pPr>
-        <w:pStyle w:val="BodyText"/>
-      </w:pPr>
       <w:del w:id="272" w:author="Samuel T Harrold">
+        <w:hyperlink r:id="rId77">
+          <w:r>
+            <w:rPr>
+              <w:rStyle w:val="Hyperlink"/>
+            </w:rPr>
+            <w:delText xml:space="preserve">https://www.tdx.cat/bitstream/handle/10803/695722/TGJBR1de1.pdf?sequence=1</w:delText>
+          </w:r>
+        </w:hyperlink>
+      </w:del>
+      <w:ins w:id="185" w:author="Samuel T Harrold">
+        <w:hyperlink r:id="rId78">
+          <w:r>
+            <w:rPr>
+              <w:rStyle w:val="Hyperlink"/>
+            </w:rPr>
+            <w:t xml:space="preserve">https://hdl.handle.net/10803/695722</w:t>
+          </w:r>
+        </w:hyperlink>
+      </w:ins>
+    </w:p>
+    <w:p>
+      <w:pPr>
+        <w:pStyle w:val="BodyText"/>
+      </w:pPr>
+      <w:del w:id="273" w:author="Samuel T Harrold">
         <w:r>
           <w:delText xml:space="preserve">30. E.</w:delText>
         </w:r>
       </w:del>
-      <w:ins w:id="185" w:author="Samuel T Harrold">
+      <w:ins w:id="186" w:author="Samuel T Harrold">
         <w:r>
           <w:t xml:space="preserve">32.</w:t>
         </w:r>
@@ -12550,12 +12562,12 @@
       <w:r>
         <w:t xml:space="preserve">Mosqueira-</w:t>
       </w:r>
-      <w:del w:id="273" w:author="Samuel T Harrold">
+      <w:del w:id="274" w:author="Samuel T Harrold">
         <w:r>
           <w:delText xml:space="preserve">Rey, others.</w:delText>
         </w:r>
       </w:del>
-      <w:ins w:id="186" w:author="Samuel T Harrold">
+      <w:ins w:id="187" w:author="Samuel T Harrold">
         <w:r>
           <w:t xml:space="preserve">Rey E, Hernández-Pereira</w:t>
         </w:r>
@@ -12602,8 +12614,8 @@
       <w:r>
         <w:t xml:space="preserve"> </w:t>
       </w:r>
-      <w:del w:id="274" w:author="Samuel T Harrold">
-        <w:hyperlink r:id="rId78">
+      <w:del w:id="275" w:author="Samuel T Harrold">
+        <w:hyperlink r:id="rId79">
           <w:r>
             <w:rPr>
               <w:rStyle w:val="Hyperlink"/>
@@ -12612,11 +12624,11 @@
           </w:r>
         </w:hyperlink>
       </w:del>
-      <w:ins w:id="187" w:author="Samuel T Harrold">
+      <w:ins w:id="188" w:author="Samuel T Harrold">
         <w:r>
           <w:t xml:space="preserve">doi:</w:t>
         </w:r>
-        <w:hyperlink r:id="rId79">
+        <w:hyperlink r:id="rId80">
           <w:r>
             <w:rPr>
               <w:rStyle w:val="Hyperlink"/>
@@ -12630,12 +12642,12 @@
       <w:pPr>
         <w:pStyle w:val="BodyText"/>
       </w:pPr>
-      <w:del w:id="275" w:author="Samuel T Harrold">
+      <w:del w:id="276" w:author="Samuel T Harrold">
         <w:r>
           <w:delText xml:space="preserve">31. Passiante</w:delText>
         </w:r>
       </w:del>
-      <w:ins w:id="188" w:author="Samuel T Harrold">
+      <w:ins w:id="189" w:author="Samuel T Harrold">
         <w:r>
           <w:t xml:space="preserve">33.</w:t>
         </w:r>
@@ -12646,7 +12658,7 @@
       <w:r>
         <w:t xml:space="preserve">Benbya</w:t>
       </w:r>
-      <w:ins w:id="189" w:author="Samuel T Harrold">
+      <w:ins w:id="190" w:author="Samuel T Harrold">
         <w:r>
           <w:t xml:space="preserve"> </w:t>
         </w:r>
@@ -12699,7 +12711,7 @@
       <w:r>
         <w:t xml:space="preserve">doi:</w:t>
       </w:r>
-      <w:hyperlink r:id="rId80">
+      <w:hyperlink r:id="rId81">
         <w:r>
           <w:rPr>
             <w:rStyle w:val="Hyperlink"/>
@@ -12712,12 +12724,12 @@
       <w:pPr>
         <w:pStyle w:val="BodyText"/>
       </w:pPr>
-      <w:del w:id="276" w:author="Samuel T Harrold">
+      <w:del w:id="277" w:author="Samuel T Harrold">
         <w:r>
           <w:delText xml:space="preserve">32. S. Whittaker, P. Hyland, M. Wiley.</w:delText>
         </w:r>
       </w:del>
-      <w:ins w:id="190" w:author="Samuel T Harrold">
+      <w:ins w:id="191" w:author="Samuel T Harrold">
         <w:r>
           <w:t xml:space="preserve">34. Whittaker S, Tucker S,</w:t>
         </w:r>
@@ -12759,14 +12771,14 @@
       <w:r>
         <w:t xml:space="preserve">2008;12(3):197-</w:t>
       </w:r>
-      <w:del w:id="277" w:author="Samuel T Harrold">
+      <w:del w:id="278" w:author="Samuel T Harrold">
         <w:r>
           <w:delText xml:space="preserve">209.</w:delText>
         </w:r>
         <w:r>
           <w:delText xml:space="preserve"> </w:delText>
         </w:r>
-        <w:hyperlink r:id="rId81">
+        <w:hyperlink r:id="rId82">
           <w:r>
             <w:rPr>
               <w:rStyle w:val="Hyperlink"/>
@@ -12775,7 +12787,7 @@
           </w:r>
         </w:hyperlink>
       </w:del>
-      <w:ins w:id="191" w:author="Samuel T Harrold">
+      <w:ins w:id="192" w:author="Samuel T Harrold">
         <w:r>
           <w:t xml:space="preserve">221.</w:t>
         </w:r>
@@ -12785,7 +12797,7 @@
         <w:r>
           <w:t xml:space="preserve">doi:</w:t>
         </w:r>
-        <w:hyperlink r:id="rId82">
+        <w:hyperlink r:id="rId83">
           <w:r>
             <w:rPr>
               <w:rStyle w:val="Hyperlink"/>
@@ -12799,7 +12811,7 @@
       <w:pPr>
         <w:pStyle w:val="BodyText"/>
       </w:pPr>
-      <w:del w:id="278" w:author="Samuel T Harrold">
+      <w:del w:id="279" w:author="Samuel T Harrold">
         <w:r>
           <w:delText xml:space="preserve">33. S. Mannapur. Understanding data drift and concept drift in</w:delText>
         </w:r>
@@ -12839,7 +12851,7 @@
         <w:r>
           <w:delText xml:space="preserve"> </w:delText>
         </w:r>
-        <w:hyperlink r:id="rId83">
+        <w:hyperlink r:id="rId84">
           <w:r>
             <w:rPr>
               <w:rStyle w:val="Hyperlink"/>
@@ -12853,12 +12865,12 @@
       <w:pPr>
         <w:pStyle w:val="BodyText"/>
       </w:pPr>
-      <w:del w:id="279" w:author="Samuel T Harrold">
+      <w:del w:id="280" w:author="Samuel T Harrold">
         <w:r>
           <w:delText xml:space="preserve">34. Sai Kiran Yadav Battula.</w:delText>
         </w:r>
       </w:del>
-      <w:ins w:id="192" w:author="Samuel T Harrold">
+      <w:ins w:id="193" w:author="Samuel T Harrold">
         <w:r>
           <w:t xml:space="preserve">35. Battula SKY.</w:t>
         </w:r>
@@ -12920,7 +12932,7 @@
       <w:r>
         <w:t xml:space="preserve">doi:</w:t>
       </w:r>
-      <w:hyperlink r:id="rId84">
+      <w:hyperlink r:id="rId85">
         <w:r>
           <w:rPr>
             <w:rStyle w:val="Hyperlink"/>
@@ -12933,7 +12945,7 @@
       <w:pPr>
         <w:pStyle w:val="BodyText"/>
       </w:pPr>
-      <w:del w:id="280" w:author="Samuel T Harrold">
+      <w:del w:id="281" w:author="Samuel T Harrold">
         <w:r>
           <w:delText xml:space="preserve">35. A. Jindal, H. Patel, A. Roy, S. Qiao, Z. Yin, R. Sen, S.</w:delText>
         </w:r>
@@ -12944,7 +12956,7 @@
           <w:delText xml:space="preserve">Krishnan.</w:delText>
         </w:r>
       </w:del>
-      <w:ins w:id="193" w:author="Samuel T Harrold">
+      <w:ins w:id="194" w:author="Samuel T Harrold">
         <w:r>
           <w:t xml:space="preserve">36. Jindal A, Patel H, Roy A, et al.</w:t>
         </w:r>
@@ -12994,7 +13006,7 @@
       <w:r>
         <w:t xml:space="preserve">doi:</w:t>
       </w:r>
-      <w:hyperlink r:id="rId85">
+      <w:hyperlink r:id="rId86">
         <w:r>
           <w:rPr>
             <w:rStyle w:val="Hyperlink"/>
@@ -13007,12 +13019,12 @@
       <w:pPr>
         <w:pStyle w:val="BodyText"/>
       </w:pPr>
-      <w:del w:id="281" w:author="Samuel T Harrold">
+      <w:del w:id="282" w:author="Samuel T Harrold">
         <w:r>
           <w:delText xml:space="preserve">36. G. Kul, D. T. A. Luong, T. Xie, V. Chandola, O. Kennedy,</w:delText>
         </w:r>
       </w:del>
-      <w:ins w:id="194" w:author="Samuel T Harrold">
+      <w:ins w:id="195" w:author="Samuel T Harrold">
         <w:r>
           <w:t xml:space="preserve">37.</w:t>
         </w:r>
@@ -13029,7 +13041,7 @@
       <w:r>
         <w:t xml:space="preserve">S.</w:t>
       </w:r>
-      <w:del w:id="282" w:author="Samuel T Harrold">
+      <w:del w:id="283" w:author="Samuel T Harrold">
         <w:r>
           <w:delText xml:space="preserve"> </w:delText>
         </w:r>
@@ -13076,7 +13088,7 @@
       <w:r>
         <w:t xml:space="preserve">doi:</w:t>
       </w:r>
-      <w:hyperlink r:id="rId86">
+      <w:hyperlink r:id="rId87">
         <w:r>
           <w:rPr>
             <w:rStyle w:val="Hyperlink"/>
@@ -13089,12 +13101,12 @@
       <w:pPr>
         <w:pStyle w:val="BodyText"/>
       </w:pPr>
-      <w:del w:id="283" w:author="Samuel T Harrold">
+      <w:del w:id="284" w:author="Samuel T Harrold">
         <w:r>
           <w:delText xml:space="preserve">37.</w:delText>
         </w:r>
       </w:del>
-      <w:ins w:id="195" w:author="Samuel T Harrold">
+      <w:ins w:id="196" w:author="Samuel T Harrold">
         <w:r>
           <w:t xml:space="preserve">38. Ziletti</w:t>
         </w:r>
@@ -13105,7 +13117,7 @@
       <w:r>
         <w:t xml:space="preserve">&amp;</w:t>
       </w:r>
-      <w:del w:id="284" w:author="Samuel T Harrold">
+      <w:del w:id="285" w:author="Samuel T Harrold">
         <w:r>
           <w:delText xml:space="preserve"> </w:delText>
         </w:r>
@@ -13113,7 +13125,7 @@
           <w:delText xml:space="preserve">D’Ambrosi Ziletti</w:delText>
         </w:r>
       </w:del>
-      <w:ins w:id="196" w:author="Samuel T Harrold">
+      <w:ins w:id="197" w:author="Samuel T Harrold">
         <w:r>
           <w:t xml:space="preserve">D</w:t>
         </w:r>
@@ -13158,7 +13170,7 @@
       <w:r>
         <w:t xml:space="preserve"> </w:t>
       </w:r>
-      <w:hyperlink r:id="rId87">
+      <w:hyperlink r:id="rId88">
         <w:r>
           <w:rPr>
             <w:rStyle w:val="Hyperlink"/>
@@ -13171,12 +13183,12 @@
       <w:pPr>
         <w:pStyle w:val="BodyText"/>
       </w:pPr>
-      <w:del w:id="285" w:author="Samuel T Harrold">
+      <w:del w:id="286" w:author="Samuel T Harrold">
         <w:r>
           <w:delText xml:space="preserve">38. T. H. Davenport, J. G. Harris.</w:delText>
         </w:r>
       </w:del>
-      <w:ins w:id="197" w:author="Samuel T Harrold">
+      <w:ins w:id="198" w:author="Samuel T Harrold">
         <w:r>
           <w:t xml:space="preserve">39. Davenport TH, Harris JG.</w:t>
         </w:r>
@@ -13205,12 +13217,12 @@
       <w:pPr>
         <w:pStyle w:val="BodyText"/>
       </w:pPr>
-      <w:del w:id="286" w:author="Samuel T Harrold">
+      <w:del w:id="287" w:author="Samuel T Harrold">
         <w:r>
           <w:delText xml:space="preserve">39. R. L. Grossman.</w:delText>
         </w:r>
       </w:del>
-      <w:ins w:id="198" w:author="Samuel T Harrold">
+      <w:ins w:id="199" w:author="Samuel T Harrold">
         <w:r>
           <w:t xml:space="preserve">40. Grossman RL.</w:t>
         </w:r>
@@ -13260,7 +13272,7 @@
       <w:r>
         <w:t xml:space="preserve">doi:</w:t>
       </w:r>
-      <w:hyperlink r:id="rId88">
+      <w:hyperlink r:id="rId89">
         <w:r>
           <w:rPr>
             <w:rStyle w:val="Hyperlink"/>
@@ -13273,12 +13285,12 @@
       <w:pPr>
         <w:pStyle w:val="BodyText"/>
       </w:pPr>
-      <w:del w:id="287" w:author="Samuel T Harrold">
+      <w:del w:id="288" w:author="Samuel T Harrold">
         <w:r>
           <w:delText xml:space="preserve">40.</w:delText>
         </w:r>
       </w:del>
-      <w:ins w:id="199" w:author="Samuel T Harrold">
+      <w:ins w:id="200" w:author="Samuel T Harrold">
         <w:r>
           <w:t xml:space="preserve">41. Langer</w:t>
         </w:r>
@@ -13289,7 +13301,7 @@
       <w:r>
         <w:t xml:space="preserve">B.</w:t>
       </w:r>
-      <w:del w:id="288" w:author="Samuel T Harrold">
+      <w:del w:id="289" w:author="Samuel T Harrold">
         <w:r>
           <w:delText xml:space="preserve"> </w:delText>
         </w:r>
@@ -13306,12 +13318,12 @@
       <w:r>
         <w:t xml:space="preserve"> </w:t>
       </w:r>
-      <w:del w:id="289" w:author="Samuel T Harrold">
+      <w:del w:id="290" w:author="Samuel T Harrold">
         <w:r>
           <w:delText xml:space="preserve">and</w:delText>
         </w:r>
       </w:del>
-      <w:ins w:id="200" w:author="Samuel T Harrold">
+      <w:ins w:id="201" w:author="Samuel T Harrold">
         <w:r>
           <w:t xml:space="preserve">&amp;</w:t>
         </w:r>
@@ -13341,7 +13353,7 @@
       <w:r>
         <w:t xml:space="preserve">doi:</w:t>
       </w:r>
-      <w:hyperlink r:id="rId89">
+      <w:hyperlink r:id="rId90">
         <w:r>
           <w:rPr>
             <w:rStyle w:val="Hyperlink"/>
@@ -13354,7 +13366,7 @@
       <w:pPr>
         <w:pStyle w:val="BodyText"/>
       </w:pPr>
-      <w:del w:id="290" w:author="Samuel T Harrold">
+      <w:del w:id="291" w:author="Samuel T Harrold">
         <w:r>
           <w:delText xml:space="preserve">41. Healthcare IT News. HIMSS launches modernised Analytics Maturity</w:delText>
         </w:r>
@@ -13387,12 +13399,12 @@
       <w:r>
         <w:t xml:space="preserve"> </w:t>
       </w:r>
-      <w:del w:id="291" w:author="Samuel T Harrold">
+      <w:del w:id="292" w:author="Samuel T Harrold">
         <w:r>
           <w:delText xml:space="preserve">J. R. B. Halbesleben, M. V. Whitman.</w:delText>
         </w:r>
       </w:del>
-      <w:ins w:id="201" w:author="Samuel T Harrold">
+      <w:ins w:id="202" w:author="Samuel T Harrold">
         <w:r>
           <w:t xml:space="preserve">Halbesleben JRB, Whitman</w:t>
         </w:r>
@@ -13448,7 +13460,7 @@
       <w:r>
         <w:t xml:space="preserve">doi:</w:t>
       </w:r>
-      <w:hyperlink r:id="rId90">
+      <w:hyperlink r:id="rId91">
         <w:r>
           <w:rPr>
             <w:rStyle w:val="Hyperlink"/>
@@ -13467,7 +13479,7 @@
       <w:r>
         <w:t xml:space="preserve"> </w:t>
       </w:r>
-      <w:del w:id="292" w:author="Samuel T Harrold">
+      <w:del w:id="293" w:author="Samuel T Harrold">
         <w:r>
           <w:delText xml:space="preserve">D.</w:delText>
         </w:r>
@@ -13478,12 +13490,12 @@
       <w:r>
         <w:t xml:space="preserve">Tomaskovic-</w:t>
       </w:r>
-      <w:del w:id="293" w:author="Samuel T Harrold">
+      <w:del w:id="294" w:author="Samuel T Harrold">
         <w:r>
           <w:delText xml:space="preserve">Devey, J. Leiter,</w:delText>
         </w:r>
       </w:del>
-      <w:ins w:id="202" w:author="Samuel T Harrold">
+      <w:ins w:id="203" w:author="Samuel T Harrold">
         <w:r>
           <w:t xml:space="preserve">Devey D, Leiter J,</w:t>
         </w:r>
@@ -13500,7 +13512,7 @@
       <w:r>
         <w:t xml:space="preserve">S.</w:t>
       </w:r>
-      <w:del w:id="294" w:author="Samuel T Harrold">
+      <w:del w:id="295" w:author="Samuel T Harrold">
         <w:r>
           <w:delText xml:space="preserve"> </w:delText>
         </w:r>
@@ -13533,7 +13545,7 @@
       <w:r>
         <w:t xml:space="preserve">doi:</w:t>
       </w:r>
-      <w:hyperlink r:id="rId91">
+      <w:hyperlink r:id="rId92">
         <w:r>
           <w:rPr>
             <w:rStyle w:val="Hyperlink"/>
@@ -13558,7 +13570,7 @@
       <w:r>
         <w:t xml:space="preserve"> </w:t>
       </w:r>
-      <w:hyperlink r:id="rId92">
+      <w:hyperlink r:id="rId93">
         <w:r>
           <w:rPr>
             <w:rStyle w:val="Hyperlink"/>
@@ -13577,7 +13589,7 @@
       <w:r>
         <w:t xml:space="preserve"> </w:t>
       </w:r>
-      <w:del w:id="295" w:author="Samuel T Harrold">
+      <w:del w:id="296" w:author="Samuel T Harrold">
         <w:r>
           <w:delText xml:space="preserve">Hussein</w:delText>
         </w:r>
@@ -13588,7 +13600,7 @@
       <w:r>
         <w:t xml:space="preserve">Snowdon</w:t>
       </w:r>
-      <w:ins w:id="203" w:author="Samuel T Harrold">
+      <w:ins w:id="204" w:author="Samuel T Harrold">
         <w:r>
           <w:t xml:space="preserve"> </w:t>
         </w:r>
@@ -13605,7 +13617,7 @@
       <w:r>
         <w:t xml:space="preserve"> </w:t>
       </w:r>
-      <w:ins w:id="204" w:author="Samuel T Harrold">
+      <w:ins w:id="205" w:author="Samuel T Harrold">
         <w:r>
           <w:t xml:space="preserve">Wright</w:t>
         </w:r>
@@ -13616,7 +13628,7 @@
       <w:r>
         <w:t xml:space="preserve">A.</w:t>
       </w:r>
-      <w:del w:id="296" w:author="Samuel T Harrold">
+      <w:del w:id="297" w:author="Samuel T Harrold">
         <w:r>
           <w:delText xml:space="preserve"> </w:delText>
         </w:r>
@@ -13669,7 +13681,7 @@
       <w:r>
         <w:t xml:space="preserve">doi:</w:t>
       </w:r>
-      <w:hyperlink r:id="rId93">
+      <w:hyperlink r:id="rId94">
         <w:r>
           <w:rPr>
             <w:rStyle w:val="Hyperlink"/>
@@ -13688,7 +13700,7 @@
       <w:r>
         <w:t xml:space="preserve"> </w:t>
       </w:r>
-      <w:del w:id="297" w:author="Samuel T Harrold">
+      <w:del w:id="298" w:author="Samuel T Harrold">
         <w:r>
           <w:delText xml:space="preserve">David X Yang, Rohan Khera, Joseph A Miccio, Vikram Jairam,</w:delText>
         </w:r>
@@ -13699,7 +13711,7 @@
           <w:delText xml:space="preserve">others.</w:delText>
         </w:r>
       </w:del>
-      <w:ins w:id="205" w:author="Samuel T Harrold">
+      <w:ins w:id="206" w:author="Samuel T Harrold">
         <w:r>
           <w:t xml:space="preserve">Yang DX, Khera R, Miccio JA, Jairam V, et al.</w:t>
         </w:r>
@@ -13738,8 +13750,8 @@
       <w:r>
         <w:t xml:space="preserve"> </w:t>
       </w:r>
-      <w:del w:id="298" w:author="Samuel T Harrold">
-        <w:hyperlink r:id="rId94">
+      <w:del w:id="299" w:author="Samuel T Harrold">
+        <w:hyperlink r:id="rId95">
           <w:r>
             <w:rPr>
               <w:rStyle w:val="Hyperlink"/>
@@ -13748,11 +13760,11 @@
           </w:r>
         </w:hyperlink>
       </w:del>
-      <w:ins w:id="206" w:author="Samuel T Harrold">
+      <w:ins w:id="207" w:author="Samuel T Harrold">
         <w:r>
           <w:t xml:space="preserve">doi:</w:t>
         </w:r>
-        <w:hyperlink r:id="rId95">
+        <w:hyperlink r:id="rId96">
           <w:r>
             <w:rPr>
               <w:rStyle w:val="Hyperlink"/>
@@ -13772,7 +13784,7 @@
       <w:r>
         <w:t xml:space="preserve"> </w:t>
       </w:r>
-      <w:ins w:id="207" w:author="Samuel T Harrold">
+      <w:ins w:id="208" w:author="Samuel T Harrold">
         <w:r>
           <w:t xml:space="preserve">Latrella</w:t>
         </w:r>
@@ -13783,7 +13795,7 @@
       <w:r>
         <w:t xml:space="preserve">&amp;</w:t>
       </w:r>
-      <w:del w:id="299" w:author="Samuel T Harrold">
+      <w:del w:id="300" w:author="Samuel T Harrold">
         <w:r>
           <w:delText xml:space="preserve"> </w:delText>
         </w:r>
@@ -13791,7 +13803,7 @@
           <w:delText xml:space="preserve">Baldasare Latrella</w:delText>
         </w:r>
       </w:del>
-      <w:ins w:id="208" w:author="Samuel T Harrold">
+      <w:ins w:id="209" w:author="Samuel T Harrold">
         <w:r>
           <w:t xml:space="preserve">B</w:t>
         </w:r>
@@ -13838,12 +13850,12 @@
       <w:r>
         <w:t xml:space="preserve"> </w:t>
       </w:r>
-      <w:del w:id="300" w:author="Samuel T Harrold">
+      <w:del w:id="301" w:author="Samuel T Harrold">
         <w:r>
           <w:delText xml:space="preserve">Published online 2024.</w:delText>
         </w:r>
       </w:del>
-      <w:ins w:id="209" w:author="Samuel T Harrold">
+      <w:ins w:id="210" w:author="Samuel T Harrold">
         <w:r>
           <w:t xml:space="preserve">2024;8(3):212.</w:t>
         </w:r>
@@ -13854,8 +13866,8 @@
       <w:r>
         <w:t xml:space="preserve">doi:</w:t>
       </w:r>
-      <w:del w:id="301" w:author="Samuel T Harrold">
-        <w:hyperlink r:id="rId96">
+      <w:del w:id="302" w:author="Samuel T Harrold">
+        <w:hyperlink r:id="rId97">
           <w:r>
             <w:rPr>
               <w:rStyle w:val="Hyperlink"/>
@@ -13864,8 +13876,8 @@
           </w:r>
         </w:hyperlink>
       </w:del>
-      <w:ins w:id="210" w:author="Samuel T Harrold">
-        <w:hyperlink r:id="rId97">
+      <w:ins w:id="211" w:author="Samuel T Harrold">
+        <w:hyperlink r:id="rId98">
           <w:r>
             <w:rPr>
               <w:rStyle w:val="Hyperlink"/>
@@ -13885,7 +13897,7 @@
       <w:r>
         <w:t xml:space="preserve"> </w:t>
       </w:r>
-      <w:del w:id="302" w:author="Samuel T Harrold">
+      <w:del w:id="303" w:author="Samuel T Harrold">
         <w:r>
           <w:delText xml:space="preserve">Papia Nashid S., M. I. Hossain. Advanced Business Analytics in</w:delText>
         </w:r>
@@ -13920,7 +13932,7 @@
         <w:r>
           <w:delText xml:space="preserve">doi:</w:delText>
         </w:r>
-        <w:hyperlink r:id="rId98">
+        <w:hyperlink r:id="rId99">
           <w:r>
             <w:rPr>
               <w:rStyle w:val="Hyperlink"/>
@@ -13934,7 +13946,7 @@
       <w:pPr>
         <w:pStyle w:val="BodyText"/>
       </w:pPr>
-      <w:del w:id="303" w:author="Samuel T Harrold">
+      <w:del w:id="304" w:author="Samuel T Harrold">
         <w:r>
           <w:delText xml:space="preserve">49. Gao</w:delText>
         </w:r>
@@ -13945,7 +13957,7 @@
       <w:r>
         <w:t xml:space="preserve">Shahbaz</w:t>
       </w:r>
-      <w:ins w:id="211" w:author="Samuel T Harrold">
+      <w:ins w:id="212" w:author="Samuel T Harrold">
         <w:r>
           <w:t xml:space="preserve"> </w:t>
         </w:r>
@@ -13984,7 +13996,7 @@
       <w:r>
         <w:t xml:space="preserve">doi:</w:t>
       </w:r>
-      <w:hyperlink r:id="rId99">
+      <w:hyperlink r:id="rId100">
         <w:r>
           <w:rPr>
             <w:rStyle w:val="Hyperlink"/>
@@ -13997,12 +14009,12 @@
       <w:pPr>
         <w:pStyle w:val="BodyText"/>
       </w:pPr>
-      <w:del w:id="304" w:author="Samuel T Harrold">
+      <w:del w:id="305" w:author="Samuel T Harrold">
         <w:r>
           <w:delText xml:space="preserve">50.</w:delText>
         </w:r>
       </w:del>
-      <w:ins w:id="212" w:author="Samuel T Harrold">
+      <w:ins w:id="213" w:author="Samuel T Harrold">
         <w:r>
           <w:t xml:space="preserve">49. Kamble SS,</w:t>
         </w:r>
@@ -14016,12 +14028,12 @@
       <w:r>
         <w:t xml:space="preserve"> </w:t>
       </w:r>
-      <w:del w:id="305" w:author="Samuel T Harrold">
+      <w:del w:id="306" w:author="Samuel T Harrold">
         <w:r>
           <w:delText xml:space="preserve">Kamble S. S.</w:delText>
         </w:r>
       </w:del>
-      <w:ins w:id="213" w:author="Samuel T Harrold">
+      <w:ins w:id="214" w:author="Samuel T Harrold">
         <w:r>
           <w:t xml:space="preserve">A, Goswami M,</w:t>
         </w:r>
@@ -14077,7 +14089,7 @@
       <w:r>
         <w:t xml:space="preserve">doi:</w:t>
       </w:r>
-      <w:hyperlink r:id="rId100">
+      <w:hyperlink r:id="rId101">
         <w:r>
           <w:rPr>
             <w:rStyle w:val="Hyperlink"/>
@@ -14090,12 +14102,12 @@
       <w:pPr>
         <w:pStyle w:val="BodyText"/>
       </w:pPr>
-      <w:del w:id="306" w:author="Samuel T Harrold">
+      <w:del w:id="307" w:author="Samuel T Harrold">
         <w:r>
           <w:delText xml:space="preserve">51. K. Breu, C. J. Hemingway, M. Strathern,</w:delText>
         </w:r>
       </w:del>
-      <w:ins w:id="214" w:author="Samuel T Harrold">
+      <w:ins w:id="215" w:author="Samuel T Harrold">
         <w:r>
           <w:t xml:space="preserve">50. Breu K, Hemingway</w:t>
         </w:r>
@@ -14112,7 +14124,7 @@
       <w:r>
         <w:t xml:space="preserve">D.</w:t>
       </w:r>
-      <w:del w:id="307" w:author="Samuel T Harrold">
+      <w:del w:id="308" w:author="Samuel T Harrold">
         <w:r>
           <w:delText xml:space="preserve"> </w:delText>
         </w:r>
@@ -14165,7 +14177,7 @@
       <w:r>
         <w:t xml:space="preserve">doi:</w:t>
       </w:r>
-      <w:hyperlink r:id="rId101">
+      <w:hyperlink r:id="rId102">
         <w:r>
           <w:rPr>
             <w:rStyle w:val="Hyperlink"/>
@@ -14178,12 +14190,12 @@
       <w:pPr>
         <w:pStyle w:val="BodyText"/>
       </w:pPr>
-      <w:del w:id="308" w:author="Samuel T Harrold">
+      <w:del w:id="309" w:author="Samuel T Harrold">
         <w:r>
           <w:delText xml:space="preserve">52. G.</w:delText>
         </w:r>
       </w:del>
-      <w:ins w:id="215" w:author="Samuel T Harrold">
+      <w:ins w:id="216" w:author="Samuel T Harrold">
         <w:r>
           <w:t xml:space="preserve">51.</w:t>
         </w:r>
@@ -14197,12 +14209,12 @@
       <w:r>
         <w:t xml:space="preserve"> </w:t>
       </w:r>
-      <w:del w:id="309" w:author="Samuel T Harrold">
+      <w:del w:id="310" w:author="Samuel T Harrold">
         <w:r>
           <w:delText xml:space="preserve">Junior,</w:delText>
         </w:r>
       </w:del>
-      <w:ins w:id="216" w:author="Samuel T Harrold">
+      <w:ins w:id="217" w:author="Samuel T Harrold">
         <w:r>
           <w:t xml:space="preserve">Junior G, Saltorato</w:t>
         </w:r>
@@ -14213,7 +14225,7 @@
       <w:r>
         <w:t xml:space="preserve">P.</w:t>
       </w:r>
-      <w:del w:id="310" w:author="Samuel T Harrold">
+      <w:del w:id="311" w:author="Samuel T Harrold">
         <w:r>
           <w:delText xml:space="preserve"> </w:delText>
         </w:r>
@@ -14252,7 +14264,7 @@
       <w:r>
         <w:t xml:space="preserve">doi:</w:t>
       </w:r>
-      <w:hyperlink r:id="rId102">
+      <w:hyperlink r:id="rId103">
         <w:r>
           <w:rPr>
             <w:rStyle w:val="Hyperlink"/>
@@ -14265,12 +14277,12 @@
       <w:pPr>
         <w:pStyle w:val="BodyText"/>
       </w:pPr>
-      <w:del w:id="311" w:author="Samuel T Harrold">
+      <w:del w:id="312" w:author="Samuel T Harrold">
         <w:r>
           <w:delText xml:space="preserve">53. Heidi Wynendaele, Els Clays, Evelien Peeters, others.</w:delText>
         </w:r>
       </w:del>
-      <w:ins w:id="217" w:author="Samuel T Harrold">
+      <w:ins w:id="218" w:author="Samuel T Harrold">
         <w:r>
           <w:t xml:space="preserve">52.</w:t>
         </w:r>
@@ -14318,7 +14330,7 @@
       <w:r>
         <w:t xml:space="preserve">doi:</w:t>
       </w:r>
-      <w:hyperlink r:id="rId103">
+      <w:hyperlink r:id="rId104">
         <w:r>
           <w:rPr>
             <w:rStyle w:val="Hyperlink"/>
@@ -14331,12 +14343,12 @@
       <w:pPr>
         <w:pStyle w:val="BodyText"/>
       </w:pPr>
-      <w:del w:id="312" w:author="Samuel T Harrold">
+      <w:del w:id="313" w:author="Samuel T Harrold">
         <w:r>
           <w:delText xml:space="preserve">54.</w:delText>
         </w:r>
       </w:del>
-      <w:ins w:id="218" w:author="Samuel T Harrold">
+      <w:ins w:id="219" w:author="Samuel T Harrold">
         <w:r>
           <w:t xml:space="preserve">53. Hackney</w:t>
         </w:r>
@@ -14347,7 +14359,7 @@
       <w:r>
         <w:t xml:space="preserve">A.</w:t>
       </w:r>
-      <w:del w:id="313" w:author="Samuel T Harrold">
+      <w:del w:id="314" w:author="Samuel T Harrold">
         <w:r>
           <w:delText xml:space="preserve"> </w:delText>
         </w:r>
@@ -14405,7 +14417,7 @@
       <w:r>
         <w:t xml:space="preserve"> </w:t>
       </w:r>
-      <w:hyperlink r:id="rId104">
+      <w:hyperlink r:id="rId105">
         <w:r>
           <w:rPr>
             <w:rStyle w:val="Hyperlink"/>
@@ -14418,12 +14430,12 @@
       <w:pPr>
         <w:pStyle w:val="BodyText"/>
       </w:pPr>
-      <w:del w:id="314" w:author="Samuel T Harrold">
+      <w:del w:id="315" w:author="Samuel T Harrold">
         <w:r>
           <w:delText xml:space="preserve">55. P. Alpar,</w:delText>
         </w:r>
       </w:del>
-      <w:ins w:id="219" w:author="Samuel T Harrold">
+      <w:ins w:id="220" w:author="Samuel T Harrold">
         <w:r>
           <w:t xml:space="preserve">54. Alpar P, Schulz</w:t>
         </w:r>
@@ -14434,7 +14446,7 @@
       <w:r>
         <w:t xml:space="preserve">M.</w:t>
       </w:r>
-      <w:del w:id="315" w:author="Samuel T Harrold">
+      <w:del w:id="316" w:author="Samuel T Harrold">
         <w:r>
           <w:delText xml:space="preserve"> </w:delText>
         </w:r>
@@ -14479,7 +14491,7 @@
       <w:r>
         <w:t xml:space="preserve">doi:</w:t>
       </w:r>
-      <w:hyperlink r:id="rId105">
+      <w:hyperlink r:id="rId106">
         <w:r>
           <w:rPr>
             <w:rStyle w:val="Hyperlink"/>
@@ -14492,12 +14504,12 @@
       <w:pPr>
         <w:pStyle w:val="BodyText"/>
       </w:pPr>
-      <w:del w:id="316" w:author="Samuel T Harrold">
+      <w:del w:id="317" w:author="Samuel T Harrold">
         <w:r>
           <w:delText xml:space="preserve">56. I.</w:delText>
         </w:r>
       </w:del>
-      <w:ins w:id="220" w:author="Samuel T Harrold">
+      <w:ins w:id="221" w:author="Samuel T Harrold">
         <w:r>
           <w:t xml:space="preserve">55.</w:t>
         </w:r>
@@ -14508,12 +14520,12 @@
       <w:r>
         <w:t xml:space="preserve">Bani-</w:t>
       </w:r>
-      <w:del w:id="317" w:author="Samuel T Harrold">
+      <w:del w:id="318" w:author="Samuel T Harrold">
         <w:r>
           <w:delText xml:space="preserve">Hani, O. Tona,</w:delText>
         </w:r>
       </w:del>
-      <w:ins w:id="221" w:author="Samuel T Harrold">
+      <w:ins w:id="222" w:author="Samuel T Harrold">
         <w:r>
           <w:t xml:space="preserve">Hani I, Tona O, Carlsson</w:t>
         </w:r>
@@ -14524,7 +14536,7 @@
       <w:r>
         <w:t xml:space="preserve">S.</w:t>
       </w:r>
-      <w:del w:id="318" w:author="Samuel T Harrold">
+      <w:del w:id="319" w:author="Samuel T Harrold">
         <w:r>
           <w:delText xml:space="preserve"> </w:delText>
         </w:r>
@@ -14577,7 +14589,7 @@
       <w:r>
         <w:t xml:space="preserve">doi:</w:t>
       </w:r>
-      <w:hyperlink r:id="rId106">
+      <w:hyperlink r:id="rId107">
         <w:r>
           <w:rPr>
             <w:rStyle w:val="Hyperlink"/>
@@ -14590,12 +14602,12 @@
       <w:pPr>
         <w:pStyle w:val="BodyText"/>
       </w:pPr>
-      <w:del w:id="319" w:author="Samuel T Harrold">
+      <w:del w:id="320" w:author="Samuel T Harrold">
         <w:r>
           <w:delText xml:space="preserve">57. Luka Blaskovic, Nikola Tankovic, Ivan Lorencin, others.</w:delText>
         </w:r>
       </w:del>
-      <w:ins w:id="222" w:author="Samuel T Harrold">
+      <w:ins w:id="223" w:author="Samuel T Harrold">
         <w:r>
           <w:t xml:space="preserve">56.</w:t>
         </w:r>
@@ -14649,7 +14661,7 @@
       <w:r>
         <w:t xml:space="preserve">doi:</w:t>
       </w:r>
-      <w:hyperlink r:id="rId107">
+      <w:hyperlink r:id="rId108">
         <w:r>
           <w:rPr>
             <w:rStyle w:val="Hyperlink"/>
@@ -14662,12 +14674,12 @@
       <w:pPr>
         <w:pStyle w:val="BodyText"/>
       </w:pPr>
-      <w:del w:id="320" w:author="Samuel T Harrold">
+      <w:del w:id="321" w:author="Samuel T Harrold">
         <w:r>
           <w:delText xml:space="preserve">58. Almutairi</w:delText>
         </w:r>
       </w:del>
-      <w:ins w:id="223" w:author="Samuel T Harrold">
+      <w:ins w:id="224" w:author="Samuel T Harrold">
         <w:r>
           <w:t xml:space="preserve">57.</w:t>
         </w:r>
@@ -14678,7 +14690,7 @@
       <w:r>
         <w:t xml:space="preserve">Marshan</w:t>
       </w:r>
-      <w:ins w:id="224" w:author="Samuel T Harrold">
+      <w:ins w:id="225" w:author="Samuel T Harrold">
         <w:r>
           <w:t xml:space="preserve"> </w:t>
         </w:r>
@@ -14723,7 +14735,7 @@
       <w:r>
         <w:t xml:space="preserve">doi:</w:t>
       </w:r>
-      <w:hyperlink r:id="rId108">
+      <w:hyperlink r:id="rId109">
         <w:r>
           <w:rPr>
             <w:rStyle w:val="Hyperlink"/>
@@ -14736,12 +14748,12 @@
       <w:pPr>
         <w:pStyle w:val="BodyText"/>
       </w:pPr>
-      <w:del w:id="321" w:author="Samuel T Harrold">
+      <w:del w:id="322" w:author="Samuel T Harrold">
         <w:r>
           <w:delText xml:space="preserve">59. Qi Chen, Jian Peng, Bin Song, Yun Zhou, Rongrong Ji.</w:delText>
         </w:r>
       </w:del>
-      <w:ins w:id="225" w:author="Samuel T Harrold">
+      <w:ins w:id="226" w:author="Samuel T Harrold">
         <w:r>
           <w:t xml:space="preserve">58. Chen</w:t>
         </w:r>
@@ -14783,12 +14795,12 @@
       <w:r>
         <w:t xml:space="preserve">2026;</w:t>
       </w:r>
-      <w:del w:id="322" w:author="Samuel T Harrold">
+      <w:del w:id="323" w:author="Samuel T Harrold">
         <w:r>
           <w:delText xml:space="preserve">164:111601.</w:delText>
         </w:r>
       </w:del>
-      <w:ins w:id="226" w:author="Samuel T Harrold">
+      <w:ins w:id="227" w:author="Samuel T Harrold">
         <w:r>
           <w:t xml:space="preserve">169:111800.</w:t>
         </w:r>
@@ -14799,8 +14811,8 @@
       <w:r>
         <w:t xml:space="preserve">doi:</w:t>
       </w:r>
-      <w:del w:id="323" w:author="Samuel T Harrold">
-        <w:hyperlink r:id="rId109">
+      <w:del w:id="324" w:author="Samuel T Harrold">
+        <w:hyperlink r:id="rId110">
           <w:r>
             <w:rPr>
               <w:rStyle w:val="Hyperlink"/>
@@ -14809,8 +14821,8 @@
           </w:r>
         </w:hyperlink>
       </w:del>
-      <w:ins w:id="227" w:author="Samuel T Harrold">
-        <w:hyperlink r:id="rId110">
+      <w:ins w:id="228" w:author="Samuel T Harrold">
+        <w:hyperlink r:id="rId111">
           <w:r>
             <w:rPr>
               <w:rStyle w:val="Hyperlink"/>
@@ -14824,12 +14836,12 @@
       <w:pPr>
         <w:pStyle w:val="BodyText"/>
       </w:pPr>
-      <w:del w:id="324" w:author="Samuel T Harrold">
+      <w:del w:id="325" w:author="Samuel T Harrold">
         <w:r>
           <w:delText xml:space="preserve">60. R. Tarbell, K. K. R. Choo, G. Dietrich, others.</w:delText>
         </w:r>
       </w:del>
-      <w:ins w:id="228" w:author="Samuel T Harrold">
+      <w:ins w:id="229" w:author="Samuel T Harrold">
         <w:r>
           <w:t xml:space="preserve">59. Tarbell R,</w:t>
         </w:r>
@@ -14882,7 +14894,7 @@
       <w:r>
         <w:t xml:space="preserve"> </w:t>
       </w:r>
-      <w:hyperlink r:id="rId111">
+      <w:hyperlink r:id="rId112">
         <w:r>
           <w:rPr>
             <w:rStyle w:val="Hyperlink"/>
@@ -14895,7 +14907,7 @@
       <w:pPr>
         <w:pStyle w:val="BodyText"/>
       </w:pPr>
-      <w:del w:id="325" w:author="Samuel T Harrold">
+      <w:del w:id="326" w:author="Samuel T Harrold">
         <w:r>
           <w:delText xml:space="preserve">61. Chi Yuan, Patrick B. Ryan, Casey Ta, Yixuan Guo, Ziran Li,</w:delText>
         </w:r>
@@ -14906,7 +14918,7 @@
           <w:delText xml:space="preserve">others.</w:delText>
         </w:r>
       </w:del>
-      <w:ins w:id="229" w:author="Samuel T Harrold">
+      <w:ins w:id="230" w:author="Samuel T Harrold">
         <w:r>
           <w:t xml:space="preserve">60. Yuan C, Ryan PB, Ta C, et al.</w:t>
         </w:r>
@@ -14948,7 +14960,7 @@
       <w:r>
         <w:t xml:space="preserve">doi:</w:t>
       </w:r>
-      <w:hyperlink r:id="rId112">
+      <w:hyperlink r:id="rId113">
         <w:r>
           <w:rPr>
             <w:rStyle w:val="Hyperlink"/>
@@ -14961,7 +14973,7 @@
       <w:pPr>
         <w:pStyle w:val="BodyText"/>
       </w:pPr>
-      <w:del w:id="326" w:author="Samuel T Harrold">
+      <w:del w:id="327" w:author="Samuel T Harrold">
         <w:r>
           <w:delText xml:space="preserve">62. E. P. Nittala. Leveraging Large Language Models for Natural</w:delText>
         </w:r>
@@ -15007,7 +15019,7 @@
         <w:r>
           <w:delText xml:space="preserve"> </w:delText>
         </w:r>
-        <w:hyperlink r:id="rId113">
+        <w:hyperlink r:id="rId114">
           <w:r>
             <w:rPr>
               <w:rStyle w:val="Hyperlink"/>
@@ -15021,12 +15033,12 @@
       <w:pPr>
         <w:pStyle w:val="BodyText"/>
       </w:pPr>
-      <w:del w:id="327" w:author="Samuel T Harrold">
+      <w:del w:id="328" w:author="Samuel T Harrold">
         <w:r>
           <w:delText xml:space="preserve">63.</w:delText>
         </w:r>
       </w:del>
-      <w:ins w:id="230" w:author="Samuel T Harrold">
+      <w:ins w:id="231" w:author="Samuel T Harrold">
         <w:r>
           <w:t xml:space="preserve">61.</w:t>
         </w:r>
@@ -15046,7 +15058,7 @@
       <w:r>
         <w:t xml:space="preserve"> </w:t>
       </w:r>
-      <w:hyperlink r:id="rId114">
+      <w:hyperlink r:id="rId115">
         <w:r>
           <w:rPr>
             <w:rStyle w:val="Hyperlink"/>
@@ -15059,12 +15071,12 @@
       <w:pPr>
         <w:pStyle w:val="BodyText"/>
       </w:pPr>
-      <w:del w:id="328" w:author="Samuel T Harrold">
+      <w:del w:id="329" w:author="Samuel T Harrold">
         <w:r>
           <w:delText xml:space="preserve">64.</w:delText>
         </w:r>
       </w:del>
-      <w:ins w:id="231" w:author="Samuel T Harrold">
+      <w:ins w:id="232" w:author="Samuel T Harrold">
         <w:r>
           <w:t xml:space="preserve">62. Hendrix GG,</w:t>
         </w:r>
@@ -15078,12 +15090,12 @@
       <w:r>
         <w:t xml:space="preserve"> </w:t>
       </w:r>
-      <w:del w:id="329" w:author="Samuel T Harrold">
+      <w:del w:id="330" w:author="Samuel T Harrold">
         <w:r>
           <w:delText xml:space="preserve">Hendrix G. G.</w:delText>
         </w:r>
       </w:del>
-      <w:ins w:id="232" w:author="Samuel T Harrold">
+      <w:ins w:id="233" w:author="Samuel T Harrold">
         <w:r>
           <w:t xml:space="preserve">ED, Sagalowicz</w:t>
         </w:r>
@@ -15125,7 +15137,7 @@
       <w:r>
         <w:t xml:space="preserve">doi:</w:t>
       </w:r>
-      <w:hyperlink r:id="rId115">
+      <w:hyperlink r:id="rId116">
         <w:r>
           <w:rPr>
             <w:rStyle w:val="Hyperlink"/>
@@ -15138,12 +15150,12 @@
       <w:pPr>
         <w:pStyle w:val="BodyText"/>
       </w:pPr>
-      <w:del w:id="330" w:author="Samuel T Harrold">
+      <w:del w:id="331" w:author="Samuel T Harrold">
         <w:r>
           <w:delText xml:space="preserve">65.</w:delText>
         </w:r>
       </w:del>
-      <w:ins w:id="233" w:author="Samuel T Harrold">
+      <w:ins w:id="234" w:author="Samuel T Harrold">
         <w:r>
           <w:t xml:space="preserve">63. Ogunwole</w:t>
         </w:r>
@@ -15154,7 +15166,7 @@
       <w:r>
         <w:t xml:space="preserve">&amp;</w:t>
       </w:r>
-      <w:del w:id="331" w:author="Samuel T Harrold">
+      <w:del w:id="332" w:author="Samuel T Harrold">
         <w:r>
           <w:delText xml:space="preserve"> </w:delText>
         </w:r>
@@ -15162,7 +15174,7 @@
           <w:delText xml:space="preserve">Onukwulu Ogunwole</w:delText>
         </w:r>
       </w:del>
-      <w:ins w:id="234" w:author="Samuel T Harrold">
+      <w:ins w:id="235" w:author="Samuel T Harrold">
         <w:r>
           <w:t xml:space="preserve">O</w:t>
         </w:r>
@@ -15215,7 +15227,7 @@
       <w:r>
         <w:t xml:space="preserve"> </w:t>
       </w:r>
-      <w:hyperlink r:id="rId116">
+      <w:hyperlink r:id="rId117">
         <w:r>
           <w:rPr>
             <w:rStyle w:val="Hyperlink"/>
@@ -15228,12 +15240,12 @@
       <w:pPr>
         <w:pStyle w:val="BodyText"/>
       </w:pPr>
-      <w:del w:id="332" w:author="Samuel T Harrold">
+      <w:del w:id="333" w:author="Samuel T Harrold">
         <w:r>
           <w:delText xml:space="preserve">66. A Arora.</w:delText>
         </w:r>
       </w:del>
-      <w:ins w:id="235" w:author="Samuel T Harrold">
+      <w:ins w:id="236" w:author="Samuel T Harrold">
         <w:r>
           <w:t xml:space="preserve">64. Arora A.</w:t>
         </w:r>
@@ -15272,8 +15284,8 @@
       <w:r>
         <w:t xml:space="preserve"> </w:t>
       </w:r>
-      <w:del w:id="333" w:author="Samuel T Harrold">
-        <w:hyperlink r:id="rId117">
+      <w:del w:id="334" w:author="Samuel T Harrold">
+        <w:hyperlink r:id="rId118">
           <w:r>
             <w:rPr>
               <w:rStyle w:val="Hyperlink"/>
@@ -15282,11 +15294,11 @@
           </w:r>
         </w:hyperlink>
       </w:del>
-      <w:ins w:id="236" w:author="Samuel T Harrold">
+      <w:ins w:id="237" w:author="Samuel T Harrold">
         <w:r>
           <w:t xml:space="preserve">doi:</w:t>
         </w:r>
-        <w:hyperlink r:id="rId118">
+        <w:hyperlink r:id="rId119">
           <w:r>
             <w:rPr>
               <w:rStyle w:val="Hyperlink"/>
@@ -15300,7 +15312,7 @@
       <w:pPr>
         <w:pStyle w:val="BodyText"/>
       </w:pPr>
-      <w:del w:id="334" w:author="Samuel T Harrold">
+      <w:del w:id="335" w:author="Samuel T Harrold">
         <w:r>
           <w:delText xml:space="preserve">67. Agnieszka Ignatowicz, Carolyn Tarrant, Russell Mannion,</w:delText>
         </w:r>
@@ -15311,7 +15323,7 @@
           <w:delText xml:space="preserve">Dalia</w:delText>
         </w:r>
       </w:del>
-      <w:ins w:id="237" w:author="Samuel T Harrold">
+      <w:ins w:id="238" w:author="Samuel T Harrold">
         <w:r>
           <w:t xml:space="preserve">65. Ignatowicz A, Tarrant C, Mannion R,</w:t>
         </w:r>
@@ -15322,7 +15334,7 @@
       <w:r>
         <w:t xml:space="preserve">El-</w:t>
       </w:r>
-      <w:del w:id="335" w:author="Samuel T Harrold">
+      <w:del w:id="336" w:author="Samuel T Harrold">
         <w:r>
           <w:delText xml:space="preserve">Sawy,</w:delText>
         </w:r>
@@ -15333,7 +15345,7 @@
           <w:delText xml:space="preserve">others.</w:delText>
         </w:r>
       </w:del>
-      <w:ins w:id="238" w:author="Samuel T Harrold">
+      <w:ins w:id="239" w:author="Samuel T Harrold">
         <w:r>
           <w:t xml:space="preserve">Sawy D, et al.</w:t>
         </w:r>
@@ -15383,12 +15395,12 @@
       <w:r>
         <w:t xml:space="preserve">. 2023;23:</w:t>
       </w:r>
-      <w:del w:id="336" w:author="Samuel T Harrold">
+      <w:del w:id="337" w:author="Samuel T Harrold">
         <w:r>
           <w:delText xml:space="preserve">242.</w:delText>
         </w:r>
       </w:del>
-      <w:ins w:id="239" w:author="Samuel T Harrold">
+      <w:ins w:id="240" w:author="Samuel T Harrold">
         <w:r>
           <w:t xml:space="preserve">376.</w:t>
         </w:r>
@@ -15399,7 +15411,7 @@
       <w:r>
         <w:t xml:space="preserve">doi:</w:t>
       </w:r>
-      <w:hyperlink r:id="rId119">
+      <w:hyperlink r:id="rId120">
         <w:r>
           <w:rPr>
             <w:rStyle w:val="Hyperlink"/>
@@ -15412,7 +15424,7 @@
       <w:pPr>
         <w:pStyle w:val="BodyText"/>
       </w:pPr>
-      <w:del w:id="337" w:author="Samuel T Harrold">
+      <w:del w:id="338" w:author="Samuel T Harrold">
         <w:r>
           <w:delText xml:space="preserve">68. Hope C. Ratliff, Kirsten A. Lee, Mara Buchbinder, Lesly A.</w:delText>
         </w:r>
@@ -15423,7 +15435,7 @@
           <w:delText xml:space="preserve">Kelly, others.</w:delText>
         </w:r>
       </w:del>
-      <w:ins w:id="240" w:author="Samuel T Harrold">
+      <w:ins w:id="241" w:author="Samuel T Harrold">
         <w:r>
           <w:t xml:space="preserve">66. Ratliff HC, Lee KA, Buchbinder M, Kelly LA,</w:t>
         </w:r>
@@ -15459,14 +15471,14 @@
       <w:r>
         <w:t xml:space="preserve">. 2025;70(3)</w:t>
       </w:r>
-      <w:del w:id="338" w:author="Samuel T Harrold">
+      <w:del w:id="339" w:author="Samuel T Harrold">
         <w:r>
           <w:delText xml:space="preserve">.</w:delText>
         </w:r>
         <w:r>
           <w:delText xml:space="preserve"> </w:delText>
         </w:r>
-        <w:hyperlink r:id="rId120">
+        <w:hyperlink r:id="rId121">
           <w:r>
             <w:rPr>
               <w:rStyle w:val="Hyperlink"/>
@@ -15475,7 +15487,7 @@
           </w:r>
         </w:hyperlink>
       </w:del>
-      <w:ins w:id="241" w:author="Samuel T Harrold">
+      <w:ins w:id="242" w:author="Samuel T Harrold">
         <w:r>
           <w:t xml:space="preserve">:165-188.</w:t>
         </w:r>
@@ -15485,7 +15497,7 @@
         <w:r>
           <w:t xml:space="preserve">doi:</w:t>
         </w:r>
-        <w:hyperlink r:id="rId121">
+        <w:hyperlink r:id="rId122">
           <w:r>
             <w:rPr>
               <w:rStyle w:val="Hyperlink"/>
@@ -15499,12 +15511,12 @@
       <w:pPr>
         <w:pStyle w:val="BodyText"/>
       </w:pPr>
-      <w:del w:id="339" w:author="Samuel T Harrold">
+      <w:del w:id="340" w:author="Samuel T Harrold">
         <w:r>
           <w:delText xml:space="preserve">69.</w:delText>
         </w:r>
       </w:del>
-      <w:ins w:id="242" w:author="Samuel T Harrold">
+      <w:ins w:id="243" w:author="Samuel T Harrold">
         <w:r>
           <w:t xml:space="preserve">67. Valiaiev</w:t>
         </w:r>
@@ -15515,7 +15527,7 @@
       <w:r>
         <w:t xml:space="preserve">D.</w:t>
       </w:r>
-      <w:del w:id="340" w:author="Samuel T Harrold">
+      <w:del w:id="341" w:author="Samuel T Harrold">
         <w:r>
           <w:delText xml:space="preserve"> </w:delText>
         </w:r>
@@ -15559,7 +15571,7 @@
       <w:r>
         <w:t xml:space="preserve"> </w:t>
       </w:r>
-      <w:hyperlink r:id="rId122">
+      <w:hyperlink r:id="rId123">
         <w:r>
           <w:rPr>
             <w:rStyle w:val="Hyperlink"/>
@@ -15572,7 +15584,7 @@
       <w:pPr>
         <w:pStyle w:val="BodyText"/>
       </w:pPr>
-      <w:del w:id="341" w:author="Samuel T Harrold">
+      <w:del w:id="342" w:author="Samuel T Harrold">
         <w:r>
           <w:delText xml:space="preserve">70.</w:delText>
         </w:r>
@@ -15582,7 +15594,7 @@
       <w:pPr>
         <w:pStyle w:val="BodyText"/>
       </w:pPr>
-      <w:ins w:id="243" w:author="Samuel T Harrold">
+      <w:ins w:id="244" w:author="Samuel T Harrold">
         <w:r>
           <w:t xml:space="preserve">68. Mannapur SB. Understanding data drift and concept drift in</w:t>
         </w:r>
@@ -15631,7 +15643,7 @@
         <w:r>
           <w:t xml:space="preserve">doi:</w:t>
         </w:r>
-        <w:hyperlink r:id="rId123">
+        <w:hyperlink r:id="rId124">
           <w:r>
             <w:rPr>
               <w:rStyle w:val="Hyperlink"/>
@@ -15645,7 +15657,7 @@
       <w:pPr>
         <w:pStyle w:val="BodyText"/>
       </w:pPr>
-      <w:ins w:id="244" w:author="Samuel T Harrold">
+      <w:ins w:id="245" w:author="Samuel T Harrold">
         <w:r>
           <w:t xml:space="preserve">69. Betha</w:t>
         </w:r>
@@ -15656,7 +15668,7 @@
       <w:r>
         <w:t xml:space="preserve">R.</w:t>
       </w:r>
-      <w:del w:id="342" w:author="Samuel T Harrold">
+      <w:del w:id="343" w:author="Samuel T Harrold">
         <w:r>
           <w:delText xml:space="preserve"> </w:delText>
         </w:r>
@@ -15712,7 +15724,7 @@
       <w:r>
         <w:t xml:space="preserve"> </w:t>
       </w:r>
-      <w:hyperlink r:id="rId124">
+      <w:hyperlink r:id="rId125">
         <w:r>
           <w:rPr>
             <w:rStyle w:val="Hyperlink"/>
@@ -15725,12 +15737,12 @@
       <w:pPr>
         <w:pStyle w:val="BodyText"/>
       </w:pPr>
-      <w:del w:id="343" w:author="Samuel T Harrold">
+      <w:del w:id="344" w:author="Samuel T Harrold">
         <w:r>
           <w:delText xml:space="preserve">71. Saikiran Kottam, Sridhar Annem, Yingcheng Sun.</w:delText>
         </w:r>
       </w:del>
-      <w:ins w:id="245" w:author="Samuel T Harrold">
+      <w:ins w:id="246" w:author="Samuel T Harrold">
         <w:r>
           <w:t xml:space="preserve">70. Kottam S,</w:t>
         </w:r>
@@ -15770,7 +15782,7 @@
         </w:rPr>
         <w:t xml:space="preserve"> </w:t>
       </w:r>
-      <w:del w:id="344" w:author="Samuel T Harrold">
+      <w:del w:id="345" w:author="Samuel T Harrold">
         <w:r>
           <w:rPr>
             <w:i/>
@@ -15779,7 +15791,7 @@
           <w:delText xml:space="preserve">IEEE/ACM 47th</w:delText>
         </w:r>
       </w:del>
-      <w:ins w:id="246" w:author="Samuel T Harrold">
+      <w:ins w:id="247" w:author="Samuel T Harrold">
         <w:r>
           <w:rPr>
             <w:i/>
@@ -15809,7 +15821,7 @@
         </w:rPr>
         <w:t xml:space="preserve"> </w:t>
       </w:r>
-      <w:del w:id="345" w:author="Samuel T Harrold">
+      <w:del w:id="346" w:author="Samuel T Harrold">
         <w:r>
           <w:rPr>
             <w:i/>
@@ -15832,7 +15844,7 @@
           <w:delText xml:space="preserve">Engineering: Software Engineering in Practice (ICSE-SEIP)</w:delText>
         </w:r>
       </w:del>
-      <w:ins w:id="247" w:author="Samuel T Harrold">
+      <w:ins w:id="248" w:author="Samuel T Harrold">
         <w:r>
           <w:rPr>
             <w:i/>
@@ -15861,12 +15873,12 @@
       <w:r>
         <w:t xml:space="preserve"> </w:t>
       </w:r>
-      <w:del w:id="346" w:author="Samuel T Harrold">
+      <w:del w:id="347" w:author="Samuel T Harrold">
         <w:r>
           <w:delText xml:space="preserve">2025.</w:delText>
         </w:r>
       </w:del>
-      <w:ins w:id="248" w:author="Samuel T Harrold">
+      <w:ins w:id="249" w:author="Samuel T Harrold">
         <w:r>
           <w:t xml:space="preserve">2025:3265-3274.</w:t>
         </w:r>
@@ -15877,8 +15889,8 @@
       <w:r>
         <w:t xml:space="preserve">doi:</w:t>
       </w:r>
-      <w:del w:id="347" w:author="Samuel T Harrold">
-        <w:hyperlink r:id="rId125">
+      <w:del w:id="348" w:author="Samuel T Harrold">
+        <w:hyperlink r:id="rId126">
           <w:r>
             <w:rPr>
               <w:rStyle w:val="Hyperlink"/>
@@ -15887,8 +15899,8 @@
           </w:r>
         </w:hyperlink>
       </w:del>
-      <w:ins w:id="249" w:author="Samuel T Harrold">
-        <w:hyperlink r:id="rId126">
+      <w:ins w:id="250" w:author="Samuel T Harrold">
+        <w:hyperlink r:id="rId127">
           <w:r>
             <w:rPr>
               <w:rStyle w:val="Hyperlink"/>
@@ -15902,12 +15914,12 @@
       <w:pPr>
         <w:pStyle w:val="BodyText"/>
       </w:pPr>
-      <w:del w:id="348" w:author="Samuel T Harrold">
+      <w:del w:id="349" w:author="Samuel T Harrold">
         <w:r>
           <w:delText xml:space="preserve">72. V. G. Alukal,</w:delText>
         </w:r>
       </w:del>
-      <w:ins w:id="250" w:author="Samuel T Harrold">
+      <w:ins w:id="251" w:author="Samuel T Harrold">
         <w:r>
           <w:t xml:space="preserve">71. Alukal VG, Manos</w:t>
         </w:r>
@@ -15918,7 +15930,7 @@
       <w:r>
         <w:t xml:space="preserve">A.</w:t>
       </w:r>
-      <w:del w:id="349" w:author="Samuel T Harrold">
+      <w:del w:id="350" w:author="Samuel T Harrold">
         <w:r>
           <w:delText xml:space="preserve"> </w:delText>
         </w:r>
@@ -15957,7 +15969,7 @@
         </w:rPr>
         <w:t xml:space="preserve"> </w:t>
       </w:r>
-      <w:del w:id="350" w:author="Samuel T Harrold">
+      <w:del w:id="351" w:author="Samuel T Harrold">
         <w:r>
           <w:rPr>
             <w:i/>
@@ -15966,7 +15978,7 @@
           <w:delText xml:space="preserve">Improvement</w:delText>
         </w:r>
       </w:del>
-      <w:ins w:id="251" w:author="Samuel T Harrold">
+      <w:ins w:id="252" w:author="Samuel T Harrold">
         <w:r>
           <w:rPr>
             <w:i/>
@@ -15981,7 +15993,7 @@
       <w:r>
         <w:t xml:space="preserve"> </w:t>
       </w:r>
-      <w:hyperlink r:id="rId127">
+      <w:hyperlink r:id="rId128">
         <w:r>
           <w:rPr>
             <w:rStyle w:val="Hyperlink"/>
@@ -15994,12 +16006,12 @@
       <w:pPr>
         <w:pStyle w:val="BodyText"/>
       </w:pPr>
-      <w:del w:id="351" w:author="Samuel T Harrold">
+      <w:del w:id="352" w:author="Samuel T Harrold">
         <w:r>
           <w:delText xml:space="preserve">73.</w:delText>
         </w:r>
       </w:del>
-      <w:ins w:id="252" w:author="Samuel T Harrold">
+      <w:ins w:id="253" w:author="Samuel T Harrold">
         <w:r>
           <w:t xml:space="preserve">72.</w:t>
         </w:r>
@@ -16019,7 +16031,7 @@
       <w:r>
         <w:t xml:space="preserve"> </w:t>
       </w:r>
-      <w:hyperlink r:id="rId128">
+      <w:hyperlink r:id="rId129">
         <w:r>
           <w:rPr>
             <w:rStyle w:val="Hyperlink"/>
@@ -16032,7 +16044,7 @@
       <w:pPr>
         <w:pStyle w:val="BodyText"/>
       </w:pPr>
-      <w:del w:id="352" w:author="Samuel T Harrold">
+      <w:del w:id="353" w:author="Samuel T Harrold">
         <w:r>
           <w:delText xml:space="preserve">74. Rahul Kumar, Konrad Sporn, Ethan Waisberg, Joshua Ong, Phani</w:delText>
         </w:r>
@@ -16043,7 +16055,7 @@
           <w:delText xml:space="preserve">Paladugu, others.</w:delText>
         </w:r>
       </w:del>
-      <w:ins w:id="253" w:author="Samuel T Harrold">
+      <w:ins w:id="254" w:author="Samuel T Harrold">
         <w:r>
           <w:t xml:space="preserve">73. Kumar R, Sporn K, Waisberg E, Ong J, Paladugu P,</w:t>
         </w:r>
@@ -16085,7 +16097,7 @@
       <w:r>
         <w:t xml:space="preserve">doi:</w:t>
       </w:r>
-      <w:hyperlink r:id="rId129">
+      <w:hyperlink r:id="rId130">
         <w:r>
           <w:rPr>
             <w:rStyle w:val="Hyperlink"/>
@@ -16098,12 +16110,12 @@
       <w:pPr>
         <w:pStyle w:val="BodyText"/>
       </w:pPr>
-      <w:del w:id="353" w:author="Samuel T Harrold">
+      <w:del w:id="354" w:author="Samuel T Harrold">
         <w:r>
           <w:delText xml:space="preserve">75. Steven Labkoff, Bola Oladimeji, Joseph Kannry, others.</w:delText>
         </w:r>
       </w:del>
-      <w:ins w:id="254" w:author="Samuel T Harrold">
+      <w:ins w:id="255" w:author="Samuel T Harrold">
         <w:r>
           <w:t xml:space="preserve">74.</w:t>
         </w:r>
@@ -16145,12 +16157,12 @@
       <w:r>
         <w:t xml:space="preserve">2024;31(11):</w:t>
       </w:r>
-      <w:del w:id="354" w:author="Samuel T Harrold">
+      <w:del w:id="355" w:author="Samuel T Harrold">
         <w:r>
           <w:delText xml:space="preserve">2730.</w:delText>
         </w:r>
       </w:del>
-      <w:ins w:id="255" w:author="Samuel T Harrold">
+      <w:ins w:id="256" w:author="Samuel T Harrold">
         <w:r>
           <w:t xml:space="preserve">2730-2739.</w:t>
         </w:r>
@@ -16161,7 +16173,7 @@
       <w:r>
         <w:t xml:space="preserve">doi:</w:t>
       </w:r>
-      <w:hyperlink r:id="rId130">
+      <w:hyperlink r:id="rId131">
         <w:r>
           <w:rPr>
             <w:rStyle w:val="Hyperlink"/>
@@ -16174,12 +16186,12 @@
       <w:pPr>
         <w:pStyle w:val="BodyText"/>
       </w:pPr>
-      <w:del w:id="355" w:author="Samuel T Harrold">
+      <w:del w:id="356" w:author="Samuel T Harrold">
         <w:r>
           <w:delText xml:space="preserve">76. David Loshin.</w:delText>
         </w:r>
       </w:del>
-      <w:ins w:id="256" w:author="Samuel T Harrold">
+      <w:ins w:id="257" w:author="Samuel T Harrold">
         <w:r>
           <w:t xml:space="preserve">75. Loshin D.</w:t>
         </w:r>
@@ -16206,12 +16218,12 @@
       <w:r>
         <w:t xml:space="preserve"> </w:t>
       </w:r>
-      <w:del w:id="356" w:author="Samuel T Harrold">
+      <w:del w:id="357" w:author="Samuel T Harrold">
         <w:r>
           <w:delText xml:space="preserve">2010.</w:delText>
         </w:r>
       </w:del>
-      <w:ins w:id="257" w:author="Samuel T Harrold">
+      <w:ins w:id="258" w:author="Samuel T Harrold">
         <w:r>
           <w:t xml:space="preserve">2009.</w:t>
         </w:r>
@@ -16219,7 +16231,7 @@
       <w:r>
         <w:t xml:space="preserve"> </w:t>
       </w:r>
-      <w:hyperlink r:id="rId131">
+      <w:hyperlink r:id="rId132">
         <w:r>
           <w:rPr>
             <w:rStyle w:val="Hyperlink"/>
@@ -16232,7 +16244,7 @@
       <w:pPr>
         <w:pStyle w:val="BodyText"/>
       </w:pPr>
-      <w:del w:id="357" w:author="Samuel T Harrold">
+      <w:del w:id="358" w:author="Samuel T Harrold">
         <w:r>
           <w:delText xml:space="preserve">77. S. Kalyanasundaram. Data Lake Governance – Establishing a Single</w:delText>
         </w:r>
@@ -16243,7 +16255,7 @@
           <w:delText xml:space="preserve">Source</w:delText>
         </w:r>
       </w:del>
-      <w:ins w:id="258" w:author="Samuel T Harrold">
+      <w:ins w:id="259" w:author="Samuel T Harrold">
         <w:r>
           <w:t xml:space="preserve">76. Zimmermann S, Rentrop C, Felden C. A Multiple Case Study on</w:t>
         </w:r>
@@ -16263,7 +16275,7 @@
       <w:r>
         <w:t xml:space="preserve"> </w:t>
       </w:r>
-      <w:del w:id="358" w:author="Samuel T Harrold">
+      <w:del w:id="359" w:author="Samuel T Harrold">
         <w:r>
           <w:delText xml:space="preserve">Truth in Healthcare Enterprises.</w:delText>
         </w:r>
@@ -16271,7 +16283,7 @@
           <w:delText xml:space="preserve"> </w:delText>
         </w:r>
       </w:del>
-      <w:del w:id="359" w:author="Samuel T Harrold">
+      <w:del w:id="360" w:author="Samuel T Harrold">
         <w:r>
           <w:rPr>
             <w:i/>
@@ -16294,7 +16306,7 @@
           <w:delText xml:space="preserve">and</w:delText>
         </w:r>
       </w:del>
-      <w:ins w:id="259" w:author="Samuel T Harrold">
+      <w:ins w:id="260" w:author="Samuel T Harrold">
         <w:r>
           <w:rPr>
             <w:i/>
@@ -16324,7 +16336,7 @@
         </w:rPr>
         <w:t xml:space="preserve"> </w:t>
       </w:r>
-      <w:del w:id="360" w:author="Samuel T Harrold">
+      <w:del w:id="361" w:author="Samuel T Harrold">
         <w:r>
           <w:rPr>
             <w:i/>
@@ -16333,14 +16345,14 @@
           <w:delText xml:space="preserve">Technology</w:delText>
         </w:r>
       </w:del>
-      <w:del w:id="361" w:author="Samuel T Harrold">
+      <w:del w:id="362" w:author="Samuel T Harrold">
         <w:r>
           <w:delText xml:space="preserve">. Published online 2025.</w:delText>
         </w:r>
         <w:r>
           <w:delText xml:space="preserve"> </w:delText>
         </w:r>
-        <w:hyperlink r:id="rId132">
+        <w:hyperlink r:id="rId133">
           <w:r>
             <w:rPr>
               <w:rStyle w:val="Hyperlink"/>
@@ -16354,7 +16366,7 @@
       <w:pPr>
         <w:pStyle w:val="BodyText"/>
       </w:pPr>
-      <w:del w:id="362" w:author="Samuel T Harrold">
+      <w:del w:id="363" w:author="Samuel T Harrold">
         <w:r>
           <w:delText xml:space="preserve">78. Stephan Zimmermann, Christopher Rentrop. On the emergence of</w:delText>
         </w:r>
@@ -16365,7 +16377,7 @@
           <w:delText xml:space="preserve">shadow IT: A transaction cost-based approach.</w:delText>
         </w:r>
       </w:del>
-      <w:ins w:id="260" w:author="Samuel T Harrold">
+      <w:ins w:id="261" w:author="Samuel T Harrold">
         <w:r>
           <w:t xml:space="preserve">Technology.</w:t>
         </w:r>
@@ -16397,12 +16409,12 @@
       <w:r>
         <w:t xml:space="preserve">. 2017;31(1):79-</w:t>
       </w:r>
-      <w:del w:id="363" w:author="Samuel T Harrold">
+      <w:del w:id="364" w:author="Samuel T Harrold">
         <w:r>
           <w:delText xml:space="preserve">96.</w:delText>
         </w:r>
       </w:del>
-      <w:ins w:id="261" w:author="Samuel T Harrold">
+      <w:ins w:id="262" w:author="Samuel T Harrold">
         <w:r>
           <w:t xml:space="preserve">101.</w:t>
         </w:r>
@@ -16413,8 +16425,8 @@
       <w:r>
         <w:t xml:space="preserve">doi:</w:t>
       </w:r>
-      <w:del w:id="364" w:author="Samuel T Harrold">
-        <w:hyperlink r:id="rId133">
+      <w:del w:id="365" w:author="Samuel T Harrold">
+        <w:hyperlink r:id="rId134">
           <w:r>
             <w:rPr>
               <w:rStyle w:val="Hyperlink"/>
@@ -16423,8 +16435,8 @@
           </w:r>
         </w:hyperlink>
       </w:del>
-      <w:ins w:id="262" w:author="Samuel T Harrold">
-        <w:hyperlink r:id="rId134">
+      <w:ins w:id="263" w:author="Samuel T Harrold">
+        <w:hyperlink r:id="rId135">
           <w:r>
             <w:rPr>
               <w:rStyle w:val="Hyperlink"/>
@@ -16438,12 +16450,12 @@
       <w:pPr>
         <w:pStyle w:val="BodyText"/>
       </w:pPr>
-      <w:del w:id="365" w:author="Samuel T Harrold">
+      <w:del w:id="366" w:author="Samuel T Harrold">
         <w:r>
           <w:delText xml:space="preserve">79.</w:delText>
         </w:r>
       </w:del>
-      <w:ins w:id="263" w:author="Samuel T Harrold">
+      <w:ins w:id="264" w:author="Samuel T Harrold">
         <w:r>
           <w:t xml:space="preserve">77. Ipeirotis</w:t>
         </w:r>
@@ -16454,7 +16466,7 @@
       <w:r>
         <w:t xml:space="preserve">&amp;</w:t>
       </w:r>
-      <w:del w:id="366" w:author="Samuel T Harrold">
+      <w:del w:id="367" w:author="Samuel T Harrold">
         <w:r>
           <w:delText xml:space="preserve"> </w:delText>
         </w:r>
@@ -16462,7 +16474,7 @@
           <w:delText xml:space="preserve">Zheng Ipeirotis</w:delText>
         </w:r>
       </w:del>
-      <w:ins w:id="264" w:author="Samuel T Harrold">
+      <w:ins w:id="265" w:author="Samuel T Harrold">
         <w:r>
           <w:t xml:space="preserve">Z</w:t>
         </w:r>
@@ -16509,7 +16521,7 @@
       <w:r>
         <w:t xml:space="preserve"> </w:t>
       </w:r>
-      <w:hyperlink r:id="rId135">
+      <w:hyperlink r:id="rId136">
         <w:r>
           <w:rPr>
             <w:rStyle w:val="Hyperlink"/>
@@ -16522,7 +16534,7 @@
       <w:pPr>
         <w:pStyle w:val="BodyText"/>
       </w:pPr>
-      <w:del w:id="367" w:author="Samuel T Harrold">
+      <w:del w:id="368" w:author="Samuel T Harrold">
         <w:r>
           <w:delText xml:space="preserve">80. G. Gartlehner, S. Kugley, K. Crotty, M. Viswanathan, A.</w:delText>
         </w:r>
@@ -16533,7 +16545,7 @@
           <w:delText xml:space="preserve">Dobrescu, B. Nussbaumer-Streit, G. Booth, J. R. Treadwell.</w:delText>
         </w:r>
       </w:del>
-      <w:ins w:id="265" w:author="Samuel T Harrold">
+      <w:ins w:id="266" w:author="Samuel T Harrold">
         <w:r>
           <w:t xml:space="preserve">78.</w:t>
         </w:r>
@@ -16587,7 +16599,7 @@
       <w:r>
         <w:t xml:space="preserve">doi:</w:t>
       </w:r>
-      <w:hyperlink r:id="rId136">
+      <w:hyperlink r:id="rId137">
         <w:r>
           <w:rPr>
             <w:rStyle w:val="Hyperlink"/>
@@ -16600,12 +16612,12 @@
       <w:pPr>
         <w:pStyle w:val="BodyText"/>
       </w:pPr>
-      <w:del w:id="368" w:author="Samuel T Harrold">
+      <w:del w:id="369" w:author="Samuel T Harrold">
         <w:r>
           <w:delText xml:space="preserve">81. S. Benzarti,</w:delText>
         </w:r>
       </w:del>
-      <w:ins w:id="266" w:author="Samuel T Harrold">
+      <w:ins w:id="267" w:author="Samuel T Harrold">
         <w:r>
           <w:t xml:space="preserve">79. Benzarti S, Berrabah</w:t>
         </w:r>
@@ -16616,7 +16628,7 @@
       <w:r>
         <w:t xml:space="preserve">C.</w:t>
       </w:r>
-      <w:del w:id="369" w:author="Samuel T Harrold">
+      <w:del w:id="370" w:author="Samuel T Harrold">
         <w:r>
           <w:delText xml:space="preserve"> </w:delText>
         </w:r>
@@ -16683,7 +16695,7 @@
       <w:r>
         <w:t xml:space="preserve">doi:</w:t>
       </w:r>
-      <w:hyperlink r:id="rId137">
+      <w:hyperlink r:id="rId138">
         <w:r>
           <w:rPr>
             <w:rStyle w:val="Hyperlink"/>
@@ -16696,12 +16708,12 @@
       <w:pPr>
         <w:pStyle w:val="BodyText"/>
       </w:pPr>
-      <w:del w:id="370" w:author="Samuel T Harrold">
+      <w:del w:id="371" w:author="Samuel T Harrold">
         <w:r>
           <w:delText xml:space="preserve">82. Z. Ning, Y. Tian, Z. Zhang, T. Zhang, T. J. Li.</w:delText>
         </w:r>
       </w:del>
-      <w:ins w:id="267" w:author="Samuel T Harrold">
+      <w:ins w:id="268" w:author="Samuel T Harrold">
         <w:r>
           <w:t xml:space="preserve">80. Ning Z,</w:t>
         </w:r>
@@ -16749,7 +16761,7 @@
       <w:r>
         <w:t xml:space="preserve">2024;14(4):</w:t>
       </w:r>
-      <w:ins w:id="268" w:author="Samuel T Harrold">
+      <w:ins w:id="269" w:author="Samuel T Harrold">
         <w:r>
           <w:t xml:space="preserve">25:</w:t>
         </w:r>
@@ -16757,7 +16769,7 @@
       <w:r>
         <w:t xml:space="preserve">1-</w:t>
       </w:r>
-      <w:ins w:id="269" w:author="Samuel T Harrold">
+      <w:ins w:id="270" w:author="Samuel T Harrold">
         <w:r>
           <w:t xml:space="preserve">25:</w:t>
         </w:r>
@@ -16771,7 +16783,7 @@
       <w:r>
         <w:t xml:space="preserve">doi:</w:t>
       </w:r>
-      <w:hyperlink r:id="rId138">
+      <w:hyperlink r:id="rId139">
         <w:r>
           <w:rPr>
             <w:rStyle w:val="Hyperlink"/>
@@ -16784,12 +16796,12 @@
       <w:pPr>
         <w:pStyle w:val="BodyText"/>
       </w:pPr>
-      <w:del w:id="371" w:author="Samuel T Harrold">
+      <w:del w:id="372" w:author="Samuel T Harrold">
         <w:r>
           <w:delText xml:space="preserve">83.</w:delText>
         </w:r>
       </w:del>
-      <w:ins w:id="270" w:author="Samuel T Harrold">
+      <w:ins w:id="271" w:author="Samuel T Harrold">
         <w:r>
           <w:t xml:space="preserve">81.</w:t>
         </w:r>
@@ -16822,7 +16834,7 @@
       <w:r>
         <w:t xml:space="preserve"> </w:t>
       </w:r>
-      <w:hyperlink r:id="rId139">
+      <w:hyperlink r:id="rId140">
         <w:r>
           <w:rPr>
             <w:rStyle w:val="Hyperlink"/>
@@ -16835,12 +16847,12 @@
       <w:pPr>
         <w:pStyle w:val="BodyText"/>
       </w:pPr>
-      <w:del w:id="372" w:author="Samuel T Harrold">
+      <w:del w:id="373" w:author="Samuel T Harrold">
         <w:r>
           <w:delText xml:space="preserve">84.</w:delText>
         </w:r>
       </w:del>
-      <w:ins w:id="271" w:author="Samuel T Harrold">
+      <w:ins w:id="272" w:author="Samuel T Harrold">
         <w:r>
           <w:t xml:space="preserve">82. Strickland</w:t>
         </w:r>
@@ -16851,7 +16863,7 @@
       <w:r>
         <w:t xml:space="preserve">E.</w:t>
       </w:r>
-      <w:del w:id="373" w:author="Samuel T Harrold">
+      <w:del w:id="374" w:author="Samuel T Harrold">
         <w:r>
           <w:delText xml:space="preserve"> </w:delText>
         </w:r>
@@ -16890,7 +16902,7 @@
       <w:r>
         <w:t xml:space="preserve">doi:</w:t>
       </w:r>
-      <w:hyperlink r:id="rId140">
+      <w:hyperlink r:id="rId141">
         <w:r>
           <w:rPr>
             <w:rStyle w:val="Hyperlink"/>
@@ -16903,12 +16915,12 @@
       <w:pPr>
         <w:pStyle w:val="BodyText"/>
       </w:pPr>
-      <w:del w:id="374" w:author="Samuel T Harrold">
+      <w:del w:id="375" w:author="Samuel T Harrold">
         <w:r>
           <w:delText xml:space="preserve">85. A LaVito.</w:delText>
         </w:r>
       </w:del>
-      <w:ins w:id="272" w:author="Samuel T Harrold">
+      <w:ins w:id="273" w:author="Samuel T Harrold">
         <w:r>
           <w:t xml:space="preserve">83. Son H.</w:t>
         </w:r>
@@ -16928,12 +16940,12 @@
       <w:r>
         <w:t xml:space="preserve"> </w:t>
       </w:r>
-      <w:del w:id="375" w:author="Samuel T Harrold">
+      <w:del w:id="376" w:author="Samuel T Harrold">
         <w:r>
           <w:delText xml:space="preserve">healthcare,</w:delText>
         </w:r>
       </w:del>
-      <w:ins w:id="273" w:author="Samuel T Harrold">
+      <w:ins w:id="274" w:author="Samuel T Harrold">
         <w:r>
           <w:t xml:space="preserve">health care,</w:t>
         </w:r>
@@ -16966,7 +16978,7 @@
       <w:r>
         <w:t xml:space="preserve"> </w:t>
       </w:r>
-      <w:hyperlink r:id="rId141">
+      <w:hyperlink r:id="rId142">
         <w:r>
           <w:rPr>
             <w:rStyle w:val="Hyperlink"/>
@@ -16979,12 +16991,12 @@
       <w:pPr>
         <w:pStyle w:val="BodyText"/>
       </w:pPr>
-      <w:del w:id="376" w:author="Samuel T Harrold">
+      <w:del w:id="377" w:author="Samuel T Harrold">
         <w:r>
           <w:delText xml:space="preserve">86. J. M. Acchiardo, R. B. Gunderman.</w:delText>
         </w:r>
       </w:del>
-      <w:ins w:id="274" w:author="Samuel T Harrold">
+      <w:ins w:id="275" w:author="Samuel T Harrold">
         <w:r>
           <w:t xml:space="preserve">84. Acchiardo JM, Gunderman</w:t>
         </w:r>
@@ -17014,12 +17026,12 @@
       <w:r>
         <w:t xml:space="preserve">. 2021;28(7):</w:t>
       </w:r>
-      <w:del w:id="377" w:author="Samuel T Harrold">
+      <w:del w:id="378" w:author="Samuel T Harrold">
         <w:r>
           <w:delText xml:space="preserve">1036-1037.</w:delText>
         </w:r>
       </w:del>
-      <w:ins w:id="275" w:author="Samuel T Harrold">
+      <w:ins w:id="276" w:author="Samuel T Harrold">
         <w:r>
           <w:t xml:space="preserve">1029-1031.</w:t>
         </w:r>
@@ -17030,8 +17042,8 @@
       <w:r>
         <w:t xml:space="preserve">doi:</w:t>
       </w:r>
-      <w:del w:id="378" w:author="Samuel T Harrold">
-        <w:hyperlink r:id="rId142">
+      <w:del w:id="379" w:author="Samuel T Harrold">
+        <w:hyperlink r:id="rId143">
           <w:r>
             <w:rPr>
               <w:rStyle w:val="Hyperlink"/>
@@ -17045,7 +17057,7 @@
       <w:pPr>
         <w:pStyle w:val="BodyText"/>
       </w:pPr>
-      <w:del w:id="379" w:author="Samuel T Harrold">
+      <w:del w:id="380" w:author="Samuel T Harrold">
         <w:r>
           <w:delText xml:space="preserve">87. J. Yang, H. Chesbrough, P. Hurmelinna-Laukkanen.</w:delText>
         </w:r>
@@ -17079,7 +17091,7 @@
         <w:r>
           <w:delText xml:space="preserve"> </w:delText>
         </w:r>
-        <w:hyperlink r:id="rId143">
+        <w:hyperlink r:id="rId144">
           <w:r>
             <w:rPr>
               <w:rStyle w:val="Hyperlink"/>
@@ -17093,8 +17105,8 @@
       <w:pPr>
         <w:pStyle w:val="BodyText"/>
       </w:pPr>
-      <w:ins w:id="276" w:author="Samuel T Harrold">
-        <w:hyperlink r:id="rId144">
+      <w:ins w:id="277" w:author="Samuel T Harrold">
+        <w:hyperlink r:id="rId145">
           <w:r>
             <w:rPr>
               <w:rStyle w:val="Hyperlink"/>
@@ -17104,7 +17116,7 @@
         </w:hyperlink>
       </w:ins>
     </w:p>
-    <w:bookmarkEnd w:id="145"/>
+    <w:bookmarkEnd w:id="146"/>
     <w:sectPr>
       <w:footnotePr>
         <w:numRestart w:val="eachSect"/>

--- a/ARCHIVED/20260712_IJMR-Submission/20260710_tracked-changes_R1-to-R2.docx
+++ b/ARCHIVED/20260712_IJMR-Submission/20260710_tracked-changes_R1-to-R2.docx
@@ -10379,13 +10379,19 @@
       </w:pPr>
       <w:ins w:id="139" w:author="Samuel T Harrold">
         <w:r>
-          <w:t xml:space="preserve">8. Wu L F., Li L. Worldwide prevalence and associated factors of</w:t>
+          <w:t xml:space="preserve">8. Wu F, Lao Y, Feng Y, Zhu J, Zhang Y, Li L. Worldwide prevalence</w:t>
         </w:r>
         <w:r>
           <w:t xml:space="preserve"> </w:t>
         </w:r>
         <w:r>
-          <w:t xml:space="preserve">nursing staff turnover: A systematic review and meta-analysis.</w:t>
+          <w:t xml:space="preserve">and associated factors of nursing staff turnover: A systematic review</w:t>
+        </w:r>
+        <w:r>
+          <w:t xml:space="preserve"> </w:t>
+        </w:r>
+        <w:r>
+          <w:t xml:space="preserve">and meta-analysis.</w:t>
         </w:r>
         <w:r>
           <w:t xml:space="preserve"> </w:t>
@@ -10395,21 +10401,7 @@
             <w:i/>
             <w:iCs/>
           </w:rPr>
-          <w:t xml:space="preserve">Nursing</w:t>
-        </w:r>
-        <w:r>
-          <w:rPr>
-            <w:i/>
-            <w:iCs/>
-          </w:rPr>
-          <w:t xml:space="preserve"> </w:t>
-        </w:r>
-        <w:r>
-          <w:rPr>
-            <w:i/>
-            <w:iCs/>
-          </w:rPr>
-          <w:t xml:space="preserve">Open</w:t>
+          <w:t xml:space="preserve">Nursing Open</w:t>
         </w:r>
         <w:r>
           <w:t xml:space="preserve">. 2024;11:e2097.</w:t>
@@ -10708,20 +10700,15 @@
       <w:r>
         <w:t xml:space="preserve"> </w:t>
       </w:r>
-      <w:del w:id="236" w:author="Samuel T Harrold">
-        <w:r>
-          <w:delText xml:space="preserve">Shi</w:delText>
-        </w:r>
-      </w:del>
       <w:ins w:id="146" w:author="Samuel T Harrold">
         <w:r>
-          <w:t xml:space="preserve">Pollitt C. Institutional Amnesia: A Paradox of the</w:t>
+          <w:t xml:space="preserve">Pollitt C. Institutional Amnesia: A Paradox of the ’Information</w:t>
         </w:r>
         <w:r>
           <w:t xml:space="preserve"> </w:t>
         </w:r>
         <w:r>
-          <w:t xml:space="preserve">’Information Age’?</w:t>
+          <w:t xml:space="preserve">Age’?</w:t>
         </w:r>
         <w:r>
           <w:t xml:space="preserve"> </w:t>
@@ -10930,58 +10917,49 @@
       </w:pPr>
       <w:ins w:id="151" w:author="Samuel T Harrold">
         <w:r>
-          <w:t xml:space="preserve">15.</w:t>
-        </w:r>
-      </w:ins>
-      <w:r>
-        <w:t xml:space="preserve"> </w:t>
-      </w:r>
-      <w:r>
-        <w:t xml:space="preserve">Wang</w:t>
-      </w:r>
+          <w:t xml:space="preserve">15. Wang P,</w:t>
+        </w:r>
+        <w:r>
+          <w:t xml:space="preserve"> </w:t>
+        </w:r>
+      </w:ins>
+      <w:r>
+        <w:t xml:space="preserve">Shi</w:t>
+      </w:r>
+      <w:r>
+        <w:t xml:space="preserve"> </w:t>
+      </w:r>
+      <w:del w:id="236" w:author="Samuel T Harrold">
+        <w:r>
+          <w:delText xml:space="preserve">Wang P.</w:delText>
+        </w:r>
+      </w:del>
       <w:ins w:id="152" w:author="Samuel T Harrold">
         <w:r>
-          <w:t xml:space="preserve"> </w:t>
-        </w:r>
-        <w:r>
-          <w:t xml:space="preserve">S</w:t>
-        </w:r>
-      </w:ins>
-      <w:r>
-        <w:t xml:space="preserve"> </w:t>
-      </w:r>
-      <w:r>
-        <w:t xml:space="preserve">P. Text-to-SQL generation for question answering</w:t>
-      </w:r>
-      <w:r>
-        <w:t xml:space="preserve"> </w:t>
-      </w:r>
-      <w:r>
-        <w:t xml:space="preserve">on electronic medical records. In:</w:t>
-      </w:r>
-      <w:r>
-        <w:t xml:space="preserve"> </w:t>
-      </w:r>
-      <w:r>
-        <w:rPr>
-          <w:i/>
-          <w:iCs/>
-        </w:rPr>
-        <w:t xml:space="preserve">Proceedings of the Web Conference</w:t>
-      </w:r>
-      <w:r>
-        <w:rPr>
-          <w:i/>
-          <w:iCs/>
-        </w:rPr>
-        <w:t xml:space="preserve"> </w:t>
-      </w:r>
-      <w:r>
-        <w:rPr>
-          <w:i/>
-          <w:iCs/>
-        </w:rPr>
-        <w:t xml:space="preserve">2020</w:t>
+          <w:t xml:space="preserve">T, Reddy CK.</w:t>
+        </w:r>
+      </w:ins>
+      <w:r>
+        <w:t xml:space="preserve"> </w:t>
+      </w:r>
+      <w:r>
+        <w:t xml:space="preserve">Text-to-SQL</w:t>
+      </w:r>
+      <w:r>
+        <w:t xml:space="preserve"> </w:t>
+      </w:r>
+      <w:r>
+        <w:t xml:space="preserve">generation for question answering on electronic medical records. In:</w:t>
+      </w:r>
+      <w:r>
+        <w:t xml:space="preserve"> </w:t>
+      </w:r>
+      <w:r>
+        <w:rPr>
+          <w:i/>
+          <w:iCs/>
+        </w:rPr>
+        <w:t xml:space="preserve">Proceedings of the Web Conference 2020</w:t>
       </w:r>
       <w:r>
         <w:t xml:space="preserve">. 2020.</w:t>
@@ -11181,39 +11159,50 @@
       </w:pPr>
       <w:del w:id="243" w:author="Samuel T Harrold">
         <w:r>
-          <w:delText xml:space="preserve">13. Reason</w:delText>
+          <w:delText xml:space="preserve">13.</w:delText>
         </w:r>
       </w:del>
       <w:ins w:id="158" w:author="Samuel T Harrold">
         <w:r>
-          <w:t xml:space="preserve">17.</w:t>
-        </w:r>
-      </w:ins>
-      <w:r>
-        <w:t xml:space="preserve"> </w:t>
-      </w:r>
-      <w:r>
-        <w:t xml:space="preserve">Ledikwe</w:t>
-      </w:r>
+          <w:t xml:space="preserve">17. Ledikwe JH,</w:t>
+        </w:r>
+      </w:ins>
+      <w:r>
+        <w:t xml:space="preserve"> </w:t>
+      </w:r>
+      <w:r>
+        <w:t xml:space="preserve">Reason</w:t>
+      </w:r>
+      <w:r>
+        <w:t xml:space="preserve"> </w:t>
+      </w:r>
+      <w:del w:id="244" w:author="Samuel T Harrold">
+        <w:r>
+          <w:delText xml:space="preserve">Ledikwe J. H.</w:delText>
+        </w:r>
+      </w:del>
       <w:ins w:id="159" w:author="Samuel T Harrold">
         <w:r>
+          <w:t xml:space="preserve">LL, Burnett SM, et</w:t>
+        </w:r>
+        <w:r>
           <w:t xml:space="preserve"> </w:t>
         </w:r>
         <w:r>
-          <w:t xml:space="preserve">R</w:t>
-        </w:r>
-      </w:ins>
-      <w:r>
-        <w:t xml:space="preserve"> </w:t>
-      </w:r>
-      <w:r>
-        <w:t xml:space="preserve">J. H. Establishing a health</w:t>
-      </w:r>
-      <w:r>
-        <w:t xml:space="preserve"> </w:t>
-      </w:r>
-      <w:r>
-        <w:t xml:space="preserve">information workforce: Innovation for low- and middle-income countries.</w:t>
+          <w:t xml:space="preserve">al.</w:t>
+        </w:r>
+      </w:ins>
+      <w:r>
+        <w:t xml:space="preserve"> </w:t>
+      </w:r>
+      <w:r>
+        <w:t xml:space="preserve">Establishing a health information workforce: Innovation for low-</w:t>
+      </w:r>
+      <w:r>
+        <w:t xml:space="preserve"> </w:t>
+      </w:r>
+      <w:r>
+        <w:t xml:space="preserve">and middle-income countries.</w:t>
       </w:r>
       <w:r>
         <w:t xml:space="preserve"> </w:t>
@@ -11247,76 +11236,79 @@
       <w:pPr>
         <w:pStyle w:val="BodyText"/>
       </w:pPr>
-      <w:del w:id="244" w:author="Samuel T Harrold">
-        <w:r>
-          <w:delText xml:space="preserve">14. Ammenwerth</w:delText>
+      <w:del w:id="245" w:author="Samuel T Harrold">
+        <w:r>
+          <w:delText xml:space="preserve">14.</w:delText>
         </w:r>
       </w:del>
       <w:ins w:id="160" w:author="Samuel T Harrold">
         <w:r>
-          <w:t xml:space="preserve">18.</w:t>
-        </w:r>
-      </w:ins>
-      <w:r>
-        <w:t xml:space="preserve"> </w:t>
-      </w:r>
-      <w:r>
-        <w:t xml:space="preserve">Mantas</w:t>
-      </w:r>
+          <w:t xml:space="preserve">18. Mantas J,</w:t>
+        </w:r>
+      </w:ins>
+      <w:r>
+        <w:t xml:space="preserve"> </w:t>
+      </w:r>
+      <w:r>
+        <w:t xml:space="preserve">Ammenwerth</w:t>
+      </w:r>
+      <w:r>
+        <w:t xml:space="preserve"> </w:t>
+      </w:r>
+      <w:del w:id="246" w:author="Samuel T Harrold">
+        <w:r>
+          <w:delText xml:space="preserve">Mantas J.</w:delText>
+        </w:r>
+      </w:del>
       <w:ins w:id="161" w:author="Samuel T Harrold">
         <w:r>
+          <w:t xml:space="preserve">E, Demiris G, et</w:t>
+        </w:r>
+        <w:r>
           <w:t xml:space="preserve"> </w:t>
         </w:r>
         <w:r>
-          <w:t xml:space="preserve">A</w:t>
-        </w:r>
-      </w:ins>
-      <w:r>
-        <w:t xml:space="preserve"> </w:t>
-      </w:r>
-      <w:r>
-        <w:t xml:space="preserve">J. Recommendations of the</w:t>
-      </w:r>
-      <w:r>
-        <w:t xml:space="preserve"> </w:t>
-      </w:r>
-      <w:r>
-        <w:t xml:space="preserve">International Medical Informatics Association (IMIA) on education in</w:t>
-      </w:r>
-      <w:r>
-        <w:t xml:space="preserve"> </w:t>
-      </w:r>
-      <w:r>
-        <w:t xml:space="preserve">biomedical and health informatics: First revision.</w:t>
-      </w:r>
-      <w:r>
-        <w:t xml:space="preserve"> </w:t>
-      </w:r>
-      <w:r>
-        <w:rPr>
-          <w:i/>
-          <w:iCs/>
-        </w:rPr>
-        <w:t xml:space="preserve">Methods of</w:t>
-      </w:r>
-      <w:r>
-        <w:rPr>
-          <w:i/>
-          <w:iCs/>
-        </w:rPr>
-        <w:t xml:space="preserve"> </w:t>
-      </w:r>
-      <w:r>
-        <w:rPr>
-          <w:i/>
-          <w:iCs/>
-        </w:rPr>
-        <w:t xml:space="preserve">Information in Medicine</w:t>
-      </w:r>
-      <w:r>
-        <w:t xml:space="preserve">. 2010;49(</w:t>
-      </w:r>
-      <w:del w:id="245" w:author="Samuel T Harrold">
+          <w:t xml:space="preserve">al.</w:t>
+        </w:r>
+      </w:ins>
+      <w:r>
+        <w:t xml:space="preserve"> </w:t>
+      </w:r>
+      <w:r>
+        <w:t xml:space="preserve">Recommendations of the International Medical Informatics</w:t>
+      </w:r>
+      <w:r>
+        <w:t xml:space="preserve"> </w:t>
+      </w:r>
+      <w:r>
+        <w:t xml:space="preserve">Association (IMIA) on education in biomedical and health informatics:</w:t>
+      </w:r>
+      <w:r>
+        <w:t xml:space="preserve"> </w:t>
+      </w:r>
+      <w:r>
+        <w:t xml:space="preserve">First revision.</w:t>
+      </w:r>
+      <w:r>
+        <w:t xml:space="preserve"> </w:t>
+      </w:r>
+      <w:r>
+        <w:rPr>
+          <w:i/>
+          <w:iCs/>
+        </w:rPr>
+        <w:t xml:space="preserve">Methods of Information in Medicine</w:t>
+      </w:r>
+      <w:r>
+        <w:t xml:space="preserve">.</w:t>
+      </w:r>
+      <w:r>
+        <w:t xml:space="preserve"> </w:t>
+      </w:r>
+      <w:r>
+        <w:t xml:space="preserve">2010;49(</w:t>
+      </w:r>
+      <w:del w:id="247" w:author="Samuel T Harrold">
         <w:r>
           <w:delText xml:space="preserve">02)</w:delText>
         </w:r>
@@ -11348,7 +11340,7 @@
       <w:pPr>
         <w:pStyle w:val="BodyText"/>
       </w:pPr>
-      <w:del w:id="246" w:author="Samuel T Harrold">
+      <w:del w:id="248" w:author="Samuel T Harrold">
         <w:r>
           <w:delText xml:space="preserve">15.</w:delText>
         </w:r>
@@ -11364,7 +11356,7 @@
       <w:r>
         <w:t xml:space="preserve">S.</w:t>
       </w:r>
-      <w:del w:id="247" w:author="Samuel T Harrold">
+      <w:del w:id="249" w:author="Samuel T Harrold">
         <w:r>
           <w:delText xml:space="preserve"> </w:delText>
         </w:r>
@@ -11436,65 +11428,62 @@
       <w:pPr>
         <w:pStyle w:val="BodyText"/>
       </w:pPr>
-      <w:del w:id="248" w:author="Samuel T Harrold">
-        <w:r>
-          <w:delText xml:space="preserve">16. Barbieri</w:delText>
+      <w:del w:id="250" w:author="Samuel T Harrold">
+        <w:r>
+          <w:delText xml:space="preserve">16.</w:delText>
         </w:r>
       </w:del>
       <w:ins w:id="164" w:author="Samuel T Harrold">
         <w:r>
-          <w:t xml:space="preserve">20.</w:t>
-        </w:r>
-      </w:ins>
-      <w:r>
-        <w:t xml:space="preserve"> </w:t>
-      </w:r>
-      <w:r>
-        <w:t xml:space="preserve">Farnese</w:t>
-      </w:r>
+          <w:t xml:space="preserve">20. Farnese ML,</w:t>
+        </w:r>
+      </w:ins>
+      <w:r>
+        <w:t xml:space="preserve"> </w:t>
+      </w:r>
+      <w:r>
+        <w:t xml:space="preserve">Barbieri</w:t>
+      </w:r>
+      <w:r>
+        <w:t xml:space="preserve"> </w:t>
+      </w:r>
+      <w:del w:id="251" w:author="Samuel T Harrold">
+        <w:r>
+          <w:delText xml:space="preserve">Farnese M. L.</w:delText>
+        </w:r>
+      </w:del>
       <w:ins w:id="165" w:author="Samuel T Harrold">
         <w:r>
+          <w:t xml:space="preserve">B, Chirumbolo A,</w:t>
+        </w:r>
+        <w:r>
           <w:t xml:space="preserve"> </w:t>
         </w:r>
         <w:r>
-          <w:t xml:space="preserve">B</w:t>
-        </w:r>
-      </w:ins>
-      <w:r>
-        <w:t xml:space="preserve"> </w:t>
-      </w:r>
-      <w:r>
-        <w:t xml:space="preserve">M. L. Managing knowledge in</w:t>
-      </w:r>
-      <w:r>
-        <w:t xml:space="preserve"> </w:t>
-      </w:r>
-      <w:r>
-        <w:t xml:space="preserve">organizations: A Nonaka’s SECI model operationalization.</w:t>
-      </w:r>
-      <w:r>
-        <w:t xml:space="preserve"> </w:t>
-      </w:r>
-      <w:r>
-        <w:rPr>
-          <w:i/>
-          <w:iCs/>
-        </w:rPr>
-        <w:t xml:space="preserve">Frontiers in</w:t>
-      </w:r>
-      <w:r>
-        <w:rPr>
-          <w:i/>
-          <w:iCs/>
-        </w:rPr>
-        <w:t xml:space="preserve"> </w:t>
-      </w:r>
-      <w:r>
-        <w:rPr>
-          <w:i/>
-          <w:iCs/>
-        </w:rPr>
-        <w:t xml:space="preserve">Psychology</w:t>
+          <w:t xml:space="preserve">Patriotta G.</w:t>
+        </w:r>
+      </w:ins>
+      <w:r>
+        <w:t xml:space="preserve"> </w:t>
+      </w:r>
+      <w:r>
+        <w:t xml:space="preserve">Managing knowledge in organizations: A Nonaka’s SECI</w:t>
+      </w:r>
+      <w:r>
+        <w:t xml:space="preserve"> </w:t>
+      </w:r>
+      <w:r>
+        <w:t xml:space="preserve">model operationalization.</w:t>
+      </w:r>
+      <w:r>
+        <w:t xml:space="preserve"> </w:t>
+      </w:r>
+      <w:r>
+        <w:rPr>
+          <w:i/>
+          <w:iCs/>
+        </w:rPr>
+        <w:t xml:space="preserve">Frontiers in Psychology</w:t>
       </w:r>
       <w:r>
         <w:t xml:space="preserve">. 2019;10.</w:t>
@@ -11518,7 +11507,7 @@
       <w:pPr>
         <w:pStyle w:val="BodyText"/>
       </w:pPr>
-      <w:del w:id="249" w:author="Samuel T Harrold">
+      <w:del w:id="252" w:author="Samuel T Harrold">
         <w:r>
           <w:delText xml:space="preserve">17. J Tyndall.</w:delText>
         </w:r>
@@ -11543,7 +11532,7 @@
       <w:r>
         <w:t xml:space="preserve"> </w:t>
       </w:r>
-      <w:del w:id="250" w:author="Samuel T Harrold">
+      <w:del w:id="253" w:author="Samuel T Harrold">
         <w:hyperlink r:id="rId65">
           <w:r>
             <w:rPr>
@@ -11568,7 +11557,7 @@
       <w:pPr>
         <w:pStyle w:val="BodyText"/>
       </w:pPr>
-      <w:del w:id="251" w:author="Samuel T Harrold">
+      <w:del w:id="254" w:author="Samuel T Harrold">
         <w:r>
           <w:delText xml:space="preserve">18.</w:delText>
         </w:r>
@@ -11587,7 +11576,7 @@
       <w:r>
         <w:t xml:space="preserve"> </w:t>
       </w:r>
-      <w:del w:id="252" w:author="Samuel T Harrold">
+      <w:del w:id="255" w:author="Samuel T Harrold">
         <w:r>
           <w:delText xml:space="preserve">Foos T.</w:delText>
         </w:r>
@@ -11655,7 +11644,7 @@
       <w:pPr>
         <w:pStyle w:val="BodyText"/>
       </w:pPr>
-      <w:del w:id="253" w:author="Samuel T Harrold">
+      <w:del w:id="256" w:author="Samuel T Harrold">
         <w:r>
           <w:delText xml:space="preserve">19.</w:delText>
         </w:r>
@@ -11714,7 +11703,7 @@
       <w:pPr>
         <w:pStyle w:val="BodyText"/>
       </w:pPr>
-      <w:del w:id="254" w:author="Samuel T Harrold">
+      <w:del w:id="257" w:author="Samuel T Harrold">
         <w:r>
           <w:delText xml:space="preserve">20. &amp; Saidizand Konrad I.</w:delText>
         </w:r>
@@ -11782,7 +11771,7 @@
       <w:pPr>
         <w:pStyle w:val="BodyText"/>
       </w:pPr>
-      <w:del w:id="255" w:author="Samuel T Harrold">
+      <w:del w:id="258" w:author="Samuel T Harrold">
         <w:r>
           <w:delText xml:space="preserve">21. Lao Wu F., L. Li. Worldwide prevalence and associated factors of</w:delText>
         </w:r>
@@ -11839,7 +11828,7 @@
       <w:pPr>
         <w:pStyle w:val="BodyText"/>
       </w:pPr>
-      <w:del w:id="256" w:author="Samuel T Harrold">
+      <w:del w:id="259" w:author="Samuel T Harrold">
         <w:r>
           <w:delText xml:space="preserve">22. Wang Ren L. Global prevalence of nurse turnover rates: A</w:delText>
         </w:r>
@@ -11896,7 +11885,7 @@
       <w:pPr>
         <w:pStyle w:val="BodyText"/>
       </w:pPr>
-      <w:del w:id="257" w:author="Samuel T Harrold">
+      <w:del w:id="260" w:author="Samuel T Harrold">
         <w:r>
           <w:delText xml:space="preserve">23. P. R Massingham.</w:delText>
         </w:r>
@@ -11964,7 +11953,7 @@
       <w:pPr>
         <w:pStyle w:val="BodyText"/>
       </w:pPr>
-      <w:del w:id="258" w:author="Samuel T Harrold">
+      <w:del w:id="261" w:author="Samuel T Harrold">
         <w:r>
           <w:delText xml:space="preserve">24.</w:delText>
         </w:r>
@@ -11983,7 +11972,7 @@
       <w:r>
         <w:t xml:space="preserve"> </w:t>
       </w:r>
-      <w:del w:id="259" w:author="Samuel T Harrold">
+      <w:del w:id="262" w:author="Samuel T Harrold">
         <w:r>
           <w:delText xml:space="preserve">Zhang W.</w:delText>
         </w:r>
@@ -12030,7 +12019,7 @@
       <w:r>
         <w:t xml:space="preserve">2025;</w:t>
       </w:r>
-      <w:del w:id="260" w:author="Samuel T Harrold">
+      <w:del w:id="263" w:author="Samuel T Harrold">
         <w:r>
           <w:delText xml:space="preserve">28(11)</w:delText>
         </w:r>
@@ -12043,7 +12032,7 @@
       <w:r>
         <w:t xml:space="preserve">:</w:t>
       </w:r>
-      <w:del w:id="261" w:author="Samuel T Harrold">
+      <w:del w:id="264" w:author="Samuel T Harrold">
         <w:r>
           <w:delText xml:space="preserve">320-347.</w:delText>
         </w:r>
@@ -12059,7 +12048,7 @@
       <w:r>
         <w:t xml:space="preserve">doi:</w:t>
       </w:r>
-      <w:del w:id="262" w:author="Samuel T Harrold">
+      <w:del w:id="265" w:author="Samuel T Harrold">
         <w:hyperlink r:id="rId71">
           <w:r>
             <w:rPr>
@@ -12084,7 +12073,7 @@
       <w:pPr>
         <w:pStyle w:val="BodyText"/>
       </w:pPr>
-      <w:del w:id="263" w:author="Samuel T Harrold">
+      <w:del w:id="266" w:author="Samuel T Harrold">
         <w:r>
           <w:delText xml:space="preserve">25. &amp;</w:delText>
         </w:r>
@@ -12103,7 +12092,7 @@
       <w:r>
         <w:t xml:space="preserve"> </w:t>
       </w:r>
-      <w:del w:id="264" w:author="Samuel T Harrold">
+      <w:del w:id="267" w:author="Samuel T Harrold">
         <w:r>
           <w:delText xml:space="preserve">Goffin K.</w:delText>
         </w:r>
@@ -12171,7 +12160,7 @@
       <w:pPr>
         <w:pStyle w:val="BodyText"/>
       </w:pPr>
-      <w:del w:id="265" w:author="Samuel T Harrold">
+      <w:del w:id="268" w:author="Samuel T Harrold">
         <w:r>
           <w:delText xml:space="preserve">26. D. Moore, others.</w:delText>
         </w:r>
@@ -12289,7 +12278,7 @@
       <w:pPr>
         <w:pStyle w:val="BodyText"/>
       </w:pPr>
-      <w:del w:id="266" w:author="Samuel T Harrold">
+      <w:del w:id="269" w:author="Samuel T Harrold">
         <w:r>
           <w:delText xml:space="preserve">27. Nicolai J. Foss.</w:delText>
         </w:r>
@@ -12349,106 +12338,111 @@
       <w:pPr>
         <w:pStyle w:val="BodyText"/>
       </w:pPr>
-      <w:del w:id="267" w:author="Samuel T Harrold">
+      <w:del w:id="270" w:author="Samuel T Harrold">
         <w:r>
           <w:delText xml:space="preserve">28.</w:delText>
         </w:r>
       </w:del>
       <w:ins w:id="182" w:author="Samuel T Harrold">
         <w:r>
-          <w:t xml:space="preserve">30. Lee</w:t>
-        </w:r>
-      </w:ins>
-      <w:r>
-        <w:t xml:space="preserve"> </w:t>
-      </w:r>
-      <w:r>
-        <w:t xml:space="preserve">et al</w:t>
-      </w:r>
-      <w:del w:id="268" w:author="Samuel T Harrold">
+          <w:t xml:space="preserve">30. Lee G</w:t>
+        </w:r>
+      </w:ins>
+      <w:r>
+        <w:t xml:space="preserve"> </w:t>
+      </w:r>
+      <w:r>
+        <w:t xml:space="preserve">et</w:t>
+      </w:r>
+      <w:r>
+        <w:t xml:space="preserve"> </w:t>
+      </w:r>
+      <w:del w:id="271" w:author="Samuel T Harrold">
+        <w:r>
+          <w:delText xml:space="preserve">al Lee G.</w:delText>
+        </w:r>
+      </w:del>
+      <w:ins w:id="183" w:author="Samuel T Harrold">
+        <w:r>
+          <w:t xml:space="preserve">al.</w:t>
+        </w:r>
+      </w:ins>
+      <w:r>
+        <w:t xml:space="preserve"> </w:t>
+      </w:r>
+      <w:r>
+        <w:t xml:space="preserve">EHRSQL: A practical</w:t>
+      </w:r>
+      <w:r>
+        <w:t xml:space="preserve"> </w:t>
+      </w:r>
+      <w:r>
+        <w:t xml:space="preserve">text-to-SQL benchmark for electronic health records. In:</w:t>
+      </w:r>
+      <w:r>
+        <w:t xml:space="preserve"> </w:t>
+      </w:r>
+      <w:r>
+        <w:rPr>
+          <w:i/>
+          <w:iCs/>
+        </w:rPr>
+        <w:t xml:space="preserve">Proceedings</w:t>
+      </w:r>
+      <w:r>
+        <w:rPr>
+          <w:i/>
+          <w:iCs/>
+        </w:rPr>
+        <w:t xml:space="preserve"> </w:t>
+      </w:r>
+      <w:r>
+        <w:rPr>
+          <w:i/>
+          <w:iCs/>
+        </w:rPr>
+        <w:t xml:space="preserve">of NeurIPS 2022</w:t>
+      </w:r>
+      <w:r>
+        <w:t xml:space="preserve">. 2023.</w:t>
+      </w:r>
+      <w:r>
+        <w:t xml:space="preserve"> </w:t>
+      </w:r>
+      <w:hyperlink r:id="rId76">
+        <w:r>
+          <w:rPr>
+            <w:rStyle w:val="Hyperlink"/>
+          </w:rPr>
+          <w:t xml:space="preserve">https://arxiv.org/abs/2301.07695</w:t>
+        </w:r>
+      </w:hyperlink>
+    </w:p>
+    <w:p>
+      <w:pPr>
+        <w:pStyle w:val="BodyText"/>
+      </w:pPr>
+      <w:del w:id="272" w:author="Samuel T Harrold">
+        <w:r>
+          <w:delText xml:space="preserve">29.</w:delText>
+        </w:r>
+      </w:del>
+      <w:ins w:id="184" w:author="Samuel T Harrold">
+        <w:r>
+          <w:t xml:space="preserve">31. Bravo Rocca</w:t>
+        </w:r>
+      </w:ins>
+      <w:r>
+        <w:t xml:space="preserve"> </w:t>
+      </w:r>
+      <w:r>
+        <w:t xml:space="preserve">G.</w:t>
+      </w:r>
+      <w:del w:id="273" w:author="Samuel T Harrold">
         <w:r>
           <w:delText xml:space="preserve"> </w:delText>
         </w:r>
         <w:r>
-          <w:delText xml:space="preserve">Lee</w:delText>
-        </w:r>
-      </w:del>
-      <w:r>
-        <w:t xml:space="preserve"> </w:t>
-      </w:r>
-      <w:r>
-        <w:t xml:space="preserve">G. EHRSQL: A practical text-to-SQL</w:t>
-      </w:r>
-      <w:r>
-        <w:t xml:space="preserve"> </w:t>
-      </w:r>
-      <w:r>
-        <w:t xml:space="preserve">benchmark for electronic health records. In:</w:t>
-      </w:r>
-      <w:r>
-        <w:t xml:space="preserve"> </w:t>
-      </w:r>
-      <w:r>
-        <w:rPr>
-          <w:i/>
-          <w:iCs/>
-        </w:rPr>
-        <w:t xml:space="preserve">Proceedings of NeurIPS</w:t>
-      </w:r>
-      <w:r>
-        <w:rPr>
-          <w:i/>
-          <w:iCs/>
-        </w:rPr>
-        <w:t xml:space="preserve"> </w:t>
-      </w:r>
-      <w:r>
-        <w:rPr>
-          <w:i/>
-          <w:iCs/>
-        </w:rPr>
-        <w:t xml:space="preserve">2022</w:t>
-      </w:r>
-      <w:r>
-        <w:t xml:space="preserve">. 2023.</w:t>
-      </w:r>
-      <w:r>
-        <w:t xml:space="preserve"> </w:t>
-      </w:r>
-      <w:hyperlink r:id="rId76">
-        <w:r>
-          <w:rPr>
-            <w:rStyle w:val="Hyperlink"/>
-          </w:rPr>
-          <w:t xml:space="preserve">https://arxiv.org/abs/2301.07695</w:t>
-        </w:r>
-      </w:hyperlink>
-    </w:p>
-    <w:p>
-      <w:pPr>
-        <w:pStyle w:val="BodyText"/>
-      </w:pPr>
-      <w:del w:id="269" w:author="Samuel T Harrold">
-        <w:r>
-          <w:delText xml:space="preserve">29.</w:delText>
-        </w:r>
-      </w:del>
-      <w:ins w:id="183" w:author="Samuel T Harrold">
-        <w:r>
-          <w:t xml:space="preserve">31. Bravo Rocca</w:t>
-        </w:r>
-      </w:ins>
-      <w:r>
-        <w:t xml:space="preserve"> </w:t>
-      </w:r>
-      <w:r>
-        <w:t xml:space="preserve">G.</w:t>
-      </w:r>
-      <w:del w:id="270" w:author="Samuel T Harrold">
-        <w:r>
-          <w:delText xml:space="preserve"> </w:delText>
-        </w:r>
-        <w:r>
           <w:delText xml:space="preserve">J. Bravo Rocca.</w:delText>
         </w:r>
       </w:del>
@@ -12483,7 +12477,7 @@
         </w:rPr>
         <w:t xml:space="preserve"> </w:t>
       </w:r>
-      <w:del w:id="271" w:author="Samuel T Harrold">
+      <w:del w:id="274" w:author="Samuel T Harrold">
         <w:r>
           <w:rPr>
             <w:i/>
@@ -12492,7 +12486,7 @@
           <w:delText xml:space="preserve">Learning</w:delText>
         </w:r>
       </w:del>
-      <w:ins w:id="184" w:author="Samuel T Harrold">
+      <w:ins w:id="185" w:author="Samuel T Harrold">
         <w:r>
           <w:rPr>
             <w:i/>
@@ -12521,7 +12515,7 @@
       <w:r>
         <w:t xml:space="preserve"> </w:t>
       </w:r>
-      <w:del w:id="272" w:author="Samuel T Harrold">
+      <w:del w:id="275" w:author="Samuel T Harrold">
         <w:hyperlink r:id="rId77">
           <w:r>
             <w:rPr>
@@ -12531,7 +12525,7 @@
           </w:r>
         </w:hyperlink>
       </w:del>
-      <w:ins w:id="185" w:author="Samuel T Harrold">
+      <w:ins w:id="186" w:author="Samuel T Harrold">
         <w:hyperlink r:id="rId78">
           <w:r>
             <w:rPr>
@@ -12546,12 +12540,12 @@
       <w:pPr>
         <w:pStyle w:val="BodyText"/>
       </w:pPr>
-      <w:del w:id="273" w:author="Samuel T Harrold">
+      <w:del w:id="276" w:author="Samuel T Harrold">
         <w:r>
           <w:delText xml:space="preserve">30. E.</w:delText>
         </w:r>
       </w:del>
-      <w:ins w:id="186" w:author="Samuel T Harrold">
+      <w:ins w:id="187" w:author="Samuel T Harrold">
         <w:r>
           <w:t xml:space="preserve">32.</w:t>
         </w:r>
@@ -12562,12 +12556,12 @@
       <w:r>
         <w:t xml:space="preserve">Mosqueira-</w:t>
       </w:r>
-      <w:del w:id="274" w:author="Samuel T Harrold">
+      <w:del w:id="277" w:author="Samuel T Harrold">
         <w:r>
           <w:delText xml:space="preserve">Rey, others.</w:delText>
         </w:r>
       </w:del>
-      <w:ins w:id="187" w:author="Samuel T Harrold">
+      <w:ins w:id="188" w:author="Samuel T Harrold">
         <w:r>
           <w:t xml:space="preserve">Rey E, Hernández-Pereira</w:t>
         </w:r>
@@ -12614,7 +12608,7 @@
       <w:r>
         <w:t xml:space="preserve"> </w:t>
       </w:r>
-      <w:del w:id="275" w:author="Samuel T Harrold">
+      <w:del w:id="278" w:author="Samuel T Harrold">
         <w:hyperlink r:id="rId79">
           <w:r>
             <w:rPr>
@@ -12624,7 +12618,7 @@
           </w:r>
         </w:hyperlink>
       </w:del>
-      <w:ins w:id="188" w:author="Samuel T Harrold">
+      <w:ins w:id="189" w:author="Samuel T Harrold">
         <w:r>
           <w:t xml:space="preserve">doi:</w:t>
         </w:r>
@@ -12642,101 +12636,86 @@
       <w:pPr>
         <w:pStyle w:val="BodyText"/>
       </w:pPr>
-      <w:del w:id="276" w:author="Samuel T Harrold">
-        <w:r>
-          <w:delText xml:space="preserve">31. Passiante</w:delText>
-        </w:r>
-      </w:del>
-      <w:ins w:id="189" w:author="Samuel T Harrold">
-        <w:r>
-          <w:t xml:space="preserve">33.</w:t>
-        </w:r>
-      </w:ins>
-      <w:r>
-        <w:t xml:space="preserve"> </w:t>
-      </w:r>
-      <w:r>
-        <w:t xml:space="preserve">Benbya</w:t>
-      </w:r>
+      <w:del w:id="279" w:author="Samuel T Harrold">
+        <w:r>
+          <w:delText xml:space="preserve">31.</w:delText>
+        </w:r>
+      </w:del>
       <w:ins w:id="190" w:author="Samuel T Harrold">
         <w:r>
+          <w:t xml:space="preserve">33. Benbya H,</w:t>
+        </w:r>
+      </w:ins>
+      <w:r>
+        <w:t xml:space="preserve"> </w:t>
+      </w:r>
+      <w:r>
+        <w:t xml:space="preserve">Passiante</w:t>
+      </w:r>
+      <w:r>
+        <w:t xml:space="preserve"> </w:t>
+      </w:r>
+      <w:del w:id="280" w:author="Samuel T Harrold">
+        <w:r>
+          <w:delText xml:space="preserve">Benbya H.</w:delText>
+        </w:r>
+      </w:del>
+      <w:ins w:id="191" w:author="Samuel T Harrold">
+        <w:r>
+          <w:t xml:space="preserve">G, Belbaly NA.</w:t>
+        </w:r>
+      </w:ins>
+      <w:r>
+        <w:t xml:space="preserve"> </w:t>
+      </w:r>
+      <w:r>
+        <w:t xml:space="preserve">Corporate portal: A tool for knowledge management synchronization.</w:t>
+      </w:r>
+      <w:r>
+        <w:t xml:space="preserve"> </w:t>
+      </w:r>
+      <w:r>
+        <w:rPr>
+          <w:i/>
+          <w:iCs/>
+        </w:rPr>
+        <w:t xml:space="preserve">International Journal of Information Management</w:t>
+      </w:r>
+      <w:r>
+        <w:t xml:space="preserve">. 2004;24(3):201-220.</w:t>
+      </w:r>
+      <w:r>
+        <w:t xml:space="preserve"> </w:t>
+      </w:r>
+      <w:r>
+        <w:t xml:space="preserve">doi:</w:t>
+      </w:r>
+      <w:hyperlink r:id="rId81">
+        <w:r>
+          <w:rPr>
+            <w:rStyle w:val="Hyperlink"/>
+          </w:rPr>
+          <w:t xml:space="preserve">10.1016/j.ijinfomgt.2003.12.012</w:t>
+        </w:r>
+      </w:hyperlink>
+    </w:p>
+    <w:p>
+      <w:pPr>
+        <w:pStyle w:val="BodyText"/>
+      </w:pPr>
+      <w:del w:id="281" w:author="Samuel T Harrold">
+        <w:r>
+          <w:delText xml:space="preserve">32. S. Whittaker, P. Hyland, M. Wiley.</w:delText>
+        </w:r>
+      </w:del>
+      <w:ins w:id="192" w:author="Samuel T Harrold">
+        <w:r>
+          <w:t xml:space="preserve">34. Whittaker S, Tucker S,</w:t>
+        </w:r>
+        <w:r>
           <w:t xml:space="preserve"> </w:t>
         </w:r>
         <w:r>
-          <w:t xml:space="preserve">P</w:t>
-        </w:r>
-      </w:ins>
-      <w:r>
-        <w:t xml:space="preserve"> </w:t>
-      </w:r>
-      <w:r>
-        <w:t xml:space="preserve">H. Corporate portal: A tool for</w:t>
-      </w:r>
-      <w:r>
-        <w:t xml:space="preserve"> </w:t>
-      </w:r>
-      <w:r>
-        <w:t xml:space="preserve">knowledge management synchronization.</w:t>
-      </w:r>
-      <w:r>
-        <w:t xml:space="preserve"> </w:t>
-      </w:r>
-      <w:r>
-        <w:rPr>
-          <w:i/>
-          <w:iCs/>
-        </w:rPr>
-        <w:t xml:space="preserve">International Journal of</w:t>
-      </w:r>
-      <w:r>
-        <w:rPr>
-          <w:i/>
-          <w:iCs/>
-        </w:rPr>
-        <w:t xml:space="preserve"> </w:t>
-      </w:r>
-      <w:r>
-        <w:rPr>
-          <w:i/>
-          <w:iCs/>
-        </w:rPr>
-        <w:t xml:space="preserve">Information Management</w:t>
-      </w:r>
-      <w:r>
-        <w:t xml:space="preserve">. 2004;24(3):201-220.</w:t>
-      </w:r>
-      <w:r>
-        <w:t xml:space="preserve"> </w:t>
-      </w:r>
-      <w:r>
-        <w:t xml:space="preserve">doi:</w:t>
-      </w:r>
-      <w:hyperlink r:id="rId81">
-        <w:r>
-          <w:rPr>
-            <w:rStyle w:val="Hyperlink"/>
-          </w:rPr>
-          <w:t xml:space="preserve">10.1016/j.ijinfomgt.2003.12.012</w:t>
-        </w:r>
-      </w:hyperlink>
-    </w:p>
-    <w:p>
-      <w:pPr>
-        <w:pStyle w:val="BodyText"/>
-      </w:pPr>
-      <w:del w:id="277" w:author="Samuel T Harrold">
-        <w:r>
-          <w:delText xml:space="preserve">32. S. Whittaker, P. Hyland, M. Wiley.</w:delText>
-        </w:r>
-      </w:del>
-      <w:ins w:id="191" w:author="Samuel T Harrold">
-        <w:r>
-          <w:t xml:space="preserve">34. Whittaker S, Tucker S,</w:t>
-        </w:r>
-        <w:r>
-          <w:t xml:space="preserve"> </w:t>
-        </w:r>
-        <w:r>
           <w:t xml:space="preserve">Swampillai K, Laban R.</w:t>
         </w:r>
       </w:ins>
@@ -12771,7 +12750,7 @@
       <w:r>
         <w:t xml:space="preserve">2008;12(3):197-</w:t>
       </w:r>
-      <w:del w:id="278" w:author="Samuel T Harrold">
+      <w:del w:id="282" w:author="Samuel T Harrold">
         <w:r>
           <w:delText xml:space="preserve">209.</w:delText>
         </w:r>
@@ -12787,7 +12766,7 @@
           </w:r>
         </w:hyperlink>
       </w:del>
-      <w:ins w:id="192" w:author="Samuel T Harrold">
+      <w:ins w:id="193" w:author="Samuel T Harrold">
         <w:r>
           <w:t xml:space="preserve">221.</w:t>
         </w:r>
@@ -12811,7 +12790,7 @@
       <w:pPr>
         <w:pStyle w:val="BodyText"/>
       </w:pPr>
-      <w:del w:id="279" w:author="Samuel T Harrold">
+      <w:del w:id="283" w:author="Samuel T Harrold">
         <w:r>
           <w:delText xml:space="preserve">33. S. Mannapur. Understanding data drift and concept drift in</w:delText>
         </w:r>
@@ -12865,12 +12844,12 @@
       <w:pPr>
         <w:pStyle w:val="BodyText"/>
       </w:pPr>
-      <w:del w:id="280" w:author="Samuel T Harrold">
+      <w:del w:id="284" w:author="Samuel T Harrold">
         <w:r>
           <w:delText xml:space="preserve">34. Sai Kiran Yadav Battula.</w:delText>
         </w:r>
       </w:del>
-      <w:ins w:id="193" w:author="Samuel T Harrold">
+      <w:ins w:id="194" w:author="Samuel T Harrold">
         <w:r>
           <w:t xml:space="preserve">35. Battula SKY.</w:t>
         </w:r>
@@ -12945,7 +12924,7 @@
       <w:pPr>
         <w:pStyle w:val="BodyText"/>
       </w:pPr>
-      <w:del w:id="281" w:author="Samuel T Harrold">
+      <w:del w:id="285" w:author="Samuel T Harrold">
         <w:r>
           <w:delText xml:space="preserve">35. A. Jindal, H. Patel, A. Roy, S. Qiao, Z. Yin, R. Sen, S.</w:delText>
         </w:r>
@@ -12956,7 +12935,7 @@
           <w:delText xml:space="preserve">Krishnan.</w:delText>
         </w:r>
       </w:del>
-      <w:ins w:id="194" w:author="Samuel T Harrold">
+      <w:ins w:id="195" w:author="Samuel T Harrold">
         <w:r>
           <w:t xml:space="preserve">36. Jindal A, Patel H, Roy A, et al.</w:t>
         </w:r>
@@ -13019,12 +12998,12 @@
       <w:pPr>
         <w:pStyle w:val="BodyText"/>
       </w:pPr>
-      <w:del w:id="282" w:author="Samuel T Harrold">
+      <w:del w:id="286" w:author="Samuel T Harrold">
         <w:r>
           <w:delText xml:space="preserve">36. G. Kul, D. T. A. Luong, T. Xie, V. Chandola, O. Kennedy,</w:delText>
         </w:r>
       </w:del>
-      <w:ins w:id="195" w:author="Samuel T Harrold">
+      <w:ins w:id="196" w:author="Samuel T Harrold">
         <w:r>
           <w:t xml:space="preserve">37.</w:t>
         </w:r>
@@ -13041,7 +13020,7 @@
       <w:r>
         <w:t xml:space="preserve">S.</w:t>
       </w:r>
-      <w:del w:id="283" w:author="Samuel T Harrold">
+      <w:del w:id="287" w:author="Samuel T Harrold">
         <w:r>
           <w:delText xml:space="preserve"> </w:delText>
         </w:r>
@@ -13101,81 +13080,264 @@
       <w:pPr>
         <w:pStyle w:val="BodyText"/>
       </w:pPr>
-      <w:del w:id="284" w:author="Samuel T Harrold">
-        <w:r>
-          <w:delText xml:space="preserve">37.</w:delText>
-        </w:r>
-      </w:del>
-      <w:ins w:id="196" w:author="Samuel T Harrold">
-        <w:r>
-          <w:t xml:space="preserve">38. Ziletti</w:t>
-        </w:r>
-      </w:ins>
-      <w:r>
-        <w:t xml:space="preserve"> </w:t>
-      </w:r>
-      <w:r>
-        <w:t xml:space="preserve">&amp;</w:t>
-      </w:r>
-      <w:del w:id="285" w:author="Samuel T Harrold">
+      <w:del w:id="288" w:author="Samuel T Harrold">
+        <w:r>
+          <w:delText xml:space="preserve">37. &amp;</w:delText>
+        </w:r>
+      </w:del>
+      <w:ins w:id="197" w:author="Samuel T Harrold">
+        <w:r>
+          <w:t xml:space="preserve">38. Ziletti A,</w:t>
+        </w:r>
+      </w:ins>
+      <w:r>
+        <w:t xml:space="preserve"> </w:t>
+      </w:r>
+      <w:r>
+        <w:t xml:space="preserve">D’Ambrosi</w:t>
+      </w:r>
+      <w:r>
+        <w:t xml:space="preserve"> </w:t>
+      </w:r>
+      <w:del w:id="289" w:author="Samuel T Harrold">
+        <w:r>
+          <w:delText xml:space="preserve">Ziletti A.</w:delText>
+        </w:r>
+      </w:del>
+      <w:ins w:id="198" w:author="Samuel T Harrold">
+        <w:r>
+          <w:t xml:space="preserve">L.</w:t>
+        </w:r>
+      </w:ins>
+      <w:r>
+        <w:t xml:space="preserve"> </w:t>
+      </w:r>
+      <w:r>
+        <w:t xml:space="preserve">Retrieval</w:t>
+      </w:r>
+      <w:r>
+        <w:t xml:space="preserve"> </w:t>
+      </w:r>
+      <w:r>
+        <w:t xml:space="preserve">augmented text-to-SQL generation for epidemiological question answering</w:t>
+      </w:r>
+      <w:r>
+        <w:t xml:space="preserve"> </w:t>
+      </w:r>
+      <w:r>
+        <w:t xml:space="preserve">using electronic health records.</w:t>
+      </w:r>
+      <w:r>
+        <w:t xml:space="preserve"> </w:t>
+      </w:r>
+      <w:r>
+        <w:rPr>
+          <w:i/>
+          <w:iCs/>
+        </w:rPr>
+        <w:t xml:space="preserve">NAACL 2024 Clinical NLP Workshop</w:t>
+      </w:r>
+      <w:r>
+        <w:t xml:space="preserve">.</w:t>
+      </w:r>
+      <w:r>
+        <w:t xml:space="preserve"> </w:t>
+      </w:r>
+      <w:r>
+        <w:t xml:space="preserve">Published online 2024.</w:t>
+      </w:r>
+      <w:r>
+        <w:t xml:space="preserve"> </w:t>
+      </w:r>
+      <w:hyperlink r:id="rId88">
+        <w:r>
+          <w:rPr>
+            <w:rStyle w:val="Hyperlink"/>
+          </w:rPr>
+          <w:t xml:space="preserve">https://arxiv.org/abs/2403.09226</w:t>
+        </w:r>
+      </w:hyperlink>
+    </w:p>
+    <w:p>
+      <w:pPr>
+        <w:pStyle w:val="BodyText"/>
+      </w:pPr>
+      <w:del w:id="290" w:author="Samuel T Harrold">
+        <w:r>
+          <w:delText xml:space="preserve">38. T. H. Davenport, J. G. Harris.</w:delText>
+        </w:r>
+      </w:del>
+      <w:ins w:id="199" w:author="Samuel T Harrold">
+        <w:r>
+          <w:t xml:space="preserve">39. Davenport TH, Harris JG.</w:t>
+        </w:r>
+      </w:ins>
+      <w:r>
+        <w:t xml:space="preserve"> </w:t>
+      </w:r>
+      <w:r>
+        <w:rPr>
+          <w:i/>
+          <w:iCs/>
+        </w:rPr>
+        <w:t xml:space="preserve">Competing on Analytics: The New Science of Winning</w:t>
+      </w:r>
+      <w:r>
+        <w:t xml:space="preserve">. Harvard Business</w:t>
+      </w:r>
+      <w:r>
+        <w:t xml:space="preserve"> </w:t>
+      </w:r>
+      <w:r>
+        <w:t xml:space="preserve">School Press; 2007.</w:t>
+      </w:r>
+    </w:p>
+    <w:p>
+      <w:pPr>
+        <w:pStyle w:val="BodyText"/>
+      </w:pPr>
+      <w:del w:id="291" w:author="Samuel T Harrold">
+        <w:r>
+          <w:delText xml:space="preserve">39. R. L. Grossman.</w:delText>
+        </w:r>
+      </w:del>
+      <w:ins w:id="200" w:author="Samuel T Harrold">
+        <w:r>
+          <w:t xml:space="preserve">40. Grossman RL.</w:t>
+        </w:r>
+      </w:ins>
+      <w:r>
+        <w:t xml:space="preserve"> </w:t>
+      </w:r>
+      <w:r>
+        <w:t xml:space="preserve">A framework for evaluating</w:t>
+      </w:r>
+      <w:r>
+        <w:t xml:space="preserve"> </w:t>
+      </w:r>
+      <w:r>
+        <w:t xml:space="preserve">the analytic maturity of an organization.</w:t>
+      </w:r>
+      <w:r>
+        <w:t xml:space="preserve"> </w:t>
+      </w:r>
+      <w:r>
+        <w:rPr>
+          <w:i/>
+          <w:iCs/>
+        </w:rPr>
+        <w:t xml:space="preserve">International Journal of</w:t>
+      </w:r>
+      <w:r>
+        <w:rPr>
+          <w:i/>
+          <w:iCs/>
+        </w:rPr>
+        <w:t xml:space="preserve"> </w:t>
+      </w:r>
+      <w:r>
+        <w:rPr>
+          <w:i/>
+          <w:iCs/>
+        </w:rPr>
+        <w:t xml:space="preserve">Information Management</w:t>
+      </w:r>
+      <w:r>
+        <w:t xml:space="preserve">. 2018;38(1):45-51.</w:t>
+      </w:r>
+      <w:r>
+        <w:t xml:space="preserve"> </w:t>
+      </w:r>
+      <w:r>
+        <w:t xml:space="preserve">doi:</w:t>
+      </w:r>
+      <w:hyperlink r:id="rId89">
+        <w:r>
+          <w:rPr>
+            <w:rStyle w:val="Hyperlink"/>
+          </w:rPr>
+          <w:t xml:space="preserve">10.1016/j.ijinfomgt.2017.08.005</w:t>
+        </w:r>
+      </w:hyperlink>
+    </w:p>
+    <w:p>
+      <w:pPr>
+        <w:pStyle w:val="BodyText"/>
+      </w:pPr>
+      <w:del w:id="292" w:author="Samuel T Harrold">
+        <w:r>
+          <w:delText xml:space="preserve">40.</w:delText>
+        </w:r>
+      </w:del>
+      <w:ins w:id="201" w:author="Samuel T Harrold">
+        <w:r>
+          <w:t xml:space="preserve">41. Langer</w:t>
+        </w:r>
+      </w:ins>
+      <w:r>
+        <w:t xml:space="preserve"> </w:t>
+      </w:r>
+      <w:r>
+        <w:t xml:space="preserve">B.</w:t>
+      </w:r>
+      <w:del w:id="293" w:author="Samuel T Harrold">
         <w:r>
           <w:delText xml:space="preserve"> </w:delText>
         </w:r>
         <w:r>
-          <w:delText xml:space="preserve">D’Ambrosi Ziletti</w:delText>
-        </w:r>
-      </w:del>
-      <w:ins w:id="197" w:author="Samuel T Harrold">
-        <w:r>
-          <w:t xml:space="preserve">D</w:t>
-        </w:r>
-      </w:ins>
-      <w:r>
-        <w:t xml:space="preserve"> </w:t>
-      </w:r>
-      <w:r>
-        <w:t xml:space="preserve">A. Retrieval</w:t>
-      </w:r>
-      <w:r>
-        <w:t xml:space="preserve"> </w:t>
-      </w:r>
-      <w:r>
-        <w:t xml:space="preserve">augmented text-to-SQL generation for epidemiological question answering</w:t>
-      </w:r>
-      <w:r>
-        <w:t xml:space="preserve"> </w:t>
-      </w:r>
-      <w:r>
-        <w:t xml:space="preserve">using electronic health records.</w:t>
-      </w:r>
-      <w:r>
-        <w:t xml:space="preserve"> </w:t>
-      </w:r>
-      <w:r>
-        <w:rPr>
-          <w:i/>
-          <w:iCs/>
-        </w:rPr>
-        <w:t xml:space="preserve">NAACL 2024 Clinical NLP Workshop</w:t>
-      </w:r>
-      <w:r>
-        <w:t xml:space="preserve">.</w:t>
-      </w:r>
-      <w:r>
-        <w:t xml:space="preserve"> </w:t>
-      </w:r>
-      <w:r>
-        <w:t xml:space="preserve">Published online 2024.</w:t>
-      </w:r>
-      <w:r>
-        <w:t xml:space="preserve"> </w:t>
-      </w:r>
-      <w:hyperlink r:id="rId88">
+          <w:delText xml:space="preserve">Langer.</w:delText>
+        </w:r>
+      </w:del>
+      <w:r>
+        <w:t xml:space="preserve"> </w:t>
+      </w:r>
+      <w:r>
+        <w:t xml:space="preserve">Understanding Data</w:t>
+      </w:r>
+      <w:r>
+        <w:t xml:space="preserve"> </w:t>
+      </w:r>
+      <w:del w:id="294" w:author="Samuel T Harrold">
+        <w:r>
+          <w:delText xml:space="preserve">and</w:delText>
+        </w:r>
+      </w:del>
+      <w:ins w:id="202" w:author="Samuel T Harrold">
+        <w:r>
+          <w:t xml:space="preserve">&amp;</w:t>
+        </w:r>
+      </w:ins>
+      <w:r>
+        <w:t xml:space="preserve"> </w:t>
+      </w:r>
+      <w:r>
+        <w:t xml:space="preserve">Analytics Maturity: A Systematic Review of Maturity Model Composition.</w:t>
+      </w:r>
+      <w:r>
+        <w:t xml:space="preserve"> </w:t>
+      </w:r>
+      <w:r>
+        <w:rPr>
+          <w:i/>
+          <w:iCs/>
+        </w:rPr>
+        <w:t xml:space="preserve">Schmalenbach Journal of Business Research</w:t>
+      </w:r>
+      <w:r>
+        <w:t xml:space="preserve">. 2025;77(2):205-227.</w:t>
+      </w:r>
+      <w:r>
+        <w:t xml:space="preserve"> </w:t>
+      </w:r>
+      <w:r>
+        <w:t xml:space="preserve">doi:</w:t>
+      </w:r>
+      <w:hyperlink r:id="rId90">
         <w:r>
           <w:rPr>
             <w:rStyle w:val="Hyperlink"/>
           </w:rPr>
-          <w:t xml:space="preserve">https://arxiv.org/abs/2403.09226</w:t>
+          <w:t xml:space="preserve">10.1007/s41471-024-00205-2</w:t>
         </w:r>
       </w:hyperlink>
     </w:p>
@@ -13183,190 +13345,7 @@
       <w:pPr>
         <w:pStyle w:val="BodyText"/>
       </w:pPr>
-      <w:del w:id="286" w:author="Samuel T Harrold">
-        <w:r>
-          <w:delText xml:space="preserve">38. T. H. Davenport, J. G. Harris.</w:delText>
-        </w:r>
-      </w:del>
-      <w:ins w:id="198" w:author="Samuel T Harrold">
-        <w:r>
-          <w:t xml:space="preserve">39. Davenport TH, Harris JG.</w:t>
-        </w:r>
-      </w:ins>
-      <w:r>
-        <w:t xml:space="preserve"> </w:t>
-      </w:r>
-      <w:r>
-        <w:rPr>
-          <w:i/>
-          <w:iCs/>
-        </w:rPr>
-        <w:t xml:space="preserve">Competing on Analytics: The New Science of Winning</w:t>
-      </w:r>
-      <w:r>
-        <w:t xml:space="preserve">. Harvard Business</w:t>
-      </w:r>
-      <w:r>
-        <w:t xml:space="preserve"> </w:t>
-      </w:r>
-      <w:r>
-        <w:t xml:space="preserve">School Press; 2007.</w:t>
-      </w:r>
-    </w:p>
-    <w:p>
-      <w:pPr>
-        <w:pStyle w:val="BodyText"/>
-      </w:pPr>
-      <w:del w:id="287" w:author="Samuel T Harrold">
-        <w:r>
-          <w:delText xml:space="preserve">39. R. L. Grossman.</w:delText>
-        </w:r>
-      </w:del>
-      <w:ins w:id="199" w:author="Samuel T Harrold">
-        <w:r>
-          <w:t xml:space="preserve">40. Grossman RL.</w:t>
-        </w:r>
-      </w:ins>
-      <w:r>
-        <w:t xml:space="preserve"> </w:t>
-      </w:r>
-      <w:r>
-        <w:t xml:space="preserve">A framework for evaluating</w:t>
-      </w:r>
-      <w:r>
-        <w:t xml:space="preserve"> </w:t>
-      </w:r>
-      <w:r>
-        <w:t xml:space="preserve">the analytic maturity of an organization.</w:t>
-      </w:r>
-      <w:r>
-        <w:t xml:space="preserve"> </w:t>
-      </w:r>
-      <w:r>
-        <w:rPr>
-          <w:i/>
-          <w:iCs/>
-        </w:rPr>
-        <w:t xml:space="preserve">International Journal of</w:t>
-      </w:r>
-      <w:r>
-        <w:rPr>
-          <w:i/>
-          <w:iCs/>
-        </w:rPr>
-        <w:t xml:space="preserve"> </w:t>
-      </w:r>
-      <w:r>
-        <w:rPr>
-          <w:i/>
-          <w:iCs/>
-        </w:rPr>
-        <w:t xml:space="preserve">Information Management</w:t>
-      </w:r>
-      <w:r>
-        <w:t xml:space="preserve">. 2018;38(1):45-51.</w:t>
-      </w:r>
-      <w:r>
-        <w:t xml:space="preserve"> </w:t>
-      </w:r>
-      <w:r>
-        <w:t xml:space="preserve">doi:</w:t>
-      </w:r>
-      <w:hyperlink r:id="rId89">
-        <w:r>
-          <w:rPr>
-            <w:rStyle w:val="Hyperlink"/>
-          </w:rPr>
-          <w:t xml:space="preserve">10.1016/j.ijinfomgt.2017.08.005</w:t>
-        </w:r>
-      </w:hyperlink>
-    </w:p>
-    <w:p>
-      <w:pPr>
-        <w:pStyle w:val="BodyText"/>
-      </w:pPr>
-      <w:del w:id="288" w:author="Samuel T Harrold">
-        <w:r>
-          <w:delText xml:space="preserve">40.</w:delText>
-        </w:r>
-      </w:del>
-      <w:ins w:id="200" w:author="Samuel T Harrold">
-        <w:r>
-          <w:t xml:space="preserve">41. Langer</w:t>
-        </w:r>
-      </w:ins>
-      <w:r>
-        <w:t xml:space="preserve"> </w:t>
-      </w:r>
-      <w:r>
-        <w:t xml:space="preserve">B.</w:t>
-      </w:r>
-      <w:del w:id="289" w:author="Samuel T Harrold">
-        <w:r>
-          <w:delText xml:space="preserve"> </w:delText>
-        </w:r>
-        <w:r>
-          <w:delText xml:space="preserve">Langer.</w:delText>
-        </w:r>
-      </w:del>
-      <w:r>
-        <w:t xml:space="preserve"> </w:t>
-      </w:r>
-      <w:r>
-        <w:t xml:space="preserve">Understanding Data</w:t>
-      </w:r>
-      <w:r>
-        <w:t xml:space="preserve"> </w:t>
-      </w:r>
-      <w:del w:id="290" w:author="Samuel T Harrold">
-        <w:r>
-          <w:delText xml:space="preserve">and</w:delText>
-        </w:r>
-      </w:del>
-      <w:ins w:id="201" w:author="Samuel T Harrold">
-        <w:r>
-          <w:t xml:space="preserve">&amp;</w:t>
-        </w:r>
-      </w:ins>
-      <w:r>
-        <w:t xml:space="preserve"> </w:t>
-      </w:r>
-      <w:r>
-        <w:t xml:space="preserve">Analytics Maturity: A Systematic Review of Maturity Model Composition.</w:t>
-      </w:r>
-      <w:r>
-        <w:t xml:space="preserve"> </w:t>
-      </w:r>
-      <w:r>
-        <w:rPr>
-          <w:i/>
-          <w:iCs/>
-        </w:rPr>
-        <w:t xml:space="preserve">Schmalenbach Journal of Business Research</w:t>
-      </w:r>
-      <w:r>
-        <w:t xml:space="preserve">. 2025;77(2):205-227.</w:t>
-      </w:r>
-      <w:r>
-        <w:t xml:space="preserve"> </w:t>
-      </w:r>
-      <w:r>
-        <w:t xml:space="preserve">doi:</w:t>
-      </w:r>
-      <w:hyperlink r:id="rId90">
-        <w:r>
-          <w:rPr>
-            <w:rStyle w:val="Hyperlink"/>
-          </w:rPr>
-          <w:t xml:space="preserve">10.1007/s41471-024-00205-2</w:t>
-        </w:r>
-      </w:hyperlink>
-    </w:p>
-    <w:p>
-      <w:pPr>
-        <w:pStyle w:val="BodyText"/>
-      </w:pPr>
-      <w:del w:id="291" w:author="Samuel T Harrold">
+      <w:del w:id="295" w:author="Samuel T Harrold">
         <w:r>
           <w:delText xml:space="preserve">41. Healthcare IT News. HIMSS launches modernised Analytics Maturity</w:delText>
         </w:r>
@@ -13399,12 +13378,12 @@
       <w:r>
         <w:t xml:space="preserve"> </w:t>
       </w:r>
-      <w:del w:id="292" w:author="Samuel T Harrold">
+      <w:del w:id="296" w:author="Samuel T Harrold">
         <w:r>
           <w:delText xml:space="preserve">J. R. B. Halbesleben, M. V. Whitman.</w:delText>
         </w:r>
       </w:del>
-      <w:ins w:id="202" w:author="Samuel T Harrold">
+      <w:ins w:id="203" w:author="Samuel T Harrold">
         <w:r>
           <w:t xml:space="preserve">Halbesleben JRB, Whitman</w:t>
         </w:r>
@@ -13479,7 +13458,7 @@
       <w:r>
         <w:t xml:space="preserve"> </w:t>
       </w:r>
-      <w:del w:id="293" w:author="Samuel T Harrold">
+      <w:del w:id="297" w:author="Samuel T Harrold">
         <w:r>
           <w:delText xml:space="preserve">D.</w:delText>
         </w:r>
@@ -13490,12 +13469,12 @@
       <w:r>
         <w:t xml:space="preserve">Tomaskovic-</w:t>
       </w:r>
-      <w:del w:id="294" w:author="Samuel T Harrold">
+      <w:del w:id="298" w:author="Samuel T Harrold">
         <w:r>
           <w:delText xml:space="preserve">Devey, J. Leiter,</w:delText>
         </w:r>
       </w:del>
-      <w:ins w:id="203" w:author="Samuel T Harrold">
+      <w:ins w:id="204" w:author="Samuel T Harrold">
         <w:r>
           <w:t xml:space="preserve">Devey D, Leiter J,</w:t>
         </w:r>
@@ -13512,7 +13491,7 @@
       <w:r>
         <w:t xml:space="preserve">S.</w:t>
       </w:r>
-      <w:del w:id="295" w:author="Samuel T Harrold">
+      <w:del w:id="299" w:author="Samuel T Harrold">
         <w:r>
           <w:delText xml:space="preserve"> </w:delText>
         </w:r>
@@ -13589,129 +13568,98 @@
       <w:r>
         <w:t xml:space="preserve"> </w:t>
       </w:r>
-      <w:del w:id="296" w:author="Samuel T Harrold">
-        <w:r>
-          <w:delText xml:space="preserve">Hussein</w:delText>
+      <w:ins w:id="205" w:author="Samuel T Harrold">
+        <w:r>
+          <w:t xml:space="preserve">Snowdon A,</w:t>
+        </w:r>
+        <w:r>
+          <w:t xml:space="preserve"> </w:t>
+        </w:r>
+      </w:ins>
+      <w:r>
+        <w:t xml:space="preserve">Hussein</w:t>
+      </w:r>
+      <w:r>
+        <w:t xml:space="preserve"> </w:t>
+      </w:r>
+      <w:del w:id="300" w:author="Samuel T Harrold">
+        <w:r>
+          <w:delText xml:space="preserve">Snowdon A., A. Wright.</w:delText>
+        </w:r>
+      </w:del>
+      <w:ins w:id="206" w:author="Samuel T Harrold">
+        <w:r>
+          <w:t xml:space="preserve">A, Danforth M,</w:t>
+        </w:r>
+        <w:r>
+          <w:t xml:space="preserve"> </w:t>
+        </w:r>
+        <w:r>
+          <w:t xml:space="preserve">Wright A, Oakes R.</w:t>
+        </w:r>
+      </w:ins>
+      <w:r>
+        <w:t xml:space="preserve"> </w:t>
+      </w:r>
+      <w:r>
+        <w:t xml:space="preserve">Digital maturity as a predictor of quality and</w:t>
+      </w:r>
+      <w:r>
+        <w:t xml:space="preserve"> </w:t>
+      </w:r>
+      <w:r>
+        <w:t xml:space="preserve">safety outcomes in US hospitals: Cross-sectional observational study.</w:t>
+      </w:r>
+      <w:r>
+        <w:t xml:space="preserve"> </w:t>
+      </w:r>
+      <w:r>
+        <w:rPr>
+          <w:i/>
+          <w:iCs/>
+        </w:rPr>
+        <w:t xml:space="preserve">Journal of Medical Internet Research</w:t>
+      </w:r>
+      <w:r>
+        <w:t xml:space="preserve">. 2024;26:e56316.</w:t>
+      </w:r>
+      <w:r>
+        <w:t xml:space="preserve"> </w:t>
+      </w:r>
+      <w:r>
+        <w:t xml:space="preserve">doi:</w:t>
+      </w:r>
+      <w:hyperlink r:id="rId94">
+        <w:r>
+          <w:rPr>
+            <w:rStyle w:val="Hyperlink"/>
+          </w:rPr>
+          <w:t xml:space="preserve">10.2196/56316</w:t>
+        </w:r>
+      </w:hyperlink>
+    </w:p>
+    <w:p>
+      <w:pPr>
+        <w:pStyle w:val="BodyText"/>
+      </w:pPr>
+      <w:r>
+        <w:t xml:space="preserve">46.</w:t>
+      </w:r>
+      <w:r>
+        <w:t xml:space="preserve"> </w:t>
+      </w:r>
+      <w:del w:id="301" w:author="Samuel T Harrold">
+        <w:r>
+          <w:delText xml:space="preserve">David X Yang, Rohan Khera, Joseph A Miccio, Vikram Jairam,</w:delText>
         </w:r>
         <w:r>
           <w:delText xml:space="preserve"> </w:delText>
         </w:r>
-      </w:del>
-      <w:r>
-        <w:t xml:space="preserve">Snowdon</w:t>
-      </w:r>
-      <w:ins w:id="204" w:author="Samuel T Harrold">
-        <w:r>
-          <w:t xml:space="preserve"> </w:t>
-        </w:r>
-        <w:r>
-          <w:t xml:space="preserve">H</w:t>
-        </w:r>
-      </w:ins>
-      <w:r>
-        <w:t xml:space="preserve"> </w:t>
-      </w:r>
-      <w:r>
-        <w:t xml:space="preserve">A.,</w:t>
-      </w:r>
-      <w:r>
-        <w:t xml:space="preserve"> </w:t>
-      </w:r>
-      <w:ins w:id="205" w:author="Samuel T Harrold">
-        <w:r>
-          <w:t xml:space="preserve">Wright</w:t>
-        </w:r>
-        <w:r>
-          <w:t xml:space="preserve"> </w:t>
-        </w:r>
-      </w:ins>
-      <w:r>
-        <w:t xml:space="preserve">A.</w:t>
-      </w:r>
-      <w:del w:id="297" w:author="Samuel T Harrold">
-        <w:r>
-          <w:delText xml:space="preserve"> </w:delText>
-        </w:r>
-        <w:r>
-          <w:delText xml:space="preserve">Wright.</w:delText>
-        </w:r>
-      </w:del>
-      <w:r>
-        <w:t xml:space="preserve"> </w:t>
-      </w:r>
-      <w:r>
-        <w:t xml:space="preserve">Digital maturity as a predictor of quality and safety outcomes in US</w:t>
-      </w:r>
-      <w:r>
-        <w:t xml:space="preserve"> </w:t>
-      </w:r>
-      <w:r>
-        <w:t xml:space="preserve">hospitals: Cross-sectional observational study.</w:t>
-      </w:r>
-      <w:r>
-        <w:t xml:space="preserve"> </w:t>
-      </w:r>
-      <w:r>
-        <w:rPr>
-          <w:i/>
-          <w:iCs/>
-        </w:rPr>
-        <w:t xml:space="preserve">Journal of Medical</w:t>
-      </w:r>
-      <w:r>
-        <w:rPr>
-          <w:i/>
-          <w:iCs/>
-        </w:rPr>
-        <w:t xml:space="preserve"> </w:t>
-      </w:r>
-      <w:r>
-        <w:rPr>
-          <w:i/>
-          <w:iCs/>
-        </w:rPr>
-        <w:t xml:space="preserve">Internet Research</w:t>
-      </w:r>
-      <w:r>
-        <w:t xml:space="preserve">. 2024;26:e56316.</w:t>
-      </w:r>
-      <w:r>
-        <w:t xml:space="preserve"> </w:t>
-      </w:r>
-      <w:r>
-        <w:t xml:space="preserve">doi:</w:t>
-      </w:r>
-      <w:hyperlink r:id="rId94">
-        <w:r>
-          <w:rPr>
-            <w:rStyle w:val="Hyperlink"/>
-          </w:rPr>
-          <w:t xml:space="preserve">10.2196/56316</w:t>
-        </w:r>
-      </w:hyperlink>
-    </w:p>
-    <w:p>
-      <w:pPr>
-        <w:pStyle w:val="BodyText"/>
-      </w:pPr>
-      <w:r>
-        <w:t xml:space="preserve">46.</w:t>
-      </w:r>
-      <w:r>
-        <w:t xml:space="preserve"> </w:t>
-      </w:r>
-      <w:del w:id="298" w:author="Samuel T Harrold">
-        <w:r>
-          <w:delText xml:space="preserve">David X Yang, Rohan Khera, Joseph A Miccio, Vikram Jairam,</w:delText>
-        </w:r>
-        <w:r>
-          <w:delText xml:space="preserve"> </w:delText>
-        </w:r>
         <w:r>
           <w:delText xml:space="preserve">others.</w:delText>
         </w:r>
       </w:del>
-      <w:ins w:id="206" w:author="Samuel T Harrold">
+      <w:ins w:id="207" w:author="Samuel T Harrold">
         <w:r>
           <w:t xml:space="preserve">Yang DX, Khera R, Miccio JA, Jairam V, et al.</w:t>
         </w:r>
@@ -13750,7 +13698,7 @@
       <w:r>
         <w:t xml:space="preserve"> </w:t>
       </w:r>
-      <w:del w:id="299" w:author="Samuel T Harrold">
+      <w:del w:id="302" w:author="Samuel T Harrold">
         <w:hyperlink r:id="rId95">
           <w:r>
             <w:rPr>
@@ -13760,7 +13708,7 @@
           </w:r>
         </w:hyperlink>
       </w:del>
-      <w:ins w:id="207" w:author="Samuel T Harrold">
+      <w:ins w:id="208" w:author="Samuel T Harrold">
         <w:r>
           <w:t xml:space="preserve">doi:</w:t>
         </w:r>
@@ -13784,78 +13732,75 @@
       <w:r>
         <w:t xml:space="preserve"> </w:t>
       </w:r>
-      <w:ins w:id="208" w:author="Samuel T Harrold">
-        <w:r>
-          <w:t xml:space="preserve">Latrella</w:t>
-        </w:r>
-        <w:r>
-          <w:t xml:space="preserve"> </w:t>
-        </w:r>
-      </w:ins>
-      <w:r>
-        <w:t xml:space="preserve">&amp;</w:t>
-      </w:r>
-      <w:del w:id="300" w:author="Samuel T Harrold">
+      <w:del w:id="303" w:author="Samuel T Harrold">
+        <w:r>
+          <w:delText xml:space="preserve">&amp;</w:delText>
+        </w:r>
+      </w:del>
+      <w:ins w:id="209" w:author="Samuel T Harrold">
+        <w:r>
+          <w:t xml:space="preserve">Latrella M,</w:t>
+        </w:r>
+      </w:ins>
+      <w:r>
+        <w:t xml:space="preserve"> </w:t>
+      </w:r>
+      <w:r>
+        <w:t xml:space="preserve">Baldasare</w:t>
+      </w:r>
+      <w:r>
+        <w:t xml:space="preserve"> </w:t>
+      </w:r>
+      <w:del w:id="304" w:author="Samuel T Harrold">
+        <w:r>
+          <w:delText xml:space="preserve">Latrella M.</w:delText>
+        </w:r>
+      </w:del>
+      <w:ins w:id="210" w:author="Samuel T Harrold">
+        <w:r>
+          <w:t xml:space="preserve">L.</w:t>
+        </w:r>
+      </w:ins>
+      <w:r>
+        <w:t xml:space="preserve"> </w:t>
+      </w:r>
+      <w:r>
+        <w:t xml:space="preserve">Improving</w:t>
+      </w:r>
+      <w:r>
+        <w:t xml:space="preserve"> </w:t>
+      </w:r>
+      <w:r>
+        <w:t xml:space="preserve">patient outcomes while reducing readmissions with data analytics.</w:t>
+      </w:r>
+      <w:r>
+        <w:t xml:space="preserve"> </w:t>
+      </w:r>
+      <w:r>
+        <w:rPr>
+          <w:i/>
+          <w:iCs/>
+        </w:rPr>
+        <w:t xml:space="preserve">Management in Healthcare</w:t>
+      </w:r>
+      <w:r>
+        <w:t xml:space="preserve">.</w:t>
+      </w:r>
+      <w:r>
+        <w:t xml:space="preserve"> </w:t>
+      </w:r>
+      <w:del w:id="305" w:author="Samuel T Harrold">
+        <w:r>
+          <w:delText xml:space="preserve">Published online</w:delText>
+        </w:r>
         <w:r>
           <w:delText xml:space="preserve"> </w:delText>
         </w:r>
         <w:r>
-          <w:delText xml:space="preserve">Baldasare Latrella</w:delText>
-        </w:r>
-      </w:del>
-      <w:ins w:id="209" w:author="Samuel T Harrold">
-        <w:r>
-          <w:t xml:space="preserve">B</w:t>
-        </w:r>
-      </w:ins>
-      <w:r>
-        <w:t xml:space="preserve"> </w:t>
-      </w:r>
-      <w:r>
-        <w:t xml:space="preserve">M. Improving patient</w:t>
-      </w:r>
-      <w:r>
-        <w:t xml:space="preserve"> </w:t>
-      </w:r>
-      <w:r>
-        <w:t xml:space="preserve">outcomes while reducing readmissions with data analytics.</w:t>
-      </w:r>
-      <w:r>
-        <w:t xml:space="preserve"> </w:t>
-      </w:r>
-      <w:r>
-        <w:rPr>
-          <w:i/>
-          <w:iCs/>
-        </w:rPr>
-        <w:t xml:space="preserve">Management</w:t>
-      </w:r>
-      <w:r>
-        <w:rPr>
-          <w:i/>
-          <w:iCs/>
-        </w:rPr>
-        <w:t xml:space="preserve"> </w:t>
-      </w:r>
-      <w:r>
-        <w:rPr>
-          <w:i/>
-          <w:iCs/>
-        </w:rPr>
-        <w:t xml:space="preserve">in Healthcare</w:t>
-      </w:r>
-      <w:r>
-        <w:t xml:space="preserve">.</w:t>
-      </w:r>
-      <w:r>
-        <w:t xml:space="preserve"> </w:t>
-      </w:r>
-      <w:del w:id="301" w:author="Samuel T Harrold">
-        <w:r>
-          <w:delText xml:space="preserve">Published online 2024.</w:delText>
-        </w:r>
-      </w:del>
-      <w:ins w:id="210" w:author="Samuel T Harrold">
+          <w:delText xml:space="preserve">2024.</w:delText>
+        </w:r>
+      </w:del>
+      <w:ins w:id="211" w:author="Samuel T Harrold">
         <w:r>
           <w:t xml:space="preserve">2024;8(3):212.</w:t>
         </w:r>
@@ -13866,7 +13811,7 @@
       <w:r>
         <w:t xml:space="preserve">doi:</w:t>
       </w:r>
-      <w:del w:id="302" w:author="Samuel T Harrold">
+      <w:del w:id="306" w:author="Samuel T Harrold">
         <w:hyperlink r:id="rId97">
           <w:r>
             <w:rPr>
@@ -13876,7 +13821,7 @@
           </w:r>
         </w:hyperlink>
       </w:del>
-      <w:ins w:id="211" w:author="Samuel T Harrold">
+      <w:ins w:id="212" w:author="Samuel T Harrold">
         <w:hyperlink r:id="rId98">
           <w:r>
             <w:rPr>
@@ -13897,7 +13842,7 @@
       <w:r>
         <w:t xml:space="preserve"> </w:t>
       </w:r>
-      <w:del w:id="303" w:author="Samuel T Harrold">
+      <w:del w:id="307" w:author="Samuel T Harrold">
         <w:r>
           <w:delText xml:space="preserve">Papia Nashid S., M. I. Hossain. Advanced Business Analytics in</w:delText>
         </w:r>
@@ -13946,49 +13891,399 @@
       <w:pPr>
         <w:pStyle w:val="BodyText"/>
       </w:pPr>
-      <w:del w:id="304" w:author="Samuel T Harrold">
-        <w:r>
-          <w:delText xml:space="preserve">49. Gao</w:delText>
-        </w:r>
+      <w:del w:id="308" w:author="Samuel T Harrold">
+        <w:r>
+          <w:delText xml:space="preserve">49.</w:delText>
+        </w:r>
+      </w:del>
+      <w:ins w:id="213" w:author="Samuel T Harrold">
+        <w:r>
+          <w:t xml:space="preserve">Shahbaz M,</w:t>
+        </w:r>
+      </w:ins>
+      <w:r>
+        <w:t xml:space="preserve"> </w:t>
+      </w:r>
+      <w:r>
+        <w:t xml:space="preserve">Gao</w:t>
+      </w:r>
+      <w:r>
+        <w:t xml:space="preserve"> </w:t>
+      </w:r>
+      <w:del w:id="309" w:author="Samuel T Harrold">
+        <w:r>
+          <w:delText xml:space="preserve">Shahbaz M.</w:delText>
+        </w:r>
+      </w:del>
+      <w:ins w:id="214" w:author="Samuel T Harrold">
+        <w:r>
+          <w:t xml:space="preserve">C, Zhai L, Shahzad F, Hu Y.</w:t>
+        </w:r>
+      </w:ins>
+      <w:r>
+        <w:t xml:space="preserve"> </w:t>
+      </w:r>
+      <w:r>
+        <w:t xml:space="preserve">Investigating the adoption of big data analytics in healthcare: The</w:t>
+      </w:r>
+      <w:r>
+        <w:t xml:space="preserve"> </w:t>
+      </w:r>
+      <w:r>
+        <w:t xml:space="preserve">moderating role of resistance to change.</w:t>
+      </w:r>
+      <w:r>
+        <w:t xml:space="preserve"> </w:t>
+      </w:r>
+      <w:r>
+        <w:rPr>
+          <w:i/>
+          <w:iCs/>
+        </w:rPr>
+        <w:t xml:space="preserve">Journal of Big Data</w:t>
+      </w:r>
+      <w:r>
+        <w:t xml:space="preserve">.</w:t>
+      </w:r>
+      <w:r>
+        <w:t xml:space="preserve"> </w:t>
+      </w:r>
+      <w:r>
+        <w:t xml:space="preserve">2019;6(1).</w:t>
+      </w:r>
+      <w:r>
+        <w:t xml:space="preserve"> </w:t>
+      </w:r>
+      <w:r>
+        <w:t xml:space="preserve">doi:</w:t>
+      </w:r>
+      <w:hyperlink r:id="rId100">
+        <w:r>
+          <w:rPr>
+            <w:rStyle w:val="Hyperlink"/>
+          </w:rPr>
+          <w:t xml:space="preserve">10.1186/s40537-019-0170-y</w:t>
+        </w:r>
+      </w:hyperlink>
+    </w:p>
+    <w:p>
+      <w:pPr>
+        <w:pStyle w:val="BodyText"/>
+      </w:pPr>
+      <w:del w:id="310" w:author="Samuel T Harrold">
+        <w:r>
+          <w:delText xml:space="preserve">50.</w:delText>
+        </w:r>
+      </w:del>
+      <w:ins w:id="215" w:author="Samuel T Harrold">
+        <w:r>
+          <w:t xml:space="preserve">49. Kamble SS,</w:t>
+        </w:r>
+      </w:ins>
+      <w:r>
+        <w:t xml:space="preserve"> </w:t>
+      </w:r>
+      <w:r>
+        <w:t xml:space="preserve">Gunasekaran</w:t>
+      </w:r>
+      <w:r>
+        <w:t xml:space="preserve"> </w:t>
+      </w:r>
+      <w:del w:id="311" w:author="Samuel T Harrold">
+        <w:r>
+          <w:delText xml:space="preserve">Kamble S. S.</w:delText>
+        </w:r>
+      </w:del>
+      <w:ins w:id="216" w:author="Samuel T Harrold">
+        <w:r>
+          <w:t xml:space="preserve">A, Goswami M,</w:t>
+        </w:r>
+        <w:r>
+          <w:t xml:space="preserve"> </w:t>
+        </w:r>
+        <w:r>
+          <w:t xml:space="preserve">Manda J.</w:t>
+        </w:r>
+      </w:ins>
+      <w:r>
+        <w:t xml:space="preserve"> </w:t>
+      </w:r>
+      <w:r>
+        <w:t xml:space="preserve">A systematic perspective on the applications of big data</w:t>
+      </w:r>
+      <w:r>
+        <w:t xml:space="preserve"> </w:t>
+      </w:r>
+      <w:r>
+        <w:t xml:space="preserve">analytics in healthcare management.</w:t>
+      </w:r>
+      <w:r>
+        <w:t xml:space="preserve"> </w:t>
+      </w:r>
+      <w:r>
+        <w:rPr>
+          <w:i/>
+          <w:iCs/>
+        </w:rPr>
+        <w:t xml:space="preserve">International Journal of</w:t>
+      </w:r>
+      <w:r>
+        <w:rPr>
+          <w:i/>
+          <w:iCs/>
+        </w:rPr>
+        <w:t xml:space="preserve"> </w:t>
+      </w:r>
+      <w:r>
+        <w:rPr>
+          <w:i/>
+          <w:iCs/>
+        </w:rPr>
+        <w:t xml:space="preserve">Healthcare Management</w:t>
+      </w:r>
+      <w:r>
+        <w:t xml:space="preserve">. 2019;12(3):226-240.</w:t>
+      </w:r>
+      <w:r>
+        <w:t xml:space="preserve"> </w:t>
+      </w:r>
+      <w:r>
+        <w:t xml:space="preserve">doi:</w:t>
+      </w:r>
+      <w:hyperlink r:id="rId101">
+        <w:r>
+          <w:rPr>
+            <w:rStyle w:val="Hyperlink"/>
+          </w:rPr>
+          <w:t xml:space="preserve">10.1080/20479700.2018.1531606</w:t>
+        </w:r>
+      </w:hyperlink>
+    </w:p>
+    <w:p>
+      <w:pPr>
+        <w:pStyle w:val="BodyText"/>
+      </w:pPr>
+      <w:del w:id="312" w:author="Samuel T Harrold">
+        <w:r>
+          <w:delText xml:space="preserve">51. K. Breu, C. J. Hemingway, M. Strathern,</w:delText>
+        </w:r>
+      </w:del>
+      <w:ins w:id="217" w:author="Samuel T Harrold">
+        <w:r>
+          <w:t xml:space="preserve">50. Breu K, Hemingway</w:t>
+        </w:r>
+        <w:r>
+          <w:t xml:space="preserve"> </w:t>
+        </w:r>
+        <w:r>
+          <w:t xml:space="preserve">CJ, Strathern M, Bridger</w:t>
+        </w:r>
+      </w:ins>
+      <w:r>
+        <w:t xml:space="preserve"> </w:t>
+      </w:r>
+      <w:r>
+        <w:t xml:space="preserve">D.</w:t>
+      </w:r>
+      <w:del w:id="313" w:author="Samuel T Harrold">
         <w:r>
           <w:delText xml:space="preserve"> </w:delText>
         </w:r>
-      </w:del>
-      <w:r>
-        <w:t xml:space="preserve">Shahbaz</w:t>
-      </w:r>
-      <w:ins w:id="212" w:author="Samuel T Harrold">
+        <w:r>
+          <w:delText xml:space="preserve">Bridger.</w:delText>
+        </w:r>
+      </w:del>
+      <w:r>
+        <w:t xml:space="preserve"> </w:t>
+      </w:r>
+      <w:r>
+        <w:t xml:space="preserve">Workforce Agility: The</w:t>
+      </w:r>
+      <w:r>
+        <w:t xml:space="preserve"> </w:t>
+      </w:r>
+      <w:r>
+        <w:t xml:space="preserve">New Employee Strategy for the Knowledge Economy.</w:t>
+      </w:r>
+      <w:r>
+        <w:t xml:space="preserve"> </w:t>
+      </w:r>
+      <w:r>
+        <w:rPr>
+          <w:i/>
+          <w:iCs/>
+        </w:rPr>
+        <w:t xml:space="preserve">Journal of</w:t>
+      </w:r>
+      <w:r>
+        <w:rPr>
+          <w:i/>
+          <w:iCs/>
+        </w:rPr>
+        <w:t xml:space="preserve"> </w:t>
+      </w:r>
+      <w:r>
+        <w:rPr>
+          <w:i/>
+          <w:iCs/>
+        </w:rPr>
+        <w:t xml:space="preserve">Information Technology</w:t>
+      </w:r>
+      <w:r>
+        <w:t xml:space="preserve">. 2002;17(1):21-31.</w:t>
+      </w:r>
+      <w:r>
+        <w:t xml:space="preserve"> </w:t>
+      </w:r>
+      <w:r>
+        <w:t xml:space="preserve">doi:</w:t>
+      </w:r>
+      <w:hyperlink r:id="rId102">
+        <w:r>
+          <w:rPr>
+            <w:rStyle w:val="Hyperlink"/>
+          </w:rPr>
+          <w:t xml:space="preserve">10.1080/02683960110132070</w:t>
+        </w:r>
+      </w:hyperlink>
+    </w:p>
+    <w:p>
+      <w:pPr>
+        <w:pStyle w:val="BodyText"/>
+      </w:pPr>
+      <w:del w:id="314" w:author="Samuel T Harrold">
+        <w:r>
+          <w:delText xml:space="preserve">52. G.</w:delText>
+        </w:r>
+      </w:del>
+      <w:ins w:id="218" w:author="Samuel T Harrold">
+        <w:r>
+          <w:t xml:space="preserve">51.</w:t>
+        </w:r>
+      </w:ins>
+      <w:r>
+        <w:t xml:space="preserve"> </w:t>
+      </w:r>
+      <w:r>
+        <w:t xml:space="preserve">Tessarini</w:t>
+      </w:r>
+      <w:r>
+        <w:t xml:space="preserve"> </w:t>
+      </w:r>
+      <w:del w:id="315" w:author="Samuel T Harrold">
+        <w:r>
+          <w:delText xml:space="preserve">Junior,</w:delText>
+        </w:r>
+      </w:del>
+      <w:ins w:id="219" w:author="Samuel T Harrold">
+        <w:r>
+          <w:t xml:space="preserve">Junior G, Saltorato</w:t>
+        </w:r>
+      </w:ins>
+      <w:r>
+        <w:t xml:space="preserve"> </w:t>
+      </w:r>
+      <w:r>
+        <w:t xml:space="preserve">P.</w:t>
+      </w:r>
+      <w:del w:id="316" w:author="Samuel T Harrold">
+        <w:r>
+          <w:delText xml:space="preserve"> </w:delText>
+        </w:r>
+        <w:r>
+          <w:delText xml:space="preserve">Saltorato.</w:delText>
+        </w:r>
+      </w:del>
+      <w:r>
+        <w:t xml:space="preserve"> </w:t>
+      </w:r>
+      <w:r>
+        <w:t xml:space="preserve">Workforce agility: a systematic literature review and a</w:t>
+      </w:r>
+      <w:r>
+        <w:t xml:space="preserve"> </w:t>
+      </w:r>
+      <w:r>
+        <w:t xml:space="preserve">research agenda proposal.</w:t>
+      </w:r>
+      <w:r>
+        <w:t xml:space="preserve"> </w:t>
+      </w:r>
+      <w:r>
+        <w:rPr>
+          <w:i/>
+          <w:iCs/>
+        </w:rPr>
+        <w:t xml:space="preserve">Innovar</w:t>
+      </w:r>
+      <w:r>
+        <w:t xml:space="preserve">. 2021;31(81):155-167.</w:t>
+      </w:r>
+      <w:r>
+        <w:t xml:space="preserve"> </w:t>
+      </w:r>
+      <w:r>
+        <w:t xml:space="preserve">doi:</w:t>
+      </w:r>
+      <w:hyperlink r:id="rId103">
+        <w:r>
+          <w:rPr>
+            <w:rStyle w:val="Hyperlink"/>
+          </w:rPr>
+          <w:t xml:space="preserve">10.15446/innovar.v31n81.95582</w:t>
+        </w:r>
+      </w:hyperlink>
+    </w:p>
+    <w:p>
+      <w:pPr>
+        <w:pStyle w:val="BodyText"/>
+      </w:pPr>
+      <w:del w:id="317" w:author="Samuel T Harrold">
+        <w:r>
+          <w:delText xml:space="preserve">53. Heidi Wynendaele, Els Clays, Evelien Peeters, others.</w:delText>
+        </w:r>
+      </w:del>
+      <w:ins w:id="220" w:author="Samuel T Harrold">
+        <w:r>
+          <w:t xml:space="preserve">52.</w:t>
+        </w:r>
         <w:r>
           <w:t xml:space="preserve"> </w:t>
         </w:r>
         <w:r>
-          <w:t xml:space="preserve">G</w:t>
-        </w:r>
-      </w:ins>
-      <w:r>
-        <w:t xml:space="preserve"> </w:t>
-      </w:r>
-      <w:r>
-        <w:t xml:space="preserve">M. Investigating the adoption of big data</w:t>
-      </w:r>
-      <w:r>
-        <w:t xml:space="preserve"> </w:t>
-      </w:r>
-      <w:r>
-        <w:t xml:space="preserve">analytics in healthcare: The moderating role of resistance to change.</w:t>
-      </w:r>
-      <w:r>
-        <w:t xml:space="preserve"> </w:t>
-      </w:r>
-      <w:r>
-        <w:rPr>
-          <w:i/>
-          <w:iCs/>
-        </w:rPr>
-        <w:t xml:space="preserve">Journal of Big Data</w:t>
-      </w:r>
-      <w:r>
-        <w:t xml:space="preserve">. 2019;6(1).</w:t>
+          <w:t xml:space="preserve">Wynendaele H, Clays E, Peeters E, DeJonghe Y, Van Hecke A, Trybou J.</w:t>
+        </w:r>
+      </w:ins>
+      <w:r>
+        <w:t xml:space="preserve"> </w:t>
+      </w:r>
+      <w:r>
+        <w:t xml:space="preserve">Understanding turnover in healthcare and welfare sectors of high-income</w:t>
+      </w:r>
+      <w:r>
+        <w:t xml:space="preserve"> </w:t>
+      </w:r>
+      <w:r>
+        <w:t xml:space="preserve">countries: an umbrella review.</w:t>
+      </w:r>
+      <w:r>
+        <w:t xml:space="preserve"> </w:t>
+      </w:r>
+      <w:r>
+        <w:rPr>
+          <w:i/>
+          <w:iCs/>
+        </w:rPr>
+        <w:t xml:space="preserve">BMC Health Services Research</w:t>
+      </w:r>
+      <w:r>
+        <w:t xml:space="preserve">.</w:t>
+      </w:r>
+      <w:r>
+        <w:t xml:space="preserve"> </w:t>
+      </w:r>
+      <w:r>
+        <w:t xml:space="preserve">2025;25(1).</w:t>
       </w:r>
       <w:r>
         <w:t xml:space="preserve"> </w:t>
@@ -13996,12 +14291,12 @@
       <w:r>
         <w:t xml:space="preserve">doi:</w:t>
       </w:r>
-      <w:hyperlink r:id="rId100">
+      <w:hyperlink r:id="rId104">
         <w:r>
           <w:rPr>
             <w:rStyle w:val="Hyperlink"/>
           </w:rPr>
-          <w:t xml:space="preserve">10.1186/s40537-019-0170-y</w:t>
+          <w:t xml:space="preserve">10.1186/s12913-025-12966-5</w:t>
         </w:r>
       </w:hyperlink>
     </w:p>
@@ -14009,79 +14304,317 @@
       <w:pPr>
         <w:pStyle w:val="BodyText"/>
       </w:pPr>
-      <w:del w:id="305" w:author="Samuel T Harrold">
-        <w:r>
-          <w:delText xml:space="preserve">50.</w:delText>
-        </w:r>
-      </w:del>
-      <w:ins w:id="213" w:author="Samuel T Harrold">
-        <w:r>
-          <w:t xml:space="preserve">49. Kamble SS,</w:t>
-        </w:r>
-      </w:ins>
-      <w:r>
-        <w:t xml:space="preserve"> </w:t>
-      </w:r>
-      <w:r>
-        <w:t xml:space="preserve">Gunasekaran</w:t>
-      </w:r>
-      <w:r>
-        <w:t xml:space="preserve"> </w:t>
-      </w:r>
-      <w:del w:id="306" w:author="Samuel T Harrold">
-        <w:r>
-          <w:delText xml:space="preserve">Kamble S. S.</w:delText>
-        </w:r>
-      </w:del>
-      <w:ins w:id="214" w:author="Samuel T Harrold">
-        <w:r>
-          <w:t xml:space="preserve">A, Goswami M,</w:t>
+      <w:del w:id="318" w:author="Samuel T Harrold">
+        <w:r>
+          <w:delText xml:space="preserve">54.</w:delText>
+        </w:r>
+      </w:del>
+      <w:ins w:id="221" w:author="Samuel T Harrold">
+        <w:r>
+          <w:t xml:space="preserve">53. Hackney</w:t>
+        </w:r>
+      </w:ins>
+      <w:r>
+        <w:t xml:space="preserve"> </w:t>
+      </w:r>
+      <w:r>
+        <w:t xml:space="preserve">A.</w:t>
+      </w:r>
+      <w:del w:id="319" w:author="Samuel T Harrold">
+        <w:r>
+          <w:delText xml:space="preserve"> </w:delText>
+        </w:r>
+        <w:r>
+          <w:delText xml:space="preserve">Hackney.</w:delText>
+        </w:r>
+      </w:del>
+      <w:r>
+        <w:t xml:space="preserve"> </w:t>
+      </w:r>
+      <w:r>
+        <w:rPr>
+          <w:i/>
+          <w:iCs/>
+        </w:rPr>
+        <w:t xml:space="preserve">Onboarding New Hires in the</w:t>
+      </w:r>
+      <w:r>
+        <w:rPr>
+          <w:i/>
+          <w:iCs/>
+        </w:rPr>
+        <w:t xml:space="preserve"> </w:t>
+      </w:r>
+      <w:r>
+        <w:rPr>
+          <w:i/>
+          <w:iCs/>
+        </w:rPr>
+        <w:t xml:space="preserve">Clinical Informatics and Practice Support (CIPS) Department With the</w:t>
+      </w:r>
+      <w:r>
+        <w:rPr>
+          <w:i/>
+          <w:iCs/>
+        </w:rPr>
+        <w:t xml:space="preserve"> </w:t>
+      </w:r>
+      <w:r>
+        <w:rPr>
+          <w:i/>
+          <w:iCs/>
+        </w:rPr>
+        <w:t xml:space="preserve">Tiered Skills Acquisition Model (TSAM): A Program Evaluation</w:t>
+      </w:r>
+      <w:r>
+        <w:t xml:space="preserve">. PhD</w:t>
+      </w:r>
+      <w:r>
+        <w:t xml:space="preserve"> </w:t>
+      </w:r>
+      <w:r>
+        <w:t xml:space="preserve">thesis. ProQuest Dissertations; 2024.</w:t>
+      </w:r>
+      <w:r>
+        <w:t xml:space="preserve"> </w:t>
+      </w:r>
+      <w:hyperlink r:id="rId105">
+        <w:r>
+          <w:rPr>
+            <w:rStyle w:val="Hyperlink"/>
+          </w:rPr>
+          <w:t xml:space="preserve">https://search.proquest.com/openview/9a3a9ef301c01ff0129d07f685b8643f/1</w:t>
+        </w:r>
+      </w:hyperlink>
+    </w:p>
+    <w:p>
+      <w:pPr>
+        <w:pStyle w:val="BodyText"/>
+      </w:pPr>
+      <w:del w:id="320" w:author="Samuel T Harrold">
+        <w:r>
+          <w:delText xml:space="preserve">55. P. Alpar,</w:delText>
+        </w:r>
+      </w:del>
+      <w:ins w:id="222" w:author="Samuel T Harrold">
+        <w:r>
+          <w:t xml:space="preserve">54. Alpar P, Schulz</w:t>
+        </w:r>
+      </w:ins>
+      <w:r>
+        <w:t xml:space="preserve"> </w:t>
+      </w:r>
+      <w:r>
+        <w:t xml:space="preserve">M.</w:t>
+      </w:r>
+      <w:del w:id="321" w:author="Samuel T Harrold">
+        <w:r>
+          <w:delText xml:space="preserve"> </w:delText>
+        </w:r>
+        <w:r>
+          <w:delText xml:space="preserve">Schulz.</w:delText>
+        </w:r>
+      </w:del>
+      <w:r>
+        <w:t xml:space="preserve"> </w:t>
+      </w:r>
+      <w:r>
+        <w:t xml:space="preserve">Self-Service</w:t>
+      </w:r>
+      <w:r>
+        <w:t xml:space="preserve"> </w:t>
+      </w:r>
+      <w:r>
+        <w:t xml:space="preserve">Business Intelligence.</w:t>
+      </w:r>
+      <w:r>
+        <w:t xml:space="preserve"> </w:t>
+      </w:r>
+      <w:r>
+        <w:rPr>
+          <w:i/>
+          <w:iCs/>
+        </w:rPr>
+        <w:t xml:space="preserve">Business and Information Systems Engineering</w:t>
+      </w:r>
+      <w:r>
+        <w:t xml:space="preserve">.</w:t>
+      </w:r>
+      <w:r>
+        <w:t xml:space="preserve"> </w:t>
+      </w:r>
+      <w:r>
+        <w:t xml:space="preserve">2016;58(2):151-155.</w:t>
+      </w:r>
+      <w:r>
+        <w:t xml:space="preserve"> </w:t>
+      </w:r>
+      <w:r>
+        <w:t xml:space="preserve">doi:</w:t>
+      </w:r>
+      <w:hyperlink r:id="rId106">
+        <w:r>
+          <w:rPr>
+            <w:rStyle w:val="Hyperlink"/>
+          </w:rPr>
+          <w:t xml:space="preserve">10.1007/s12599-016-0424-6</w:t>
+        </w:r>
+      </w:hyperlink>
+    </w:p>
+    <w:p>
+      <w:pPr>
+        <w:pStyle w:val="BodyText"/>
+      </w:pPr>
+      <w:del w:id="322" w:author="Samuel T Harrold">
+        <w:r>
+          <w:delText xml:space="preserve">56. I.</w:delText>
+        </w:r>
+      </w:del>
+      <w:ins w:id="223" w:author="Samuel T Harrold">
+        <w:r>
+          <w:t xml:space="preserve">55.</w:t>
+        </w:r>
+      </w:ins>
+      <w:r>
+        <w:t xml:space="preserve"> </w:t>
+      </w:r>
+      <w:r>
+        <w:t xml:space="preserve">Bani-</w:t>
+      </w:r>
+      <w:del w:id="323" w:author="Samuel T Harrold">
+        <w:r>
+          <w:delText xml:space="preserve">Hani, O. Tona,</w:delText>
+        </w:r>
+      </w:del>
+      <w:ins w:id="224" w:author="Samuel T Harrold">
+        <w:r>
+          <w:t xml:space="preserve">Hani I, Tona O, Carlsson</w:t>
+        </w:r>
+      </w:ins>
+      <w:r>
+        <w:t xml:space="preserve"> </w:t>
+      </w:r>
+      <w:r>
+        <w:t xml:space="preserve">S.</w:t>
+      </w:r>
+      <w:del w:id="324" w:author="Samuel T Harrold">
+        <w:r>
+          <w:delText xml:space="preserve"> </w:delText>
+        </w:r>
+        <w:r>
+          <w:delText xml:space="preserve">Carlsson.</w:delText>
+        </w:r>
+      </w:del>
+      <w:r>
+        <w:t xml:space="preserve"> </w:t>
+      </w:r>
+      <w:r>
+        <w:t xml:space="preserve">Patterns of Resource Integration in the Self-service</w:t>
+      </w:r>
+      <w:r>
+        <w:t xml:space="preserve"> </w:t>
+      </w:r>
+      <w:r>
+        <w:t xml:space="preserve">Approach to Business Analytics. In:</w:t>
+      </w:r>
+      <w:r>
+        <w:t xml:space="preserve"> </w:t>
+      </w:r>
+      <w:r>
+        <w:rPr>
+          <w:i/>
+          <w:iCs/>
+        </w:rPr>
+        <w:t xml:space="preserve">Proceedings of the 53rd Hawaii</w:t>
+      </w:r>
+      <w:r>
+        <w:rPr>
+          <w:i/>
+          <w:iCs/>
+        </w:rPr>
+        <w:t xml:space="preserve"> </w:t>
+      </w:r>
+      <w:r>
+        <w:rPr>
+          <w:i/>
+          <w:iCs/>
+        </w:rPr>
+        <w:t xml:space="preserve">International Conference on System Sciences (HICSS)</w:t>
+      </w:r>
+      <w:r>
+        <w:t xml:space="preserve">. 2020.</w:t>
+      </w:r>
+      <w:r>
+        <w:t xml:space="preserve"> </w:t>
+      </w:r>
+      <w:r>
+        <w:t xml:space="preserve">doi:</w:t>
+      </w:r>
+      <w:hyperlink r:id="rId107">
+        <w:r>
+          <w:rPr>
+            <w:rStyle w:val="Hyperlink"/>
+          </w:rPr>
+          <w:t xml:space="preserve">10.24251/HICSS.2020.659</w:t>
+        </w:r>
+      </w:hyperlink>
+    </w:p>
+    <w:p>
+      <w:pPr>
+        <w:pStyle w:val="BodyText"/>
+      </w:pPr>
+      <w:del w:id="325" w:author="Samuel T Harrold">
+        <w:r>
+          <w:delText xml:space="preserve">57. Luka Blaskovic, Nikola Tankovic, Ivan Lorencin, others.</w:delText>
+        </w:r>
+      </w:del>
+      <w:ins w:id="225" w:author="Samuel T Harrold">
+        <w:r>
+          <w:t xml:space="preserve">56.</w:t>
         </w:r>
         <w:r>
           <w:t xml:space="preserve"> </w:t>
         </w:r>
         <w:r>
-          <w:t xml:space="preserve">Manda J.</w:t>
-        </w:r>
-      </w:ins>
-      <w:r>
-        <w:t xml:space="preserve"> </w:t>
-      </w:r>
-      <w:r>
-        <w:t xml:space="preserve">A systematic perspective on the applications of big data</w:t>
-      </w:r>
-      <w:r>
-        <w:t xml:space="preserve"> </w:t>
-      </w:r>
-      <w:r>
-        <w:t xml:space="preserve">analytics in healthcare management.</w:t>
-      </w:r>
-      <w:r>
-        <w:t xml:space="preserve"> </w:t>
-      </w:r>
-      <w:r>
-        <w:rPr>
-          <w:i/>
-          <w:iCs/>
-        </w:rPr>
-        <w:t xml:space="preserve">International Journal of</w:t>
-      </w:r>
-      <w:r>
-        <w:rPr>
-          <w:i/>
-          <w:iCs/>
-        </w:rPr>
-        <w:t xml:space="preserve"> </w:t>
-      </w:r>
-      <w:r>
-        <w:rPr>
-          <w:i/>
-          <w:iCs/>
-        </w:rPr>
-        <w:t xml:space="preserve">Healthcare Management</w:t>
-      </w:r>
-      <w:r>
-        <w:t xml:space="preserve">. 2019;12(3):226-240.</w:t>
+          <w:t xml:space="preserve">Blašković L, Tanković N, Lorencin I, Baressi Šegota S.</w:t>
+        </w:r>
+      </w:ins>
+      <w:r>
+        <w:t xml:space="preserve"> </w:t>
+      </w:r>
+      <w:r>
+        <w:t xml:space="preserve">Robust</w:t>
+      </w:r>
+      <w:r>
+        <w:t xml:space="preserve"> </w:t>
+      </w:r>
+      <w:r>
+        <w:t xml:space="preserve">Clinical Querying with Local LLMs: Lexical Challenges in NL2SQL and</w:t>
+      </w:r>
+      <w:r>
+        <w:t xml:space="preserve"> </w:t>
+      </w:r>
+      <w:r>
+        <w:t xml:space="preserve">Retrieval-Augmented QA on EHRs.</w:t>
+      </w:r>
+      <w:r>
+        <w:t xml:space="preserve"> </w:t>
+      </w:r>
+      <w:r>
+        <w:rPr>
+          <w:i/>
+          <w:iCs/>
+        </w:rPr>
+        <w:t xml:space="preserve">Big Data and Cognitive Computing</w:t>
+      </w:r>
+      <w:r>
+        <w:t xml:space="preserve">.</w:t>
+      </w:r>
+      <w:r>
+        <w:t xml:space="preserve"> </w:t>
+      </w:r>
+      <w:r>
+        <w:t xml:space="preserve">2025;9(10):256.</w:t>
       </w:r>
       <w:r>
         <w:t xml:space="preserve"> </w:t>
@@ -14089,12 +14622,12 @@
       <w:r>
         <w:t xml:space="preserve">doi:</w:t>
       </w:r>
-      <w:hyperlink r:id="rId101">
+      <w:hyperlink r:id="rId108">
         <w:r>
           <w:rPr>
             <w:rStyle w:val="Hyperlink"/>
           </w:rPr>
-          <w:t xml:space="preserve">10.1080/20479700.2018.1531606</w:t>
+          <w:t xml:space="preserve">10.3390/bdcc9100256</w:t>
         </w:r>
       </w:hyperlink>
     </w:p>
@@ -14102,74 +14635,65 @@
       <w:pPr>
         <w:pStyle w:val="BodyText"/>
       </w:pPr>
-      <w:del w:id="307" w:author="Samuel T Harrold">
-        <w:r>
-          <w:delText xml:space="preserve">51. K. Breu, C. J. Hemingway, M. Strathern,</w:delText>
-        </w:r>
-      </w:del>
-      <w:ins w:id="215" w:author="Samuel T Harrold">
-        <w:r>
-          <w:t xml:space="preserve">50. Breu K, Hemingway</w:t>
+      <w:del w:id="326" w:author="Samuel T Harrold">
+        <w:r>
+          <w:delText xml:space="preserve">58.</w:delText>
+        </w:r>
+      </w:del>
+      <w:ins w:id="226" w:author="Samuel T Harrold">
+        <w:r>
+          <w:t xml:space="preserve">57. Marshan A,</w:t>
+        </w:r>
+      </w:ins>
+      <w:r>
+        <w:t xml:space="preserve"> </w:t>
+      </w:r>
+      <w:r>
+        <w:t xml:space="preserve">Almutairi</w:t>
+      </w:r>
+      <w:r>
+        <w:t xml:space="preserve"> </w:t>
+      </w:r>
+      <w:del w:id="327" w:author="Samuel T Harrold">
+        <w:r>
+          <w:delText xml:space="preserve">Marshan A.</w:delText>
+        </w:r>
+      </w:del>
+      <w:ins w:id="227" w:author="Samuel T Harrold">
+        <w:r>
+          <w:t xml:space="preserve">AN, Ioannou A, Bell</w:t>
         </w:r>
         <w:r>
           <w:t xml:space="preserve"> </w:t>
         </w:r>
         <w:r>
-          <w:t xml:space="preserve">CJ, Strathern M, Bridger</w:t>
-        </w:r>
-      </w:ins>
-      <w:r>
-        <w:t xml:space="preserve"> </w:t>
-      </w:r>
-      <w:r>
-        <w:t xml:space="preserve">D.</w:t>
-      </w:r>
-      <w:del w:id="308" w:author="Samuel T Harrold">
-        <w:r>
-          <w:delText xml:space="preserve"> </w:delText>
-        </w:r>
-        <w:r>
-          <w:delText xml:space="preserve">Bridger.</w:delText>
-        </w:r>
-      </w:del>
-      <w:r>
-        <w:t xml:space="preserve"> </w:t>
-      </w:r>
-      <w:r>
-        <w:t xml:space="preserve">Workforce Agility: The</w:t>
-      </w:r>
-      <w:r>
-        <w:t xml:space="preserve"> </w:t>
-      </w:r>
-      <w:r>
-        <w:t xml:space="preserve">New Employee Strategy for the Knowledge Economy.</w:t>
-      </w:r>
-      <w:r>
-        <w:t xml:space="preserve"> </w:t>
-      </w:r>
-      <w:r>
-        <w:rPr>
-          <w:i/>
-          <w:iCs/>
-        </w:rPr>
-        <w:t xml:space="preserve">Journal of</w:t>
-      </w:r>
-      <w:r>
-        <w:rPr>
-          <w:i/>
-          <w:iCs/>
-        </w:rPr>
-        <w:t xml:space="preserve"> </w:t>
-      </w:r>
-      <w:r>
-        <w:rPr>
-          <w:i/>
-          <w:iCs/>
-        </w:rPr>
-        <w:t xml:space="preserve">Information Technology</w:t>
-      </w:r>
-      <w:r>
-        <w:t xml:space="preserve">. 2002;17(1):21-31.</w:t>
+          <w:t xml:space="preserve">D, Monaghan A, Arzoky M.</w:t>
+        </w:r>
+      </w:ins>
+      <w:r>
+        <w:t xml:space="preserve"> </w:t>
+      </w:r>
+      <w:r>
+        <w:t xml:space="preserve">MedT5SQL: a transformers-based large</w:t>
+      </w:r>
+      <w:r>
+        <w:t xml:space="preserve"> </w:t>
+      </w:r>
+      <w:r>
+        <w:t xml:space="preserve">language model for text-to-SQL conversion in the healthcare domain.</w:t>
+      </w:r>
+      <w:r>
+        <w:t xml:space="preserve"> </w:t>
+      </w:r>
+      <w:r>
+        <w:rPr>
+          <w:i/>
+          <w:iCs/>
+        </w:rPr>
+        <w:t xml:space="preserve">Frontiers in Big Data</w:t>
+      </w:r>
+      <w:r>
+        <w:t xml:space="preserve">. 2024;7.</w:t>
       </w:r>
       <w:r>
         <w:t xml:space="preserve"> </w:t>
@@ -14177,12 +14701,12 @@
       <w:r>
         <w:t xml:space="preserve">doi:</w:t>
       </w:r>
-      <w:hyperlink r:id="rId102">
+      <w:hyperlink r:id="rId109">
         <w:r>
           <w:rPr>
             <w:rStyle w:val="Hyperlink"/>
           </w:rPr>
-          <w:t xml:space="preserve">10.1080/02683960110132070</w:t>
+          <w:t xml:space="preserve">10.3389/fdata.2024.1371680</w:t>
         </w:r>
       </w:hyperlink>
     </w:p>
@@ -14190,628 +14714,70 @@
       <w:pPr>
         <w:pStyle w:val="BodyText"/>
       </w:pPr>
-      <w:del w:id="309" w:author="Samuel T Harrold">
-        <w:r>
-          <w:delText xml:space="preserve">52. G.</w:delText>
-        </w:r>
-      </w:del>
-      <w:ins w:id="216" w:author="Samuel T Harrold">
-        <w:r>
-          <w:t xml:space="preserve">51.</w:t>
-        </w:r>
-      </w:ins>
-      <w:r>
-        <w:t xml:space="preserve"> </w:t>
-      </w:r>
-      <w:r>
-        <w:t xml:space="preserve">Tessarini</w:t>
-      </w:r>
-      <w:r>
-        <w:t xml:space="preserve"> </w:t>
-      </w:r>
-      <w:del w:id="310" w:author="Samuel T Harrold">
-        <w:r>
-          <w:delText xml:space="preserve">Junior,</w:delText>
-        </w:r>
-      </w:del>
-      <w:ins w:id="217" w:author="Samuel T Harrold">
-        <w:r>
-          <w:t xml:space="preserve">Junior G, Saltorato</w:t>
-        </w:r>
-      </w:ins>
-      <w:r>
-        <w:t xml:space="preserve"> </w:t>
-      </w:r>
-      <w:r>
-        <w:t xml:space="preserve">P.</w:t>
-      </w:r>
-      <w:del w:id="311" w:author="Samuel T Harrold">
-        <w:r>
-          <w:delText xml:space="preserve"> </w:delText>
-        </w:r>
-        <w:r>
-          <w:delText xml:space="preserve">Saltorato.</w:delText>
-        </w:r>
-      </w:del>
-      <w:r>
-        <w:t xml:space="preserve"> </w:t>
-      </w:r>
-      <w:r>
-        <w:t xml:space="preserve">Workforce agility: a systematic literature review and a</w:t>
-      </w:r>
-      <w:r>
-        <w:t xml:space="preserve"> </w:t>
-      </w:r>
-      <w:r>
-        <w:t xml:space="preserve">research agenda proposal.</w:t>
-      </w:r>
-      <w:r>
-        <w:t xml:space="preserve"> </w:t>
-      </w:r>
-      <w:r>
-        <w:rPr>
-          <w:i/>
-          <w:iCs/>
-        </w:rPr>
-        <w:t xml:space="preserve">Innovar</w:t>
-      </w:r>
-      <w:r>
-        <w:t xml:space="preserve">. 2021;31(81):155-167.</w:t>
-      </w:r>
+      <w:del w:id="328" w:author="Samuel T Harrold">
+        <w:r>
+          <w:delText xml:space="preserve">59. Qi Chen, Jian Peng, Bin Song, Yun Zhou, Rongrong Ji.</w:delText>
+        </w:r>
+      </w:del>
+      <w:ins w:id="228" w:author="Samuel T Harrold">
+        <w:r>
+          <w:t xml:space="preserve">58. Chen</w:t>
+        </w:r>
+        <w:r>
+          <w:t xml:space="preserve"> </w:t>
+        </w:r>
+        <w:r>
+          <w:t xml:space="preserve">Q, Peng J, Song B, Zhou Y, Ji R.</w:t>
+        </w:r>
+      </w:ins>
+      <w:r>
+        <w:t xml:space="preserve"> </w:t>
+      </w:r>
+      <w:r>
+        <w:t xml:space="preserve">Graph-empowered Text-to-SQL</w:t>
+      </w:r>
+      <w:r>
+        <w:t xml:space="preserve"> </w:t>
+      </w:r>
+      <w:r>
+        <w:t xml:space="preserve">generation on Electronic Medical Records.</w:t>
+      </w:r>
+      <w:r>
+        <w:t xml:space="preserve"> </w:t>
+      </w:r>
+      <w:r>
+        <w:rPr>
+          <w:i/>
+          <w:iCs/>
+        </w:rPr>
+        <w:t xml:space="preserve">Pattern Recognition</w:t>
+      </w:r>
+      <w:r>
+        <w:t xml:space="preserve">.</w:t>
+      </w:r>
+      <w:r>
+        <w:t xml:space="preserve"> </w:t>
+      </w:r>
+      <w:r>
+        <w:t xml:space="preserve">2026;</w:t>
+      </w:r>
+      <w:del w:id="329" w:author="Samuel T Harrold">
+        <w:r>
+          <w:delText xml:space="preserve">164:111601.</w:delText>
+        </w:r>
+      </w:del>
+      <w:ins w:id="229" w:author="Samuel T Harrold">
+        <w:r>
+          <w:t xml:space="preserve">169:111800.</w:t>
+        </w:r>
+      </w:ins>
       <w:r>
         <w:t xml:space="preserve"> </w:t>
       </w:r>
       <w:r>
         <w:t xml:space="preserve">doi:</w:t>
       </w:r>
-      <w:hyperlink r:id="rId103">
-        <w:r>
-          <w:rPr>
-            <w:rStyle w:val="Hyperlink"/>
-          </w:rPr>
-          <w:t xml:space="preserve">10.15446/innovar.v31n81.95582</w:t>
-        </w:r>
-      </w:hyperlink>
-    </w:p>
-    <w:p>
-      <w:pPr>
-        <w:pStyle w:val="BodyText"/>
-      </w:pPr>
-      <w:del w:id="312" w:author="Samuel T Harrold">
-        <w:r>
-          <w:delText xml:space="preserve">53. Heidi Wynendaele, Els Clays, Evelien Peeters, others.</w:delText>
-        </w:r>
-      </w:del>
-      <w:ins w:id="218" w:author="Samuel T Harrold">
-        <w:r>
-          <w:t xml:space="preserve">52.</w:t>
-        </w:r>
-        <w:r>
-          <w:t xml:space="preserve"> </w:t>
-        </w:r>
-        <w:r>
-          <w:t xml:space="preserve">Wynendaele H, Clays E, Peeters E, DeJonghe Y, Van Hecke A, Trybou J.</w:t>
-        </w:r>
-      </w:ins>
-      <w:r>
-        <w:t xml:space="preserve"> </w:t>
-      </w:r>
-      <w:r>
-        <w:t xml:space="preserve">Understanding turnover in healthcare and welfare sectors of high-income</w:t>
-      </w:r>
-      <w:r>
-        <w:t xml:space="preserve"> </w:t>
-      </w:r>
-      <w:r>
-        <w:t xml:space="preserve">countries: an umbrella review.</w:t>
-      </w:r>
-      <w:r>
-        <w:t xml:space="preserve"> </w:t>
-      </w:r>
-      <w:r>
-        <w:rPr>
-          <w:i/>
-          <w:iCs/>
-        </w:rPr>
-        <w:t xml:space="preserve">BMC Health Services Research</w:t>
-      </w:r>
-      <w:r>
-        <w:t xml:space="preserve">.</w:t>
-      </w:r>
-      <w:r>
-        <w:t xml:space="preserve"> </w:t>
-      </w:r>
-      <w:r>
-        <w:t xml:space="preserve">2025;25(1).</w:t>
-      </w:r>
-      <w:r>
-        <w:t xml:space="preserve"> </w:t>
-      </w:r>
-      <w:r>
-        <w:t xml:space="preserve">doi:</w:t>
-      </w:r>
-      <w:hyperlink r:id="rId104">
-        <w:r>
-          <w:rPr>
-            <w:rStyle w:val="Hyperlink"/>
-          </w:rPr>
-          <w:t xml:space="preserve">10.1186/s12913-025-12966-5</w:t>
-        </w:r>
-      </w:hyperlink>
-    </w:p>
-    <w:p>
-      <w:pPr>
-        <w:pStyle w:val="BodyText"/>
-      </w:pPr>
-      <w:del w:id="313" w:author="Samuel T Harrold">
-        <w:r>
-          <w:delText xml:space="preserve">54.</w:delText>
-        </w:r>
-      </w:del>
-      <w:ins w:id="219" w:author="Samuel T Harrold">
-        <w:r>
-          <w:t xml:space="preserve">53. Hackney</w:t>
-        </w:r>
-      </w:ins>
-      <w:r>
-        <w:t xml:space="preserve"> </w:t>
-      </w:r>
-      <w:r>
-        <w:t xml:space="preserve">A.</w:t>
-      </w:r>
-      <w:del w:id="314" w:author="Samuel T Harrold">
-        <w:r>
-          <w:delText xml:space="preserve"> </w:delText>
-        </w:r>
-        <w:r>
-          <w:delText xml:space="preserve">Hackney.</w:delText>
-        </w:r>
-      </w:del>
-      <w:r>
-        <w:t xml:space="preserve"> </w:t>
-      </w:r>
-      <w:r>
-        <w:rPr>
-          <w:i/>
-          <w:iCs/>
-        </w:rPr>
-        <w:t xml:space="preserve">Onboarding New Hires in the</w:t>
-      </w:r>
-      <w:r>
-        <w:rPr>
-          <w:i/>
-          <w:iCs/>
-        </w:rPr>
-        <w:t xml:space="preserve"> </w:t>
-      </w:r>
-      <w:r>
-        <w:rPr>
-          <w:i/>
-          <w:iCs/>
-        </w:rPr>
-        <w:t xml:space="preserve">Clinical Informatics and Practice Support (CIPS) Department With the</w:t>
-      </w:r>
-      <w:r>
-        <w:rPr>
-          <w:i/>
-          <w:iCs/>
-        </w:rPr>
-        <w:t xml:space="preserve"> </w:t>
-      </w:r>
-      <w:r>
-        <w:rPr>
-          <w:i/>
-          <w:iCs/>
-        </w:rPr>
-        <w:t xml:space="preserve">Tiered Skills Acquisition Model (TSAM): A Program Evaluation</w:t>
-      </w:r>
-      <w:r>
-        <w:t xml:space="preserve">. PhD</w:t>
-      </w:r>
-      <w:r>
-        <w:t xml:space="preserve"> </w:t>
-      </w:r>
-      <w:r>
-        <w:t xml:space="preserve">thesis. ProQuest Dissertations; 2024.</w:t>
-      </w:r>
-      <w:r>
-        <w:t xml:space="preserve"> </w:t>
-      </w:r>
-      <w:hyperlink r:id="rId105">
-        <w:r>
-          <w:rPr>
-            <w:rStyle w:val="Hyperlink"/>
-          </w:rPr>
-          <w:t xml:space="preserve">https://search.proquest.com/openview/9a3a9ef301c01ff0129d07f685b8643f/1</w:t>
-        </w:r>
-      </w:hyperlink>
-    </w:p>
-    <w:p>
-      <w:pPr>
-        <w:pStyle w:val="BodyText"/>
-      </w:pPr>
-      <w:del w:id="315" w:author="Samuel T Harrold">
-        <w:r>
-          <w:delText xml:space="preserve">55. P. Alpar,</w:delText>
-        </w:r>
-      </w:del>
-      <w:ins w:id="220" w:author="Samuel T Harrold">
-        <w:r>
-          <w:t xml:space="preserve">54. Alpar P, Schulz</w:t>
-        </w:r>
-      </w:ins>
-      <w:r>
-        <w:t xml:space="preserve"> </w:t>
-      </w:r>
-      <w:r>
-        <w:t xml:space="preserve">M.</w:t>
-      </w:r>
-      <w:del w:id="316" w:author="Samuel T Harrold">
-        <w:r>
-          <w:delText xml:space="preserve"> </w:delText>
-        </w:r>
-        <w:r>
-          <w:delText xml:space="preserve">Schulz.</w:delText>
-        </w:r>
-      </w:del>
-      <w:r>
-        <w:t xml:space="preserve"> </w:t>
-      </w:r>
-      <w:r>
-        <w:t xml:space="preserve">Self-Service</w:t>
-      </w:r>
-      <w:r>
-        <w:t xml:space="preserve"> </w:t>
-      </w:r>
-      <w:r>
-        <w:t xml:space="preserve">Business Intelligence.</w:t>
-      </w:r>
-      <w:r>
-        <w:t xml:space="preserve"> </w:t>
-      </w:r>
-      <w:r>
-        <w:rPr>
-          <w:i/>
-          <w:iCs/>
-        </w:rPr>
-        <w:t xml:space="preserve">Business and Information Systems Engineering</w:t>
-      </w:r>
-      <w:r>
-        <w:t xml:space="preserve">.</w:t>
-      </w:r>
-      <w:r>
-        <w:t xml:space="preserve"> </w:t>
-      </w:r>
-      <w:r>
-        <w:t xml:space="preserve">2016;58(2):151-155.</w:t>
-      </w:r>
-      <w:r>
-        <w:t xml:space="preserve"> </w:t>
-      </w:r>
-      <w:r>
-        <w:t xml:space="preserve">doi:</w:t>
-      </w:r>
-      <w:hyperlink r:id="rId106">
-        <w:r>
-          <w:rPr>
-            <w:rStyle w:val="Hyperlink"/>
-          </w:rPr>
-          <w:t xml:space="preserve">10.1007/s12599-016-0424-6</w:t>
-        </w:r>
-      </w:hyperlink>
-    </w:p>
-    <w:p>
-      <w:pPr>
-        <w:pStyle w:val="BodyText"/>
-      </w:pPr>
-      <w:del w:id="317" w:author="Samuel T Harrold">
-        <w:r>
-          <w:delText xml:space="preserve">56. I.</w:delText>
-        </w:r>
-      </w:del>
-      <w:ins w:id="221" w:author="Samuel T Harrold">
-        <w:r>
-          <w:t xml:space="preserve">55.</w:t>
-        </w:r>
-      </w:ins>
-      <w:r>
-        <w:t xml:space="preserve"> </w:t>
-      </w:r>
-      <w:r>
-        <w:t xml:space="preserve">Bani-</w:t>
-      </w:r>
-      <w:del w:id="318" w:author="Samuel T Harrold">
-        <w:r>
-          <w:delText xml:space="preserve">Hani, O. Tona,</w:delText>
-        </w:r>
-      </w:del>
-      <w:ins w:id="222" w:author="Samuel T Harrold">
-        <w:r>
-          <w:t xml:space="preserve">Hani I, Tona O, Carlsson</w:t>
-        </w:r>
-      </w:ins>
-      <w:r>
-        <w:t xml:space="preserve"> </w:t>
-      </w:r>
-      <w:r>
-        <w:t xml:space="preserve">S.</w:t>
-      </w:r>
-      <w:del w:id="319" w:author="Samuel T Harrold">
-        <w:r>
-          <w:delText xml:space="preserve"> </w:delText>
-        </w:r>
-        <w:r>
-          <w:delText xml:space="preserve">Carlsson.</w:delText>
-        </w:r>
-      </w:del>
-      <w:r>
-        <w:t xml:space="preserve"> </w:t>
-      </w:r>
-      <w:r>
-        <w:t xml:space="preserve">Patterns of Resource Integration in the Self-service</w:t>
-      </w:r>
-      <w:r>
-        <w:t xml:space="preserve"> </w:t>
-      </w:r>
-      <w:r>
-        <w:t xml:space="preserve">Approach to Business Analytics. In:</w:t>
-      </w:r>
-      <w:r>
-        <w:t xml:space="preserve"> </w:t>
-      </w:r>
-      <w:r>
-        <w:rPr>
-          <w:i/>
-          <w:iCs/>
-        </w:rPr>
-        <w:t xml:space="preserve">Proceedings of the 53rd Hawaii</w:t>
-      </w:r>
-      <w:r>
-        <w:rPr>
-          <w:i/>
-          <w:iCs/>
-        </w:rPr>
-        <w:t xml:space="preserve"> </w:t>
-      </w:r>
-      <w:r>
-        <w:rPr>
-          <w:i/>
-          <w:iCs/>
-        </w:rPr>
-        <w:t xml:space="preserve">International Conference on System Sciences (HICSS)</w:t>
-      </w:r>
-      <w:r>
-        <w:t xml:space="preserve">. 2020.</w:t>
-      </w:r>
-      <w:r>
-        <w:t xml:space="preserve"> </w:t>
-      </w:r>
-      <w:r>
-        <w:t xml:space="preserve">doi:</w:t>
-      </w:r>
-      <w:hyperlink r:id="rId107">
-        <w:r>
-          <w:rPr>
-            <w:rStyle w:val="Hyperlink"/>
-          </w:rPr>
-          <w:t xml:space="preserve">10.24251/HICSS.2020.659</w:t>
-        </w:r>
-      </w:hyperlink>
-    </w:p>
-    <w:p>
-      <w:pPr>
-        <w:pStyle w:val="BodyText"/>
-      </w:pPr>
-      <w:del w:id="320" w:author="Samuel T Harrold">
-        <w:r>
-          <w:delText xml:space="preserve">57. Luka Blaskovic, Nikola Tankovic, Ivan Lorencin, others.</w:delText>
-        </w:r>
-      </w:del>
-      <w:ins w:id="223" w:author="Samuel T Harrold">
-        <w:r>
-          <w:t xml:space="preserve">56.</w:t>
-        </w:r>
-        <w:r>
-          <w:t xml:space="preserve"> </w:t>
-        </w:r>
-        <w:r>
-          <w:t xml:space="preserve">Blašković L, Tanković N, Lorencin I, Baressi Šegota S.</w:t>
-        </w:r>
-      </w:ins>
-      <w:r>
-        <w:t xml:space="preserve"> </w:t>
-      </w:r>
-      <w:r>
-        <w:t xml:space="preserve">Robust</w:t>
-      </w:r>
-      <w:r>
-        <w:t xml:space="preserve"> </w:t>
-      </w:r>
-      <w:r>
-        <w:t xml:space="preserve">Clinical Querying with Local LLMs: Lexical Challenges in NL2SQL and</w:t>
-      </w:r>
-      <w:r>
-        <w:t xml:space="preserve"> </w:t>
-      </w:r>
-      <w:r>
-        <w:t xml:space="preserve">Retrieval-Augmented QA on EHRs.</w:t>
-      </w:r>
-      <w:r>
-        <w:t xml:space="preserve"> </w:t>
-      </w:r>
-      <w:r>
-        <w:rPr>
-          <w:i/>
-          <w:iCs/>
-        </w:rPr>
-        <w:t xml:space="preserve">Big Data and Cognitive Computing</w:t>
-      </w:r>
-      <w:r>
-        <w:t xml:space="preserve">.</w:t>
-      </w:r>
-      <w:r>
-        <w:t xml:space="preserve"> </w:t>
-      </w:r>
-      <w:r>
-        <w:t xml:space="preserve">2025;9(10):256.</w:t>
-      </w:r>
-      <w:r>
-        <w:t xml:space="preserve"> </w:t>
-      </w:r>
-      <w:r>
-        <w:t xml:space="preserve">doi:</w:t>
-      </w:r>
-      <w:hyperlink r:id="rId108">
-        <w:r>
-          <w:rPr>
-            <w:rStyle w:val="Hyperlink"/>
-          </w:rPr>
-          <w:t xml:space="preserve">10.3390/bdcc9100256</w:t>
-        </w:r>
-      </w:hyperlink>
-    </w:p>
-    <w:p>
-      <w:pPr>
-        <w:pStyle w:val="BodyText"/>
-      </w:pPr>
-      <w:del w:id="321" w:author="Samuel T Harrold">
-        <w:r>
-          <w:delText xml:space="preserve">58. Almutairi</w:delText>
-        </w:r>
-      </w:del>
-      <w:ins w:id="224" w:author="Samuel T Harrold">
-        <w:r>
-          <w:t xml:space="preserve">57.</w:t>
-        </w:r>
-      </w:ins>
-      <w:r>
-        <w:t xml:space="preserve"> </w:t>
-      </w:r>
-      <w:r>
-        <w:t xml:space="preserve">Marshan</w:t>
-      </w:r>
-      <w:ins w:id="225" w:author="Samuel T Harrold">
-        <w:r>
-          <w:t xml:space="preserve"> </w:t>
-        </w:r>
-        <w:r>
-          <w:t xml:space="preserve">A</w:t>
-        </w:r>
-      </w:ins>
-      <w:r>
-        <w:t xml:space="preserve"> </w:t>
-      </w:r>
-      <w:r>
-        <w:t xml:space="preserve">A. MedT5SQL: a</w:t>
-      </w:r>
-      <w:r>
-        <w:t xml:space="preserve"> </w:t>
-      </w:r>
-      <w:r>
-        <w:t xml:space="preserve">transformers-based large language model for text-to-SQL conversion in</w:t>
-      </w:r>
-      <w:r>
-        <w:t xml:space="preserve"> </w:t>
-      </w:r>
-      <w:r>
-        <w:t xml:space="preserve">the healthcare domain.</w:t>
-      </w:r>
-      <w:r>
-        <w:t xml:space="preserve"> </w:t>
-      </w:r>
-      <w:r>
-        <w:rPr>
-          <w:i/>
-          <w:iCs/>
-        </w:rPr>
-        <w:t xml:space="preserve">Frontiers in Big Data</w:t>
-      </w:r>
-      <w:r>
-        <w:t xml:space="preserve">. 2024;7.</w:t>
-      </w:r>
-      <w:r>
-        <w:t xml:space="preserve"> </w:t>
-      </w:r>
-      <w:r>
-        <w:t xml:space="preserve">doi:</w:t>
-      </w:r>
-      <w:hyperlink r:id="rId109">
-        <w:r>
-          <w:rPr>
-            <w:rStyle w:val="Hyperlink"/>
-          </w:rPr>
-          <w:t xml:space="preserve">10.3389/fdata.2024.1371680</w:t>
-        </w:r>
-      </w:hyperlink>
-    </w:p>
-    <w:p>
-      <w:pPr>
-        <w:pStyle w:val="BodyText"/>
-      </w:pPr>
-      <w:del w:id="322" w:author="Samuel T Harrold">
-        <w:r>
-          <w:delText xml:space="preserve">59. Qi Chen, Jian Peng, Bin Song, Yun Zhou, Rongrong Ji.</w:delText>
-        </w:r>
-      </w:del>
-      <w:ins w:id="226" w:author="Samuel T Harrold">
-        <w:r>
-          <w:t xml:space="preserve">58. Chen</w:t>
-        </w:r>
-        <w:r>
-          <w:t xml:space="preserve"> </w:t>
-        </w:r>
-        <w:r>
-          <w:t xml:space="preserve">Q, Peng J, Song B, Zhou Y, Ji R.</w:t>
-        </w:r>
-      </w:ins>
-      <w:r>
-        <w:t xml:space="preserve"> </w:t>
-      </w:r>
-      <w:r>
-        <w:t xml:space="preserve">Graph-empowered Text-to-SQL</w:t>
-      </w:r>
-      <w:r>
-        <w:t xml:space="preserve"> </w:t>
-      </w:r>
-      <w:r>
-        <w:t xml:space="preserve">generation on Electronic Medical Records.</w:t>
-      </w:r>
-      <w:r>
-        <w:t xml:space="preserve"> </w:t>
-      </w:r>
-      <w:r>
-        <w:rPr>
-          <w:i/>
-          <w:iCs/>
-        </w:rPr>
-        <w:t xml:space="preserve">Pattern Recognition</w:t>
-      </w:r>
-      <w:r>
-        <w:t xml:space="preserve">.</w:t>
-      </w:r>
-      <w:r>
-        <w:t xml:space="preserve"> </w:t>
-      </w:r>
-      <w:r>
-        <w:t xml:space="preserve">2026;</w:t>
-      </w:r>
-      <w:del w:id="323" w:author="Samuel T Harrold">
-        <w:r>
-          <w:delText xml:space="preserve">164:111601.</w:delText>
-        </w:r>
-      </w:del>
-      <w:ins w:id="227" w:author="Samuel T Harrold">
-        <w:r>
-          <w:t xml:space="preserve">169:111800.</w:t>
-        </w:r>
-      </w:ins>
-      <w:r>
-        <w:t xml:space="preserve"> </w:t>
-      </w:r>
-      <w:r>
-        <w:t xml:space="preserve">doi:</w:t>
-      </w:r>
-      <w:del w:id="324" w:author="Samuel T Harrold">
+      <w:del w:id="330" w:author="Samuel T Harrold">
         <w:hyperlink r:id="rId110">
           <w:r>
             <w:rPr>
@@ -14821,7 +14787,7 @@
           </w:r>
         </w:hyperlink>
       </w:del>
-      <w:ins w:id="228" w:author="Samuel T Harrold">
+      <w:ins w:id="230" w:author="Samuel T Harrold">
         <w:hyperlink r:id="rId111">
           <w:r>
             <w:rPr>
@@ -14836,12 +14802,12 @@
       <w:pPr>
         <w:pStyle w:val="BodyText"/>
       </w:pPr>
-      <w:del w:id="325" w:author="Samuel T Harrold">
+      <w:del w:id="331" w:author="Samuel T Harrold">
         <w:r>
           <w:delText xml:space="preserve">60. R. Tarbell, K. K. R. Choo, G. Dietrich, others.</w:delText>
         </w:r>
       </w:del>
-      <w:ins w:id="229" w:author="Samuel T Harrold">
+      <w:ins w:id="231" w:author="Samuel T Harrold">
         <w:r>
           <w:t xml:space="preserve">59. Tarbell R,</w:t>
         </w:r>
@@ -14907,7 +14873,7 @@
       <w:pPr>
         <w:pStyle w:val="BodyText"/>
       </w:pPr>
-      <w:del w:id="326" w:author="Samuel T Harrold">
+      <w:del w:id="332" w:author="Samuel T Harrold">
         <w:r>
           <w:delText xml:space="preserve">61. Chi Yuan, Patrick B. Ryan, Casey Ta, Yixuan Guo, Ziran Li,</w:delText>
         </w:r>
@@ -14918,7 +14884,7 @@
           <w:delText xml:space="preserve">others.</w:delText>
         </w:r>
       </w:del>
-      <w:ins w:id="230" w:author="Samuel T Harrold">
+      <w:ins w:id="232" w:author="Samuel T Harrold">
         <w:r>
           <w:t xml:space="preserve">60. Yuan C, Ryan PB, Ta C, et al.</w:t>
         </w:r>
@@ -14973,7 +14939,7 @@
       <w:pPr>
         <w:pStyle w:val="BodyText"/>
       </w:pPr>
-      <w:del w:id="327" w:author="Samuel T Harrold">
+      <w:del w:id="333" w:author="Samuel T Harrold">
         <w:r>
           <w:delText xml:space="preserve">62. E. P. Nittala. Leveraging Large Language Models for Natural</w:delText>
         </w:r>
@@ -15033,12 +14999,12 @@
       <w:pPr>
         <w:pStyle w:val="BodyText"/>
       </w:pPr>
-      <w:del w:id="328" w:author="Samuel T Harrold">
+      <w:del w:id="334" w:author="Samuel T Harrold">
         <w:r>
           <w:delText xml:space="preserve">63.</w:delText>
         </w:r>
       </w:del>
-      <w:ins w:id="231" w:author="Samuel T Harrold">
+      <w:ins w:id="233" w:author="Samuel T Harrold">
         <w:r>
           <w:t xml:space="preserve">61.</w:t>
         </w:r>
@@ -15071,12 +15037,12 @@
       <w:pPr>
         <w:pStyle w:val="BodyText"/>
       </w:pPr>
-      <w:del w:id="329" w:author="Samuel T Harrold">
+      <w:del w:id="335" w:author="Samuel T Harrold">
         <w:r>
           <w:delText xml:space="preserve">64.</w:delText>
         </w:r>
       </w:del>
-      <w:ins w:id="232" w:author="Samuel T Harrold">
+      <w:ins w:id="234" w:author="Samuel T Harrold">
         <w:r>
           <w:t xml:space="preserve">62. Hendrix GG,</w:t>
         </w:r>
@@ -15090,12 +15056,12 @@
       <w:r>
         <w:t xml:space="preserve"> </w:t>
       </w:r>
-      <w:del w:id="330" w:author="Samuel T Harrold">
+      <w:del w:id="336" w:author="Samuel T Harrold">
         <w:r>
           <w:delText xml:space="preserve">Hendrix G. G.</w:delText>
         </w:r>
       </w:del>
-      <w:ins w:id="233" w:author="Samuel T Harrold">
+      <w:ins w:id="235" w:author="Samuel T Harrold">
         <w:r>
           <w:t xml:space="preserve">ED, Sagalowicz</w:t>
         </w:r>
@@ -15150,46 +15116,40 @@
       <w:pPr>
         <w:pStyle w:val="BodyText"/>
       </w:pPr>
-      <w:del w:id="331" w:author="Samuel T Harrold">
-        <w:r>
-          <w:delText xml:space="preserve">65.</w:delText>
-        </w:r>
-      </w:del>
-      <w:ins w:id="234" w:author="Samuel T Harrold">
-        <w:r>
-          <w:t xml:space="preserve">63. Ogunwole</w:t>
-        </w:r>
-      </w:ins>
-      <w:r>
-        <w:t xml:space="preserve"> </w:t>
-      </w:r>
-      <w:r>
-        <w:t xml:space="preserve">&amp;</w:t>
-      </w:r>
-      <w:del w:id="332" w:author="Samuel T Harrold">
-        <w:r>
-          <w:delText xml:space="preserve"> </w:delText>
-        </w:r>
-        <w:r>
-          <w:delText xml:space="preserve">Onukwulu Ogunwole</w:delText>
-        </w:r>
-      </w:del>
-      <w:ins w:id="235" w:author="Samuel T Harrold">
-        <w:r>
-          <w:t xml:space="preserve">O</w:t>
-        </w:r>
-      </w:ins>
-      <w:r>
-        <w:t xml:space="preserve"> </w:t>
-      </w:r>
-      <w:r>
-        <w:t xml:space="preserve">O. Modernizing</w:t>
-      </w:r>
-      <w:r>
-        <w:t xml:space="preserve"> </w:t>
-      </w:r>
-      <w:r>
-        <w:t xml:space="preserve">legacy systems: A scalable approach to next-generation data</w:t>
+      <w:del w:id="337" w:author="Samuel T Harrold">
+        <w:r>
+          <w:delText xml:space="preserve">65. &amp;</w:delText>
+        </w:r>
+      </w:del>
+      <w:ins w:id="236" w:author="Samuel T Harrold">
+        <w:r>
+          <w:t xml:space="preserve">63. Ogunwole O,</w:t>
+        </w:r>
+      </w:ins>
+      <w:r>
+        <w:t xml:space="preserve"> </w:t>
+      </w:r>
+      <w:r>
+        <w:t xml:space="preserve">Onukwulu</w:t>
+      </w:r>
+      <w:r>
+        <w:t xml:space="preserve"> </w:t>
+      </w:r>
+      <w:del w:id="338" w:author="Samuel T Harrold">
+        <w:r>
+          <w:delText xml:space="preserve">Ogunwole O.</w:delText>
+        </w:r>
+      </w:del>
+      <w:ins w:id="237" w:author="Samuel T Harrold">
+        <w:r>
+          <w:t xml:space="preserve">EC.</w:t>
+        </w:r>
+      </w:ins>
+      <w:r>
+        <w:t xml:space="preserve"> </w:t>
+      </w:r>
+      <w:r>
+        <w:t xml:space="preserve">Modernizing legacy systems: A scalable approach to next-generation data</w:t>
       </w:r>
       <w:r>
         <w:t xml:space="preserve"> </w:t>
@@ -15240,12 +15200,12 @@
       <w:pPr>
         <w:pStyle w:val="BodyText"/>
       </w:pPr>
-      <w:del w:id="333" w:author="Samuel T Harrold">
+      <w:del w:id="339" w:author="Samuel T Harrold">
         <w:r>
           <w:delText xml:space="preserve">66. A Arora.</w:delText>
         </w:r>
       </w:del>
-      <w:ins w:id="236" w:author="Samuel T Harrold">
+      <w:ins w:id="238" w:author="Samuel T Harrold">
         <w:r>
           <w:t xml:space="preserve">64. Arora A.</w:t>
         </w:r>
@@ -15284,7 +15244,7 @@
       <w:r>
         <w:t xml:space="preserve"> </w:t>
       </w:r>
-      <w:del w:id="334" w:author="Samuel T Harrold">
+      <w:del w:id="340" w:author="Samuel T Harrold">
         <w:hyperlink r:id="rId118">
           <w:r>
             <w:rPr>
@@ -15294,7 +15254,7 @@
           </w:r>
         </w:hyperlink>
       </w:del>
-      <w:ins w:id="237" w:author="Samuel T Harrold">
+      <w:ins w:id="239" w:author="Samuel T Harrold">
         <w:r>
           <w:t xml:space="preserve">doi:</w:t>
         </w:r>
@@ -15312,7 +15272,7 @@
       <w:pPr>
         <w:pStyle w:val="BodyText"/>
       </w:pPr>
-      <w:del w:id="335" w:author="Samuel T Harrold">
+      <w:del w:id="341" w:author="Samuel T Harrold">
         <w:r>
           <w:delText xml:space="preserve">67. Agnieszka Ignatowicz, Carolyn Tarrant, Russell Mannion,</w:delText>
         </w:r>
@@ -15323,7 +15283,7 @@
           <w:delText xml:space="preserve">Dalia</w:delText>
         </w:r>
       </w:del>
-      <w:ins w:id="238" w:author="Samuel T Harrold">
+      <w:ins w:id="240" w:author="Samuel T Harrold">
         <w:r>
           <w:t xml:space="preserve">65. Ignatowicz A, Tarrant C, Mannion R,</w:t>
         </w:r>
@@ -15334,7 +15294,7 @@
       <w:r>
         <w:t xml:space="preserve">El-</w:t>
       </w:r>
-      <w:del w:id="336" w:author="Samuel T Harrold">
+      <w:del w:id="342" w:author="Samuel T Harrold">
         <w:r>
           <w:delText xml:space="preserve">Sawy,</w:delText>
         </w:r>
@@ -15345,7 +15305,7 @@
           <w:delText xml:space="preserve">others.</w:delText>
         </w:r>
       </w:del>
-      <w:ins w:id="239" w:author="Samuel T Harrold">
+      <w:ins w:id="241" w:author="Samuel T Harrold">
         <w:r>
           <w:t xml:space="preserve">Sawy D, et al.</w:t>
         </w:r>
@@ -15395,12 +15355,12 @@
       <w:r>
         <w:t xml:space="preserve">. 2023;23:</w:t>
       </w:r>
-      <w:del w:id="337" w:author="Samuel T Harrold">
+      <w:del w:id="343" w:author="Samuel T Harrold">
         <w:r>
           <w:delText xml:space="preserve">242.</w:delText>
         </w:r>
       </w:del>
-      <w:ins w:id="240" w:author="Samuel T Harrold">
+      <w:ins w:id="242" w:author="Samuel T Harrold">
         <w:r>
           <w:t xml:space="preserve">376.</w:t>
         </w:r>
@@ -15424,7 +15384,7 @@
       <w:pPr>
         <w:pStyle w:val="BodyText"/>
       </w:pPr>
-      <w:del w:id="338" w:author="Samuel T Harrold">
+      <w:del w:id="344" w:author="Samuel T Harrold">
         <w:r>
           <w:delText xml:space="preserve">68. Hope C. Ratliff, Kirsten A. Lee, Mara Buchbinder, Lesly A.</w:delText>
         </w:r>
@@ -15435,7 +15395,7 @@
           <w:delText xml:space="preserve">Kelly, others.</w:delText>
         </w:r>
       </w:del>
-      <w:ins w:id="241" w:author="Samuel T Harrold">
+      <w:ins w:id="243" w:author="Samuel T Harrold">
         <w:r>
           <w:t xml:space="preserve">66. Ratliff HC, Lee KA, Buchbinder M, Kelly LA,</w:t>
         </w:r>
@@ -15471,7 +15431,7 @@
       <w:r>
         <w:t xml:space="preserve">. 2025;70(3)</w:t>
       </w:r>
-      <w:del w:id="339" w:author="Samuel T Harrold">
+      <w:del w:id="345" w:author="Samuel T Harrold">
         <w:r>
           <w:delText xml:space="preserve">.</w:delText>
         </w:r>
@@ -15487,7 +15447,7 @@
           </w:r>
         </w:hyperlink>
       </w:del>
-      <w:ins w:id="242" w:author="Samuel T Harrold">
+      <w:ins w:id="244" w:author="Samuel T Harrold">
         <w:r>
           <w:t xml:space="preserve">:165-188.</w:t>
         </w:r>
@@ -15511,12 +15471,12 @@
       <w:pPr>
         <w:pStyle w:val="BodyText"/>
       </w:pPr>
-      <w:del w:id="340" w:author="Samuel T Harrold">
+      <w:del w:id="346" w:author="Samuel T Harrold">
         <w:r>
           <w:delText xml:space="preserve">69.</w:delText>
         </w:r>
       </w:del>
-      <w:ins w:id="243" w:author="Samuel T Harrold">
+      <w:ins w:id="245" w:author="Samuel T Harrold">
         <w:r>
           <w:t xml:space="preserve">67. Valiaiev</w:t>
         </w:r>
@@ -15527,7 +15487,7 @@
       <w:r>
         <w:t xml:space="preserve">D.</w:t>
       </w:r>
-      <w:del w:id="341" w:author="Samuel T Harrold">
+      <w:del w:id="347" w:author="Samuel T Harrold">
         <w:r>
           <w:delText xml:space="preserve"> </w:delText>
         </w:r>
@@ -15584,7 +15544,7 @@
       <w:pPr>
         <w:pStyle w:val="BodyText"/>
       </w:pPr>
-      <w:del w:id="342" w:author="Samuel T Harrold">
+      <w:del w:id="348" w:author="Samuel T Harrold">
         <w:r>
           <w:delText xml:space="preserve">70.</w:delText>
         </w:r>
@@ -15594,7 +15554,7 @@
       <w:pPr>
         <w:pStyle w:val="BodyText"/>
       </w:pPr>
-      <w:ins w:id="244" w:author="Samuel T Harrold">
+      <w:ins w:id="246" w:author="Samuel T Harrold">
         <w:r>
           <w:t xml:space="preserve">68. Mannapur SB. Understanding data drift and concept drift in</w:t>
         </w:r>
@@ -15657,7 +15617,7 @@
       <w:pPr>
         <w:pStyle w:val="BodyText"/>
       </w:pPr>
-      <w:ins w:id="245" w:author="Samuel T Harrold">
+      <w:ins w:id="247" w:author="Samuel T Harrold">
         <w:r>
           <w:t xml:space="preserve">69. Betha</w:t>
         </w:r>
@@ -15668,7 +15628,7 @@
       <w:r>
         <w:t xml:space="preserve">R.</w:t>
       </w:r>
-      <w:del w:id="343" w:author="Samuel T Harrold">
+      <w:del w:id="349" w:author="Samuel T Harrold">
         <w:r>
           <w:delText xml:space="preserve"> </w:delText>
         </w:r>
@@ -15737,12 +15697,12 @@
       <w:pPr>
         <w:pStyle w:val="BodyText"/>
       </w:pPr>
-      <w:del w:id="344" w:author="Samuel T Harrold">
+      <w:del w:id="350" w:author="Samuel T Harrold">
         <w:r>
           <w:delText xml:space="preserve">71. Saikiran Kottam, Sridhar Annem, Yingcheng Sun.</w:delText>
         </w:r>
       </w:del>
-      <w:ins w:id="246" w:author="Samuel T Harrold">
+      <w:ins w:id="248" w:author="Samuel T Harrold">
         <w:r>
           <w:t xml:space="preserve">70. Kottam S,</w:t>
         </w:r>
@@ -15782,7 +15742,7 @@
         </w:rPr>
         <w:t xml:space="preserve"> </w:t>
       </w:r>
-      <w:del w:id="345" w:author="Samuel T Harrold">
+      <w:del w:id="351" w:author="Samuel T Harrold">
         <w:r>
           <w:rPr>
             <w:i/>
@@ -15791,7 +15751,7 @@
           <w:delText xml:space="preserve">IEEE/ACM 47th</w:delText>
         </w:r>
       </w:del>
-      <w:ins w:id="247" w:author="Samuel T Harrold">
+      <w:ins w:id="249" w:author="Samuel T Harrold">
         <w:r>
           <w:rPr>
             <w:i/>
@@ -15821,7 +15781,7 @@
         </w:rPr>
         <w:t xml:space="preserve"> </w:t>
       </w:r>
-      <w:del w:id="346" w:author="Samuel T Harrold">
+      <w:del w:id="352" w:author="Samuel T Harrold">
         <w:r>
           <w:rPr>
             <w:i/>
@@ -15844,7 +15804,7 @@
           <w:delText xml:space="preserve">Engineering: Software Engineering in Practice (ICSE-SEIP)</w:delText>
         </w:r>
       </w:del>
-      <w:ins w:id="248" w:author="Samuel T Harrold">
+      <w:ins w:id="250" w:author="Samuel T Harrold">
         <w:r>
           <w:rPr>
             <w:i/>
@@ -15873,12 +15833,12 @@
       <w:r>
         <w:t xml:space="preserve"> </w:t>
       </w:r>
-      <w:del w:id="347" w:author="Samuel T Harrold">
+      <w:del w:id="353" w:author="Samuel T Harrold">
         <w:r>
           <w:delText xml:space="preserve">2025.</w:delText>
         </w:r>
       </w:del>
-      <w:ins w:id="249" w:author="Samuel T Harrold">
+      <w:ins w:id="251" w:author="Samuel T Harrold">
         <w:r>
           <w:t xml:space="preserve">2025:3265-3274.</w:t>
         </w:r>
@@ -15889,7 +15849,7 @@
       <w:r>
         <w:t xml:space="preserve">doi:</w:t>
       </w:r>
-      <w:del w:id="348" w:author="Samuel T Harrold">
+      <w:del w:id="354" w:author="Samuel T Harrold">
         <w:hyperlink r:id="rId126">
           <w:r>
             <w:rPr>
@@ -15899,7 +15859,7 @@
           </w:r>
         </w:hyperlink>
       </w:del>
-      <w:ins w:id="250" w:author="Samuel T Harrold">
+      <w:ins w:id="252" w:author="Samuel T Harrold">
         <w:hyperlink r:id="rId127">
           <w:r>
             <w:rPr>
@@ -15914,12 +15874,12 @@
       <w:pPr>
         <w:pStyle w:val="BodyText"/>
       </w:pPr>
-      <w:del w:id="349" w:author="Samuel T Harrold">
+      <w:del w:id="355" w:author="Samuel T Harrold">
         <w:r>
           <w:delText xml:space="preserve">72. V. G. Alukal,</w:delText>
         </w:r>
       </w:del>
-      <w:ins w:id="251" w:author="Samuel T Harrold">
+      <w:ins w:id="253" w:author="Samuel T Harrold">
         <w:r>
           <w:t xml:space="preserve">71. Alukal VG, Manos</w:t>
         </w:r>
@@ -15930,7 +15890,7 @@
       <w:r>
         <w:t xml:space="preserve">A.</w:t>
       </w:r>
-      <w:del w:id="350" w:author="Samuel T Harrold">
+      <w:del w:id="356" w:author="Samuel T Harrold">
         <w:r>
           <w:delText xml:space="preserve"> </w:delText>
         </w:r>
@@ -15969,7 +15929,7 @@
         </w:rPr>
         <w:t xml:space="preserve"> </w:t>
       </w:r>
-      <w:del w:id="351" w:author="Samuel T Harrold">
+      <w:del w:id="357" w:author="Samuel T Harrold">
         <w:r>
           <w:rPr>
             <w:i/>
@@ -15978,7 +15938,7 @@
           <w:delText xml:space="preserve">Improvement</w:delText>
         </w:r>
       </w:del>
-      <w:ins w:id="252" w:author="Samuel T Harrold">
+      <w:ins w:id="254" w:author="Samuel T Harrold">
         <w:r>
           <w:rPr>
             <w:i/>
@@ -16006,12 +15966,12 @@
       <w:pPr>
         <w:pStyle w:val="BodyText"/>
       </w:pPr>
-      <w:del w:id="352" w:author="Samuel T Harrold">
+      <w:del w:id="358" w:author="Samuel T Harrold">
         <w:r>
           <w:delText xml:space="preserve">73.</w:delText>
         </w:r>
       </w:del>
-      <w:ins w:id="253" w:author="Samuel T Harrold">
+      <w:ins w:id="255" w:author="Samuel T Harrold">
         <w:r>
           <w:t xml:space="preserve">72.</w:t>
         </w:r>
@@ -16044,7 +16004,7 @@
       <w:pPr>
         <w:pStyle w:val="BodyText"/>
       </w:pPr>
-      <w:del w:id="353" w:author="Samuel T Harrold">
+      <w:del w:id="359" w:author="Samuel T Harrold">
         <w:r>
           <w:delText xml:space="preserve">74. Rahul Kumar, Konrad Sporn, Ethan Waisberg, Joshua Ong, Phani</w:delText>
         </w:r>
@@ -16055,7 +16015,7 @@
           <w:delText xml:space="preserve">Paladugu, others.</w:delText>
         </w:r>
       </w:del>
-      <w:ins w:id="254" w:author="Samuel T Harrold">
+      <w:ins w:id="256" w:author="Samuel T Harrold">
         <w:r>
           <w:t xml:space="preserve">73. Kumar R, Sporn K, Waisberg E, Ong J, Paladugu P,</w:t>
         </w:r>
@@ -16110,12 +16070,12 @@
       <w:pPr>
         <w:pStyle w:val="BodyText"/>
       </w:pPr>
-      <w:del w:id="354" w:author="Samuel T Harrold">
+      <w:del w:id="360" w:author="Samuel T Harrold">
         <w:r>
           <w:delText xml:space="preserve">75. Steven Labkoff, Bola Oladimeji, Joseph Kannry, others.</w:delText>
         </w:r>
       </w:del>
-      <w:ins w:id="255" w:author="Samuel T Harrold">
+      <w:ins w:id="257" w:author="Samuel T Harrold">
         <w:r>
           <w:t xml:space="preserve">74.</w:t>
         </w:r>
@@ -16157,12 +16117,12 @@
       <w:r>
         <w:t xml:space="preserve">2024;31(11):</w:t>
       </w:r>
-      <w:del w:id="355" w:author="Samuel T Harrold">
+      <w:del w:id="361" w:author="Samuel T Harrold">
         <w:r>
           <w:delText xml:space="preserve">2730.</w:delText>
         </w:r>
       </w:del>
-      <w:ins w:id="256" w:author="Samuel T Harrold">
+      <w:ins w:id="258" w:author="Samuel T Harrold">
         <w:r>
           <w:t xml:space="preserve">2730-2739.</w:t>
         </w:r>
@@ -16186,12 +16146,12 @@
       <w:pPr>
         <w:pStyle w:val="BodyText"/>
       </w:pPr>
-      <w:del w:id="356" w:author="Samuel T Harrold">
+      <w:del w:id="362" w:author="Samuel T Harrold">
         <w:r>
           <w:delText xml:space="preserve">76. David Loshin.</w:delText>
         </w:r>
       </w:del>
-      <w:ins w:id="257" w:author="Samuel T Harrold">
+      <w:ins w:id="259" w:author="Samuel T Harrold">
         <w:r>
           <w:t xml:space="preserve">75. Loshin D.</w:t>
         </w:r>
@@ -16218,12 +16178,12 @@
       <w:r>
         <w:t xml:space="preserve"> </w:t>
       </w:r>
-      <w:del w:id="357" w:author="Samuel T Harrold">
+      <w:del w:id="363" w:author="Samuel T Harrold">
         <w:r>
           <w:delText xml:space="preserve">2010.</w:delText>
         </w:r>
       </w:del>
-      <w:ins w:id="258" w:author="Samuel T Harrold">
+      <w:ins w:id="260" w:author="Samuel T Harrold">
         <w:r>
           <w:t xml:space="preserve">2009.</w:t>
         </w:r>
@@ -16244,7 +16204,7 @@
       <w:pPr>
         <w:pStyle w:val="BodyText"/>
       </w:pPr>
-      <w:del w:id="358" w:author="Samuel T Harrold">
+      <w:del w:id="364" w:author="Samuel T Harrold">
         <w:r>
           <w:delText xml:space="preserve">77. S. Kalyanasundaram. Data Lake Governance – Establishing a Single</w:delText>
         </w:r>
@@ -16255,7 +16215,7 @@
           <w:delText xml:space="preserve">Source</w:delText>
         </w:r>
       </w:del>
-      <w:ins w:id="259" w:author="Samuel T Harrold">
+      <w:ins w:id="261" w:author="Samuel T Harrold">
         <w:r>
           <w:t xml:space="preserve">76. Zimmermann S, Rentrop C, Felden C. A Multiple Case Study on</w:t>
         </w:r>
@@ -16275,7 +16235,7 @@
       <w:r>
         <w:t xml:space="preserve"> </w:t>
       </w:r>
-      <w:del w:id="359" w:author="Samuel T Harrold">
+      <w:del w:id="365" w:author="Samuel T Harrold">
         <w:r>
           <w:delText xml:space="preserve">Truth in Healthcare Enterprises.</w:delText>
         </w:r>
@@ -16283,7 +16243,7 @@
           <w:delText xml:space="preserve"> </w:delText>
         </w:r>
       </w:del>
-      <w:del w:id="360" w:author="Samuel T Harrold">
+      <w:del w:id="366" w:author="Samuel T Harrold">
         <w:r>
           <w:rPr>
             <w:i/>
@@ -16306,7 +16266,7 @@
           <w:delText xml:space="preserve">and</w:delText>
         </w:r>
       </w:del>
-      <w:ins w:id="260" w:author="Samuel T Harrold">
+      <w:ins w:id="262" w:author="Samuel T Harrold">
         <w:r>
           <w:rPr>
             <w:i/>
@@ -16336,7 +16296,7 @@
         </w:rPr>
         <w:t xml:space="preserve"> </w:t>
       </w:r>
-      <w:del w:id="361" w:author="Samuel T Harrold">
+      <w:del w:id="367" w:author="Samuel T Harrold">
         <w:r>
           <w:rPr>
             <w:i/>
@@ -16345,7 +16305,7 @@
           <w:delText xml:space="preserve">Technology</w:delText>
         </w:r>
       </w:del>
-      <w:del w:id="362" w:author="Samuel T Harrold">
+      <w:del w:id="368" w:author="Samuel T Harrold">
         <w:r>
           <w:delText xml:space="preserve">. Published online 2025.</w:delText>
         </w:r>
@@ -16366,7 +16326,7 @@
       <w:pPr>
         <w:pStyle w:val="BodyText"/>
       </w:pPr>
-      <w:del w:id="363" w:author="Samuel T Harrold">
+      <w:del w:id="369" w:author="Samuel T Harrold">
         <w:r>
           <w:delText xml:space="preserve">78. Stephan Zimmermann, Christopher Rentrop. On the emergence of</w:delText>
         </w:r>
@@ -16377,7 +16337,7 @@
           <w:delText xml:space="preserve">shadow IT: A transaction cost-based approach.</w:delText>
         </w:r>
       </w:del>
-      <w:ins w:id="261" w:author="Samuel T Harrold">
+      <w:ins w:id="263" w:author="Samuel T Harrold">
         <w:r>
           <w:t xml:space="preserve">Technology.</w:t>
         </w:r>
@@ -16409,12 +16369,12 @@
       <w:r>
         <w:t xml:space="preserve">. 2017;31(1):79-</w:t>
       </w:r>
-      <w:del w:id="364" w:author="Samuel T Harrold">
+      <w:del w:id="370" w:author="Samuel T Harrold">
         <w:r>
           <w:delText xml:space="preserve">96.</w:delText>
         </w:r>
       </w:del>
-      <w:ins w:id="262" w:author="Samuel T Harrold">
+      <w:ins w:id="264" w:author="Samuel T Harrold">
         <w:r>
           <w:t xml:space="preserve">101.</w:t>
         </w:r>
@@ -16425,7 +16385,7 @@
       <w:r>
         <w:t xml:space="preserve">doi:</w:t>
       </w:r>
-      <w:del w:id="365" w:author="Samuel T Harrold">
+      <w:del w:id="371" w:author="Samuel T Harrold">
         <w:hyperlink r:id="rId134">
           <w:r>
             <w:rPr>
@@ -16435,7 +16395,7 @@
           </w:r>
         </w:hyperlink>
       </w:del>
-      <w:ins w:id="263" w:author="Samuel T Harrold">
+      <w:ins w:id="265" w:author="Samuel T Harrold">
         <w:hyperlink r:id="rId135">
           <w:r>
             <w:rPr>
@@ -16450,83 +16410,161 @@
       <w:pPr>
         <w:pStyle w:val="BodyText"/>
       </w:pPr>
-      <w:del w:id="366" w:author="Samuel T Harrold">
-        <w:r>
-          <w:delText xml:space="preserve">79.</w:delText>
-        </w:r>
-      </w:del>
-      <w:ins w:id="264" w:author="Samuel T Harrold">
-        <w:r>
-          <w:t xml:space="preserve">77. Ipeirotis</w:t>
-        </w:r>
-      </w:ins>
-      <w:r>
-        <w:t xml:space="preserve"> </w:t>
-      </w:r>
-      <w:r>
-        <w:t xml:space="preserve">&amp;</w:t>
-      </w:r>
-      <w:del w:id="367" w:author="Samuel T Harrold">
+      <w:del w:id="372" w:author="Samuel T Harrold">
+        <w:r>
+          <w:delText xml:space="preserve">79. &amp;</w:delText>
+        </w:r>
+      </w:del>
+      <w:ins w:id="266" w:author="Samuel T Harrold">
+        <w:r>
+          <w:t xml:space="preserve">77. Ipeirotis P,</w:t>
+        </w:r>
+      </w:ins>
+      <w:r>
+        <w:t xml:space="preserve"> </w:t>
+      </w:r>
+      <w:r>
+        <w:t xml:space="preserve">Zheng</w:t>
+      </w:r>
+      <w:r>
+        <w:t xml:space="preserve"> </w:t>
+      </w:r>
+      <w:del w:id="373" w:author="Samuel T Harrold">
+        <w:r>
+          <w:delText xml:space="preserve">Ipeirotis P.</w:delText>
+        </w:r>
+      </w:del>
+      <w:ins w:id="267" w:author="Samuel T Harrold">
+        <w:r>
+          <w:t xml:space="preserve">H.</w:t>
+        </w:r>
+      </w:ins>
+      <w:r>
+        <w:t xml:space="preserve"> </w:t>
+      </w:r>
+      <w:r>
+        <w:t xml:space="preserve">Natural</w:t>
+      </w:r>
+      <w:r>
+        <w:t xml:space="preserve"> </w:t>
+      </w:r>
+      <w:r>
+        <w:t xml:space="preserve">Language Interfaces for Databases: What Do Users Think?</w:t>
+      </w:r>
+      <w:r>
+        <w:t xml:space="preserve"> </w:t>
+      </w:r>
+      <w:r>
+        <w:rPr>
+          <w:i/>
+          <w:iCs/>
+        </w:rPr>
+        <w:t xml:space="preserve">arXiv preprint</w:t>
+      </w:r>
+      <w:r>
+        <w:rPr>
+          <w:i/>
+          <w:iCs/>
+        </w:rPr>
+        <w:t xml:space="preserve"> </w:t>
+      </w:r>
+      <w:r>
+        <w:rPr>
+          <w:i/>
+          <w:iCs/>
+        </w:rPr>
+        <w:t xml:space="preserve">arXiv:251114718</w:t>
+      </w:r>
+      <w:r>
+        <w:t xml:space="preserve">. Published online 2025.</w:t>
+      </w:r>
+      <w:r>
+        <w:t xml:space="preserve"> </w:t>
+      </w:r>
+      <w:hyperlink r:id="rId136">
+        <w:r>
+          <w:rPr>
+            <w:rStyle w:val="Hyperlink"/>
+          </w:rPr>
+          <w:t xml:space="preserve">https://arxiv.org/abs/2511.14718</w:t>
+        </w:r>
+      </w:hyperlink>
+    </w:p>
+    <w:p>
+      <w:pPr>
+        <w:pStyle w:val="BodyText"/>
+      </w:pPr>
+      <w:del w:id="374" w:author="Samuel T Harrold">
+        <w:r>
+          <w:delText xml:space="preserve">80. G. Gartlehner, S. Kugley, K. Crotty, M. Viswanathan, A.</w:delText>
+        </w:r>
         <w:r>
           <w:delText xml:space="preserve"> </w:delText>
         </w:r>
         <w:r>
-          <w:delText xml:space="preserve">Zheng Ipeirotis</w:delText>
-        </w:r>
-      </w:del>
-      <w:ins w:id="265" w:author="Samuel T Harrold">
-        <w:r>
-          <w:t xml:space="preserve">Z</w:t>
-        </w:r>
-      </w:ins>
-      <w:r>
-        <w:t xml:space="preserve"> </w:t>
-      </w:r>
-      <w:r>
-        <w:t xml:space="preserve">P. Natural Language</w:t>
-      </w:r>
-      <w:r>
-        <w:t xml:space="preserve"> </w:t>
-      </w:r>
-      <w:r>
-        <w:t xml:space="preserve">Interfaces for Databases: What Do Users Think?</w:t>
-      </w:r>
-      <w:r>
-        <w:t xml:space="preserve"> </w:t>
-      </w:r>
-      <w:r>
-        <w:rPr>
-          <w:i/>
-          <w:iCs/>
-        </w:rPr>
-        <w:t xml:space="preserve">arXiv preprint</w:t>
-      </w:r>
-      <w:r>
-        <w:rPr>
-          <w:i/>
-          <w:iCs/>
-        </w:rPr>
-        <w:t xml:space="preserve"> </w:t>
-      </w:r>
-      <w:r>
-        <w:rPr>
-          <w:i/>
-          <w:iCs/>
-        </w:rPr>
-        <w:t xml:space="preserve">arXiv:251114718</w:t>
-      </w:r>
-      <w:r>
-        <w:t xml:space="preserve">. Published online 2025.</w:t>
-      </w:r>
-      <w:r>
-        <w:t xml:space="preserve"> </w:t>
-      </w:r>
-      <w:hyperlink r:id="rId136">
+          <w:delText xml:space="preserve">Dobrescu, B. Nussbaumer-Streit, G. Booth, J. R. Treadwell.</w:delText>
+        </w:r>
+      </w:del>
+      <w:ins w:id="268" w:author="Samuel T Harrold">
+        <w:r>
+          <w:t xml:space="preserve">78.</w:t>
+        </w:r>
+        <w:r>
+          <w:t xml:space="preserve"> </w:t>
+        </w:r>
+        <w:r>
+          <w:t xml:space="preserve">Gartlehner G, Kugley S, Crotty K, et al.</w:t>
+        </w:r>
+      </w:ins>
+      <w:r>
+        <w:t xml:space="preserve"> </w:t>
+      </w:r>
+      <w:r>
+        <w:t xml:space="preserve">Artificial</w:t>
+      </w:r>
+      <w:r>
+        <w:t xml:space="preserve"> </w:t>
+      </w:r>
+      <w:r>
+        <w:t xml:space="preserve">Intelligence-Assisted Data Extraction With a Large Language Model: A</w:t>
+      </w:r>
+      <w:r>
+        <w:t xml:space="preserve"> </w:t>
+      </w:r>
+      <w:r>
+        <w:t xml:space="preserve">Study Within Reviews.</w:t>
+      </w:r>
+      <w:r>
+        <w:t xml:space="preserve"> </w:t>
+      </w:r>
+      <w:r>
+        <w:rPr>
+          <w:i/>
+          <w:iCs/>
+        </w:rPr>
+        <w:t xml:space="preserve">Annals of Internal Medicine</w:t>
+      </w:r>
+      <w:r>
+        <w:t xml:space="preserve">.</w:t>
+      </w:r>
+      <w:r>
+        <w:t xml:space="preserve"> </w:t>
+      </w:r>
+      <w:r>
+        <w:t xml:space="preserve">2025;178(12):1763-1771.</w:t>
+      </w:r>
+      <w:r>
+        <w:t xml:space="preserve"> </w:t>
+      </w:r>
+      <w:r>
+        <w:t xml:space="preserve">doi:</w:t>
+      </w:r>
+      <w:hyperlink r:id="rId137">
         <w:r>
           <w:rPr>
             <w:rStyle w:val="Hyperlink"/>
           </w:rPr>
-          <w:t xml:space="preserve">https://arxiv.org/abs/2511.14718</w:t>
+          <w:t xml:space="preserve">10.7326/ANNALS-25-00739</w:t>
         </w:r>
       </w:hyperlink>
     </w:p>
@@ -16534,55 +16572,145 @@
       <w:pPr>
         <w:pStyle w:val="BodyText"/>
       </w:pPr>
-      <w:del w:id="368" w:author="Samuel T Harrold">
-        <w:r>
-          <w:delText xml:space="preserve">80. G. Gartlehner, S. Kugley, K. Crotty, M. Viswanathan, A.</w:delText>
-        </w:r>
+      <w:del w:id="375" w:author="Samuel T Harrold">
+        <w:r>
+          <w:delText xml:space="preserve">81. S. Benzarti,</w:delText>
+        </w:r>
+      </w:del>
+      <w:ins w:id="269" w:author="Samuel T Harrold">
+        <w:r>
+          <w:t xml:space="preserve">79. Benzarti S, Berrabah</w:t>
+        </w:r>
+      </w:ins>
+      <w:r>
+        <w:t xml:space="preserve"> </w:t>
+      </w:r>
+      <w:r>
+        <w:t xml:space="preserve">C.</w:t>
+      </w:r>
+      <w:del w:id="376" w:author="Samuel T Harrold">
         <w:r>
           <w:delText xml:space="preserve"> </w:delText>
         </w:r>
         <w:r>
-          <w:delText xml:space="preserve">Dobrescu, B. Nussbaumer-Streit, G. Booth, J. R. Treadwell.</w:delText>
-        </w:r>
-      </w:del>
-      <w:ins w:id="266" w:author="Samuel T Harrold">
-        <w:r>
-          <w:t xml:space="preserve">78.</w:t>
+          <w:delText xml:space="preserve">Berrabah.</w:delText>
+        </w:r>
+      </w:del>
+      <w:r>
+        <w:t xml:space="preserve"> </w:t>
+      </w:r>
+      <w:r>
+        <w:t xml:space="preserve">Generative AI for Intelligent Data Extraction: A Case Study in</w:t>
+      </w:r>
+      <w:r>
+        <w:t xml:space="preserve"> </w:t>
+      </w:r>
+      <w:r>
+        <w:t xml:space="preserve">Automated Excel-to-SQL with Human Oversight. In:</w:t>
+      </w:r>
+      <w:r>
+        <w:t xml:space="preserve"> </w:t>
+      </w:r>
+      <w:r>
+        <w:rPr>
+          <w:i/>
+          <w:iCs/>
+        </w:rPr>
+        <w:t xml:space="preserve">Lecture Notes of the</w:t>
+      </w:r>
+      <w:r>
+        <w:rPr>
+          <w:i/>
+          <w:iCs/>
+        </w:rPr>
+        <w:t xml:space="preserve"> </w:t>
+      </w:r>
+      <w:r>
+        <w:rPr>
+          <w:i/>
+          <w:iCs/>
+        </w:rPr>
+        <w:t xml:space="preserve">Institute for Computer Sciences, Social Informatics and</w:t>
+      </w:r>
+      <w:r>
+        <w:rPr>
+          <w:i/>
+          <w:iCs/>
+        </w:rPr>
+        <w:t xml:space="preserve"> </w:t>
+      </w:r>
+      <w:r>
+        <w:rPr>
+          <w:i/>
+          <w:iCs/>
+        </w:rPr>
+        <w:t xml:space="preserve">Telecommunications Engineering (LNICST)</w:t>
+      </w:r>
+      <w:r>
+        <w:t xml:space="preserve">. Springer; 2026:151-164.</w:t>
+      </w:r>
+      <w:r>
+        <w:t xml:space="preserve"> </w:t>
+      </w:r>
+      <w:r>
+        <w:t xml:space="preserve">doi:</w:t>
+      </w:r>
+      <w:hyperlink r:id="rId138">
+        <w:r>
+          <w:rPr>
+            <w:rStyle w:val="Hyperlink"/>
+          </w:rPr>
+          <w:t xml:space="preserve">10.1007/978-3-032-16638-8_11</w:t>
+        </w:r>
+      </w:hyperlink>
+    </w:p>
+    <w:p>
+      <w:pPr>
+        <w:pStyle w:val="BodyText"/>
+      </w:pPr>
+      <w:del w:id="377" w:author="Samuel T Harrold">
+        <w:r>
+          <w:delText xml:space="preserve">82. Z. Ning, Y. Tian, Z. Zhang, T. Zhang, T. J. Li.</w:delText>
+        </w:r>
+      </w:del>
+      <w:ins w:id="270" w:author="Samuel T Harrold">
+        <w:r>
+          <w:t xml:space="preserve">80. Ning Z,</w:t>
         </w:r>
         <w:r>
           <w:t xml:space="preserve"> </w:t>
         </w:r>
         <w:r>
-          <w:t xml:space="preserve">Gartlehner G, Kugley S, Crotty K, et al.</w:t>
-        </w:r>
-      </w:ins>
-      <w:r>
-        <w:t xml:space="preserve"> </w:t>
-      </w:r>
-      <w:r>
-        <w:t xml:space="preserve">Artificial</w:t>
-      </w:r>
-      <w:r>
-        <w:t xml:space="preserve"> </w:t>
-      </w:r>
-      <w:r>
-        <w:t xml:space="preserve">Intelligence-Assisted Data Extraction With a Large Language Model: A</w:t>
-      </w:r>
-      <w:r>
-        <w:t xml:space="preserve"> </w:t>
-      </w:r>
-      <w:r>
-        <w:t xml:space="preserve">Study Within Reviews.</w:t>
-      </w:r>
-      <w:r>
-        <w:t xml:space="preserve"> </w:t>
-      </w:r>
-      <w:r>
-        <w:rPr>
-          <w:i/>
-          <w:iCs/>
-        </w:rPr>
-        <w:t xml:space="preserve">Annals of Internal Medicine</w:t>
+          <w:t xml:space="preserve">Tian Y, Zhang Z, Zhang T, Li TJJ.</w:t>
+        </w:r>
+      </w:ins>
+      <w:r>
+        <w:t xml:space="preserve"> </w:t>
+      </w:r>
+      <w:r>
+        <w:t xml:space="preserve">Insights into Natural Language</w:t>
+      </w:r>
+      <w:r>
+        <w:t xml:space="preserve"> </w:t>
+      </w:r>
+      <w:r>
+        <w:t xml:space="preserve">Database Query Errors: From Attention Misalignment to User Handling</w:t>
+      </w:r>
+      <w:r>
+        <w:t xml:space="preserve"> </w:t>
+      </w:r>
+      <w:r>
+        <w:t xml:space="preserve">Strategies.</w:t>
+      </w:r>
+      <w:r>
+        <w:t xml:space="preserve"> </w:t>
+      </w:r>
+      <w:r>
+        <w:rPr>
+          <w:i/>
+          <w:iCs/>
+        </w:rPr>
+        <w:t xml:space="preserve">ACM Transactions on Interactive Intelligent Systems</w:t>
       </w:r>
       <w:r>
         <w:t xml:space="preserve">.</w:t>
@@ -16591,7 +16719,23 @@
         <w:t xml:space="preserve"> </w:t>
       </w:r>
       <w:r>
-        <w:t xml:space="preserve">2025;178(12):1763-1771.</w:t>
+        <w:t xml:space="preserve">2024;14(4):</w:t>
+      </w:r>
+      <w:ins w:id="271" w:author="Samuel T Harrold">
+        <w:r>
+          <w:t xml:space="preserve">25:</w:t>
+        </w:r>
+      </w:ins>
+      <w:r>
+        <w:t xml:space="preserve">1-</w:t>
+      </w:r>
+      <w:ins w:id="272" w:author="Samuel T Harrold">
+        <w:r>
+          <w:t xml:space="preserve">25:</w:t>
+        </w:r>
+      </w:ins>
+      <w:r>
+        <w:t xml:space="preserve">32.</w:t>
       </w:r>
       <w:r>
         <w:t xml:space="preserve"> </w:t>
@@ -16599,12 +16743,12 @@
       <w:r>
         <w:t xml:space="preserve">doi:</w:t>
       </w:r>
-      <w:hyperlink r:id="rId137">
+      <w:hyperlink r:id="rId139">
         <w:r>
           <w:rPr>
             <w:rStyle w:val="Hyperlink"/>
           </w:rPr>
-          <w:t xml:space="preserve">10.7326/ANNALS-25-00739</w:t>
+          <w:t xml:space="preserve">10.1145/3650114</w:t>
         </w:r>
       </w:hyperlink>
     </w:p>
@@ -16612,82 +16756,105 @@
       <w:pPr>
         <w:pStyle w:val="BodyText"/>
       </w:pPr>
-      <w:del w:id="369" w:author="Samuel T Harrold">
-        <w:r>
-          <w:delText xml:space="preserve">81. S. Benzarti,</w:delText>
-        </w:r>
-      </w:del>
-      <w:ins w:id="267" w:author="Samuel T Harrold">
-        <w:r>
-          <w:t xml:space="preserve">79. Benzarti S, Berrabah</w:t>
-        </w:r>
-      </w:ins>
-      <w:r>
-        <w:t xml:space="preserve"> </w:t>
-      </w:r>
-      <w:r>
-        <w:t xml:space="preserve">C.</w:t>
-      </w:r>
-      <w:del w:id="370" w:author="Samuel T Harrold">
+      <w:del w:id="378" w:author="Samuel T Harrold">
+        <w:r>
+          <w:delText xml:space="preserve">83.</w:delText>
+        </w:r>
+      </w:del>
+      <w:ins w:id="273" w:author="Samuel T Harrold">
+        <w:r>
+          <w:t xml:space="preserve">81.</w:t>
+        </w:r>
+      </w:ins>
+      <w:r>
+        <w:t xml:space="preserve"> </w:t>
+      </w:r>
+      <w:r>
+        <w:t xml:space="preserve">IBM. Francisco Partners to Acquire IBM’s Healthcare Data</w:t>
+      </w:r>
+      <w:r>
+        <w:t xml:space="preserve"> </w:t>
+      </w:r>
+      <w:r>
+        <w:t xml:space="preserve">and Analytics Assets.</w:t>
+      </w:r>
+      <w:r>
+        <w:t xml:space="preserve"> </w:t>
+      </w:r>
+      <w:r>
+        <w:rPr>
+          <w:i/>
+          <w:iCs/>
+        </w:rPr>
+        <w:t xml:space="preserve">IBM Newsroom</w:t>
+      </w:r>
+      <w:r>
+        <w:t xml:space="preserve">. Published online 2022.</w:t>
+      </w:r>
+      <w:r>
+        <w:t xml:space="preserve"> </w:t>
+      </w:r>
+      <w:hyperlink r:id="rId140">
+        <w:r>
+          <w:rPr>
+            <w:rStyle w:val="Hyperlink"/>
+          </w:rPr>
+          <w:t xml:space="preserve">https://newsroom.ibm.com/2022-01-21-Francisco-Partners-to-Acquire-IBMs-Healthcare-Data-and-Analytics-Assets</w:t>
+        </w:r>
+      </w:hyperlink>
+    </w:p>
+    <w:p>
+      <w:pPr>
+        <w:pStyle w:val="BodyText"/>
+      </w:pPr>
+      <w:del w:id="379" w:author="Samuel T Harrold">
+        <w:r>
+          <w:delText xml:space="preserve">84.</w:delText>
+        </w:r>
+      </w:del>
+      <w:ins w:id="274" w:author="Samuel T Harrold">
+        <w:r>
+          <w:t xml:space="preserve">82. Strickland</w:t>
+        </w:r>
+      </w:ins>
+      <w:r>
+        <w:t xml:space="preserve"> </w:t>
+      </w:r>
+      <w:r>
+        <w:t xml:space="preserve">E.</w:t>
+      </w:r>
+      <w:del w:id="380" w:author="Samuel T Harrold">
         <w:r>
           <w:delText xml:space="preserve"> </w:delText>
         </w:r>
         <w:r>
-          <w:delText xml:space="preserve">Berrabah.</w:delText>
-        </w:r>
-      </w:del>
-      <w:r>
-        <w:t xml:space="preserve"> </w:t>
-      </w:r>
-      <w:r>
-        <w:t xml:space="preserve">Generative AI for Intelligent Data Extraction: A Case Study in</w:t>
-      </w:r>
-      <w:r>
-        <w:t xml:space="preserve"> </w:t>
-      </w:r>
-      <w:r>
-        <w:t xml:space="preserve">Automated Excel-to-SQL with Human Oversight. In:</w:t>
-      </w:r>
-      <w:r>
-        <w:t xml:space="preserve"> </w:t>
-      </w:r>
-      <w:r>
-        <w:rPr>
-          <w:i/>
-          <w:iCs/>
-        </w:rPr>
-        <w:t xml:space="preserve">Lecture Notes of the</w:t>
-      </w:r>
-      <w:r>
-        <w:rPr>
-          <w:i/>
-          <w:iCs/>
-        </w:rPr>
-        <w:t xml:space="preserve"> </w:t>
-      </w:r>
-      <w:r>
-        <w:rPr>
-          <w:i/>
-          <w:iCs/>
-        </w:rPr>
-        <w:t xml:space="preserve">Institute for Computer Sciences, Social Informatics and</w:t>
-      </w:r>
-      <w:r>
-        <w:rPr>
-          <w:i/>
-          <w:iCs/>
-        </w:rPr>
-        <w:t xml:space="preserve"> </w:t>
-      </w:r>
-      <w:r>
-        <w:rPr>
-          <w:i/>
-          <w:iCs/>
-        </w:rPr>
-        <w:t xml:space="preserve">Telecommunications Engineering (LNICST)</w:t>
-      </w:r>
-      <w:r>
-        <w:t xml:space="preserve">. Springer; 2026:151-164.</w:t>
+          <w:delText xml:space="preserve">Strickland.</w:delText>
+        </w:r>
+      </w:del>
+      <w:r>
+        <w:t xml:space="preserve"> </w:t>
+      </w:r>
+      <w:r>
+        <w:t xml:space="preserve">IBM Watson, heal</w:t>
+      </w:r>
+      <w:r>
+        <w:t xml:space="preserve"> </w:t>
+      </w:r>
+      <w:r>
+        <w:t xml:space="preserve">thyself: How IBM overpromised and underdelivered on AI health care.</w:t>
+      </w:r>
+      <w:r>
+        <w:t xml:space="preserve"> </w:t>
+      </w:r>
+      <w:r>
+        <w:rPr>
+          <w:i/>
+          <w:iCs/>
+        </w:rPr>
+        <w:t xml:space="preserve">IEEE Spectrum</w:t>
+      </w:r>
+      <w:r>
+        <w:t xml:space="preserve">. 2019;56(4):24-31.</w:t>
       </w:r>
       <w:r>
         <w:t xml:space="preserve"> </w:t>
@@ -16695,12 +16862,12 @@
       <w:r>
         <w:t xml:space="preserve">doi:</w:t>
       </w:r>
-      <w:hyperlink r:id="rId138">
+      <w:hyperlink r:id="rId141">
         <w:r>
           <w:rPr>
             <w:rStyle w:val="Hyperlink"/>
           </w:rPr>
-          <w:t xml:space="preserve">10.1007/978-3-032-16638-8_11</w:t>
+          <w:t xml:space="preserve">10.1109/MSPEC.2019.8678513</w:t>
         </w:r>
       </w:hyperlink>
     </w:p>
@@ -16708,341 +16875,134 @@
       <w:pPr>
         <w:pStyle w:val="BodyText"/>
       </w:pPr>
-      <w:del w:id="371" w:author="Samuel T Harrold">
-        <w:r>
-          <w:delText xml:space="preserve">82. Z. Ning, Y. Tian, Z. Zhang, T. Zhang, T. J. Li.</w:delText>
-        </w:r>
-      </w:del>
-      <w:ins w:id="268" w:author="Samuel T Harrold">
-        <w:r>
-          <w:t xml:space="preserve">80. Ning Z,</w:t>
+      <w:del w:id="381" w:author="Samuel T Harrold">
+        <w:r>
+          <w:delText xml:space="preserve">85. A LaVito.</w:delText>
+        </w:r>
+      </w:del>
+      <w:ins w:id="275" w:author="Samuel T Harrold">
+        <w:r>
+          <w:t xml:space="preserve">83. Son H.</w:t>
+        </w:r>
+      </w:ins>
+      <w:r>
+        <w:t xml:space="preserve"> </w:t>
+      </w:r>
+      <w:r>
+        <w:t xml:space="preserve">Haven, the Amazon-Berkshire-JPMorgan</w:t>
+      </w:r>
+      <w:r>
+        <w:t xml:space="preserve"> </w:t>
+      </w:r>
+      <w:r>
+        <w:t xml:space="preserve">venture to disrupt</w:t>
+      </w:r>
+      <w:r>
+        <w:t xml:space="preserve"> </w:t>
+      </w:r>
+      <w:del w:id="382" w:author="Samuel T Harrold">
+        <w:r>
+          <w:delText xml:space="preserve">healthcare,</w:delText>
+        </w:r>
+      </w:del>
+      <w:ins w:id="276" w:author="Samuel T Harrold">
+        <w:r>
+          <w:t xml:space="preserve">health care,</w:t>
+        </w:r>
+      </w:ins>
+      <w:r>
+        <w:t xml:space="preserve"> </w:t>
+      </w:r>
+      <w:r>
+        <w:t xml:space="preserve">is disbanding after</w:t>
+      </w:r>
+      <w:r>
+        <w:t xml:space="preserve"> </w:t>
+      </w:r>
+      <w:r>
+        <w:t xml:space="preserve">3 years.</w:t>
+      </w:r>
+      <w:r>
+        <w:t xml:space="preserve"> </w:t>
+      </w:r>
+      <w:r>
+        <w:rPr>
+          <w:i/>
+          <w:iCs/>
+        </w:rPr>
+        <w:t xml:space="preserve">CNBC</w:t>
+      </w:r>
+      <w:r>
+        <w:t xml:space="preserve">. Published online 2021.</w:t>
+      </w:r>
+      <w:r>
+        <w:t xml:space="preserve"> </w:t>
+      </w:r>
+      <w:hyperlink r:id="rId142">
+        <w:r>
+          <w:rPr>
+            <w:rStyle w:val="Hyperlink"/>
+          </w:rPr>
+          <w:t xml:space="preserve">https://www.cnbc.com/2021/01/04/haven-the-amazon-berkshire-jpmorgan-venture-to-disrupt-healthcare-is-disbanding-after-3-years.html</w:t>
+        </w:r>
+      </w:hyperlink>
+    </w:p>
+    <w:p>
+      <w:pPr>
+        <w:pStyle w:val="BodyText"/>
+      </w:pPr>
+      <w:del w:id="383" w:author="Samuel T Harrold">
+        <w:r>
+          <w:delText xml:space="preserve">86. J. M. Acchiardo, R. B. Gunderman.</w:delText>
+        </w:r>
+      </w:del>
+      <w:ins w:id="277" w:author="Samuel T Harrold">
+        <w:r>
+          <w:t xml:space="preserve">84. Acchiardo JM, Gunderman</w:t>
         </w:r>
         <w:r>
           <w:t xml:space="preserve"> </w:t>
         </w:r>
         <w:r>
-          <w:t xml:space="preserve">Tian Y, Zhang Z, Zhang T, Li TJJ.</w:t>
-        </w:r>
-      </w:ins>
-      <w:r>
-        <w:t xml:space="preserve"> </w:t>
-      </w:r>
-      <w:r>
-        <w:t xml:space="preserve">Insights into Natural Language</w:t>
-      </w:r>
-      <w:r>
-        <w:t xml:space="preserve"> </w:t>
-      </w:r>
-      <w:r>
-        <w:t xml:space="preserve">Database Query Errors: From Attention Misalignment to User Handling</w:t>
-      </w:r>
-      <w:r>
-        <w:t xml:space="preserve"> </w:t>
-      </w:r>
-      <w:r>
-        <w:t xml:space="preserve">Strategies.</w:t>
-      </w:r>
-      <w:r>
-        <w:t xml:space="preserve"> </w:t>
-      </w:r>
-      <w:r>
-        <w:rPr>
-          <w:i/>
-          <w:iCs/>
-        </w:rPr>
-        <w:t xml:space="preserve">ACM Transactions on Interactive Intelligent Systems</w:t>
-      </w:r>
-      <w:r>
-        <w:t xml:space="preserve">.</w:t>
-      </w:r>
-      <w:r>
-        <w:t xml:space="preserve"> </w:t>
-      </w:r>
-      <w:r>
-        <w:t xml:space="preserve">2024;14(4):</w:t>
-      </w:r>
-      <w:ins w:id="269" w:author="Samuel T Harrold">
-        <w:r>
-          <w:t xml:space="preserve">25:</w:t>
-        </w:r>
-      </w:ins>
-      <w:r>
-        <w:t xml:space="preserve">1-</w:t>
-      </w:r>
-      <w:ins w:id="270" w:author="Samuel T Harrold">
-        <w:r>
-          <w:t xml:space="preserve">25:</w:t>
-        </w:r>
-      </w:ins>
-      <w:r>
-        <w:t xml:space="preserve">32.</w:t>
-      </w:r>
+          <w:t xml:space="preserve">RB.</w:t>
+        </w:r>
+      </w:ins>
+      <w:r>
+        <w:t xml:space="preserve"> </w:t>
+      </w:r>
+      <w:r>
+        <w:t xml:space="preserve">The Failure of Haven Healthcare: Lessons for Radiology Learners.</w:t>
+      </w:r>
+      <w:r>
+        <w:t xml:space="preserve"> </w:t>
+      </w:r>
+      <w:r>
+        <w:rPr>
+          <w:i/>
+          <w:iCs/>
+        </w:rPr>
+        <w:t xml:space="preserve">Academic Radiology</w:t>
+      </w:r>
+      <w:r>
+        <w:t xml:space="preserve">. 2021;28(7):</w:t>
+      </w:r>
+      <w:del w:id="384" w:author="Samuel T Harrold">
+        <w:r>
+          <w:delText xml:space="preserve">1036-1037.</w:delText>
+        </w:r>
+      </w:del>
+      <w:ins w:id="278" w:author="Samuel T Harrold">
+        <w:r>
+          <w:t xml:space="preserve">1029-1031.</w:t>
+        </w:r>
+      </w:ins>
       <w:r>
         <w:t xml:space="preserve"> </w:t>
       </w:r>
       <w:r>
         <w:t xml:space="preserve">doi:</w:t>
       </w:r>
-      <w:hyperlink r:id="rId139">
-        <w:r>
-          <w:rPr>
-            <w:rStyle w:val="Hyperlink"/>
-          </w:rPr>
-          <w:t xml:space="preserve">10.1145/3650114</w:t>
-        </w:r>
-      </w:hyperlink>
-    </w:p>
-    <w:p>
-      <w:pPr>
-        <w:pStyle w:val="BodyText"/>
-      </w:pPr>
-      <w:del w:id="372" w:author="Samuel T Harrold">
-        <w:r>
-          <w:delText xml:space="preserve">83.</w:delText>
-        </w:r>
-      </w:del>
-      <w:ins w:id="271" w:author="Samuel T Harrold">
-        <w:r>
-          <w:t xml:space="preserve">81.</w:t>
-        </w:r>
-      </w:ins>
-      <w:r>
-        <w:t xml:space="preserve"> </w:t>
-      </w:r>
-      <w:r>
-        <w:t xml:space="preserve">IBM. Francisco Partners to Acquire IBM’s Healthcare Data</w:t>
-      </w:r>
-      <w:r>
-        <w:t xml:space="preserve"> </w:t>
-      </w:r>
-      <w:r>
-        <w:t xml:space="preserve">and Analytics Assets.</w:t>
-      </w:r>
-      <w:r>
-        <w:t xml:space="preserve"> </w:t>
-      </w:r>
-      <w:r>
-        <w:rPr>
-          <w:i/>
-          <w:iCs/>
-        </w:rPr>
-        <w:t xml:space="preserve">IBM Newsroom</w:t>
-      </w:r>
-      <w:r>
-        <w:t xml:space="preserve">. Published online 2022.</w:t>
-      </w:r>
-      <w:r>
-        <w:t xml:space="preserve"> </w:t>
-      </w:r>
-      <w:hyperlink r:id="rId140">
-        <w:r>
-          <w:rPr>
-            <w:rStyle w:val="Hyperlink"/>
-          </w:rPr>
-          <w:t xml:space="preserve">https://newsroom.ibm.com/2022-01-21-Francisco-Partners-to-Acquire-IBMs-Healthcare-Data-and-Analytics-Assets</w:t>
-        </w:r>
-      </w:hyperlink>
-    </w:p>
-    <w:p>
-      <w:pPr>
-        <w:pStyle w:val="BodyText"/>
-      </w:pPr>
-      <w:del w:id="373" w:author="Samuel T Harrold">
-        <w:r>
-          <w:delText xml:space="preserve">84.</w:delText>
-        </w:r>
-      </w:del>
-      <w:ins w:id="272" w:author="Samuel T Harrold">
-        <w:r>
-          <w:t xml:space="preserve">82. Strickland</w:t>
-        </w:r>
-      </w:ins>
-      <w:r>
-        <w:t xml:space="preserve"> </w:t>
-      </w:r>
-      <w:r>
-        <w:t xml:space="preserve">E.</w:t>
-      </w:r>
-      <w:del w:id="374" w:author="Samuel T Harrold">
-        <w:r>
-          <w:delText xml:space="preserve"> </w:delText>
-        </w:r>
-        <w:r>
-          <w:delText xml:space="preserve">Strickland.</w:delText>
-        </w:r>
-      </w:del>
-      <w:r>
-        <w:t xml:space="preserve"> </w:t>
-      </w:r>
-      <w:r>
-        <w:t xml:space="preserve">IBM Watson, heal</w:t>
-      </w:r>
-      <w:r>
-        <w:t xml:space="preserve"> </w:t>
-      </w:r>
-      <w:r>
-        <w:t xml:space="preserve">thyself: How IBM overpromised and underdelivered on AI health care.</w:t>
-      </w:r>
-      <w:r>
-        <w:t xml:space="preserve"> </w:t>
-      </w:r>
-      <w:r>
-        <w:rPr>
-          <w:i/>
-          <w:iCs/>
-        </w:rPr>
-        <w:t xml:space="preserve">IEEE Spectrum</w:t>
-      </w:r>
-      <w:r>
-        <w:t xml:space="preserve">. 2019;56(4):24-31.</w:t>
-      </w:r>
-      <w:r>
-        <w:t xml:space="preserve"> </w:t>
-      </w:r>
-      <w:r>
-        <w:t xml:space="preserve">doi:</w:t>
-      </w:r>
-      <w:hyperlink r:id="rId141">
-        <w:r>
-          <w:rPr>
-            <w:rStyle w:val="Hyperlink"/>
-          </w:rPr>
-          <w:t xml:space="preserve">10.1109/MSPEC.2019.8678513</w:t>
-        </w:r>
-      </w:hyperlink>
-    </w:p>
-    <w:p>
-      <w:pPr>
-        <w:pStyle w:val="BodyText"/>
-      </w:pPr>
-      <w:del w:id="375" w:author="Samuel T Harrold">
-        <w:r>
-          <w:delText xml:space="preserve">85. A LaVito.</w:delText>
-        </w:r>
-      </w:del>
-      <w:ins w:id="273" w:author="Samuel T Harrold">
-        <w:r>
-          <w:t xml:space="preserve">83. Son H.</w:t>
-        </w:r>
-      </w:ins>
-      <w:r>
-        <w:t xml:space="preserve"> </w:t>
-      </w:r>
-      <w:r>
-        <w:t xml:space="preserve">Haven, the Amazon-Berkshire-JPMorgan</w:t>
-      </w:r>
-      <w:r>
-        <w:t xml:space="preserve"> </w:t>
-      </w:r>
-      <w:r>
-        <w:t xml:space="preserve">venture to disrupt</w:t>
-      </w:r>
-      <w:r>
-        <w:t xml:space="preserve"> </w:t>
-      </w:r>
-      <w:del w:id="376" w:author="Samuel T Harrold">
-        <w:r>
-          <w:delText xml:space="preserve">healthcare,</w:delText>
-        </w:r>
-      </w:del>
-      <w:ins w:id="274" w:author="Samuel T Harrold">
-        <w:r>
-          <w:t xml:space="preserve">health care,</w:t>
-        </w:r>
-      </w:ins>
-      <w:r>
-        <w:t xml:space="preserve"> </w:t>
-      </w:r>
-      <w:r>
-        <w:t xml:space="preserve">is disbanding after</w:t>
-      </w:r>
-      <w:r>
-        <w:t xml:space="preserve"> </w:t>
-      </w:r>
-      <w:r>
-        <w:t xml:space="preserve">3 years.</w:t>
-      </w:r>
-      <w:r>
-        <w:t xml:space="preserve"> </w:t>
-      </w:r>
-      <w:r>
-        <w:rPr>
-          <w:i/>
-          <w:iCs/>
-        </w:rPr>
-        <w:t xml:space="preserve">CNBC</w:t>
-      </w:r>
-      <w:r>
-        <w:t xml:space="preserve">. Published online 2021.</w:t>
-      </w:r>
-      <w:r>
-        <w:t xml:space="preserve"> </w:t>
-      </w:r>
-      <w:hyperlink r:id="rId142">
-        <w:r>
-          <w:rPr>
-            <w:rStyle w:val="Hyperlink"/>
-          </w:rPr>
-          <w:t xml:space="preserve">https://www.cnbc.com/2021/01/04/haven-the-amazon-berkshire-jpmorgan-venture-to-disrupt-healthcare-is-disbanding-after-3-years.html</w:t>
-        </w:r>
-      </w:hyperlink>
-    </w:p>
-    <w:p>
-      <w:pPr>
-        <w:pStyle w:val="BodyText"/>
-      </w:pPr>
-      <w:del w:id="377" w:author="Samuel T Harrold">
-        <w:r>
-          <w:delText xml:space="preserve">86. J. M. Acchiardo, R. B. Gunderman.</w:delText>
-        </w:r>
-      </w:del>
-      <w:ins w:id="275" w:author="Samuel T Harrold">
-        <w:r>
-          <w:t xml:space="preserve">84. Acchiardo JM, Gunderman</w:t>
-        </w:r>
-        <w:r>
-          <w:t xml:space="preserve"> </w:t>
-        </w:r>
-        <w:r>
-          <w:t xml:space="preserve">RB.</w:t>
-        </w:r>
-      </w:ins>
-      <w:r>
-        <w:t xml:space="preserve"> </w:t>
-      </w:r>
-      <w:r>
-        <w:t xml:space="preserve">The Failure of Haven Healthcare: Lessons for Radiology Learners.</w:t>
-      </w:r>
-      <w:r>
-        <w:t xml:space="preserve"> </w:t>
-      </w:r>
-      <w:r>
-        <w:rPr>
-          <w:i/>
-          <w:iCs/>
-        </w:rPr>
-        <w:t xml:space="preserve">Academic Radiology</w:t>
-      </w:r>
-      <w:r>
-        <w:t xml:space="preserve">. 2021;28(7):</w:t>
-      </w:r>
-      <w:del w:id="378" w:author="Samuel T Harrold">
-        <w:r>
-          <w:delText xml:space="preserve">1036-1037.</w:delText>
-        </w:r>
-      </w:del>
-      <w:ins w:id="276" w:author="Samuel T Harrold">
-        <w:r>
-          <w:t xml:space="preserve">1029-1031.</w:t>
-        </w:r>
-      </w:ins>
-      <w:r>
-        <w:t xml:space="preserve"> </w:t>
-      </w:r>
-      <w:r>
-        <w:t xml:space="preserve">doi:</w:t>
-      </w:r>
-      <w:del w:id="379" w:author="Samuel T Harrold">
+      <w:del w:id="385" w:author="Samuel T Harrold">
         <w:hyperlink r:id="rId143">
           <w:r>
             <w:rPr>
@@ -17057,7 +17017,7 @@
       <w:pPr>
         <w:pStyle w:val="BodyText"/>
       </w:pPr>
-      <w:del w:id="380" w:author="Samuel T Harrold">
+      <w:del w:id="386" w:author="Samuel T Harrold">
         <w:r>
           <w:delText xml:space="preserve">87. J. Yang, H. Chesbrough, P. Hurmelinna-Laukkanen.</w:delText>
         </w:r>
@@ -17105,7 +17065,7 @@
       <w:pPr>
         <w:pStyle w:val="BodyText"/>
       </w:pPr>
-      <w:ins w:id="277" w:author="Samuel T Harrold">
+      <w:ins w:id="279" w:author="Samuel T Harrold">
         <w:hyperlink r:id="rId145">
           <w:r>
             <w:rPr>
